--- a/downloads/student/ai-2-week-36.docx
+++ b/downloads/student/ai-2-week-36.docx
@@ -1857,6 +1857,16 @@
     <w:p>
       <w:r>
         <w:t>A defensible algorithmic trace does not prove B will be liked or that classroom learning improved.</w:t>
+      </w:r>
+    </w:p>
+    <w:p>
+      <w:r>
+        <w:t>Read the labelled picture: Give the original winning ID, its score, and counts of eligible, excluded and invalid rows.</w:t>
+      </w:r>
+    </w:p>
+    <w:p>
+      <w:r>
+        <w:t>Change one thing: An authorised repair converts D’s interest to integer 4. Predict the result before checking the explanation. What remains the same?</w:t>
       </w:r>
     </w:p>
     <w:p>
@@ -3891,6 +3901,187 @@
     <w:p>
       <w:r>
         <w:t>Attempt the independent case before hints. Record whether you worked alone, used a hint or followed a model. After feedback, fix the first unsupported step and explain why it changed. A later check uses a changed case, not a copied answer.</w:t>
+      </w:r>
+    </w:p>
+    <w:p>
+      <w:pPr>
+        <w:pStyle w:val="Heading1"/>
+      </w:pPr>
+      <w:r>
+        <w:t>15. Your lesson route</w:t>
+      </w:r>
+    </w:p>
+    <w:p>
+      <w:r>
+        <w:t>Start with this question: A fictional team presents its transparent book recommender on a reserved catalogue.</w:t>
+      </w:r>
+    </w:p>
+    <w:tbl>
+      <w:tblPr>
+        <w:tblStyle w:val="LightShading-Accent1"/>
+        <w:tblW w:type="auto" w:w="0"/>
+        <w:tblLook w:firstColumn="1" w:firstRow="1" w:lastColumn="0" w:lastRow="0" w:noHBand="0" w:noVBand="1" w:val="04A0"/>
+      </w:tblPr>
+      <w:tblGrid>
+        <w:gridCol w:w="5112"/>
+        <w:gridCol w:w="5112"/>
+      </w:tblGrid>
+      <w:tr>
+        <w:trPr>
+          <w:tblHeader/>
+        </w:trPr>
+        <w:tc>
+          <w:tcPr>
+            <w:tcW w:type="dxa" w:w="5112"/>
+          </w:tcPr>
+          <w:p>
+            <w:r>
+              <w:t>By the end, I can</w:t>
+            </w:r>
+          </w:p>
+        </w:tc>
+        <w:tc>
+          <w:tcPr>
+            <w:tcW w:type="dxa" w:w="5112"/>
+          </w:tcPr>
+          <w:p>
+            <w:r>
+              <w:t>How I will show it</w:t>
+            </w:r>
+          </w:p>
+        </w:tc>
+      </w:tr>
+      <w:tr>
+        <w:tc>
+          <w:tcPr>
+            <w:tcW w:type="dxa" w:w="5112"/>
+          </w:tcPr>
+          <w:p>
+            <w:r>
+              <w:t>Defend an application using reproducible evidence</w:t>
+            </w:r>
+          </w:p>
+        </w:tc>
+        <w:tc>
+          <w:tcPr>
+            <w:tcW w:type="dxa" w:w="5112"/>
+          </w:tcPr>
+          <w:p>
+            <w:r>
+              <w:t>Explain the deciding step, show a trace or test, and state one limit.</w:t>
+            </w:r>
+          </w:p>
+        </w:tc>
+      </w:tr>
+      <w:tr>
+        <w:tc>
+          <w:tcPr>
+            <w:tcW w:type="dxa" w:w="5112"/>
+          </w:tcPr>
+          <w:p>
+            <w:r>
+              <w:t>Explain failures and limits honestly</w:t>
+            </w:r>
+          </w:p>
+        </w:tc>
+        <w:tc>
+          <w:tcPr>
+            <w:tcW w:type="dxa" w:w="5112"/>
+          </w:tcPr>
+          <w:p>
+            <w:r>
+              <w:t>Explain the deciding step, show a trace or test, and state one limit.</w:t>
+            </w:r>
+          </w:p>
+        </w:tc>
+      </w:tr>
+      <w:tr>
+        <w:tc>
+          <w:tcPr>
+            <w:tcW w:type="dxa" w:w="5112"/>
+          </w:tcPr>
+          <w:p>
+            <w:r>
+              <w:t>Demonstrate a new case without hidden help</w:t>
+            </w:r>
+          </w:p>
+        </w:tc>
+        <w:tc>
+          <w:tcPr>
+            <w:tcW w:type="dxa" w:w="5112"/>
+          </w:tcPr>
+          <w:p>
+            <w:r>
+              <w:t>Explain the deciding step, show a trace or test, and state one limit.</w:t>
+            </w:r>
+          </w:p>
+        </w:tc>
+      </w:tr>
+    </w:tbl>
+    <w:p>
+      <w:r>
+        <w:t>Remember → watch and explain → try with help → investigate → try independently → keep project evidence. Your teacher may spread this lesson across several classes.</w:t>
+      </w:r>
+    </w:p>
+    <w:p>
+      <w:r>
+        <w:t>Keep your first prediction. Compare it with what the evidence shows and explain any change.</w:t>
+      </w:r>
+    </w:p>
+    <w:p>
+      <w:pPr>
+        <w:pStyle w:val="Heading1"/>
+      </w:pPr>
+      <w:r>
+        <w:t>16. Finish and return</w:t>
+      </w:r>
+    </w:p>
+    <w:p>
+      <w:r>
+        <w:t>Close your notes. Explain this goal in your own words: Defend an application using reproducible evidence</w:t>
+      </w:r>
+    </w:p>
+    <w:p>
+      <w:pPr>
+        <w:pStyle w:val="Heading3"/>
+      </w:pPr>
+      <w:r>
+        <w:t>My deciding step, evidence and one remaining question</w:t>
+      </w:r>
+    </w:p>
+    <w:p>
+      <w:r>
+        <w:t>________________________________________________________________</w:t>
+      </w:r>
+    </w:p>
+    <w:p>
+      <w:r>
+        <w:t>________________________________________________________________</w:t>
+      </w:r>
+    </w:p>
+    <w:p>
+      <w:r>
+        <w:t>________________________________________________________________</w:t>
+      </w:r>
+    </w:p>
+    <w:p>
+      <w:r>
+        <w:t>________________________________________________________________</w:t>
+      </w:r>
+    </w:p>
+    <w:p>
+      <w:r>
+        <w:t>________________________________________________________________</w:t>
+      </w:r>
+    </w:p>
+    <w:p>
+      <w:r>
+        <w:t>If you are unsure, return to the worked picture and explain one arrow. If you are ready, change an input or assumption and justify your prediction.</w:t>
+      </w:r>
+    </w:p>
+    <w:p>
+      <w:r>
+        <w:t>Save your workbook evidence. At the next review, try a different case before opening your old answer.</w:t>
       </w:r>
     </w:p>
     <w:sectPr>

--- a/downloads/student/ai-2-week-36.docx
+++ b/downloads/student/ai-2-week-36.docx
@@ -4082,6 +4082,220 @@
     <w:p>
       <w:r>
         <w:t>Save your workbook evidence. At the next review, try a different case before opening your old answer.</w:t>
+      </w:r>
+    </w:p>
+    <w:p>
+      <w:pPr>
+        <w:pStyle w:val="Heading1"/>
+      </w:pPr>
+      <w:r>
+        <w:t>17. Supported practice, repair and portfolio</w:t>
+      </w:r>
+    </w:p>
+    <w:p>
+      <w:r>
+        <w:t>Use this supported practice once, in the browser or on paper. Keep the reserved independent assessment for a separate first attempt before teacher feedback.</w:t>
+      </w:r>
+    </w:p>
+    <w:p>
+      <w:r>
+        <w:t>A fictional team presents its transparent book recommender on a reserved catalogue.</w:t>
+      </w:r>
+    </w:p>
+    <w:p>
+      <w:pPr>
+        <w:pStyle w:val="Heading3"/>
+      </w:pPr>
+      <w:r>
+        <w:t>Practice 1: explain the deciding evidence</w:t>
+      </w:r>
+    </w:p>
+    <w:p>
+      <w:r>
+        <w:t>Which labelled step matches this detail? Explain two eligible items, one page-limit exclusion and one type rejection.</w:t>
+      </w:r>
+    </w:p>
+    <w:p>
+      <w:r>
+        <w:t>1. Defend evidence</w:t>
+      </w:r>
+    </w:p>
+    <w:p>
+      <w:r>
+        <w:t>2. Validate</w:t>
+      </w:r>
+    </w:p>
+    <w:p>
+      <w:r>
+        <w:t>3. Filter</w:t>
+      </w:r>
+    </w:p>
+    <w:p>
+      <w:r>
+        <w:t>4. Rank</w:t>
+      </w:r>
+    </w:p>
+    <w:p>
+      <w:pPr>
+        <w:pStyle w:val="Heading3"/>
+      </w:pPr>
+      <w:r>
+        <w:t>My selected conclusion, deciding fact and explanation</w:t>
+      </w:r>
+    </w:p>
+    <w:p>
+      <w:r>
+        <w:t>________________________________________________________________</w:t>
+      </w:r>
+    </w:p>
+    <w:p>
+      <w:r>
+        <w:t>________________________________________________________________</w:t>
+      </w:r>
+    </w:p>
+    <w:p>
+      <w:r>
+        <w:t>________________________________________________________________</w:t>
+      </w:r>
+    </w:p>
+    <w:p>
+      <w:r>
+        <w:t>________________________________________________________________</w:t>
+      </w:r>
+    </w:p>
+    <w:p>
+      <w:r>
+        <w:t>________________________________________________________________</w:t>
+      </w:r>
+    </w:p>
+    <w:p>
+      <w:r>
+        <w:t>Hint if needed: Read the steps in the pictorial case. Match the supplied detail to the stage that performs or records it.</w:t>
+      </w:r>
+    </w:p>
+    <w:p>
+      <w:r>
+        <w:t>After your attempt, compare with the supported explanation: Defend evidence Explain two eligible items, one page-limit exclusion and one type rejection. A presentation should let someone rebuild the result from the stated contract. A’s equality is accepted; D is not silently converted; C’s high preference score cannot override the page requirement. Reversing rows must preserve B because it has the unique highest eligible score. Keep the reserved case distinct from practice demonstrations.</w:t>
+      </w:r>
+    </w:p>
+    <w:p>
+      <w:pPr>
+        <w:pStyle w:val="Heading3"/>
+      </w:pPr>
+      <w:r>
+        <w:t>Practice 2: explain the deciding evidence</w:t>
+      </w:r>
+    </w:p>
+    <w:p>
+      <w:r>
+        <w:t>Changed-case practice: An authorised repair converts D’s interest to integer 4. Which conclusion is supported by the supplied facts?</w:t>
+      </w:r>
+    </w:p>
+    <w:p>
+      <w:r>
+        <w:t>1. We can decide the result without examining the changed input or the procedure.</w:t>
+      </w:r>
+    </w:p>
+    <w:p>
+      <w:r>
+        <w:t>2. This one example guarantees correct results for every future input.</w:t>
+      </w:r>
+    </w:p>
+    <w:p>
+      <w:r>
+        <w:t>3. D becomes eligible and scores 9, so it wins.</w:t>
+      </w:r>
+    </w:p>
+    <w:p>
+      <w:pPr>
+        <w:pStyle w:val="Heading3"/>
+      </w:pPr>
+      <w:r>
+        <w:t>My selected conclusion, deciding fact and explanation</w:t>
+      </w:r>
+    </w:p>
+    <w:p>
+      <w:r>
+        <w:t>________________________________________________________________</w:t>
+      </w:r>
+    </w:p>
+    <w:p>
+      <w:r>
+        <w:t>________________________________________________________________</w:t>
+      </w:r>
+    </w:p>
+    <w:p>
+      <w:r>
+        <w:t>________________________________________________________________</w:t>
+      </w:r>
+    </w:p>
+    <w:p>
+      <w:r>
+        <w:t>________________________________________________________________</w:t>
+      </w:r>
+    </w:p>
+    <w:p>
+      <w:r>
+        <w:t>________________________________________________________________</w:t>
+      </w:r>
+    </w:p>
+    <w:p>
+      <w:r>
+        <w:t>Hint if needed: Use the changed condition and the deciding step in the pictorial trace. The answer must say what follows from those facts.</w:t>
+      </w:r>
+    </w:p>
+    <w:p>
+      <w:r>
+        <w:t>After your attempt, compare with the supported explanation: D becomes eligible and scores 9, so it wins. The evidence-backed input repair changes validation and then ranking; record this as a new case/version.</w:t>
+      </w:r>
+    </w:p>
+    <w:p>
+      <w:pPr>
+        <w:pStyle w:val="Heading3"/>
+      </w:pPr>
+      <w:r>
+        <w:t>Repair a missing building block</w:t>
+      </w:r>
+    </w:p>
+    <w:p>
+      <w:r>
+        <w:t>Review Improve and Challenge (ai-2/35). Goal: Repair a specific observed failure. Short practice: Why are tests at both 100 and 101 needed?. Return to this week and explain what you changed.</w:t>
+      </w:r>
+    </w:p>
+    <w:p>
+      <w:r>
+        <w:t>Review Build the Recommender (ai-2/33). Goal: Implement a deterministic recommender. Short practice: Explain why B does not win after D is excluded even though it has fewer pages.. Return to this week and explain what you changed.</w:t>
+      </w:r>
+    </w:p>
+    <w:p>
+      <w:r>
+        <w:t>Review Agents and Tools (ai-2/30). Goal: Explain the mechanism and terminology of state machines for bounded agents. Short practice: Can the assistant accept Trace B because its final state is done?. Return to this week and explain what you changed.</w:t>
+      </w:r>
+    </w:p>
+    <w:p>
+      <w:pPr>
+        <w:pStyle w:val="Heading3"/>
+      </w:pPr>
+      <w:r>
+        <w:t>Predict, run and debug</w:t>
+      </w:r>
+    </w:p>
+    <w:p>
+      <w:r>
+        <w:t>The browser lab lets you edit the supported Python examples already included in this lesson. Predict first, run, inspect the actual output or error, change one input, then run again. Keep code, predictions, actual results and a reasoned revision together. On paper, label your result as a trace rather than an execution.</w:t>
+      </w:r>
+    </w:p>
+    <w:p>
+      <w:pPr>
+        <w:pStyle w:val="Heading3"/>
+      </w:pPr>
+      <w:r>
+        <w:t>Keep your completed work</w:t>
+      </w:r>
+    </w:p>
+    <w:p>
+      <w:r>
+        <w:t>Use Download completed work in the hosted lesson to export your answers, reflections, practice feedback and code-run evidence. Open the HTML copy to read or print it. Drafts stay in this browser when storage is available; clear drafts on a shared device.</w:t>
       </w:r>
     </w:p>
     <w:sectPr>

--- a/downloads/student/ai-2-week-36.docx
+++ b/downloads/student/ai-2-week-36.docx
@@ -42,6 +42,11 @@
       </w:r>
     </w:p>
     <w:p>
+      <w:r>
+        <w:t>Start with the target: Defend an application using reproducible evidence. Try the recall before opening notes.</w:t>
+      </w:r>
+    </w:p>
+    <w:p>
       <w:pPr>
         <w:pStyle w:val="Heading3"/>
       </w:pPr>
@@ -50,17 +55,47 @@
       </w:r>
     </w:p>
     <w:p>
-      <w:r>
-        <w:t>I can defend an application using reproducible evidence.</w:t>
-      </w:r>
-    </w:p>
-    <w:p>
-      <w:r>
+      <w:pPr>
+        <w:spacing w:line="336" w:lineRule="auto" w:after="180"/>
+      </w:pPr>
+      <w:r>
+        <w:rPr>
+          <w:b w:val="0"/>
+        </w:rPr>
+        <w:t xml:space="preserve">I can defend an application using reproducible </w:t>
+      </w:r>
+      <w:r>
+        <w:rPr>
+          <w:b/>
+        </w:rPr>
+        <w:t>evidence</w:t>
+      </w:r>
+      <w:r>
+        <w:rPr>
+          <w:b w:val="0"/>
+        </w:rPr>
+        <w:t>.</w:t>
+      </w:r>
+    </w:p>
+    <w:p>
+      <w:pPr>
+        <w:spacing w:line="336" w:lineRule="auto" w:after="180"/>
+      </w:pPr>
+      <w:r>
+        <w:rPr>
+          <w:b w:val="0"/>
+        </w:rPr>
         <w:t>I can explain failures and limits honestly.</w:t>
       </w:r>
     </w:p>
     <w:p>
-      <w:r>
+      <w:pPr>
+        <w:spacing w:line="336" w:lineRule="auto" w:after="180"/>
+      </w:pPr>
+      <w:r>
+        <w:rPr>
+          <w:b w:val="0"/>
+        </w:rPr>
         <w:t>I can demonstrate a new case without hidden help.</w:t>
       </w:r>
     </w:p>
@@ -73,38 +108,128 @@
       </w:r>
     </w:p>
     <w:p>
-      <w:r>
+      <w:pPr>
+        <w:spacing w:line="336" w:lineRule="auto" w:after="180"/>
+      </w:pPr>
+      <w:r>
+        <w:rPr>
+          <w:b w:val="0"/>
+        </w:rPr>
         <w:t>Close your notes first. A rough first answer helps us choose the right starting point; it is not a score for your ability.</w:t>
       </w:r>
     </w:p>
     <w:p>
-      <w:r>
+      <w:pPr>
+        <w:spacing w:line="336" w:lineRule="auto" w:after="180"/>
+      </w:pPr>
+      <w:r>
+        <w:rPr>
+          <w:b w:val="0"/>
+        </w:rPr>
         <w:t>Without opening the old lesson, explain one key idea from Improve and Challenge. Give an example and a mistake that the idea helps you avoid.</w:t>
       </w:r>
     </w:p>
     <w:p>
-      <w:r>
+      <w:pPr>
+        <w:spacing w:line="336" w:lineRule="auto" w:after="180"/>
+      </w:pPr>
+      <w:r>
+        <w:rPr>
+          <w:b w:val="0"/>
+        </w:rPr>
         <w:t>Without opening the old lesson, explain one key idea from Build the Recommender. Give an example and a mistake that the idea helps you avoid.</w:t>
       </w:r>
     </w:p>
     <w:p>
-      <w:r>
+      <w:pPr>
+        <w:spacing w:line="336" w:lineRule="auto" w:after="180"/>
+      </w:pPr>
+      <w:r>
+        <w:rPr>
+          <w:b w:val="0"/>
+        </w:rPr>
         <w:t>Without opening the old lesson, explain one key idea from Agents and Tools. Give an example and a mistake that the idea helps you avoid.</w:t>
       </w:r>
     </w:p>
     <w:p>
-      <w:r>
-        <w:t>After trying, check the relevant lesson or ask your teacher. Change the part of your explanation that the evidence shows was wrong.</w:t>
-      </w:r>
-    </w:p>
-    <w:p>
-      <w:r>
-        <w:t>Week 36: Capstone Expo</w:t>
-      </w:r>
-    </w:p>
-    <w:p>
-      <w:r>
-        <w:t>Ownership is demonstrated by a fresh recommendation and evidence-based defense.</w:t>
+      <w:pPr>
+        <w:spacing w:line="336" w:lineRule="auto" w:after="180"/>
+      </w:pPr>
+      <w:r>
+        <w:rPr>
+          <w:b w:val="0"/>
+        </w:rPr>
+        <w:t xml:space="preserve">After trying, check the relevant lesson or ask your teacher. Change the part of your explanation that the </w:t>
+      </w:r>
+      <w:r>
+        <w:rPr>
+          <w:b/>
+        </w:rPr>
+        <w:t>evidence</w:t>
+      </w:r>
+      <w:r>
+        <w:rPr>
+          <w:b w:val="0"/>
+        </w:rPr>
+        <w:t xml:space="preserve"> shows was wrong.</w:t>
+      </w:r>
+    </w:p>
+    <w:p>
+      <w:pPr>
+        <w:spacing w:line="336" w:lineRule="auto" w:after="180"/>
+      </w:pPr>
+      <w:r>
+        <w:rPr>
+          <w:b w:val="0"/>
+        </w:rPr>
+        <w:t xml:space="preserve">Week 36: </w:t>
+      </w:r>
+      <w:r>
+        <w:rPr>
+          <w:b/>
+        </w:rPr>
+        <w:t>Capstone</w:t>
+      </w:r>
+      <w:r>
+        <w:rPr>
+          <w:b w:val="0"/>
+        </w:rPr>
+        <w:t xml:space="preserve"> Expo</w:t>
+      </w:r>
+    </w:p>
+    <w:p>
+      <w:pPr>
+        <w:spacing w:line="336" w:lineRule="auto" w:after="180"/>
+      </w:pPr>
+      <w:r>
+        <w:rPr>
+          <w:b w:val="0"/>
+        </w:rPr>
+        <w:t xml:space="preserve">Ownership is demonstrated by a fresh recommendation and </w:t>
+      </w:r>
+      <w:r>
+        <w:rPr>
+          <w:b/>
+        </w:rPr>
+        <w:t>evidence</w:t>
+      </w:r>
+      <w:r>
+        <w:rPr>
+          <w:b w:val="0"/>
+        </w:rPr>
+        <w:t xml:space="preserve">-based </w:t>
+      </w:r>
+      <w:r>
+        <w:rPr>
+          <w:b/>
+        </w:rPr>
+        <w:t>defense</w:t>
+      </w:r>
+      <w:r>
+        <w:rPr>
+          <w:b w:val="0"/>
+        </w:rPr>
+        <w:t>.</w:t>
       </w:r>
     </w:p>
     <w:p>
@@ -144,17 +269,35 @@
       </w:r>
     </w:p>
     <w:p>
-      <w:r>
+      <w:pPr>
+        <w:spacing w:line="336" w:lineRule="auto" w:after="180"/>
+      </w:pPr>
+      <w:r>
+        <w:rPr>
+          <w:b/>
+        </w:rPr>
         <w:t>THINKER MISSION</w:t>
       </w:r>
     </w:p>
     <w:p>
-      <w:r>
+      <w:pPr>
+        <w:spacing w:line="336" w:lineRule="auto" w:after="180"/>
+      </w:pPr>
+      <w:r>
+        <w:rPr>
+          <w:b w:val="0"/>
+        </w:rPr>
         <w:t>Demo, calculate, critique, and answer an unseen user case.</w:t>
       </w:r>
     </w:p>
     <w:p>
-      <w:r>
+      <w:pPr>
+        <w:spacing w:line="336" w:lineRule="auto" w:after="180"/>
+      </w:pPr>
+      <w:r>
+        <w:rPr>
+          <w:b w:val="0"/>
+        </w:rPr>
         <w:t>Thinker name and date:</w:t>
       </w:r>
     </w:p>
@@ -200,7 +343,14 @@
       </w:r>
     </w:p>
     <w:p>
-      <w:r>
+      <w:pPr>
+        <w:spacing w:line="336" w:lineRule="auto" w:after="180"/>
+        <w:shd w:fill="F5F1FB"/>
+      </w:pPr>
+      <w:r>
+        <w:rPr>
+          <w:b w:val="0"/>
+        </w:rPr>
         <w:t>What makes a project result reproducible?</w:t>
       </w:r>
     </w:p>
@@ -213,7 +363,13 @@
       </w:r>
     </w:p>
     <w:p>
-      <w:r>
+      <w:pPr>
+        <w:spacing w:line="336" w:lineRule="auto" w:after="180"/>
+      </w:pPr>
+      <w:r>
+        <w:rPr>
+          <w:b w:val="0"/>
+        </w:rPr>
         <w:t>By the end, I can defend a complete recommendation with validation, eligibility and reproducible ranking.</w:t>
       </w:r>
     </w:p>
@@ -227,17 +383,52 @@
     </w:p>
     <w:p>
       <w:r>
+        <w:t>Investigate the supplied Capstone Expo case. Separate observations, given facts and assumptions before choosing an explanation.</w:t>
+      </w:r>
+    </w:p>
+    <w:p>
+      <w:pPr>
+        <w:spacing w:line="336" w:lineRule="auto" w:after="180"/>
+      </w:pPr>
+      <w:r>
+        <w:rPr>
+          <w:b/>
+        </w:rPr>
         <w:t>PICTURE STORY</w:t>
       </w:r>
     </w:p>
     <w:p>
-      <w:r>
+      <w:pPr>
+        <w:spacing w:line="336" w:lineRule="auto" w:after="180"/>
+      </w:pPr>
+      <w:r>
+        <w:rPr>
+          <w:b w:val="0"/>
+        </w:rPr>
         <w:t>Notice → Predict → Explain</w:t>
       </w:r>
     </w:p>
     <w:p>
-      <w:r>
-        <w:t>Begin with visible evidence. Do not explain more than the picture and information support.</w:t>
+      <w:pPr>
+        <w:spacing w:line="336" w:lineRule="auto" w:after="180"/>
+      </w:pPr>
+      <w:r>
+        <w:rPr>
+          <w:b w:val="0"/>
+        </w:rPr>
+        <w:t xml:space="preserve">Begin with visible </w:t>
+      </w:r>
+      <w:r>
+        <w:rPr>
+          <w:b/>
+        </w:rPr>
+        <w:t>evidence</w:t>
+      </w:r>
+      <w:r>
+        <w:rPr>
+          <w:b w:val="0"/>
+        </w:rPr>
+        <w:t>. Do not explain more than the picture and information support.</w:t>
       </w:r>
     </w:p>
     <w:p>
@@ -277,18 +468,82 @@
       </w:r>
     </w:p>
     <w:p>
-      <w:r>
+      <w:pPr>
+        <w:pStyle w:val="Heading3"/>
+      </w:pPr>
+      <w:r>
+        <w:t>Start with this puzzle</w:t>
+      </w:r>
+    </w:p>
+    <w:p>
+      <w:pPr>
+        <w:spacing w:line="336" w:lineRule="auto" w:after="180"/>
+        <w:shd w:fill="F1F6FC"/>
+      </w:pPr>
+      <w:r>
+        <w:rPr>
+          <w:b w:val="0"/>
+        </w:rPr>
         <w:t>MYSTERY</w:t>
       </w:r>
     </w:p>
     <w:p>
-      <w:r>
-        <w:t>The learners must use capstone expo to solve a problem. What information do they have? What decision or calculation do they make? What would count as evidence that it worked?</w:t>
-      </w:r>
-    </w:p>
-    <w:p>
-      <w:r>
-        <w:t>Three observations (what you can point to):</w:t>
+      <w:pPr>
+        <w:spacing w:line="336" w:lineRule="auto" w:after="180"/>
+        <w:shd w:fill="F5F1FB"/>
+      </w:pPr>
+      <w:r>
+        <w:rPr>
+          <w:b w:val="0"/>
+        </w:rPr>
+        <w:t xml:space="preserve">The learners must use </w:t>
+      </w:r>
+      <w:r>
+        <w:rPr>
+          <w:b/>
+        </w:rPr>
+        <w:t>capstone</w:t>
+      </w:r>
+      <w:r>
+        <w:rPr>
+          <w:b w:val="0"/>
+        </w:rPr>
+        <w:t xml:space="preserve"> expo to solve a problem. What information do they have? What decision or calculation do they make? What would count as </w:t>
+      </w:r>
+      <w:r>
+        <w:rPr>
+          <w:b/>
+        </w:rPr>
+        <w:t>evidence</w:t>
+      </w:r>
+      <w:r>
+        <w:rPr>
+          <w:b w:val="0"/>
+        </w:rPr>
+        <w:t xml:space="preserve"> that it worked?</w:t>
+      </w:r>
+    </w:p>
+    <w:p>
+      <w:pPr>
+        <w:spacing w:line="336" w:lineRule="auto" w:after="180"/>
+      </w:pPr>
+      <w:r>
+        <w:rPr>
+          <w:b w:val="0"/>
+        </w:rPr>
+        <w:t xml:space="preserve">Three </w:t>
+      </w:r>
+      <w:r>
+        <w:rPr>
+          <w:b/>
+        </w:rPr>
+        <w:t>observation</w:t>
+      </w:r>
+      <w:r>
+        <w:rPr>
+          <w:b w:val="0"/>
+        </w:rPr>
+        <w:t>s (what you can point to):</w:t>
       </w:r>
     </w:p>
     <w:p>
@@ -325,8 +580,26 @@
       </w:r>
     </w:p>
     <w:p>
-      <w:r>
-        <w:t>My prediction and the clue supporting it:</w:t>
+      <w:pPr>
+        <w:spacing w:line="336" w:lineRule="auto" w:after="180"/>
+      </w:pPr>
+      <w:r>
+        <w:rPr>
+          <w:b w:val="0"/>
+        </w:rPr>
+        <w:t xml:space="preserve">My </w:t>
+      </w:r>
+      <w:r>
+        <w:rPr>
+          <w:b/>
+        </w:rPr>
+        <w:t>prediction</w:t>
+      </w:r>
+      <w:r>
+        <w:rPr>
+          <w:b w:val="0"/>
+        </w:rPr>
+        <w:t xml:space="preserve"> and the clue supporting it:</w:t>
       </w:r>
     </w:p>
     <w:p>
@@ -371,8 +644,61 @@
       </w:r>
     </w:p>
     <w:p>
-      <w:r>
-        <w:t>Finish the fictional activity chooser with a short evidence-based presentation and a reproducible handover. Show the purpose, contract, pipeline, one ordinary trace, one boundary or failure case, improvements and remaining limits. A working demonstration supports a software claim, not a claim of proven learning benefit.</w:t>
+      <w:pPr>
+        <w:spacing w:line="336" w:lineRule="auto" w:after="180"/>
+      </w:pPr>
+      <w:r>
+        <w:rPr>
+          <w:b w:val="0"/>
+        </w:rPr>
+        <w:t xml:space="preserve">Finish the fictional activity chooser with a short </w:t>
+      </w:r>
+      <w:r>
+        <w:rPr>
+          <w:b/>
+        </w:rPr>
+        <w:t>evidence</w:t>
+      </w:r>
+      <w:r>
+        <w:rPr>
+          <w:b w:val="0"/>
+        </w:rPr>
+        <w:t xml:space="preserve">-based presentation and a reproducible </w:t>
+      </w:r>
+      <w:r>
+        <w:rPr>
+          <w:b/>
+        </w:rPr>
+        <w:t>handover</w:t>
+      </w:r>
+      <w:r>
+        <w:rPr>
+          <w:b w:val="0"/>
+        </w:rPr>
+        <w:t>.</w:t>
+      </w:r>
+    </w:p>
+    <w:p>
+      <w:pPr>
+        <w:spacing w:line="336" w:lineRule="auto" w:after="180"/>
+      </w:pPr>
+      <w:r>
+        <w:rPr>
+          <w:b w:val="0"/>
+        </w:rPr>
+        <w:t xml:space="preserve">Show the purpose, contract, pipeline, one ordinary trace, one boundary or failure case, improvements and remaining limits. A working </w:t>
+      </w:r>
+      <w:r>
+        <w:rPr>
+          <w:b/>
+        </w:rPr>
+        <w:t>demonstration</w:t>
+      </w:r>
+      <w:r>
+        <w:rPr>
+          <w:b w:val="0"/>
+        </w:rPr>
+        <w:t xml:space="preserve"> supports a software claim, not a claim of proven learning benefit.</w:t>
       </w:r>
     </w:p>
     <w:p>
@@ -385,16 +711,69 @@
     </w:p>
     <w:p>
       <w:r>
-        <w:t>VISUAL MECHANISM</w:t>
-      </w:r>
-    </w:p>
-    <w:p>
-      <w:r>
-        <w:t>Input → Process → Output</w:t>
-      </w:r>
-    </w:p>
-    <w:p>
-      <w:r>
+        <w:t>Follow the mechanism for Capstone Expo. Connect each labelled input, deciding step and result.</w:t>
+      </w:r>
+    </w:p>
+    <w:p>
+      <w:pPr>
+        <w:spacing w:line="336" w:lineRule="auto" w:after="180"/>
+      </w:pPr>
+      <w:r>
+        <w:rPr>
+          <w:b/>
+        </w:rPr>
+        <w:t xml:space="preserve">VISUAL </w:t>
+      </w:r>
+      <w:r>
+        <w:rPr>
+          <w:b/>
+        </w:rPr>
+        <w:t>MECHANISM</w:t>
+      </w:r>
+    </w:p>
+    <w:p>
+      <w:pPr>
+        <w:spacing w:line="336" w:lineRule="auto" w:after="180"/>
+      </w:pPr>
+      <w:r>
+        <w:rPr>
+          <w:b/>
+        </w:rPr>
+        <w:t>Input</w:t>
+      </w:r>
+      <w:r>
+        <w:rPr>
+          <w:b w:val="0"/>
+        </w:rPr>
+        <w:t xml:space="preserve"> → </w:t>
+      </w:r>
+      <w:r>
+        <w:rPr>
+          <w:b/>
+        </w:rPr>
+        <w:t>Process</w:t>
+      </w:r>
+      <w:r>
+        <w:rPr>
+          <w:b w:val="0"/>
+        </w:rPr>
+        <w:t xml:space="preserve"> → </w:t>
+      </w:r>
+      <w:r>
+        <w:rPr>
+          <w:b/>
+        </w:rPr>
+        <w:t>Output</w:t>
+      </w:r>
+    </w:p>
+    <w:p>
+      <w:pPr>
+        <w:spacing w:line="336" w:lineRule="auto" w:after="180"/>
+      </w:pPr>
+      <w:r>
+        <w:rPr>
+          <w:b w:val="0"/>
+        </w:rPr>
         <w:t>Trace the information. At each stage, ask what changed and how you could test it.</w:t>
       </w:r>
     </w:p>
@@ -435,7 +814,13 @@
       </w:r>
     </w:p>
     <w:p>
-      <w:r>
+      <w:pPr>
+        <w:spacing w:line="336" w:lineRule="auto" w:after="180"/>
+      </w:pPr>
+      <w:r>
+        <w:rPr>
+          <w:b w:val="0"/>
+        </w:rPr>
         <w:t>↓</w:t>
       </w:r>
     </w:p>
@@ -476,7 +861,13 @@
       </w:r>
     </w:p>
     <w:p>
-      <w:r>
+      <w:pPr>
+        <w:spacing w:line="336" w:lineRule="auto" w:after="180"/>
+      </w:pPr>
+      <w:r>
+        <w:rPr>
+          <w:b w:val="0"/>
+        </w:rPr>
         <w:t>↓</w:t>
       </w:r>
     </w:p>
@@ -517,7 +908,13 @@
       </w:r>
     </w:p>
     <w:p>
-      <w:r>
+      <w:pPr>
+        <w:spacing w:line="336" w:lineRule="auto" w:after="180"/>
+      </w:pPr>
+      <w:r>
+        <w:rPr>
+          <w:b w:val="0"/>
+        </w:rPr>
         <w:t>Which stage could fail even when the other two are correct? Explain:</w:t>
       </w:r>
     </w:p>
@@ -736,8 +1133,37 @@
       </w:r>
     </w:p>
     <w:p>
-      <w:r>
-        <w:t>The example report prints A 8 and its counts are internally consistent. These checks do not prove A is the correct winner; the input records and scoring trace are also needed. Keep raw fictional data, source code, settings, test results and change log together.</w:t>
+      <w:pPr>
+        <w:spacing w:line="336" w:lineRule="auto" w:after="180"/>
+      </w:pPr>
+      <w:r>
+        <w:rPr>
+          <w:b w:val="0"/>
+        </w:rPr>
+        <w:t xml:space="preserve">The example report prints A 8 and its counts are internally consistent. These checks do not prove A is the correct winner; the </w:t>
+      </w:r>
+      <w:r>
+        <w:rPr>
+          <w:b/>
+        </w:rPr>
+        <w:t>input</w:t>
+      </w:r>
+      <w:r>
+        <w:rPr>
+          <w:b w:val="0"/>
+        </w:rPr>
+        <w:t xml:space="preserve"> records and scoring trace are also needed.</w:t>
+      </w:r>
+    </w:p>
+    <w:p>
+      <w:pPr>
+        <w:spacing w:line="336" w:lineRule="auto" w:after="180"/>
+      </w:pPr>
+      <w:r>
+        <w:rPr>
+          <w:b w:val="0"/>
+        </w:rPr>
+        <w:t>Keep raw fictional data, source code, settings, test results and change log together.</w:t>
       </w:r>
     </w:p>
     <w:p>
@@ -749,8 +1175,72 @@
       </w:r>
     </w:p>
     <w:p>
-      <w:r>
-        <w:t>A useful handover joins a claim to its evidence. Show the fictional input records, the policy and version, which records passed validation, which met the time limit, the scores and any tie decision. Then show the report. Its counts should agree, but consistent counts alone do not prove the selected item is correct. Include an earlier failure and repair, and separate demonstrated software behaviour from educational benefits that have not been measured.</w:t>
+      <w:pPr>
+        <w:spacing w:line="336" w:lineRule="auto" w:after="180"/>
+      </w:pPr>
+      <w:r>
+        <w:rPr>
+          <w:b w:val="0"/>
+        </w:rPr>
+        <w:t xml:space="preserve">A useful </w:t>
+      </w:r>
+      <w:r>
+        <w:rPr>
+          <w:b/>
+        </w:rPr>
+        <w:t>handover</w:t>
+      </w:r>
+      <w:r>
+        <w:rPr>
+          <w:b w:val="0"/>
+        </w:rPr>
+        <w:t xml:space="preserve"> joins a claim to its </w:t>
+      </w:r>
+      <w:r>
+        <w:rPr>
+          <w:b/>
+        </w:rPr>
+        <w:t>evidence</w:t>
+      </w:r>
+      <w:r>
+        <w:rPr>
+          <w:b w:val="0"/>
+        </w:rPr>
+        <w:t xml:space="preserve">. Show the fictional </w:t>
+      </w:r>
+      <w:r>
+        <w:rPr>
+          <w:b/>
+        </w:rPr>
+        <w:t>input</w:t>
+      </w:r>
+      <w:r>
+        <w:rPr>
+          <w:b w:val="0"/>
+        </w:rPr>
+        <w:t xml:space="preserve"> records, the policy and version, which records passed validation, which met the time limit, the scores and any tie decision. Then show the report.</w:t>
+      </w:r>
+    </w:p>
+    <w:p>
+      <w:pPr>
+        <w:spacing w:line="336" w:lineRule="auto" w:after="180"/>
+      </w:pPr>
+      <w:r>
+        <w:rPr>
+          <w:b w:val="0"/>
+        </w:rPr>
+        <w:t>Its counts should agree, but consistent counts alone do not prove the selected item is correct.</w:t>
+      </w:r>
+    </w:p>
+    <w:p>
+      <w:pPr>
+        <w:spacing w:line="336" w:lineRule="auto" w:after="180"/>
+      </w:pPr>
+      <w:r>
+        <w:rPr>
+          <w:b w:val="0"/>
+        </w:rPr>
+        <w:t>Include an earlier failure and repair, and separate demonstrated software behaviour from educational benefits that have not been measured.</w:t>
       </w:r>
     </w:p>
     <w:p>
@@ -762,8 +1252,26 @@
       </w:r>
     </w:p>
     <w:p>
-      <w:r>
-        <w:t>Point to the input, the deciding step and the result in this week’s visual. Explain the same step in ordinary words. A picture helps when you can say what each part represents.</w:t>
+      <w:pPr>
+        <w:spacing w:line="336" w:lineRule="auto" w:after="180"/>
+      </w:pPr>
+      <w:r>
+        <w:rPr>
+          <w:b w:val="0"/>
+        </w:rPr>
+        <w:t xml:space="preserve">Point to the </w:t>
+      </w:r>
+      <w:r>
+        <w:rPr>
+          <w:b/>
+        </w:rPr>
+        <w:t>input</w:t>
+      </w:r>
+      <w:r>
+        <w:rPr>
+          <w:b w:val="0"/>
+        </w:rPr>
+        <w:t>, the deciding step and the result in this week’s visual. Explain the same step in ordinary words. A picture helps when you can say what each part represents.</w:t>
       </w:r>
     </w:p>
     <w:p>
@@ -776,16 +1284,54 @@
     </w:p>
     <w:p>
       <w:r>
+        <w:t>Compare the supplied cases for Capstone Expo. Identify the detail that changes the conclusion.</w:t>
+      </w:r>
+    </w:p>
+    <w:p>
+      <w:pPr>
+        <w:pStyle w:val="Heading3"/>
+      </w:pPr>
+      <w:r>
+        <w:t>The case to investigate</w:t>
+      </w:r>
+    </w:p>
+    <w:p>
+      <w:pPr>
+        <w:spacing w:line="336" w:lineRule="auto" w:after="180"/>
+        <w:shd w:fill="F1F6FC"/>
+      </w:pPr>
+      <w:r>
+        <w:rPr>
+          <w:b w:val="0"/>
+        </w:rPr>
         <w:t>CASE GALLERY</w:t>
       </w:r>
     </w:p>
     <w:p>
-      <w:r>
-        <w:t>Four Tests, Four Kinds of Evidence</w:t>
-      </w:r>
-    </w:p>
-    <w:p>
-      <w:r>
+      <w:pPr>
+        <w:spacing w:line="336" w:lineRule="auto" w:after="180"/>
+      </w:pPr>
+      <w:r>
+        <w:rPr>
+          <w:b w:val="0"/>
+        </w:rPr>
+        <w:t xml:space="preserve">Four Tests, Four Kinds of </w:t>
+      </w:r>
+      <w:r>
+        <w:rPr>
+          <w:b/>
+        </w:rPr>
+        <w:t>Evidence</w:t>
+      </w:r>
+    </w:p>
+    <w:p>
+      <w:pPr>
+        <w:spacing w:line="336" w:lineRule="auto" w:after="180"/>
+      </w:pPr>
+      <w:r>
+        <w:rPr>
+          <w:b w:val="0"/>
+        </w:rPr>
         <w:t>A system is not understood until it survives more than one comfortable example.</w:t>
       </w:r>
     </w:p>
@@ -862,8 +1408,47 @@
       </w:r>
     </w:p>
     <w:p>
-      <w:r>
-        <w:t>NORMAL CASE: predict and name evidence.     BOUNDARY CASE: predict and name evidence.</w:t>
+      <w:pPr>
+        <w:pStyle w:val="Heading3"/>
+      </w:pPr>
+      <w:r>
+        <w:t>The normal case</w:t>
+      </w:r>
+    </w:p>
+    <w:p>
+      <w:pPr>
+        <w:spacing w:line="336" w:lineRule="auto" w:after="180"/>
+        <w:shd w:fill="F1F6FC"/>
+      </w:pPr>
+      <w:r>
+        <w:rPr>
+          <w:b w:val="0"/>
+        </w:rPr>
+        <w:t xml:space="preserve">NORMAL CASE: predict and name </w:t>
+      </w:r>
+      <w:r>
+        <w:rPr>
+          <w:b/>
+        </w:rPr>
+        <w:t>evidence</w:t>
+      </w:r>
+      <w:r>
+        <w:rPr>
+          <w:b w:val="0"/>
+        </w:rPr>
+        <w:t xml:space="preserve">.     BOUNDARY CASE: predict and name </w:t>
+      </w:r>
+      <w:r>
+        <w:rPr>
+          <w:b/>
+        </w:rPr>
+        <w:t>evidence</w:t>
+      </w:r>
+      <w:r>
+        <w:rPr>
+          <w:b w:val="0"/>
+        </w:rPr>
+        <w:t>.</w:t>
       </w:r>
     </w:p>
     <w:p>
@@ -939,12 +1524,70 @@
       </w:r>
     </w:p>
     <w:p>
-      <w:r>
-        <w:t>MISSING INFORMATION: predict and name evidence.     TRANSFER CASE: predict and name evidence.</w:t>
-      </w:r>
-    </w:p>
-    <w:p>
-      <w:r>
+      <w:pPr>
+        <w:pStyle w:val="Heading3"/>
+      </w:pPr>
+      <w:r>
+        <w:t>Check missing information</w:t>
+      </w:r>
+    </w:p>
+    <w:p>
+      <w:pPr>
+        <w:spacing w:line="336" w:lineRule="auto" w:after="180"/>
+        <w:shd w:fill="FFF5E6"/>
+      </w:pPr>
+      <w:r>
+        <w:rPr>
+          <w:b w:val="0"/>
+        </w:rPr>
+        <w:t xml:space="preserve">MISSING INFORMATION: predict and name </w:t>
+      </w:r>
+      <w:r>
+        <w:rPr>
+          <w:b/>
+        </w:rPr>
+        <w:t>evidence</w:t>
+      </w:r>
+      <w:r>
+        <w:rPr>
+          <w:b w:val="0"/>
+        </w:rPr>
+        <w:t xml:space="preserve">.     </w:t>
+      </w:r>
+      <w:r>
+        <w:rPr>
+          <w:b/>
+        </w:rPr>
+        <w:t>TRANSFER</w:t>
+      </w:r>
+      <w:r>
+        <w:rPr>
+          <w:b w:val="0"/>
+        </w:rPr>
+        <w:t xml:space="preserve"> CASE: predict and name </w:t>
+      </w:r>
+      <w:r>
+        <w:rPr>
+          <w:b/>
+        </w:rPr>
+        <w:t>evidence</w:t>
+      </w:r>
+      <w:r>
+        <w:rPr>
+          <w:b w:val="0"/>
+        </w:rPr>
+        <w:t>.</w:t>
+      </w:r>
+    </w:p>
+    <w:p>
+      <w:pPr>
+        <w:spacing w:line="336" w:lineRule="auto" w:after="180"/>
+        <w:shd w:fill="F5F1FB"/>
+      </w:pPr>
+      <w:r>
+        <w:rPr>
+          <w:b w:val="0"/>
+        </w:rPr>
         <w:t>Which case is most likely to reveal a hidden assumption? Why?</w:t>
       </w:r>
     </w:p>
@@ -990,18 +1633,93 @@
       </w:r>
     </w:p>
     <w:p>
-      <w:r>
+      <w:pPr>
+        <w:pStyle w:val="Heading3"/>
+      </w:pPr>
+      <w:r>
+        <w:t>Change one thing</w:t>
+      </w:r>
+    </w:p>
+    <w:p>
+      <w:pPr>
+        <w:spacing w:line="336" w:lineRule="auto" w:after="180"/>
+        <w:shd w:fill="F5F1FB"/>
+      </w:pPr>
+      <w:r>
+        <w:rPr>
+          <w:b w:val="0"/>
+        </w:rPr>
         <w:t>Change: An authorised repair converts D’s interest to integer 4.</w:t>
       </w:r>
     </w:p>
     <w:p>
-      <w:r>
-        <w:t>Prediction: D becomes eligible and scores 9, so it wins.</w:t>
-      </w:r>
-    </w:p>
-    <w:p>
-      <w:r>
-        <w:t>Reason: The evidence-backed input repair changes validation and then ranking; record this as a new case/version.</w:t>
+      <w:pPr>
+        <w:pStyle w:val="Heading3"/>
+      </w:pPr>
+      <w:r>
+        <w:t>Predicted result</w:t>
+      </w:r>
+    </w:p>
+    <w:p>
+      <w:pPr>
+        <w:spacing w:line="336" w:lineRule="auto" w:after="180"/>
+        <w:shd w:fill="F1F6FC"/>
+      </w:pPr>
+      <w:r>
+        <w:rPr>
+          <w:b/>
+        </w:rPr>
+        <w:t>Prediction</w:t>
+      </w:r>
+      <w:r>
+        <w:rPr>
+          <w:b w:val="0"/>
+        </w:rPr>
+        <w:t>: D becomes eligible and scores 9, so it wins.</w:t>
+      </w:r>
+    </w:p>
+    <w:p>
+      <w:pPr>
+        <w:pStyle w:val="Heading3"/>
+      </w:pPr>
+      <w:r>
+        <w:t>Why the result follows</w:t>
+      </w:r>
+    </w:p>
+    <w:p>
+      <w:pPr>
+        <w:spacing w:line="336" w:lineRule="auto" w:after="180"/>
+        <w:shd w:fill="F1F6FC"/>
+      </w:pPr>
+      <w:r>
+        <w:rPr>
+          <w:b w:val="0"/>
+        </w:rPr>
+        <w:t xml:space="preserve">Reason: The </w:t>
+      </w:r>
+      <w:r>
+        <w:rPr>
+          <w:b/>
+        </w:rPr>
+        <w:t>evidence</w:t>
+      </w:r>
+      <w:r>
+        <w:rPr>
+          <w:b w:val="0"/>
+        </w:rPr>
+        <w:t xml:space="preserve">-backed </w:t>
+      </w:r>
+      <w:r>
+        <w:rPr>
+          <w:b/>
+        </w:rPr>
+        <w:t>input</w:t>
+      </w:r>
+      <w:r>
+        <w:rPr>
+          <w:b w:val="0"/>
+        </w:rPr>
+        <w:t xml:space="preserve"> repair changes validation and then ranking; record this as a new case/version.</w:t>
       </w:r>
     </w:p>
     <w:p>
@@ -1014,16 +1732,39 @@
     </w:p>
     <w:p>
       <w:r>
+        <w:t>Use the vocabulary of Capstone Expo to explain a concrete decision, rather than only memorising definitions.</w:t>
+      </w:r>
+    </w:p>
+    <w:p>
+      <w:pPr>
+        <w:spacing w:line="336" w:lineRule="auto" w:after="180"/>
+      </w:pPr>
+      <w:r>
+        <w:rPr>
+          <w:b/>
+        </w:rPr>
         <w:t>VOCABULARY LAB</w:t>
       </w:r>
     </w:p>
     <w:p>
-      <w:r>
+      <w:pPr>
+        <w:spacing w:line="336" w:lineRule="auto" w:after="180"/>
+      </w:pPr>
+      <w:r>
+        <w:rPr>
+          <w:b w:val="0"/>
+        </w:rPr>
         <w:t>Words You Can Use to Reason</w:t>
       </w:r>
     </w:p>
     <w:p>
-      <w:r>
+      <w:pPr>
+        <w:spacing w:line="336" w:lineRule="auto" w:after="180"/>
+      </w:pPr>
+      <w:r>
+        <w:rPr>
+          <w:b w:val="0"/>
+        </w:rPr>
         <w:t>A definition matters when you can recognize the idea, use it, and contrast it with a near-miss.</w:t>
       </w:r>
     </w:p>
@@ -1458,17 +2199,58 @@
     </w:p>
     <w:p>
       <w:r>
-        <w:t>WORKED EVIDENCE</w:t>
-      </w:r>
-    </w:p>
-    <w:p>
-      <w:r>
+        <w:t>Follow the worked trace for Capstone Expo, predict a step, then compare with its explanation.</w:t>
+      </w:r>
+    </w:p>
+    <w:p>
+      <w:pPr>
+        <w:spacing w:line="336" w:lineRule="auto" w:after="180"/>
+      </w:pPr>
+      <w:r>
+        <w:rPr>
+          <w:b/>
+        </w:rPr>
+        <w:t xml:space="preserve">WORKED </w:t>
+      </w:r>
+      <w:r>
+        <w:rPr>
+          <w:b/>
+        </w:rPr>
+        <w:t>EVIDENCE</w:t>
+      </w:r>
+    </w:p>
+    <w:p>
+      <w:pPr>
+        <w:spacing w:line="336" w:lineRule="auto" w:after="180"/>
+      </w:pPr>
+      <w:r>
+        <w:rPr>
+          <w:b w:val="0"/>
+        </w:rPr>
         <w:t>Reason Step by Step</w:t>
       </w:r>
     </w:p>
     <w:p>
-      <w:r>
-        <w:t>Predict first. Then check each step. A correct answer without visible reasoning is incomplete evidence.</w:t>
+      <w:pPr>
+        <w:spacing w:line="336" w:lineRule="auto" w:after="180"/>
+      </w:pPr>
+      <w:r>
+        <w:rPr>
+          <w:b w:val="0"/>
+        </w:rPr>
+        <w:t xml:space="preserve">Predict first. Then check each step. A correct answer without visible reasoning is incomplete </w:t>
+      </w:r>
+      <w:r>
+        <w:rPr>
+          <w:b/>
+        </w:rPr>
+        <w:t>evidence</w:t>
+      </w:r>
+      <w:r>
+        <w:rPr>
+          <w:b w:val="0"/>
+        </w:rPr>
+        <w:t>.</w:t>
       </w:r>
     </w:p>
     <w:p>
@@ -1508,27 +2290,73 @@
       </w:r>
     </w:p>
     <w:p>
-      <w:r>
+      <w:pPr>
+        <w:spacing w:line="336" w:lineRule="auto" w:after="180"/>
+        <w:shd w:fill="F4F9FC"/>
+      </w:pPr>
+      <w:r>
+        <w:rPr>
+          <w:b w:val="0"/>
+        </w:rPr>
         <w:t>1. Demo one known reader profile end to end.</w:t>
       </w:r>
     </w:p>
     <w:p>
-      <w:r>
+      <w:pPr>
+        <w:spacing w:line="336" w:lineRule="auto" w:after="180"/>
+        <w:shd w:fill="F4F9FC"/>
+      </w:pPr>
+      <w:r>
+        <w:rPr>
+          <w:b w:val="0"/>
+        </w:rPr>
         <w:t>2. Recalculate one book score in front of the audience.</w:t>
       </w:r>
     </w:p>
     <w:p>
-      <w:r>
+      <w:pPr>
+        <w:spacing w:line="336" w:lineRule="auto" w:after="180"/>
+        <w:shd w:fill="F4F9FC"/>
+      </w:pPr>
+      <w:r>
+        <w:rPr>
+          <w:b w:val="0"/>
+        </w:rPr>
         <w:t>3. Accept an unseen profile and predict before running.</w:t>
       </w:r>
     </w:p>
     <w:p>
-      <w:r>
-        <w:t>4. State one limitation, one fairness check, and one responsible next improvement.</w:t>
-      </w:r>
-    </w:p>
-    <w:p>
-      <w:r>
+      <w:pPr>
+        <w:spacing w:line="336" w:lineRule="auto" w:after="180"/>
+        <w:shd w:fill="F4F9FC"/>
+      </w:pPr>
+      <w:r>
+        <w:rPr>
+          <w:b w:val="0"/>
+        </w:rPr>
+        <w:t xml:space="preserve">4. State one </w:t>
+      </w:r>
+      <w:r>
+        <w:rPr>
+          <w:b/>
+        </w:rPr>
+        <w:t>limitation</w:t>
+      </w:r>
+      <w:r>
+        <w:rPr>
+          <w:b w:val="0"/>
+        </w:rPr>
+        <w:t>, one fairness check, and one responsible next improvement.</w:t>
+      </w:r>
+    </w:p>
+    <w:p>
+      <w:pPr>
+        <w:spacing w:line="336" w:lineRule="auto" w:after="180"/>
+      </w:pPr>
+      <w:r>
+        <w:rPr>
+          <w:b w:val="0"/>
+        </w:rPr>
         <w:t>Recalculate, retrace, or restate the reasoning in your own representation:</w:t>
       </w:r>
     </w:p>
@@ -1566,8 +2394,27 @@
       </w:r>
     </w:p>
     <w:p>
-      <w:r>
-        <w:t>CHECK  Did the evidence answer the exact question? Did the total, path, or source record stay consistent?</w:t>
+      <w:pPr>
+        <w:spacing w:line="336" w:lineRule="auto" w:after="180"/>
+        <w:shd w:fill="F5F1FB"/>
+      </w:pPr>
+      <w:r>
+        <w:rPr>
+          <w:b w:val="0"/>
+        </w:rPr>
+        <w:t xml:space="preserve">CHECK  Did the </w:t>
+      </w:r>
+      <w:r>
+        <w:rPr>
+          <w:b/>
+        </w:rPr>
+        <w:t>evidence</w:t>
+      </w:r>
+      <w:r>
+        <w:rPr>
+          <w:b w:val="0"/>
+        </w:rPr>
+        <w:t xml:space="preserve"> answer the exact question? Did the total, path, or source record stay consistent?</w:t>
       </w:r>
     </w:p>
     <w:p>
@@ -1625,7 +2472,13 @@
       </w:r>
     </w:p>
     <w:p>
-      <w:r>
+      <w:pPr>
+        <w:spacing w:line="336" w:lineRule="auto" w:after="180"/>
+      </w:pPr>
+      <w:r>
+        <w:rPr>
+          <w:b w:val="0"/>
+        </w:rPr>
         <w:t>Cover the result before checking it. Say what is given, choose the procedure, and follow one step at a time. Then uncover the result and explain your first mismatch. Ask why a step is allowed, not only what number it produces.</w:t>
       </w:r>
     </w:p>
@@ -1638,7 +2491,13 @@
       </w:r>
     </w:p>
     <w:p>
-      <w:r>
+      <w:pPr>
+        <w:spacing w:line="336" w:lineRule="auto" w:after="180"/>
+      </w:pPr>
+      <w:r>
+        <w:rPr>
+          <w:b w:val="0"/>
+        </w:rPr>
         <w:t>A fictional team presents its transparent book recommender on a reserved catalogue.</w:t>
       </w:r>
     </w:p>
@@ -1651,12 +2510,42 @@
       </w:r>
     </w:p>
     <w:p>
-      <w:r>
+      <w:pPr>
+        <w:pStyle w:val="Heading3"/>
+      </w:pPr>
+      <w:r>
+        <w:t>Supplied facts</w:t>
+      </w:r>
+    </w:p>
+    <w:p>
+      <w:pPr>
+        <w:spacing w:line="336" w:lineRule="auto" w:after="180"/>
+        <w:shd w:fill="F1F6FC"/>
+      </w:pPr>
+      <w:r>
+        <w:rPr>
+          <w:b w:val="0"/>
+        </w:rPr>
         <w:t>Request maximum 120 pages; score=2×interest+illustrated, where illustrated is 1 for True and 0 for False; tie by ID.</w:t>
       </w:r>
     </w:p>
     <w:p>
-      <w:r>
+      <w:pPr>
+        <w:pStyle w:val="Heading3"/>
+      </w:pPr>
+      <w:r>
+        <w:t>Supplied facts</w:t>
+      </w:r>
+    </w:p>
+    <w:p>
+      <w:pPr>
+        <w:spacing w:line="336" w:lineRule="auto" w:after="180"/>
+        <w:shd w:fill="F1F6FC"/>
+      </w:pPr>
+      <w:r>
+        <w:rPr>
+          <w:b w:val="0"/>
+        </w:rPr>
         <w:t>A pages120 interest3 True; B pages100 interest4 False; C pages121 interest5 True; D pages90 interest"4" True. Numeric fields require exact integers.</w:t>
       </w:r>
     </w:p>
@@ -1842,30 +2731,114 @@
       </w:r>
     </w:p>
     <w:p>
-      <w:r>
-        <w:t>A presentation should let someone rebuild the result from the stated contract. A’s equality is accepted; D is not silently converted; C’s high preference score cannot override the page requirement. Reversing rows must preserve B because it has the unique highest eligible score. Keep the reserved case distinct from practice demonstrations.</w:t>
-      </w:r>
-    </w:p>
-    <w:p>
       <w:pPr>
         <w:pStyle w:val="Heading3"/>
       </w:pPr>
       <w:r>
+        <w:t>Why the result follows</w:t>
+      </w:r>
+    </w:p>
+    <w:p>
+      <w:pPr>
+        <w:spacing w:line="336" w:lineRule="auto" w:after="180"/>
+        <w:shd w:fill="F1F6FC"/>
+      </w:pPr>
+      <w:r>
+        <w:rPr>
+          <w:b w:val="0"/>
+        </w:rPr>
+        <w:t>A presentation should let someone rebuild the result from the stated contract. A’s equality is accepted; D is not silently converted; C’s high preference score cannot override the page requirement.</w:t>
+      </w:r>
+    </w:p>
+    <w:p>
+      <w:pPr>
+        <w:spacing w:line="336" w:lineRule="auto" w:after="180"/>
+        <w:shd w:fill="F1F6FC"/>
+      </w:pPr>
+      <w:r>
+        <w:rPr>
+          <w:b w:val="0"/>
+        </w:rPr>
+        <w:t xml:space="preserve">Reversing rows must preserve B because it has the unique highest eligible score. Keep the reserved case distinct from practice </w:t>
+      </w:r>
+      <w:r>
+        <w:rPr>
+          <w:b/>
+        </w:rPr>
+        <w:t>demonstration</w:t>
+      </w:r>
+      <w:r>
+        <w:rPr>
+          <w:b w:val="0"/>
+        </w:rPr>
+        <w:t>s.</w:t>
+      </w:r>
+    </w:p>
+    <w:p>
+      <w:pPr>
+        <w:pStyle w:val="Heading3"/>
+      </w:pPr>
+      <w:r>
         <w:t>What this example does not establish</w:t>
       </w:r>
     </w:p>
     <w:p>
-      <w:r>
+      <w:pPr>
+        <w:pStyle w:val="Heading3"/>
+      </w:pPr>
+      <w:r>
+        <w:t>Keep the stated limit</w:t>
+      </w:r>
+    </w:p>
+    <w:p>
+      <w:pPr>
+        <w:spacing w:line="336" w:lineRule="auto" w:after="180"/>
+        <w:shd w:fill="FFF5E6"/>
+      </w:pPr>
+      <w:r>
+        <w:rPr>
+          <w:b w:val="0"/>
+        </w:rPr>
         <w:t>A defensible algorithmic trace does not prove B will be liked or that classroom learning improved.</w:t>
       </w:r>
     </w:p>
     <w:p>
-      <w:r>
+      <w:pPr>
+        <w:pStyle w:val="Heading3"/>
+      </w:pPr>
+      <w:r>
+        <w:t>Keep the stated limit</w:t>
+      </w:r>
+    </w:p>
+    <w:p>
+      <w:pPr>
+        <w:spacing w:line="336" w:lineRule="auto" w:after="180"/>
+        <w:shd w:fill="FFF5E6"/>
+      </w:pPr>
+      <w:r>
+        <w:rPr>
+          <w:b w:val="0"/>
+        </w:rPr>
         <w:t>Read the labelled picture: Give the original winning ID, its score, and counts of eligible, excluded and invalid rows.</w:t>
       </w:r>
     </w:p>
     <w:p>
-      <w:r>
+      <w:pPr>
+        <w:pStyle w:val="Heading3"/>
+      </w:pPr>
+      <w:r>
+        <w:t>Keep the stated limit</w:t>
+      </w:r>
+    </w:p>
+    <w:p>
+      <w:pPr>
+        <w:spacing w:line="336" w:lineRule="auto" w:after="180"/>
+        <w:shd w:fill="FFF5E6"/>
+      </w:pPr>
+      <w:r>
+        <w:rPr>
+          <w:b w:val="0"/>
+        </w:rPr>
         <w:t>Change one thing: An authorised repair converts D’s interest to integer 4. Predict the result before checking the explanation. What remains the same?</w:t>
       </w:r>
     </w:p>
@@ -1879,17 +2852,61 @@
     </w:p>
     <w:p>
       <w:r>
+        <w:t>Find the unsupported step in the Capstone Expo claim and explain a repair using the supplied evidence.</w:t>
+      </w:r>
+    </w:p>
+    <w:p>
+      <w:pPr>
+        <w:pStyle w:val="Heading3"/>
+      </w:pPr>
+      <w:r>
+        <w:t>Find the first error</w:t>
+      </w:r>
+    </w:p>
+    <w:p>
+      <w:pPr>
+        <w:spacing w:line="336" w:lineRule="auto" w:after="180"/>
+        <w:shd w:fill="FFF5E6"/>
+      </w:pPr>
+      <w:r>
+        <w:rPr>
+          <w:b w:val="0"/>
+        </w:rPr>
         <w:t>ERROR DETECTIVE</w:t>
       </w:r>
     </w:p>
     <w:p>
-      <w:r>
+      <w:pPr>
+        <w:spacing w:line="336" w:lineRule="auto" w:after="180"/>
+      </w:pPr>
+      <w:r>
+        <w:rPr>
+          <w:b w:val="0"/>
+        </w:rPr>
         <w:t>Compare → Diagnose → Repair</w:t>
       </w:r>
     </w:p>
     <w:p>
-      <w:r>
-        <w:t>Do not patch the answer. Find the earliest unsupported assumption, wrong step, or weak evidence.</w:t>
+      <w:pPr>
+        <w:spacing w:line="336" w:lineRule="auto" w:after="180"/>
+      </w:pPr>
+      <w:r>
+        <w:rPr>
+          <w:b w:val="0"/>
+        </w:rPr>
+        <w:t xml:space="preserve">Do not patch the answer. Find the earliest unsupported assumption, wrong step, or weak </w:t>
+      </w:r>
+      <w:r>
+        <w:rPr>
+          <w:b/>
+        </w:rPr>
+        <w:t>evidence</w:t>
+      </w:r>
+      <w:r>
+        <w:rPr>
+          <w:b w:val="0"/>
+        </w:rPr>
+        <w:t>.</w:t>
       </w:r>
     </w:p>
     <w:p>
@@ -2139,7 +3156,14 @@
       </w:tr>
     </w:tbl>
     <w:p>
-      <w:r>
+      <w:pPr>
+        <w:spacing w:line="336" w:lineRule="auto" w:after="180"/>
+        <w:shd w:fill="F5F1FB"/>
+      </w:pPr>
+      <w:r>
+        <w:rPr>
+          <w:b w:val="0"/>
+        </w:rPr>
         <w:t>Repair one cause. Why is this repair better than changing several things?</w:t>
       </w:r>
     </w:p>
@@ -2185,8 +3209,37 @@
       </w:r>
     </w:p>
     <w:p>
-      <w:r>
-        <w:t>The final independent task must be attempted before hints. Record support honestly and use a new case after support. Keep teacher answers separate from student materials and do not publish private credentials or real student records in the handover.</w:t>
+      <w:pPr>
+        <w:spacing w:line="336" w:lineRule="auto" w:after="180"/>
+      </w:pPr>
+      <w:r>
+        <w:rPr>
+          <w:b w:val="0"/>
+        </w:rPr>
+        <w:t>The final independent task must be attempted before hints. Record support honestly and use a new case after support.</w:t>
+      </w:r>
+    </w:p>
+    <w:p>
+      <w:pPr>
+        <w:spacing w:line="336" w:lineRule="auto" w:after="180"/>
+      </w:pPr>
+      <w:r>
+        <w:rPr>
+          <w:b w:val="0"/>
+        </w:rPr>
+        <w:t xml:space="preserve">Keep teacher answers separate from student materials and do not publish private credentials or real student records in the </w:t>
+      </w:r>
+      <w:r>
+        <w:rPr>
+          <w:b/>
+        </w:rPr>
+        <w:t>handover</w:t>
+      </w:r>
+      <w:r>
+        <w:rPr>
+          <w:b w:val="0"/>
+        </w:rPr>
+        <w:t>.</w:t>
       </w:r>
     </w:p>
     <w:p>
@@ -2237,16 +3290,39 @@
     </w:p>
     <w:p>
       <w:r>
+        <w:t>Practise Capstone Expo with support, then explain the deciding step in your own words.</w:t>
+      </w:r>
+    </w:p>
+    <w:p>
+      <w:pPr>
+        <w:spacing w:line="336" w:lineRule="auto" w:after="180"/>
+      </w:pPr>
+      <w:r>
+        <w:rPr>
+          <w:b/>
+        </w:rPr>
         <w:t>LOGIC STUDIO</w:t>
       </w:r>
     </w:p>
     <w:p>
-      <w:r>
+      <w:pPr>
+        <w:spacing w:line="336" w:lineRule="auto" w:after="180"/>
+      </w:pPr>
+      <w:r>
+        <w:rPr>
+          <w:b w:val="0"/>
+        </w:rPr>
         <w:t>Trace Before You Run</w:t>
       </w:r>
     </w:p>
     <w:p>
-      <w:r>
+      <w:pPr>
+        <w:spacing w:line="336" w:lineRule="auto" w:after="180"/>
+      </w:pPr>
+      <w:r>
+        <w:rPr>
+          <w:b w:val="0"/>
+        </w:rPr>
         <w:t>Block code, pseudocode, tables, and diagrams are different ways to expose the same reasoning.</w:t>
       </w:r>
     </w:p>
@@ -2287,8 +3363,26 @@
       </w:r>
     </w:p>
     <w:p>
-      <w:r>
-        <w:t>SET evidence_record</w:t>
+      <w:pPr>
+        <w:spacing w:line="336" w:lineRule="auto" w:after="180"/>
+      </w:pPr>
+      <w:r>
+        <w:rPr>
+          <w:b w:val="0"/>
+        </w:rPr>
+        <w:t xml:space="preserve">SET </w:t>
+      </w:r>
+      <w:r>
+        <w:rPr>
+          <w:b/>
+        </w:rPr>
+        <w:t>evidence</w:t>
+      </w:r>
+      <w:r>
+        <w:rPr>
+          <w:b w:val="0"/>
+        </w:rPr>
+        <w:t>_record</w:t>
         <w:br/>
         <w:t>PREDICT expected_result</w:t>
         <w:br/>
@@ -2298,12 +3392,43 @@
         <w:br/>
         <w:t>IF different: locate first cause; change one factor; RETEST</w:t>
         <w:br/>
-        <w:t>EXPLAIN result, limitation, and next safe step</w:t>
-      </w:r>
-    </w:p>
-    <w:p>
-      <w:r>
-        <w:t>Trace one input. Which line changes the state or chooses a path?</w:t>
+        <w:t xml:space="preserve">EXPLAIN result, </w:t>
+      </w:r>
+      <w:r>
+        <w:rPr>
+          <w:b/>
+        </w:rPr>
+        <w:t>limitation</w:t>
+      </w:r>
+      <w:r>
+        <w:rPr>
+          <w:b w:val="0"/>
+        </w:rPr>
+        <w:t>, and next safe step</w:t>
+      </w:r>
+    </w:p>
+    <w:p>
+      <w:pPr>
+        <w:spacing w:line="336" w:lineRule="auto" w:after="180"/>
+        <w:shd w:fill="F5F1FB"/>
+      </w:pPr>
+      <w:r>
+        <w:rPr>
+          <w:b w:val="0"/>
+        </w:rPr>
+        <w:t xml:space="preserve">Trace one </w:t>
+      </w:r>
+      <w:r>
+        <w:rPr>
+          <w:b/>
+        </w:rPr>
+        <w:t>input</w:t>
+      </w:r>
+      <w:r>
+        <w:rPr>
+          <w:b w:val="0"/>
+        </w:rPr>
+        <w:t>. Which line changes the state or chooses a path?</w:t>
       </w:r>
     </w:p>
     <w:p>
@@ -2348,8 +3473,49 @@
       </w:r>
     </w:p>
     <w:p>
-      <w:r>
-        <w:t>A polished presentation can conceal missing evidence. Replace claims such as works for everyone with the exact requirements met, cases executed and known limitations. Show one prior failure and its repair rather than deleting it from the story.</w:t>
+      <w:pPr>
+        <w:spacing w:line="336" w:lineRule="auto" w:after="180"/>
+      </w:pPr>
+      <w:r>
+        <w:rPr>
+          <w:b w:val="0"/>
+        </w:rPr>
+        <w:t xml:space="preserve">A polished presentation can conceal missing </w:t>
+      </w:r>
+      <w:r>
+        <w:rPr>
+          <w:b/>
+        </w:rPr>
+        <w:t>evidence</w:t>
+      </w:r>
+      <w:r>
+        <w:rPr>
+          <w:b w:val="0"/>
+        </w:rPr>
+        <w:t xml:space="preserve">. Replace claims such as works for everyone with the exact requirements met, cases executed and known </w:t>
+      </w:r>
+      <w:r>
+        <w:rPr>
+          <w:b/>
+        </w:rPr>
+        <w:t>limitation</w:t>
+      </w:r>
+      <w:r>
+        <w:rPr>
+          <w:b w:val="0"/>
+        </w:rPr>
+        <w:t>s.</w:t>
+      </w:r>
+    </w:p>
+    <w:p>
+      <w:pPr>
+        <w:spacing w:line="336" w:lineRule="auto" w:after="180"/>
+      </w:pPr>
+      <w:r>
+        <w:rPr>
+          <w:b w:val="0"/>
+        </w:rPr>
+        <w:t>Show one prior failure and its repair rather than deleting it from the story.</w:t>
       </w:r>
     </w:p>
     <w:p>
@@ -2361,8 +3527,26 @@
       </w:r>
     </w:p>
     <w:p>
-      <w:r>
-        <w:t>Use workbook W2 for the connected example “Defending the data application”. First fill the input and rule boxes. Try the middle steps before asking for a hint. After a hint, try the next step yourself.</w:t>
+      <w:pPr>
+        <w:spacing w:line="336" w:lineRule="auto" w:after="180"/>
+      </w:pPr>
+      <w:r>
+        <w:rPr>
+          <w:b w:val="0"/>
+        </w:rPr>
+        <w:t xml:space="preserve">Use workbook W2 for the connected example “Defending the data application”. First fill the </w:t>
+      </w:r>
+      <w:r>
+        <w:rPr>
+          <w:b/>
+        </w:rPr>
+        <w:t>input</w:t>
+      </w:r>
+      <w:r>
+        <w:rPr>
+          <w:b w:val="0"/>
+        </w:rPr>
+        <w:t xml:space="preserve"> and rule boxes. Try the middle steps before asking for a hint. After a hint, try the next step yourself.</w:t>
       </w:r>
     </w:p>
     <w:tbl>
@@ -2445,7 +3629,13 @@
       </w:tr>
     </w:tbl>
     <w:p>
-      <w:r>
+      <w:pPr>
+        <w:spacing w:line="336" w:lineRule="auto" w:after="180"/>
+      </w:pPr>
+      <w:r>
+        <w:rPr>
+          <w:b w:val="0"/>
+        </w:rPr>
         <w:t>Explain your trace to a partner. Your partner points to one step to check. Swap roles on the next case. Each person writes their own explanation.</w:t>
       </w:r>
     </w:p>
@@ -2458,12 +3648,35 @@
       </w:r>
     </w:p>
     <w:p>
-      <w:r>
-        <w:t>Use the worked case for Defending the data application. Proposed explanation: “A successful run proves the conclusion”. Decide whether this explanation is supported. Point to the step or supplied fact that decides; explain your repair if needed.</w:t>
-      </w:r>
-    </w:p>
-    <w:p>
-      <w:r>
+      <w:pPr>
+        <w:spacing w:line="336" w:lineRule="auto" w:after="180"/>
+      </w:pPr>
+      <w:r>
+        <w:rPr>
+          <w:b w:val="0"/>
+        </w:rPr>
+        <w:t>Use the worked case for Defending the data application. Proposed explanation: “A successful run proves the conclusion”. Decide whether this explanation is supported.</w:t>
+      </w:r>
+    </w:p>
+    <w:p>
+      <w:pPr>
+        <w:spacing w:line="336" w:lineRule="auto" w:after="180"/>
+      </w:pPr>
+      <w:r>
+        <w:rPr>
+          <w:b w:val="0"/>
+        </w:rPr>
+        <w:t>Point to the step or supplied fact that decides; explain your repair if needed.</w:t>
+      </w:r>
+    </w:p>
+    <w:p>
+      <w:pPr>
+        <w:spacing w:line="336" w:lineRule="auto" w:after="180"/>
+      </w:pPr>
+      <w:r>
+        <w:rPr>
+          <w:b w:val="0"/>
+        </w:rPr>
         <w:t>Answer on your own before discussion. If you are unsure, say which step you need help with.</w:t>
       </w:r>
     </w:p>
@@ -2476,7 +3689,13 @@
       </w:r>
     </w:p>
     <w:p>
-      <w:r>
+      <w:pPr>
+        <w:spacing w:line="336" w:lineRule="auto" w:after="180"/>
+      </w:pPr>
+      <w:r>
+        <w:rPr>
+          <w:b w:val="0"/>
+        </w:rPr>
         <w:t>Give the original winning ID, its score, and counts of eligible, excluded and invalid rows.</w:t>
       </w:r>
     </w:p>
@@ -2509,7 +3728,13 @@
       </w:r>
     </w:p>
     <w:p>
-      <w:r>
+      <w:pPr>
+        <w:spacing w:line="336" w:lineRule="auto" w:after="180"/>
+      </w:pPr>
+      <w:r>
+        <w:rPr>
+          <w:b w:val="0"/>
+        </w:rPr>
         <w:t>This is supported practice. Keep the separately named independent case for an attempt before feedback.</w:t>
       </w:r>
     </w:p>
@@ -2523,16 +3748,45 @@
     </w:p>
     <w:p>
       <w:r>
-        <w:t>EVIDENCE LAB</w:t>
-      </w:r>
-    </w:p>
-    <w:p>
-      <w:r>
+        <w:t>Investigate Capstone Expo. Record the prediction, actual observation or labelled paper trace, explanation and next test separately.</w:t>
+      </w:r>
+    </w:p>
+    <w:p>
+      <w:pPr>
+        <w:spacing w:line="336" w:lineRule="auto" w:after="180"/>
+      </w:pPr>
+      <w:r>
+        <w:rPr>
+          <w:b/>
+        </w:rPr>
+        <w:t>EVIDENCE</w:t>
+      </w:r>
+      <w:r>
+        <w:rPr>
+          <w:b/>
+        </w:rPr>
+        <w:t xml:space="preserve"> LAB</w:t>
+      </w:r>
+    </w:p>
+    <w:p>
+      <w:pPr>
+        <w:spacing w:line="336" w:lineRule="auto" w:after="180"/>
+      </w:pPr>
+      <w:r>
+        <w:rPr>
+          <w:b w:val="0"/>
+        </w:rPr>
         <w:t>Predict → Test → Record → Explain</w:t>
       </w:r>
     </w:p>
     <w:p>
-      <w:r>
+      <w:pPr>
+        <w:spacing w:line="336" w:lineRule="auto" w:after="180"/>
+      </w:pPr>
+      <w:r>
+        <w:rPr>
+          <w:b w:val="0"/>
+        </w:rPr>
         <w:t>Keep expected and actual results separate. Surprises are useful data when recorded honestly.</w:t>
       </w:r>
     </w:p>
@@ -2573,8 +3827,38 @@
       </w:r>
     </w:p>
     <w:p>
-      <w:r>
-        <w:t>Present the working recommender, evidence table, test record, and limitation; answer a fresh calculation and a ‘what could fail?’ question.</w:t>
+      <w:pPr>
+        <w:spacing w:line="336" w:lineRule="auto" w:after="180"/>
+      </w:pPr>
+      <w:r>
+        <w:rPr>
+          <w:b w:val="0"/>
+        </w:rPr>
+        <w:t xml:space="preserve">Present the working recommender, </w:t>
+      </w:r>
+      <w:r>
+        <w:rPr>
+          <w:b/>
+        </w:rPr>
+        <w:t>evidence</w:t>
+      </w:r>
+      <w:r>
+        <w:rPr>
+          <w:b w:val="0"/>
+        </w:rPr>
+        <w:t xml:space="preserve"> table, test record, and </w:t>
+      </w:r>
+      <w:r>
+        <w:rPr>
+          <w:b/>
+        </w:rPr>
+        <w:t>limitation</w:t>
+      </w:r>
+      <w:r>
+        <w:rPr>
+          <w:b w:val="0"/>
+        </w:rPr>
+        <w:t>; answer a fresh calculation and a ‘what could fail?’ question.</w:t>
       </w:r>
     </w:p>
     <w:tbl>
@@ -2823,7 +4107,14 @@
       </w:tr>
     </w:tbl>
     <w:p>
-      <w:r>
+      <w:pPr>
+        <w:spacing w:line="336" w:lineRule="auto" w:after="180"/>
+        <w:shd w:fill="F5F1FB"/>
+      </w:pPr>
+      <w:r>
+        <w:rPr>
+          <w:b w:val="0"/>
+        </w:rPr>
         <w:t>What did the hardest test teach you that the normal test did not?</w:t>
       </w:r>
     </w:p>
@@ -2869,7 +4160,13 @@
       </w:r>
     </w:p>
     <w:p>
-      <w:r>
+      <w:pPr>
+        <w:spacing w:line="336" w:lineRule="auto" w:after="180"/>
+      </w:pPr>
+      <w:r>
+        <w:rPr>
+          <w:b w:val="0"/>
+        </w:rPr>
         <w:t>Before trying: what do I expect, and why? While trying: which step could first go wrong? Afterwards: what did I actually observe, and what should change? Keep “not run” if you only traced the procedure.</w:t>
       </w:r>
     </w:p>
@@ -2883,17 +4180,52 @@
     </w:p>
     <w:p>
       <w:r>
+        <w:t>Move from recall to tracing, diagnosis and transfer in Capstone Expo. Explain why each step is justified.</w:t>
+      </w:r>
+    </w:p>
+    <w:p>
+      <w:pPr>
+        <w:spacing w:line="336" w:lineRule="auto" w:after="180"/>
+      </w:pPr>
+      <w:r>
+        <w:rPr>
+          <w:b/>
+        </w:rPr>
         <w:t>MASTERY</w:t>
       </w:r>
     </w:p>
     <w:p>
-      <w:r>
+      <w:pPr>
+        <w:spacing w:line="336" w:lineRule="auto" w:after="180"/>
+      </w:pPr>
+      <w:r>
+        <w:rPr>
+          <w:b w:val="0"/>
+        </w:rPr>
         <w:t>From Knowing the Word to Owning the Idea</w:t>
       </w:r>
     </w:p>
     <w:p>
-      <w:r>
-        <w:t>Move upward only when you can produce evidence without copying the worked example.</w:t>
+      <w:pPr>
+        <w:spacing w:line="336" w:lineRule="auto" w:after="180"/>
+      </w:pPr>
+      <w:r>
+        <w:rPr>
+          <w:b w:val="0"/>
+        </w:rPr>
+        <w:t xml:space="preserve">Move upward only when you can produce </w:t>
+      </w:r>
+      <w:r>
+        <w:rPr>
+          <w:b/>
+        </w:rPr>
+        <w:t>evidence</w:t>
+      </w:r>
+      <w:r>
+        <w:rPr>
+          <w:b w:val="0"/>
+        </w:rPr>
+        <w:t xml:space="preserve"> without copying the worked example.</w:t>
       </w:r>
     </w:p>
     <w:p>
@@ -2933,33 +4265,93 @@
       </w:r>
     </w:p>
     <w:p>
-      <w:r>
+      <w:pPr>
+        <w:spacing w:line="336" w:lineRule="auto" w:after="180"/>
+      </w:pPr>
+      <w:r>
+        <w:rPr>
+          <w:b w:val="0"/>
+        </w:rPr>
         <w:t>1 • NAME: Define the concept without repeating the textbook.</w:t>
       </w:r>
     </w:p>
     <w:p>
-      <w:r>
-        <w:t>2 • TRACE: Show the information, state, branch, calculation, or evidence path.</w:t>
-      </w:r>
-    </w:p>
-    <w:p>
-      <w:r>
+      <w:pPr>
+        <w:spacing w:line="336" w:lineRule="auto" w:after="180"/>
+      </w:pPr>
+      <w:r>
+        <w:rPr>
+          <w:b w:val="0"/>
+        </w:rPr>
+        <w:t xml:space="preserve">2 • TRACE: Show the information, state, branch, calculation, or </w:t>
+      </w:r>
+      <w:r>
+        <w:rPr>
+          <w:b/>
+        </w:rPr>
+        <w:t>evidence</w:t>
+      </w:r>
+      <w:r>
+        <w:rPr>
+          <w:b w:val="0"/>
+        </w:rPr>
+        <w:t xml:space="preserve"> path.</w:t>
+      </w:r>
+    </w:p>
+    <w:p>
+      <w:pPr>
+        <w:spacing w:line="336" w:lineRule="auto" w:after="180"/>
+      </w:pPr>
+      <w:r>
+        <w:rPr>
+          <w:b w:val="0"/>
+        </w:rPr>
         <w:t>3 • APPLY: Solve a different example independently.</w:t>
       </w:r>
     </w:p>
     <w:p>
-      <w:r>
+      <w:pPr>
+        <w:spacing w:line="336" w:lineRule="auto" w:after="180"/>
+      </w:pPr>
+      <w:r>
+        <w:rPr>
+          <w:b w:val="0"/>
+        </w:rPr>
         <w:t>4 • CHALLENGE: Find a boundary case, counterexample, or unfair outcome.</w:t>
       </w:r>
     </w:p>
     <w:p>
-      <w:r>
+      <w:pPr>
+        <w:spacing w:line="336" w:lineRule="auto" w:after="180"/>
+      </w:pPr>
+      <w:r>
+        <w:rPr>
+          <w:b w:val="0"/>
+        </w:rPr>
         <w:t>5 • EXPLAIN LIMITS: Say when the result should not be trusted or used alone.</w:t>
       </w:r>
     </w:p>
     <w:p>
-      <w:r>
-        <w:t>My strongest evidence of independent understanding:</w:t>
+      <w:pPr>
+        <w:spacing w:line="336" w:lineRule="auto" w:after="180"/>
+      </w:pPr>
+      <w:r>
+        <w:rPr>
+          <w:b w:val="0"/>
+        </w:rPr>
+        <w:t xml:space="preserve">My strongest </w:t>
+      </w:r>
+      <w:r>
+        <w:rPr>
+          <w:b/>
+        </w:rPr>
+        <w:t>evidence</w:t>
+      </w:r>
+      <w:r>
+        <w:rPr>
+          <w:b w:val="0"/>
+        </w:rPr>
+        <w:t xml:space="preserve"> of independent understanding:</w:t>
       </w:r>
     </w:p>
     <w:p>
@@ -3005,16 +4397,39 @@
     </w:p>
     <w:p>
       <w:r>
+        <w:t>Apply this week’s idea to Transparent Book Recommender. Keep an annotated decision and the evidence supporting it.</w:t>
+      </w:r>
+    </w:p>
+    <w:p>
+      <w:pPr>
+        <w:spacing w:line="336" w:lineRule="auto" w:after="180"/>
+      </w:pPr>
+      <w:r>
+        <w:rPr>
+          <w:b/>
+        </w:rPr>
         <w:t>CUMULATIVE PROJECT</w:t>
       </w:r>
     </w:p>
     <w:p>
-      <w:r>
+      <w:pPr>
+        <w:spacing w:line="336" w:lineRule="auto" w:after="180"/>
+      </w:pPr>
+      <w:r>
+        <w:rPr>
+          <w:b w:val="0"/>
+        </w:rPr>
         <w:t>Transparent Book Recommender</w:t>
       </w:r>
     </w:p>
     <w:p>
-      <w:r>
+      <w:pPr>
+        <w:spacing w:line="336" w:lineRule="auto" w:after="180"/>
+      </w:pPr>
+      <w:r>
+        <w:rPr>
+          <w:b w:val="0"/>
+        </w:rPr>
         <w:t>Every week adds one inspectable piece. The system must show how it reached a result.</w:t>
       </w:r>
     </w:p>
@@ -3055,17 +4470,75 @@
       </w:r>
     </w:p>
     <w:p>
-      <w:r>
-        <w:t>THIS WEEK’S CHECKPOINT  Final evidence bundle: brief, data, scoring logic, tests, improvement record, and product card.</w:t>
-      </w:r>
-    </w:p>
-    <w:p>
-      <w:r>
-        <w:t>SYSTEM MAP  Reader need → allowed inputs → transparent rule or score → ranked candidates → explanation → test record → human decision</w:t>
-      </w:r>
-    </w:p>
-    <w:p>
-      <w:r>
+      <w:pPr>
+        <w:spacing w:line="336" w:lineRule="auto" w:after="180"/>
+      </w:pPr>
+      <w:r>
+        <w:rPr>
+          <w:b w:val="0"/>
+        </w:rPr>
+        <w:t xml:space="preserve">THIS WEEK’S CHECKPOINT  Final </w:t>
+      </w:r>
+      <w:r>
+        <w:rPr>
+          <w:b/>
+        </w:rPr>
+        <w:t>evidence bundle</w:t>
+      </w:r>
+      <w:r>
+        <w:rPr>
+          <w:b w:val="0"/>
+        </w:rPr>
+        <w:t>: brief, data, scoring logic, tests, improvement record, and product card.</w:t>
+      </w:r>
+    </w:p>
+    <w:p>
+      <w:pPr>
+        <w:pStyle w:val="Heading3"/>
+      </w:pPr>
+      <w:r>
+        <w:t>Trace the system</w:t>
+      </w:r>
+    </w:p>
+    <w:p>
+      <w:pPr>
+        <w:spacing w:line="336" w:lineRule="auto" w:after="180"/>
+        <w:shd w:fill="EDF7F3"/>
+      </w:pPr>
+      <w:r>
+        <w:rPr>
+          <w:b w:val="0"/>
+        </w:rPr>
+        <w:t xml:space="preserve">SYSTEM MAP  Reader need → allowed </w:t>
+      </w:r>
+      <w:r>
+        <w:rPr>
+          <w:b/>
+        </w:rPr>
+        <w:t>input</w:t>
+      </w:r>
+      <w:r>
+        <w:rPr>
+          <w:b w:val="0"/>
+        </w:rPr>
+        <w:t xml:space="preserve">s → transparent rule or score → ranked candidates → explanation → test record → </w:t>
+      </w:r>
+      <w:r>
+        <w:rPr>
+          <w:b/>
+        </w:rPr>
+        <w:t>human decision</w:t>
+      </w:r>
+    </w:p>
+    <w:p>
+      <w:pPr>
+        <w:spacing w:line="336" w:lineRule="auto" w:after="180"/>
+        <w:shd w:fill="F5F1FB"/>
+      </w:pPr>
+      <w:r>
+        <w:rPr>
+          <w:b w:val="0"/>
+        </w:rPr>
         <w:t>What will you add, change, or verify in the project this week?</w:t>
       </w:r>
     </w:p>
@@ -3103,8 +4576,27 @@
       </w:r>
     </w:p>
     <w:p>
-      <w:r>
-        <w:t>What should remain under human control?</w:t>
+      <w:pPr>
+        <w:spacing w:line="336" w:lineRule="auto" w:after="180"/>
+        <w:shd w:fill="F5F1FB"/>
+      </w:pPr>
+      <w:r>
+        <w:rPr>
+          <w:b w:val="0"/>
+        </w:rPr>
+        <w:t xml:space="preserve">What should remain under </w:t>
+      </w:r>
+      <w:r>
+        <w:rPr>
+          <w:b/>
+        </w:rPr>
+        <w:t>human control</w:t>
+      </w:r>
+      <w:r>
+        <w:rPr>
+          <w:b w:val="0"/>
+        </w:rPr>
+        <w:t>?</w:t>
       </w:r>
     </w:p>
     <w:p>
@@ -3141,7 +4633,22 @@
       </w:r>
     </w:p>
     <w:p>
-      <w:r>
+      <w:pPr>
+        <w:pStyle w:val="Heading3"/>
+      </w:pPr>
+      <w:r>
+        <w:t>Responsible design</w:t>
+      </w:r>
+    </w:p>
+    <w:p>
+      <w:pPr>
+        <w:spacing w:line="336" w:lineRule="auto" w:after="180"/>
+        <w:shd w:fill="FFF5E6"/>
+      </w:pPr>
+      <w:r>
+        <w:rPr>
+          <w:b w:val="0"/>
+        </w:rPr>
         <w:t>RESPONSIBLE DESIGN  Collect only necessary information. Show uncertainty and limits. Never confuse a ranking with a fact about a person.</w:t>
       </w:r>
     </w:p>
@@ -3154,8 +4661,26 @@
       </w:r>
     </w:p>
     <w:p>
-      <w:r>
-        <w:t>Present the Transparent Book Recommender’s code, baseline, full-case traces, reserved results and limitations, without claiming fictional results as pupil work.</w:t>
+      <w:pPr>
+        <w:spacing w:line="336" w:lineRule="auto" w:after="180"/>
+      </w:pPr>
+      <w:r>
+        <w:rPr>
+          <w:b w:val="0"/>
+        </w:rPr>
+        <w:t xml:space="preserve">Present the Transparent Book Recommender’s code, baseline, full-case traces, reserved results and </w:t>
+      </w:r>
+      <w:r>
+        <w:rPr>
+          <w:b/>
+        </w:rPr>
+        <w:t>limitation</w:t>
+      </w:r>
+      <w:r>
+        <w:rPr>
+          <w:b w:val="0"/>
+        </w:rPr>
+        <w:t>s, without claiming fictional results as pupil work.</w:t>
       </w:r>
     </w:p>
     <w:p>
@@ -3168,16 +4693,60 @@
     </w:p>
     <w:p>
       <w:r>
+        <w:t>Use a genuinely new case for independent evidence. Previously discussed examples remain practice; use the separately named independent case before feedback.</w:t>
+      </w:r>
+    </w:p>
+    <w:p>
+      <w:pPr>
+        <w:pStyle w:val="Heading3"/>
+      </w:pPr>
+      <w:r>
+        <w:t>Independent evidence</w:t>
+      </w:r>
+    </w:p>
+    <w:p>
+      <w:pPr>
+        <w:spacing w:line="336" w:lineRule="auto" w:after="180"/>
+        <w:shd w:fill="FFF5E6"/>
+      </w:pPr>
+      <w:r>
+        <w:rPr>
+          <w:b w:val="0"/>
+        </w:rPr>
         <w:t>INDEPENDENT MASTERY PROOF</w:t>
       </w:r>
     </w:p>
     <w:p>
-      <w:r>
-        <w:t>Explain • Transfer • Test • Defend</w:t>
-      </w:r>
-    </w:p>
-    <w:p>
-      <w:r>
+      <w:pPr>
+        <w:spacing w:line="336" w:lineRule="auto" w:after="180"/>
+      </w:pPr>
+      <w:r>
+        <w:rPr>
+          <w:b w:val="0"/>
+        </w:rPr>
+        <w:t xml:space="preserve">Explain • </w:t>
+      </w:r>
+      <w:r>
+        <w:rPr>
+          <w:b/>
+        </w:rPr>
+        <w:t>Transfer</w:t>
+      </w:r>
+      <w:r>
+        <w:rPr>
+          <w:b w:val="0"/>
+        </w:rPr>
+        <w:t xml:space="preserve"> • Test • Defend</w:t>
+      </w:r>
+    </w:p>
+    <w:p>
+      <w:pPr>
+        <w:spacing w:line="336" w:lineRule="auto" w:after="180"/>
+      </w:pPr>
+      <w:r>
+        <w:rPr>
+          <w:b w:val="0"/>
+        </w:rPr>
         <w:t>Complete this page without copying the worked example. Your reasoning matters more than decoration.</w:t>
       </w:r>
     </w:p>
@@ -3218,12 +4787,34 @@
       </w:r>
     </w:p>
     <w:p>
-      <w:r>
+      <w:pPr>
+        <w:pStyle w:val="Heading3"/>
+      </w:pPr>
+      <w:r>
+        <w:t>Try a more demanding case</w:t>
+      </w:r>
+    </w:p>
+    <w:p>
+      <w:pPr>
+        <w:spacing w:line="336" w:lineRule="auto" w:after="180"/>
+        <w:shd w:fill="F5F1FB"/>
+      </w:pPr>
+      <w:r>
+        <w:rPr>
+          <w:b w:val="0"/>
+        </w:rPr>
         <w:t>CHALLENGE  Demo, calculate, critique, and answer an unseen user case.</w:t>
       </w:r>
     </w:p>
     <w:p>
-      <w:r>
+      <w:pPr>
+        <w:spacing w:line="336" w:lineRule="auto" w:after="180"/>
+        <w:shd w:fill="F4F9FC"/>
+      </w:pPr>
+      <w:r>
+        <w:rPr>
+          <w:b w:val="0"/>
+        </w:rPr>
         <w:t>1. My fresh example, trace, calculation, or design:</w:t>
       </w:r>
     </w:p>
@@ -3261,8 +4852,27 @@
       </w:r>
     </w:p>
     <w:p>
-      <w:r>
-        <w:t>2. My evidence that it works (include a boundary or missing-data case):</w:t>
+      <w:pPr>
+        <w:spacing w:line="336" w:lineRule="auto" w:after="180"/>
+        <w:shd w:fill="F4F9FC"/>
+      </w:pPr>
+      <w:r>
+        <w:rPr>
+          <w:b w:val="0"/>
+        </w:rPr>
+        <w:t xml:space="preserve">2. My </w:t>
+      </w:r>
+      <w:r>
+        <w:rPr>
+          <w:b/>
+        </w:rPr>
+        <w:t>evidence</w:t>
+      </w:r>
+      <w:r>
+        <w:rPr>
+          <w:b w:val="0"/>
+        </w:rPr>
+        <w:t xml:space="preserve"> that it works (include a boundary or missing-data case):</w:t>
       </w:r>
     </w:p>
     <w:p>
@@ -3299,8 +4909,27 @@
       </w:r>
     </w:p>
     <w:p>
-      <w:r>
-        <w:t>3. One limitation, fairness concern, or situation needing human review:</w:t>
+      <w:pPr>
+        <w:spacing w:line="336" w:lineRule="auto" w:after="180"/>
+        <w:shd w:fill="F4F9FC"/>
+      </w:pPr>
+      <w:r>
+        <w:rPr>
+          <w:b w:val="0"/>
+        </w:rPr>
+        <w:t xml:space="preserve">3. One </w:t>
+      </w:r>
+      <w:r>
+        <w:rPr>
+          <w:b/>
+        </w:rPr>
+        <w:t>limitation</w:t>
+      </w:r>
+      <w:r>
+        <w:rPr>
+          <w:b w:val="0"/>
+        </w:rPr>
+        <w:t>, fairness concern, or situation needing human review:</w:t>
       </w:r>
     </w:p>
     <w:p>
@@ -3337,8 +4966,59 @@
       </w:r>
     </w:p>
     <w:p>
-      <w:r>
-        <w:t>SELF-CHECK  □ I explained the mechanism  □ I used evidence  □ I tested a fresh case  □ I named a limitation  □ I can answer ‘why?’</w:t>
+      <w:pPr>
+        <w:pStyle w:val="Heading3"/>
+      </w:pPr>
+      <w:r>
+        <w:t>Check your explanation</w:t>
+      </w:r>
+    </w:p>
+    <w:p>
+      <w:pPr>
+        <w:spacing w:line="336" w:lineRule="auto" w:after="180"/>
+        <w:shd w:fill="F5F1FB"/>
+      </w:pPr>
+      <w:r>
+        <w:rPr>
+          <w:b w:val="0"/>
+        </w:rPr>
+        <w:t xml:space="preserve">SELF-CHECK  □ I explained the </w:t>
+      </w:r>
+      <w:r>
+        <w:rPr>
+          <w:b/>
+        </w:rPr>
+        <w:t>mechanism</w:t>
+      </w:r>
+      <w:r>
+        <w:rPr>
+          <w:b w:val="0"/>
+        </w:rPr>
+        <w:t xml:space="preserve">  □ I used </w:t>
+      </w:r>
+      <w:r>
+        <w:rPr>
+          <w:b/>
+        </w:rPr>
+        <w:t>evidence</w:t>
+      </w:r>
+      <w:r>
+        <w:rPr>
+          <w:b w:val="0"/>
+        </w:rPr>
+        <w:t xml:space="preserve">  □ I tested a fresh case  □ I named a </w:t>
+      </w:r>
+      <w:r>
+        <w:rPr>
+          <w:b/>
+        </w:rPr>
+        <w:t>limitation</w:t>
+      </w:r>
+      <w:r>
+        <w:rPr>
+          <w:b w:val="0"/>
+        </w:rPr>
+        <w:t xml:space="preserve">  □ I can answer ‘why?’</w:t>
       </w:r>
     </w:p>
     <w:p>
@@ -3350,6 +5030,11 @@
       </w:r>
     </w:p>
     <w:p>
+      <w:r>
+        <w:t>Revisit the complete Capstone Expo case for supported practice. Repeated examples do not become fresh assessments.</w:t>
+      </w:r>
+    </w:p>
+    <w:p>
       <w:pPr>
         <w:pStyle w:val="Heading3"/>
       </w:pPr>
@@ -3358,7 +5043,13 @@
       </w:r>
     </w:p>
     <w:p>
-      <w:r>
+      <w:pPr>
+        <w:spacing w:line="336" w:lineRule="auto" w:after="180"/>
+      </w:pPr>
+      <w:r>
+        <w:rPr>
+          <w:b w:val="0"/>
+        </w:rPr>
         <w:t>Use the supplied details to practise the weekly concept before attempting the independent question. This case extends the illustrated lesson.</w:t>
       </w:r>
     </w:p>
@@ -3371,7 +5062,13 @@
       </w:r>
     </w:p>
     <w:p>
-      <w:r>
+      <w:pPr>
+        <w:spacing w:line="336" w:lineRule="auto" w:after="180"/>
+      </w:pPr>
+      <w:r>
+        <w:rPr>
+          <w:b w:val="0"/>
+        </w:rPr>
         <w:t>An expo claim says the recommender knows everybody's favourite book after twelve tests.</w:t>
       </w:r>
     </w:p>
@@ -3384,7 +5081,13 @@
       </w:r>
     </w:p>
     <w:p>
-      <w:r>
+      <w:pPr>
+        <w:spacing w:line="336" w:lineRule="auto" w:after="180"/>
+      </w:pPr>
+      <w:r>
+        <w:rPr>
+          <w:b w:val="0"/>
+        </w:rPr>
         <w:t>Rewrite the defence.</w:t>
       </w:r>
     </w:p>
@@ -3397,7 +5100,13 @@
       </w:r>
     </w:p>
     <w:p>
-      <w:r>
+      <w:pPr>
+        <w:spacing w:line="336" w:lineRule="auto" w:after="180"/>
+      </w:pPr>
+      <w:r>
+        <w:rPr>
+          <w:b w:val="0"/>
+        </w:rPr>
         <w:t>Explain trait-based ranking, report the twelve outcomes and limits, and demonstrate no-match handling. It cannot know unstated preferences.</w:t>
       </w:r>
     </w:p>
@@ -3410,7 +5119,14 @@
       </w:r>
     </w:p>
     <w:p>
-      <w:r>
+      <w:pPr>
+        <w:spacing w:line="336" w:lineRule="auto" w:after="180"/>
+        <w:shd w:fill="F5F1FB"/>
+      </w:pPr>
+      <w:r>
+        <w:rPr>
+          <w:b w:val="0"/>
+        </w:rPr>
         <w:t>Which detail supports the answer, and why does it matter?</w:t>
       </w:r>
     </w:p>
@@ -3588,17 +5304,35 @@
       </w:tr>
     </w:tbl>
     <w:p>
-      <w:r>
+      <w:pPr>
+        <w:spacing w:line="336" w:lineRule="auto" w:after="180"/>
+      </w:pPr>
+      <w:r>
+        <w:rPr>
+          <w:b w:val="0"/>
+        </w:rPr>
         <w:t>An expo claim says the recommender knows everybody's favourite book after twelve tests.</w:t>
       </w:r>
     </w:p>
     <w:p>
-      <w:r>
+      <w:pPr>
+        <w:spacing w:line="336" w:lineRule="auto" w:after="180"/>
+      </w:pPr>
+      <w:r>
+        <w:rPr>
+          <w:b w:val="0"/>
+        </w:rPr>
         <w:t>Rewrite the defence.</w:t>
       </w:r>
     </w:p>
     <w:p>
-      <w:r>
+      <w:pPr>
+        <w:spacing w:line="336" w:lineRule="auto" w:after="180"/>
+      </w:pPr>
+      <w:r>
+        <w:rPr>
+          <w:b w:val="0"/>
+        </w:rPr>
         <w:t>Explain trait-based ranking, report the twelve outcomes and limits, and demonstrate no-match handling. It cannot know unstated preferences.</w:t>
       </w:r>
     </w:p>
@@ -3611,6 +5345,11 @@
       </w:r>
     </w:p>
     <w:p>
+      <w:r>
+        <w:t>Attempt the reserved new case before feedback. Record support; the earlier examples below remain additional practice.</w:t>
+      </w:r>
+    </w:p>
+    <w:p>
       <w:pPr>
         <w:pStyle w:val="Heading3"/>
       </w:pPr>
@@ -3619,8 +5358,26 @@
       </w:r>
     </w:p>
     <w:p>
-      <w:r>
-        <w:t>Limit is 10. A has minutes 10, fun 2, learning 4; B has 9,3,2; C has 11,5,5; D has 8,"4",2. Validate, rank, give counts, explain the winner, then reverse the input order. Present without hints.</w:t>
+      <w:pPr>
+        <w:spacing w:line="336" w:lineRule="auto" w:after="180"/>
+      </w:pPr>
+      <w:r>
+        <w:rPr>
+          <w:b w:val="0"/>
+        </w:rPr>
+        <w:t xml:space="preserve">Limit is 10. A has minutes 10, fun 2, learning 4; B has 9,3,2; C has 11,5,5; D has 8,"4",2. Validate, rank, give counts, explain the winner, then reverse the </w:t>
+      </w:r>
+      <w:r>
+        <w:rPr>
+          <w:b/>
+        </w:rPr>
+        <w:t>input</w:t>
+      </w:r>
+      <w:r>
+        <w:rPr>
+          <w:b w:val="0"/>
+        </w:rPr>
+        <w:t xml:space="preserve"> order. Present without hints.</w:t>
       </w:r>
     </w:p>
     <w:p>
@@ -3667,8 +5424,26 @@
       </w:r>
     </w:p>
     <w:p>
-      <w:r>
-        <w:t>Attempt this case before feedback. Record any help. Earlier examples below are further practice; a case already practised with feedback cannot establish fresh transfer.</w:t>
+      <w:pPr>
+        <w:spacing w:line="336" w:lineRule="auto" w:after="180"/>
+      </w:pPr>
+      <w:r>
+        <w:rPr>
+          <w:b w:val="0"/>
+        </w:rPr>
+        <w:t xml:space="preserve">Attempt this case before feedback. Record any help. Earlier examples below are further practice; a case already practised with feedback cannot establish fresh </w:t>
+      </w:r>
+      <w:r>
+        <w:rPr>
+          <w:b/>
+        </w:rPr>
+        <w:t>transfer</w:t>
+      </w:r>
+      <w:r>
+        <w:rPr>
+          <w:b w:val="0"/>
+        </w:rPr>
+        <w:t>.</w:t>
       </w:r>
     </w:p>
     <w:p>
@@ -3680,18 +5455,66 @@
       </w:r>
     </w:p>
     <w:p>
-      <w:r>
+      <w:pPr>
+        <w:spacing w:line="336" w:lineRule="auto" w:after="180"/>
+      </w:pPr>
+      <w:r>
+        <w:rPr>
+          <w:b w:val="0"/>
+        </w:rPr>
         <w:t>Close the worked explanation. Apply the idea to this different question without copying.</w:t>
       </w:r>
     </w:p>
     <w:p>
-      <w:r>
-        <w:t>Your demo recommends the right book once. An audience member asks why they should trust it. Name evidence and one limitation you should present.</w:t>
-      </w:r>
-    </w:p>
-    <w:p>
-      <w:r>
-        <w:t>My answer, with a trace, calculation or supporting evidence</w:t>
+      <w:pPr>
+        <w:spacing w:line="336" w:lineRule="auto" w:after="180"/>
+      </w:pPr>
+      <w:r>
+        <w:rPr>
+          <w:b w:val="0"/>
+        </w:rPr>
+        <w:t xml:space="preserve">Your demo recommends the right book once. An audience member asks why they should trust it. Name </w:t>
+      </w:r>
+      <w:r>
+        <w:rPr>
+          <w:b/>
+        </w:rPr>
+        <w:t>evidence</w:t>
+      </w:r>
+      <w:r>
+        <w:rPr>
+          <w:b w:val="0"/>
+        </w:rPr>
+        <w:t xml:space="preserve"> and one </w:t>
+      </w:r>
+      <w:r>
+        <w:rPr>
+          <w:b/>
+        </w:rPr>
+        <w:t>limitation</w:t>
+      </w:r>
+      <w:r>
+        <w:rPr>
+          <w:b w:val="0"/>
+        </w:rPr>
+        <w:t xml:space="preserve"> you should present.</w:t>
+      </w:r>
+    </w:p>
+    <w:p>
+      <w:pPr>
+        <w:spacing w:line="336" w:lineRule="auto" w:after="180"/>
+      </w:pPr>
+      <w:r>
+        <w:rPr>
+          <w:b w:val="0"/>
+        </w:rPr>
+        <w:t xml:space="preserve">My answer, with a trace, calculation or supporting </w:t>
+      </w:r>
+      <w:r>
+        <w:rPr>
+          <w:b/>
+        </w:rPr>
+        <w:t>evidence</w:t>
       </w:r>
     </w:p>
     <w:p>
@@ -3736,13 +5559,37 @@
       </w:r>
     </w:p>
     <w:p>
-      <w:r>
+      <w:pPr>
+        <w:spacing w:line="336" w:lineRule="auto" w:after="180"/>
+      </w:pPr>
+      <w:r>
+        <w:rPr>
+          <w:b w:val="0"/>
+        </w:rPr>
         <w:t>Change one relevant detail. Predict the result before testing. Include a boundary or missing-information case when it helps reveal a limit.</w:t>
       </w:r>
     </w:p>
     <w:p>
-      <w:r>
-        <w:t>My changed input and expected result</w:t>
+      <w:pPr>
+        <w:spacing w:line="336" w:lineRule="auto" w:after="180"/>
+      </w:pPr>
+      <w:r>
+        <w:rPr>
+          <w:b w:val="0"/>
+        </w:rPr>
+        <w:t xml:space="preserve">My changed </w:t>
+      </w:r>
+      <w:r>
+        <w:rPr>
+          <w:b/>
+        </w:rPr>
+        <w:t>input</w:t>
+      </w:r>
+      <w:r>
+        <w:rPr>
+          <w:b w:val="0"/>
+        </w:rPr>
+        <w:t xml:space="preserve"> and expected result</w:t>
       </w:r>
     </w:p>
     <w:p>
@@ -3787,13 +5634,49 @@
       </w:r>
     </w:p>
     <w:p>
-      <w:r>
-        <w:t>Final evidence bundle: brief, data, scoring logic, tests, improvement record, and product card.</w:t>
-      </w:r>
-    </w:p>
-    <w:p>
-      <w:r>
-        <w:t>The evidence I will keep</w:t>
+      <w:pPr>
+        <w:spacing w:line="336" w:lineRule="auto" w:after="180"/>
+      </w:pPr>
+      <w:r>
+        <w:rPr>
+          <w:b w:val="0"/>
+        </w:rPr>
+        <w:t xml:space="preserve">Final </w:t>
+      </w:r>
+      <w:r>
+        <w:rPr>
+          <w:b/>
+        </w:rPr>
+        <w:t>evidence bundle</w:t>
+      </w:r>
+      <w:r>
+        <w:rPr>
+          <w:b w:val="0"/>
+        </w:rPr>
+        <w:t>: brief, data, scoring logic, tests, improvement record, and product card.</w:t>
+      </w:r>
+    </w:p>
+    <w:p>
+      <w:pPr>
+        <w:spacing w:line="336" w:lineRule="auto" w:after="180"/>
+      </w:pPr>
+      <w:r>
+        <w:rPr>
+          <w:b w:val="0"/>
+        </w:rPr>
+        <w:t xml:space="preserve">The </w:t>
+      </w:r>
+      <w:r>
+        <w:rPr>
+          <w:b/>
+        </w:rPr>
+        <w:t>evidence</w:t>
+      </w:r>
+      <w:r>
+        <w:rPr>
+          <w:b w:val="0"/>
+        </w:rPr>
+        <w:t xml:space="preserve"> I will keep</w:t>
       </w:r>
     </w:p>
     <w:p>
@@ -3830,8 +5713,26 @@
       </w:r>
     </w:p>
     <w:p>
-      <w:r>
-        <w:t>Your teacher has the independent answer and scoring criteria. Complete the matching workbook week to keep your practice evidence together.</w:t>
+      <w:pPr>
+        <w:spacing w:line="336" w:lineRule="auto" w:after="180"/>
+      </w:pPr>
+      <w:r>
+        <w:rPr>
+          <w:b w:val="0"/>
+        </w:rPr>
+        <w:t xml:space="preserve">Your teacher has the independent answer and scoring criteria. Complete the matching workbook week to keep your practice </w:t>
+      </w:r>
+      <w:r>
+        <w:rPr>
+          <w:b/>
+        </w:rPr>
+        <w:t>evidence</w:t>
+      </w:r>
+      <w:r>
+        <w:rPr>
+          <w:b w:val="0"/>
+        </w:rPr>
+        <w:t xml:space="preserve"> together.</w:t>
       </w:r>
     </w:p>
     <w:p>
@@ -3843,8 +5744,26 @@
       </w:r>
     </w:p>
     <w:p>
-      <w:r>
-        <w:t>Present a recommender that gets 8/10 final requests right. One failure invents a title; another violates a hard page limit. Is '80%, ready for everyone' justified? Propose release criteria.</w:t>
+      <w:pPr>
+        <w:spacing w:line="336" w:lineRule="auto" w:after="180"/>
+      </w:pPr>
+      <w:r>
+        <w:rPr>
+          <w:b w:val="0"/>
+        </w:rPr>
+        <w:t>Present a recommender that gets 8/10 final requests right. One failure invents a title; another violates a hard page limit. Is '</w:t>
+      </w:r>
+      <w:r>
+        <w:rPr>
+          <w:b/>
+        </w:rPr>
+        <w:t>80%</w:t>
+      </w:r>
+      <w:r>
+        <w:rPr>
+          <w:b w:val="0"/>
+        </w:rPr>
+        <w:t>, ready for everyone' justified? Propose release criteria.</w:t>
       </w:r>
     </w:p>
     <w:p>
@@ -3899,8 +5818,25 @@
       </w:r>
     </w:p>
     <w:p>
-      <w:r>
-        <w:t>Attempt the independent case before hints. Record whether you worked alone, used a hint or followed a model. After feedback, fix the first unsupported step and explain why it changed. A later check uses a changed case, not a copied answer.</w:t>
+      <w:pPr>
+        <w:spacing w:line="336" w:lineRule="auto" w:after="180"/>
+      </w:pPr>
+      <w:r>
+        <w:rPr>
+          <w:b w:val="0"/>
+        </w:rPr>
+        <w:t>Attempt the independent case before hints. Record whether you worked alone, used a hint or followed a model. After feedback, fix the first unsupported step and explain why it changed.</w:t>
+      </w:r>
+    </w:p>
+    <w:p>
+      <w:pPr>
+        <w:spacing w:line="336" w:lineRule="auto" w:after="180"/>
+      </w:pPr>
+      <w:r>
+        <w:rPr>
+          <w:b w:val="0"/>
+        </w:rPr>
+        <w:t>A later check uses a changed case, not a copied answer.</w:t>
       </w:r>
     </w:p>
     <w:p>
@@ -3913,6 +5849,17 @@
     </w:p>
     <w:p>
       <w:r>
+        <w:t>Use this map to navigate Capstone Expo, connect the goals to tasks and keep one evidence record for each attempt.</w:t>
+      </w:r>
+    </w:p>
+    <w:p>
+      <w:pPr>
+        <w:spacing w:line="336" w:lineRule="auto" w:after="180"/>
+      </w:pPr>
+      <w:r>
+        <w:rPr>
+          <w:b w:val="0"/>
+        </w:rPr>
         <w:t>Start with this question: A fictional team presents its transparent book recommender on a reserved catalogue.</w:t>
       </w:r>
     </w:p>
@@ -4019,13 +5966,61 @@
       </w:tr>
     </w:tbl>
     <w:p>
-      <w:r>
-        <w:t>Remember → watch and explain → try with help → investigate → try independently → keep project evidence. Your teacher may spread this lesson across several classes.</w:t>
-      </w:r>
-    </w:p>
-    <w:p>
-      <w:r>
-        <w:t>Keep your first prediction. Compare it with what the evidence shows and explain any change.</w:t>
+      <w:pPr>
+        <w:spacing w:line="336" w:lineRule="auto" w:after="180"/>
+      </w:pPr>
+      <w:r>
+        <w:rPr>
+          <w:b w:val="0"/>
+        </w:rPr>
+        <w:t xml:space="preserve">Remember → watch and explain → try with help → investigate → try independently → keep project </w:t>
+      </w:r>
+      <w:r>
+        <w:rPr>
+          <w:b/>
+        </w:rPr>
+        <w:t>evidence</w:t>
+      </w:r>
+      <w:r>
+        <w:rPr>
+          <w:b w:val="0"/>
+        </w:rPr>
+        <w:t>. Your teacher may spread this lesson across several classes.</w:t>
+      </w:r>
+    </w:p>
+    <w:p>
+      <w:pPr>
+        <w:spacing w:line="336" w:lineRule="auto" w:after="180"/>
+      </w:pPr>
+      <w:r>
+        <w:rPr>
+          <w:b w:val="0"/>
+        </w:rPr>
+        <w:t xml:space="preserve">Keep your first </w:t>
+      </w:r>
+      <w:r>
+        <w:rPr>
+          <w:b/>
+        </w:rPr>
+        <w:t>prediction</w:t>
+      </w:r>
+      <w:r>
+        <w:rPr>
+          <w:b w:val="0"/>
+        </w:rPr>
+        <w:t xml:space="preserve">. Compare it with what the </w:t>
+      </w:r>
+      <w:r>
+        <w:rPr>
+          <w:b/>
+        </w:rPr>
+        <w:t>evidence</w:t>
+      </w:r>
+      <w:r>
+        <w:rPr>
+          <w:b w:val="0"/>
+        </w:rPr>
+        <w:t xml:space="preserve"> shows and explain any change.</w:t>
       </w:r>
     </w:p>
     <w:p>
@@ -4038,7 +6033,24 @@
     </w:p>
     <w:p>
       <w:r>
-        <w:t>Close your notes. Explain this goal in your own words: Defend an application using reproducible evidence</w:t>
+        <w:t>Explain Capstone Expo without notes, identify a remaining question and plan a later check with a changed case.</w:t>
+      </w:r>
+    </w:p>
+    <w:p>
+      <w:pPr>
+        <w:spacing w:line="336" w:lineRule="auto" w:after="180"/>
+      </w:pPr>
+      <w:r>
+        <w:rPr>
+          <w:b w:val="0"/>
+        </w:rPr>
+        <w:t xml:space="preserve">Close your notes. Explain this goal in your own words: Defend an application using reproducible </w:t>
+      </w:r>
+      <w:r>
+        <w:rPr>
+          <w:b/>
+        </w:rPr>
+        <w:t>evidence</w:t>
       </w:r>
     </w:p>
     <w:p>
@@ -4075,13 +6087,61 @@
       </w:r>
     </w:p>
     <w:p>
-      <w:r>
-        <w:t>If you are unsure, return to the worked picture and explain one arrow. If you are ready, change an input or assumption and justify your prediction.</w:t>
-      </w:r>
-    </w:p>
-    <w:p>
-      <w:r>
-        <w:t>Save your workbook evidence. At the next review, try a different case before opening your old answer.</w:t>
+      <w:pPr>
+        <w:spacing w:line="336" w:lineRule="auto" w:after="180"/>
+      </w:pPr>
+      <w:r>
+        <w:rPr>
+          <w:b w:val="0"/>
+        </w:rPr>
+        <w:t xml:space="preserve">If you are unsure, return to the worked picture and explain one arrow. If you are ready, change an </w:t>
+      </w:r>
+      <w:r>
+        <w:rPr>
+          <w:b/>
+        </w:rPr>
+        <w:t>input</w:t>
+      </w:r>
+      <w:r>
+        <w:rPr>
+          <w:b w:val="0"/>
+        </w:rPr>
+        <w:t xml:space="preserve"> or assumption and justify your </w:t>
+      </w:r>
+      <w:r>
+        <w:rPr>
+          <w:b/>
+        </w:rPr>
+        <w:t>prediction</w:t>
+      </w:r>
+      <w:r>
+        <w:rPr>
+          <w:b w:val="0"/>
+        </w:rPr>
+        <w:t>.</w:t>
+      </w:r>
+    </w:p>
+    <w:p>
+      <w:pPr>
+        <w:spacing w:line="336" w:lineRule="auto" w:after="180"/>
+      </w:pPr>
+      <w:r>
+        <w:rPr>
+          <w:b w:val="0"/>
+        </w:rPr>
+        <w:t xml:space="preserve">Save your workbook </w:t>
+      </w:r>
+      <w:r>
+        <w:rPr>
+          <w:b/>
+        </w:rPr>
+        <w:t>evidence</w:t>
+      </w:r>
+      <w:r>
+        <w:rPr>
+          <w:b w:val="0"/>
+        </w:rPr>
+        <w:t>. At the next review, try a different case before opening your old answer.</w:t>
       </w:r>
     </w:p>
     <w:p>
@@ -4094,11 +6154,28 @@
     </w:p>
     <w:p>
       <w:r>
+        <w:t>Attempt supported questions before using hints or feedback. Review a missing building block, then keep the completed work.</w:t>
+      </w:r>
+    </w:p>
+    <w:p>
+      <w:pPr>
+        <w:spacing w:line="336" w:lineRule="auto" w:after="180"/>
+      </w:pPr>
+      <w:r>
+        <w:rPr>
+          <w:b w:val="0"/>
+        </w:rPr>
         <w:t>Use this supported practice once, in the browser or on paper. Keep the reserved independent assessment for a separate first attempt before teacher feedback.</w:t>
       </w:r>
     </w:p>
     <w:p>
-      <w:r>
+      <w:pPr>
+        <w:spacing w:line="336" w:lineRule="auto" w:after="180"/>
+      </w:pPr>
+      <w:r>
+        <w:rPr>
+          <w:b w:val="0"/>
+        </w:rPr>
         <w:t>A fictional team presents its transparent book recommender on a reserved catalogue.</w:t>
       </w:r>
     </w:p>
@@ -4111,27 +6188,67 @@
       </w:r>
     </w:p>
     <w:p>
-      <w:r>
+      <w:pPr>
+        <w:spacing w:line="336" w:lineRule="auto" w:after="180"/>
+      </w:pPr>
+      <w:r>
+        <w:rPr>
+          <w:b w:val="0"/>
+        </w:rPr>
         <w:t>Which labelled step matches this detail? Explain two eligible items, one page-limit exclusion and one type rejection.</w:t>
       </w:r>
     </w:p>
     <w:p>
-      <w:r>
-        <w:t>1. Defend evidence</w:t>
-      </w:r>
-    </w:p>
-    <w:p>
-      <w:r>
+      <w:pPr>
+        <w:spacing w:line="336" w:lineRule="auto" w:after="180"/>
+        <w:shd w:fill="F4F9FC"/>
+      </w:pPr>
+      <w:r>
+        <w:rPr>
+          <w:b w:val="0"/>
+        </w:rPr>
+        <w:t xml:space="preserve">1. Defend </w:t>
+      </w:r>
+      <w:r>
+        <w:rPr>
+          <w:b/>
+        </w:rPr>
+        <w:t>evidence</w:t>
+      </w:r>
+    </w:p>
+    <w:p>
+      <w:pPr>
+        <w:spacing w:line="336" w:lineRule="auto" w:after="180"/>
+        <w:shd w:fill="F4F9FC"/>
+      </w:pPr>
+      <w:r>
+        <w:rPr>
+          <w:b w:val="0"/>
+        </w:rPr>
         <w:t>2. Validate</w:t>
       </w:r>
     </w:p>
     <w:p>
-      <w:r>
+      <w:pPr>
+        <w:spacing w:line="336" w:lineRule="auto" w:after="180"/>
+        <w:shd w:fill="F4F9FC"/>
+      </w:pPr>
+      <w:r>
+        <w:rPr>
+          <w:b w:val="0"/>
+        </w:rPr>
         <w:t>3. Filter</w:t>
       </w:r>
     </w:p>
     <w:p>
-      <w:r>
+      <w:pPr>
+        <w:spacing w:line="336" w:lineRule="auto" w:after="180"/>
+        <w:shd w:fill="F4F9FC"/>
+      </w:pPr>
+      <w:r>
+        <w:rPr>
+          <w:b w:val="0"/>
+        </w:rPr>
         <w:t>4. Rank</w:t>
       </w:r>
     </w:p>
@@ -4169,40 +6286,178 @@
       </w:r>
     </w:p>
     <w:p>
-      <w:r>
+      <w:pPr>
+        <w:pStyle w:val="Heading3"/>
+      </w:pPr>
+      <w:r>
+        <w:t>Hint · try first</w:t>
+      </w:r>
+    </w:p>
+    <w:p>
+      <w:pPr>
+        <w:spacing w:line="336" w:lineRule="auto" w:after="180"/>
+        <w:shd w:fill="F1F6F8"/>
+      </w:pPr>
+      <w:r>
+        <w:rPr>
+          <w:b w:val="0"/>
+        </w:rPr>
         <w:t>Hint if needed: Read the steps in the pictorial case. Match the supplied detail to the stage that performs or records it.</w:t>
       </w:r>
     </w:p>
     <w:p>
-      <w:r>
-        <w:t>After your attempt, compare with the supported explanation: Defend evidence Explain two eligible items, one page-limit exclusion and one type rejection. A presentation should let someone rebuild the result from the stated contract. A’s equality is accepted; D is not silently converted; C’s high preference score cannot override the page requirement. Reversing rows must preserve B because it has the unique highest eligible score. Keep the reserved case distinct from practice demonstrations.</w:t>
-      </w:r>
-    </w:p>
-    <w:p>
       <w:pPr>
         <w:pStyle w:val="Heading3"/>
       </w:pPr>
       <w:r>
+        <w:t>Feedback · compare after trying</w:t>
+      </w:r>
+    </w:p>
+    <w:p>
+      <w:pPr>
+        <w:spacing w:line="336" w:lineRule="auto" w:after="180"/>
+        <w:shd w:fill="F1F6FC"/>
+      </w:pPr>
+      <w:r>
+        <w:rPr>
+          <w:b w:val="0"/>
+        </w:rPr>
+        <w:t xml:space="preserve">After your attempt, compare with the supported explanation: Defend </w:t>
+      </w:r>
+      <w:r>
+        <w:rPr>
+          <w:b/>
+        </w:rPr>
+        <w:t>evidence</w:t>
+      </w:r>
+      <w:r>
+        <w:rPr>
+          <w:b w:val="0"/>
+        </w:rPr>
+        <w:t xml:space="preserve"> Explain two eligible items, one page-limit exclusion and one type rejection.</w:t>
+      </w:r>
+    </w:p>
+    <w:p>
+      <w:pPr>
+        <w:spacing w:line="336" w:lineRule="auto" w:after="180"/>
+        <w:shd w:fill="F1F6FC"/>
+      </w:pPr>
+      <w:r>
+        <w:rPr>
+          <w:b w:val="0"/>
+        </w:rPr>
+        <w:t>A presentation should let someone rebuild the result from the stated contract. A’s equality is accepted; D is not silently converted; C’s high preference score cannot override the page requirement.</w:t>
+      </w:r>
+    </w:p>
+    <w:p>
+      <w:pPr>
+        <w:spacing w:line="336" w:lineRule="auto" w:after="180"/>
+        <w:shd w:fill="F1F6FC"/>
+      </w:pPr>
+      <w:r>
+        <w:rPr>
+          <w:b w:val="0"/>
+        </w:rPr>
+        <w:t xml:space="preserve">Reversing rows must preserve B because it has the unique highest eligible score. Keep the reserved case distinct from practice </w:t>
+      </w:r>
+      <w:r>
+        <w:rPr>
+          <w:b/>
+        </w:rPr>
+        <w:t>demonstration</w:t>
+      </w:r>
+      <w:r>
+        <w:rPr>
+          <w:b w:val="0"/>
+        </w:rPr>
+        <w:t>s.</w:t>
+      </w:r>
+    </w:p>
+    <w:p>
+      <w:pPr>
+        <w:pStyle w:val="Heading3"/>
+      </w:pPr>
+      <w:r>
         <w:t>Practice 2: explain the deciding evidence</w:t>
       </w:r>
     </w:p>
     <w:p>
-      <w:r>
+      <w:pPr>
+        <w:pStyle w:val="Heading3"/>
+      </w:pPr>
+      <w:r>
+        <w:t>Changed case · predict first</w:t>
+      </w:r>
+    </w:p>
+    <w:p>
+      <w:pPr>
+        <w:spacing w:line="336" w:lineRule="auto" w:after="180"/>
+        <w:shd w:fill="F5F1FB"/>
+      </w:pPr>
+      <w:r>
+        <w:rPr>
+          <w:b w:val="0"/>
+        </w:rPr>
         <w:t>Changed-case practice: An authorised repair converts D’s interest to integer 4. Which conclusion is supported by the supplied facts?</w:t>
       </w:r>
     </w:p>
     <w:p>
-      <w:r>
-        <w:t>1. We can decide the result without examining the changed input or the procedure.</w:t>
-      </w:r>
-    </w:p>
-    <w:p>
-      <w:r>
-        <w:t>2. This one example guarantees correct results for every future input.</w:t>
-      </w:r>
-    </w:p>
-    <w:p>
-      <w:r>
+      <w:pPr>
+        <w:spacing w:line="336" w:lineRule="auto" w:after="180"/>
+        <w:shd w:fill="F4F9FC"/>
+      </w:pPr>
+      <w:r>
+        <w:rPr>
+          <w:b w:val="0"/>
+        </w:rPr>
+        <w:t xml:space="preserve">1. We can decide the result without examining the changed </w:t>
+      </w:r>
+      <w:r>
+        <w:rPr>
+          <w:b/>
+        </w:rPr>
+        <w:t>input</w:t>
+      </w:r>
+      <w:r>
+        <w:rPr>
+          <w:b w:val="0"/>
+        </w:rPr>
+        <w:t xml:space="preserve"> or the procedure.</w:t>
+      </w:r>
+    </w:p>
+    <w:p>
+      <w:pPr>
+        <w:spacing w:line="336" w:lineRule="auto" w:after="180"/>
+        <w:shd w:fill="F4F9FC"/>
+      </w:pPr>
+      <w:r>
+        <w:rPr>
+          <w:b w:val="0"/>
+        </w:rPr>
+        <w:t xml:space="preserve">2. This one example guarantees correct results for every future </w:t>
+      </w:r>
+      <w:r>
+        <w:rPr>
+          <w:b/>
+        </w:rPr>
+        <w:t>input</w:t>
+      </w:r>
+      <w:r>
+        <w:rPr>
+          <w:b w:val="0"/>
+        </w:rPr>
+        <w:t>.</w:t>
+      </w:r>
+    </w:p>
+    <w:p>
+      <w:pPr>
+        <w:spacing w:line="336" w:lineRule="auto" w:after="180"/>
+        <w:shd w:fill="F4F9FC"/>
+      </w:pPr>
+      <w:r>
+        <w:rPr>
+          <w:b w:val="0"/>
+        </w:rPr>
         <w:t>3. D becomes eligible and scores 9, so it wins.</w:t>
       </w:r>
     </w:p>
@@ -4240,36 +6495,142 @@
       </w:r>
     </w:p>
     <w:p>
-      <w:r>
+      <w:pPr>
+        <w:pStyle w:val="Heading3"/>
+      </w:pPr>
+      <w:r>
+        <w:t>Hint · try first</w:t>
+      </w:r>
+    </w:p>
+    <w:p>
+      <w:pPr>
+        <w:spacing w:line="336" w:lineRule="auto" w:after="180"/>
+        <w:shd w:fill="F1F6F8"/>
+      </w:pPr>
+      <w:r>
+        <w:rPr>
+          <w:b w:val="0"/>
+        </w:rPr>
         <w:t>Hint if needed: Use the changed condition and the deciding step in the pictorial trace. The answer must say what follows from those facts.</w:t>
       </w:r>
     </w:p>
     <w:p>
-      <w:r>
-        <w:t>After your attempt, compare with the supported explanation: D becomes eligible and scores 9, so it wins. The evidence-backed input repair changes validation and then ranking; record this as a new case/version.</w:t>
-      </w:r>
-    </w:p>
-    <w:p>
       <w:pPr>
         <w:pStyle w:val="Heading3"/>
       </w:pPr>
       <w:r>
+        <w:t>Feedback · compare after trying</w:t>
+      </w:r>
+    </w:p>
+    <w:p>
+      <w:pPr>
+        <w:spacing w:line="336" w:lineRule="auto" w:after="180"/>
+        <w:shd w:fill="F1F6FC"/>
+      </w:pPr>
+      <w:r>
+        <w:rPr>
+          <w:b w:val="0"/>
+        </w:rPr>
+        <w:t xml:space="preserve">After your attempt, compare with the supported explanation: D becomes eligible and scores 9, so it wins. The </w:t>
+      </w:r>
+      <w:r>
+        <w:rPr>
+          <w:b/>
+        </w:rPr>
+        <w:t>evidence</w:t>
+      </w:r>
+      <w:r>
+        <w:rPr>
+          <w:b w:val="0"/>
+        </w:rPr>
+        <w:t xml:space="preserve">-backed </w:t>
+      </w:r>
+      <w:r>
+        <w:rPr>
+          <w:b/>
+        </w:rPr>
+        <w:t>input</w:t>
+      </w:r>
+      <w:r>
+        <w:rPr>
+          <w:b w:val="0"/>
+        </w:rPr>
+        <w:t xml:space="preserve"> repair changes validation and then ranking; record this as a new case/version.</w:t>
+      </w:r>
+    </w:p>
+    <w:p>
+      <w:pPr>
+        <w:pStyle w:val="Heading3"/>
+      </w:pPr>
+      <w:r>
         <w:t>Repair a missing building block</w:t>
       </w:r>
     </w:p>
     <w:p>
-      <w:r>
+      <w:pPr>
+        <w:spacing w:line="336" w:lineRule="auto" w:after="180"/>
+      </w:pPr>
+      <w:r>
+        <w:rPr>
+          <w:b w:val="0"/>
+        </w:rPr>
         <w:t>Review Improve and Challenge (ai-2/35). Goal: Repair a specific observed failure. Short practice: Why are tests at both 100 and 101 needed?. Return to this week and explain what you changed.</w:t>
       </w:r>
     </w:p>
     <w:p>
-      <w:r>
-        <w:t>Review Build the Recommender (ai-2/33). Goal: Implement a deterministic recommender. Short practice: Explain why B does not win after D is excluded even though it has fewer pages.. Return to this week and explain what you changed.</w:t>
-      </w:r>
-    </w:p>
-    <w:p>
-      <w:r>
-        <w:t>Review Agents and Tools (ai-2/30). Goal: Explain the mechanism and terminology of state machines for bounded agents. Short practice: Can the assistant accept Trace B because its final state is done?. Return to this week and explain what you changed.</w:t>
+      <w:pPr>
+        <w:spacing w:line="336" w:lineRule="auto" w:after="180"/>
+      </w:pPr>
+      <w:r>
+        <w:rPr>
+          <w:b w:val="0"/>
+        </w:rPr>
+        <w:t>Review Build the Recommender (ai-2/33). Goal: Implement a deterministic recommender. Short practice: Explain why B does not win after D is excluded even though it has fewer pages..</w:t>
+      </w:r>
+    </w:p>
+    <w:p>
+      <w:pPr>
+        <w:spacing w:line="336" w:lineRule="auto" w:after="180"/>
+      </w:pPr>
+      <w:r>
+        <w:rPr>
+          <w:b w:val="0"/>
+        </w:rPr>
+        <w:t>Return to this week and explain what you changed.</w:t>
+      </w:r>
+    </w:p>
+    <w:p>
+      <w:pPr>
+        <w:spacing w:line="336" w:lineRule="auto" w:after="180"/>
+      </w:pPr>
+      <w:r>
+        <w:rPr>
+          <w:b w:val="0"/>
+        </w:rPr>
+        <w:t xml:space="preserve">Review Agents and Tools (ai-2/30). Goal: Explain the </w:t>
+      </w:r>
+      <w:r>
+        <w:rPr>
+          <w:b/>
+        </w:rPr>
+        <w:t>mechanism</w:t>
+      </w:r>
+      <w:r>
+        <w:rPr>
+          <w:b w:val="0"/>
+        </w:rPr>
+        <w:t xml:space="preserve"> and terminology of state machines for bounded agents. Short practice: Can the assistant accept Trace B because its final state is done?.</w:t>
+      </w:r>
+    </w:p>
+    <w:p>
+      <w:pPr>
+        <w:spacing w:line="336" w:lineRule="auto" w:after="180"/>
+      </w:pPr>
+      <w:r>
+        <w:rPr>
+          <w:b w:val="0"/>
+        </w:rPr>
+        <w:t>Return to this week and explain what you changed.</w:t>
       </w:r>
     </w:p>
     <w:p>
@@ -4281,8 +6642,61 @@
       </w:r>
     </w:p>
     <w:p>
-      <w:r>
-        <w:t>The browser lab lets you edit the supported Python examples already included in this lesson. Predict first, run, inspect the actual output or error, change one input, then run again. Keep code, predictions, actual results and a reasoned revision together. On paper, label your result as a trace rather than an execution.</w:t>
+      <w:pPr>
+        <w:spacing w:line="336" w:lineRule="auto" w:after="180"/>
+      </w:pPr>
+      <w:r>
+        <w:rPr>
+          <w:b w:val="0"/>
+        </w:rPr>
+        <w:t xml:space="preserve">The browser lab lets you edit the supported Python examples already included in this lesson. Predict first, run, inspect the actual </w:t>
+      </w:r>
+      <w:r>
+        <w:rPr>
+          <w:b/>
+        </w:rPr>
+        <w:t>output</w:t>
+      </w:r>
+      <w:r>
+        <w:rPr>
+          <w:b w:val="0"/>
+        </w:rPr>
+        <w:t xml:space="preserve"> or error, change one </w:t>
+      </w:r>
+      <w:r>
+        <w:rPr>
+          <w:b/>
+        </w:rPr>
+        <w:t>input</w:t>
+      </w:r>
+      <w:r>
+        <w:rPr>
+          <w:b w:val="0"/>
+        </w:rPr>
+        <w:t>, then run again.</w:t>
+      </w:r>
+    </w:p>
+    <w:p>
+      <w:pPr>
+        <w:spacing w:line="336" w:lineRule="auto" w:after="180"/>
+      </w:pPr>
+      <w:r>
+        <w:rPr>
+          <w:b w:val="0"/>
+        </w:rPr>
+        <w:t xml:space="preserve">Keep code, </w:t>
+      </w:r>
+      <w:r>
+        <w:rPr>
+          <w:b/>
+        </w:rPr>
+        <w:t>prediction</w:t>
+      </w:r>
+      <w:r>
+        <w:rPr>
+          <w:b w:val="0"/>
+        </w:rPr>
+        <w:t>s, actual results and a reasoned revision together. On paper, label your result as a trace rather than an execution.</w:t>
       </w:r>
     </w:p>
     <w:p>
@@ -4294,8 +6708,639 @@
       </w:r>
     </w:p>
     <w:p>
-      <w:r>
-        <w:t>Use Download completed work in the hosted lesson to export your answers, reflections, practice feedback and code-run evidence. Open the HTML copy to read or print it. Drafts stay in this browser when storage is available; clear drafts on a shared device.</w:t>
+      <w:pPr>
+        <w:spacing w:line="336" w:lineRule="auto" w:after="180"/>
+      </w:pPr>
+      <w:r>
+        <w:rPr>
+          <w:b w:val="0"/>
+        </w:rPr>
+        <w:t xml:space="preserve">Use Download completed work in the hosted lesson to export your answers, reflections, practice feedback and code-run </w:t>
+      </w:r>
+      <w:r>
+        <w:rPr>
+          <w:b/>
+        </w:rPr>
+        <w:t>evidence</w:t>
+      </w:r>
+      <w:r>
+        <w:rPr>
+          <w:b w:val="0"/>
+        </w:rPr>
+        <w:t>. Open the HTML copy to read or print it.</w:t>
+      </w:r>
+    </w:p>
+    <w:p>
+      <w:pPr>
+        <w:spacing w:line="336" w:lineRule="auto" w:after="180"/>
+      </w:pPr>
+      <w:r>
+        <w:rPr>
+          <w:b w:val="0"/>
+        </w:rPr>
+        <w:t>Drafts stay in this browser when storage is available; clear drafts on a shared device.</w:t>
+      </w:r>
+    </w:p>
+    <w:p>
+      <w:pPr>
+        <w:pStyle w:val="Heading1"/>
+      </w:pPr>
+      <w:r>
+        <w:t>18. Visual concept journey</w:t>
+      </w:r>
+    </w:p>
+    <w:p>
+      <w:r>
+        <w:t>Explain each Capstone Expo graphic using its labels, deciding evidence and relevant limitation.</w:t>
+      </w:r>
+    </w:p>
+    <w:p>
+      <w:pPr>
+        <w:pStyle w:val="Heading3"/>
+      </w:pPr>
+      <w:r>
+        <w:t>01. Capstone Expo: the case</w:t>
+      </w:r>
+    </w:p>
+    <w:p>
+      <w:r>
+        <w:drawing>
+          <wp:inline xmlns:a="http://schemas.openxmlformats.org/drawingml/2006/main" xmlns:pic="http://schemas.openxmlformats.org/drawingml/2006/picture">
+            <wp:extent cx="5486400" cy="3438144"/>
+            <wp:docPr id="22" name="Picture 22" descr="A fictional team presents its transparent book recommender on a reserved catalogue. Supplied facts: Request maximum 120 pages; score=2×interest+illustrated, where illustrated is 1 for True and 0 for False; tie by ID. A pages120 interest3 True; B pages100 interest4 False; C pages121 interest5 True; D pages90 interest&quot;4&quot; True. Numeric fields require exact integers."/>
+            <wp:cNvGraphicFramePr>
+              <a:graphicFrameLocks noChangeAspect="1"/>
+            </wp:cNvGraphicFramePr>
+            <a:graphic>
+              <a:graphicData uri="http://schemas.openxmlformats.org/drawingml/2006/picture">
+                <pic:pic>
+                  <pic:nvPicPr>
+                    <pic:cNvPr id="0" name="academy-story-ai-2-36-01.png"/>
+                    <pic:cNvPicPr/>
+                  </pic:nvPicPr>
+                  <pic:blipFill>
+                    <a:blip r:embed="rId29"/>
+                    <a:stretch>
+                      <a:fillRect/>
+                    </a:stretch>
+                  </pic:blipFill>
+                  <pic:spPr>
+                    <a:xfrm>
+                      <a:off x="0" y="0"/>
+                      <a:ext cx="5486400" cy="3438144"/>
+                    </a:xfrm>
+                    <a:prstGeom prst="rect"/>
+                  </pic:spPr>
+                </pic:pic>
+              </a:graphicData>
+            </a:graphic>
+          </wp:inline>
+        </w:drawing>
+      </w:r>
+    </w:p>
+    <w:p>
+      <w:pPr>
+        <w:spacing w:line="336" w:lineRule="auto" w:after="180"/>
+      </w:pPr>
+      <w:r>
+        <w:rPr>
+          <w:b w:val="0"/>
+        </w:rPr>
+        <w:t>A fictional team presents its transparent book recommender on a reserved catalogue. Supplied facts: Request maximum 120 pages; score=2×interest+illustrated, where illustrated is 1 for True and 0 for False; tie by ID.</w:t>
+      </w:r>
+    </w:p>
+    <w:p>
+      <w:pPr>
+        <w:spacing w:line="336" w:lineRule="auto" w:after="180"/>
+      </w:pPr>
+      <w:r>
+        <w:rPr>
+          <w:b w:val="0"/>
+        </w:rPr>
+        <w:t>A pages120 interest3 True; B pages100 interest4 False; C pages121 interest5 True; D pages90 interest"4" True. Numeric fields require exact integers.</w:t>
+      </w:r>
+    </w:p>
+    <w:p>
+      <w:pPr>
+        <w:spacing w:line="336" w:lineRule="auto" w:after="180"/>
+        <w:shd w:fill="F5F1FB"/>
+      </w:pPr>
+      <w:r>
+        <w:rPr>
+          <w:b w:val="0"/>
+        </w:rPr>
+        <w:t>Point to the given fact that matters most. Explain why it matters.</w:t>
+      </w:r>
+    </w:p>
+    <w:p>
+      <w:pPr>
+        <w:pStyle w:val="Heading3"/>
+      </w:pPr>
+      <w:r>
+        <w:t>02. Follow the deciding steps</w:t>
+      </w:r>
+    </w:p>
+    <w:p>
+      <w:r>
+        <w:drawing>
+          <wp:inline xmlns:a="http://schemas.openxmlformats.org/drawingml/2006/main" xmlns:pic="http://schemas.openxmlformats.org/drawingml/2006/picture">
+            <wp:extent cx="5486400" cy="4005072"/>
+            <wp:docPr id="23" name="Picture 23" descr="Validate: D has text interest and is rejected; A,B,C have valid fields. → Filter: A and B meet the page limit; C exceeds it. → Rank: A scores 7; B scores 8, so B wins. → Defend evidence: Explain two eligible items, one page-limit exclusion and one type rejection."/>
+            <wp:cNvGraphicFramePr>
+              <a:graphicFrameLocks noChangeAspect="1"/>
+            </wp:cNvGraphicFramePr>
+            <a:graphic>
+              <a:graphicData uri="http://schemas.openxmlformats.org/drawingml/2006/picture">
+                <pic:pic>
+                  <pic:nvPicPr>
+                    <pic:cNvPr id="0" name="academy-story-ai-2-36-02.png"/>
+                    <pic:cNvPicPr/>
+                  </pic:nvPicPr>
+                  <pic:blipFill>
+                    <a:blip r:embed="rId30"/>
+                    <a:stretch>
+                      <a:fillRect/>
+                    </a:stretch>
+                  </pic:blipFill>
+                  <pic:spPr>
+                    <a:xfrm>
+                      <a:off x="0" y="0"/>
+                      <a:ext cx="5486400" cy="4005072"/>
+                    </a:xfrm>
+                    <a:prstGeom prst="rect"/>
+                  </pic:spPr>
+                </pic:pic>
+              </a:graphicData>
+            </a:graphic>
+          </wp:inline>
+        </w:drawing>
+      </w:r>
+    </w:p>
+    <w:p>
+      <w:pPr>
+        <w:spacing w:line="336" w:lineRule="auto" w:after="180"/>
+      </w:pPr>
+      <w:r>
+        <w:rPr>
+          <w:b w:val="0"/>
+        </w:rPr>
+        <w:t xml:space="preserve">Validate: D has text interest and is rejected; A,B,C have valid fields. → Filter: A and B meet the page limit; C exceeds it. → Rank: A scores 7; B scores 8, so B wins. → Defend </w:t>
+      </w:r>
+      <w:r>
+        <w:rPr>
+          <w:b/>
+        </w:rPr>
+        <w:t>evidence</w:t>
+      </w:r>
+      <w:r>
+        <w:rPr>
+          <w:b w:val="0"/>
+        </w:rPr>
+        <w:t>: Explain two eligible items, one page-limit exclusion and one type rejection.</w:t>
+      </w:r>
+    </w:p>
+    <w:p>
+      <w:pPr>
+        <w:spacing w:line="336" w:lineRule="auto" w:after="180"/>
+        <w:shd w:fill="F5F1FB"/>
+      </w:pPr>
+      <w:r>
+        <w:rPr>
+          <w:b w:val="0"/>
+        </w:rPr>
+        <w:t xml:space="preserve">Point to each numbered stage and explain which recorded </w:t>
+      </w:r>
+      <w:r>
+        <w:rPr>
+          <w:b/>
+        </w:rPr>
+        <w:t>input</w:t>
+      </w:r>
+      <w:r>
+        <w:rPr>
+          <w:b w:val="0"/>
+        </w:rPr>
+        <w:t xml:space="preserve"> it uses.</w:t>
+      </w:r>
+    </w:p>
+    <w:p>
+      <w:pPr>
+        <w:pStyle w:val="Heading3"/>
+      </w:pPr>
+      <w:r>
+        <w:t>03. Follow the evidence</w:t>
+      </w:r>
+    </w:p>
+    <w:p>
+      <w:r>
+        <w:drawing>
+          <wp:inline xmlns:a="http://schemas.openxmlformats.org/drawingml/2006/main" xmlns:pic="http://schemas.openxmlformats.org/drawingml/2006/picture">
+            <wp:extent cx="5486400" cy="2834640"/>
+            <wp:docPr id="24" name="Picture 24" descr="Follow the evidence. Claim | A selected by stated policy | Show trace and inputs. Quality | Tested cases and failures | Show full denominators. Handover | Versions and run steps | Peer can reproduce"/>
+            <wp:cNvGraphicFramePr>
+              <a:graphicFrameLocks noChangeAspect="1"/>
+            </wp:cNvGraphicFramePr>
+            <a:graphic>
+              <a:graphicData uri="http://schemas.openxmlformats.org/drawingml/2006/picture">
+                <pic:pic>
+                  <pic:nvPicPr>
+                    <pic:cNvPr id="0" name="academy-story-ai-2-36-03.png"/>
+                    <pic:cNvPicPr/>
+                  </pic:nvPicPr>
+                  <pic:blipFill>
+                    <a:blip r:embed="rId31"/>
+                    <a:stretch>
+                      <a:fillRect/>
+                    </a:stretch>
+                  </pic:blipFill>
+                  <pic:spPr>
+                    <a:xfrm>
+                      <a:off x="0" y="0"/>
+                      <a:ext cx="5486400" cy="2834640"/>
+                    </a:xfrm>
+                    <a:prstGeom prst="rect"/>
+                  </pic:spPr>
+                </pic:pic>
+              </a:graphicData>
+            </a:graphic>
+          </wp:inline>
+        </w:drawing>
+      </w:r>
+    </w:p>
+    <w:p>
+      <w:pPr>
+        <w:spacing w:line="336" w:lineRule="auto" w:after="180"/>
+      </w:pPr>
+      <w:r>
+        <w:rPr>
+          <w:b w:val="0"/>
+        </w:rPr>
+        <w:t xml:space="preserve">Follow the </w:t>
+      </w:r>
+      <w:r>
+        <w:rPr>
+          <w:b/>
+        </w:rPr>
+        <w:t>evidence</w:t>
+      </w:r>
+      <w:r>
+        <w:rPr>
+          <w:b w:val="0"/>
+        </w:rPr>
+        <w:t xml:space="preserve">. Claim | A selected by stated policy | Show trace and </w:t>
+      </w:r>
+      <w:r>
+        <w:rPr>
+          <w:b/>
+        </w:rPr>
+        <w:t>input</w:t>
+      </w:r>
+      <w:r>
+        <w:rPr>
+          <w:b w:val="0"/>
+        </w:rPr>
+        <w:t xml:space="preserve">s. Quality | Tested cases and failures | Show full denominators. </w:t>
+      </w:r>
+      <w:r>
+        <w:rPr>
+          <w:b/>
+        </w:rPr>
+        <w:t>Handover</w:t>
+      </w:r>
+      <w:r>
+        <w:rPr>
+          <w:b w:val="0"/>
+        </w:rPr>
+        <w:t xml:space="preserve"> | Versions and run steps | Peer can reproduce</w:t>
+      </w:r>
+    </w:p>
+    <w:p>
+      <w:pPr>
+        <w:spacing w:line="336" w:lineRule="auto" w:after="180"/>
+        <w:shd w:fill="F5F1FB"/>
+      </w:pPr>
+      <w:r>
+        <w:rPr>
+          <w:b w:val="0"/>
+        </w:rPr>
+        <w:t>Read the labels and values. Explain the relationship the model shows.</w:t>
+      </w:r>
+    </w:p>
+    <w:p>
+      <w:pPr>
+        <w:pStyle w:val="Heading3"/>
+      </w:pPr>
+      <w:r>
+        <w:t>04. Change one thing. Trace what follows.</w:t>
+      </w:r>
+    </w:p>
+    <w:p>
+      <w:r>
+        <w:drawing>
+          <wp:inline xmlns:a="http://schemas.openxmlformats.org/drawingml/2006/main" xmlns:pic="http://schemas.openxmlformats.org/drawingml/2006/picture">
+            <wp:extent cx="5486400" cy="3179064"/>
+            <wp:docPr id="25" name="Picture 25" descr="Original case: Explain two eligible items, one page-limit exclusion and one type rejection. Changed condition: An authorised repair converts D’s interest to integer 4. Expected result: D becomes eligible and scores 9, so it wins. Reason: The evidence-backed input repair changes validation and then ranking; record this as a new case/version."/>
+            <wp:cNvGraphicFramePr>
+              <a:graphicFrameLocks noChangeAspect="1"/>
+            </wp:cNvGraphicFramePr>
+            <a:graphic>
+              <a:graphicData uri="http://schemas.openxmlformats.org/drawingml/2006/picture">
+                <pic:pic>
+                  <pic:nvPicPr>
+                    <pic:cNvPr id="0" name="academy-story-ai-2-36-04.png"/>
+                    <pic:cNvPicPr/>
+                  </pic:nvPicPr>
+                  <pic:blipFill>
+                    <a:blip r:embed="rId32"/>
+                    <a:stretch>
+                      <a:fillRect/>
+                    </a:stretch>
+                  </pic:blipFill>
+                  <pic:spPr>
+                    <a:xfrm>
+                      <a:off x="0" y="0"/>
+                      <a:ext cx="5486400" cy="3179064"/>
+                    </a:xfrm>
+                    <a:prstGeom prst="rect"/>
+                  </pic:spPr>
+                </pic:pic>
+              </a:graphicData>
+            </a:graphic>
+          </wp:inline>
+        </w:drawing>
+      </w:r>
+    </w:p>
+    <w:p>
+      <w:pPr>
+        <w:spacing w:line="336" w:lineRule="auto" w:after="180"/>
+      </w:pPr>
+      <w:r>
+        <w:rPr>
+          <w:b w:val="0"/>
+        </w:rPr>
+        <w:t>Original case: Explain two eligible items, one page-limit exclusion and one type rejection. Changed condition: An authorised repair converts D’s interest to integer 4.</w:t>
+      </w:r>
+    </w:p>
+    <w:p>
+      <w:pPr>
+        <w:spacing w:line="336" w:lineRule="auto" w:after="180"/>
+      </w:pPr>
+      <w:r>
+        <w:rPr>
+          <w:b w:val="0"/>
+        </w:rPr>
+        <w:t xml:space="preserve">Expected result: D becomes eligible and scores 9, so it wins. Reason: The </w:t>
+      </w:r>
+      <w:r>
+        <w:rPr>
+          <w:b/>
+        </w:rPr>
+        <w:t>evidence</w:t>
+      </w:r>
+      <w:r>
+        <w:rPr>
+          <w:b w:val="0"/>
+        </w:rPr>
+        <w:t xml:space="preserve">-backed </w:t>
+      </w:r>
+      <w:r>
+        <w:rPr>
+          <w:b/>
+        </w:rPr>
+        <w:t>input</w:t>
+      </w:r>
+      <w:r>
+        <w:rPr>
+          <w:b w:val="0"/>
+        </w:rPr>
+        <w:t xml:space="preserve"> repair changes validation and then ranking; record this as a new case/version.</w:t>
+      </w:r>
+    </w:p>
+    <w:p>
+      <w:pPr>
+        <w:spacing w:line="336" w:lineRule="auto" w:after="180"/>
+        <w:shd w:fill="F5F1FB"/>
+      </w:pPr>
+      <w:r>
+        <w:rPr>
+          <w:b w:val="0"/>
+        </w:rPr>
+        <w:t>Predict before checking the worked changed-case result. Name what changed and what the supplied facts allow you to conclude.</w:t>
+      </w:r>
+    </w:p>
+    <w:p>
+      <w:pPr>
+        <w:pStyle w:val="Heading3"/>
+      </w:pPr>
+      <w:r>
+        <w:t>05. Connect the explanation to its limit</w:t>
+      </w:r>
+    </w:p>
+    <w:p>
+      <w:r>
+        <w:drawing>
+          <wp:inline xmlns:a="http://schemas.openxmlformats.org/drawingml/2006/main" xmlns:pic="http://schemas.openxmlformats.org/drawingml/2006/picture">
+            <wp:extent cx="5486400" cy="2834640"/>
+            <wp:docPr id="26" name="Picture 26" descr="A presentation should let someone rebuild the result from the stated contract. A’s equality is accepted; D is not silently converted; C’s high preference score cannot override the page requirement. Reversing rows must preserve B because it has the unique highest eligible score. Keep the reserved case distinct from practice demonstrations. Limit: A defensible algorithmic trace does not prove B will be liked or that classroom learning improved."/>
+            <wp:cNvGraphicFramePr>
+              <a:graphicFrameLocks noChangeAspect="1"/>
+            </wp:cNvGraphicFramePr>
+            <a:graphic>
+              <a:graphicData uri="http://schemas.openxmlformats.org/drawingml/2006/picture">
+                <pic:pic>
+                  <pic:nvPicPr>
+                    <pic:cNvPr id="0" name="academy-story-ai-2-36-05.png"/>
+                    <pic:cNvPicPr/>
+                  </pic:nvPicPr>
+                  <pic:blipFill>
+                    <a:blip r:embed="rId33"/>
+                    <a:stretch>
+                      <a:fillRect/>
+                    </a:stretch>
+                  </pic:blipFill>
+                  <pic:spPr>
+                    <a:xfrm>
+                      <a:off x="0" y="0"/>
+                      <a:ext cx="5486400" cy="2834640"/>
+                    </a:xfrm>
+                    <a:prstGeom prst="rect"/>
+                  </pic:spPr>
+                </pic:pic>
+              </a:graphicData>
+            </a:graphic>
+          </wp:inline>
+        </w:drawing>
+      </w:r>
+    </w:p>
+    <w:p>
+      <w:pPr>
+        <w:spacing w:line="336" w:lineRule="auto" w:after="180"/>
+      </w:pPr>
+      <w:r>
+        <w:rPr>
+          <w:b w:val="0"/>
+        </w:rPr>
+        <w:t>A presentation should let someone rebuild the result from the stated contract. A’s equality is accepted; D is not silently converted; C’s high preference score cannot override the page requirement.</w:t>
+      </w:r>
+    </w:p>
+    <w:p>
+      <w:pPr>
+        <w:spacing w:line="336" w:lineRule="auto" w:after="180"/>
+      </w:pPr>
+      <w:r>
+        <w:rPr>
+          <w:b w:val="0"/>
+        </w:rPr>
+        <w:t xml:space="preserve">Reversing rows must preserve B because it has the unique highest eligible score. Keep the reserved case distinct from practice </w:t>
+      </w:r>
+      <w:r>
+        <w:rPr>
+          <w:b/>
+        </w:rPr>
+        <w:t>demonstration</w:t>
+      </w:r>
+      <w:r>
+        <w:rPr>
+          <w:b w:val="0"/>
+        </w:rPr>
+        <w:t>s.</w:t>
+      </w:r>
+    </w:p>
+    <w:p>
+      <w:pPr>
+        <w:spacing w:line="336" w:lineRule="auto" w:after="180"/>
+      </w:pPr>
+      <w:r>
+        <w:rPr>
+          <w:b w:val="0"/>
+        </w:rPr>
+        <w:t>Limit: A defensible algorithmic trace does not prove B will be liked or that classroom learning improved.</w:t>
+      </w:r>
+    </w:p>
+    <w:p>
+      <w:pPr>
+        <w:spacing w:line="336" w:lineRule="auto" w:after="180"/>
+        <w:shd w:fill="F5F1FB"/>
+      </w:pPr>
+      <w:r>
+        <w:rPr>
+          <w:b w:val="0"/>
+        </w:rPr>
+        <w:t>Explain the case, then point to a limit on the claim.</w:t>
+      </w:r>
+    </w:p>
+    <w:p>
+      <w:pPr>
+        <w:pStyle w:val="Heading3"/>
+      </w:pPr>
+      <w:r>
+        <w:t>06. Make the idea visible in your project</w:t>
+      </w:r>
+    </w:p>
+    <w:p>
+      <w:r>
+        <w:drawing>
+          <wp:inline xmlns:a="http://schemas.openxmlformats.org/drawingml/2006/main" xmlns:pic="http://schemas.openxmlformats.org/drawingml/2006/picture">
+            <wp:extent cx="5486400" cy="3380232"/>
+            <wp:docPr id="27" name="Picture 27" descr="Present the Transparent Book Recommender’s code, baseline, full-case traces, reserved results and limitations, without claiming fictional results as pupil work. Draw your input, deciding step, result and limit. Supported question: Give the original winning ID, its score, and counts of eligible, excluded and invalid rows."/>
+            <wp:cNvGraphicFramePr>
+              <a:graphicFrameLocks noChangeAspect="1"/>
+            </wp:cNvGraphicFramePr>
+            <a:graphic>
+              <a:graphicData uri="http://schemas.openxmlformats.org/drawingml/2006/picture">
+                <pic:pic>
+                  <pic:nvPicPr>
+                    <pic:cNvPr id="0" name="academy-story-ai-2-36-06.png"/>
+                    <pic:cNvPicPr/>
+                  </pic:nvPicPr>
+                  <pic:blipFill>
+                    <a:blip r:embed="rId34"/>
+                    <a:stretch>
+                      <a:fillRect/>
+                    </a:stretch>
+                  </pic:blipFill>
+                  <pic:spPr>
+                    <a:xfrm>
+                      <a:off x="0" y="0"/>
+                      <a:ext cx="5486400" cy="3380232"/>
+                    </a:xfrm>
+                    <a:prstGeom prst="rect"/>
+                  </pic:spPr>
+                </pic:pic>
+              </a:graphicData>
+            </a:graphic>
+          </wp:inline>
+        </w:drawing>
+      </w:r>
+    </w:p>
+    <w:p>
+      <w:pPr>
+        <w:spacing w:line="336" w:lineRule="auto" w:after="180"/>
+      </w:pPr>
+      <w:r>
+        <w:rPr>
+          <w:b w:val="0"/>
+        </w:rPr>
+        <w:t xml:space="preserve">Present the Transparent Book Recommender’s code, baseline, full-case traces, reserved results and </w:t>
+      </w:r>
+      <w:r>
+        <w:rPr>
+          <w:b/>
+        </w:rPr>
+        <w:t>limitation</w:t>
+      </w:r>
+      <w:r>
+        <w:rPr>
+          <w:b w:val="0"/>
+        </w:rPr>
+        <w:t xml:space="preserve">s, without claiming fictional results as pupil work. Draw your </w:t>
+      </w:r>
+      <w:r>
+        <w:rPr>
+          <w:b/>
+        </w:rPr>
+        <w:t>input</w:t>
+      </w:r>
+      <w:r>
+        <w:rPr>
+          <w:b w:val="0"/>
+        </w:rPr>
+        <w:t>, deciding step, result and limit.</w:t>
+      </w:r>
+    </w:p>
+    <w:p>
+      <w:pPr>
+        <w:spacing w:line="336" w:lineRule="auto" w:after="180"/>
+      </w:pPr>
+      <w:r>
+        <w:rPr>
+          <w:b w:val="0"/>
+        </w:rPr>
+        <w:t>Supported question: Give the original winning ID, its score, and counts of eligible, excluded and invalid rows.</w:t>
+      </w:r>
+    </w:p>
+    <w:p>
+      <w:pPr>
+        <w:spacing w:line="336" w:lineRule="auto" w:after="180"/>
+        <w:shd w:fill="F5F1FB"/>
+      </w:pPr>
+      <w:r>
+        <w:rPr>
+          <w:b w:val="0"/>
+        </w:rPr>
+        <w:t xml:space="preserve">Draw your project trace and justify the deciding step using </w:t>
+      </w:r>
+      <w:r>
+        <w:rPr>
+          <w:b/>
+        </w:rPr>
+        <w:t>evidence</w:t>
+      </w:r>
+      <w:r>
+        <w:rPr>
+          <w:b w:val="0"/>
+        </w:rPr>
+        <w:t>.</w:t>
       </w:r>
     </w:p>
     <w:sectPr>

--- a/downloads/student/ai-2-week-36.docx
+++ b/downloads/student/ai-2-week-36.docx
@@ -25,12 +25,17 @@
         <w:pStyle w:val="Heading1"/>
       </w:pPr>
       <w:r>
-        <w:t>Before you start</w:t>
-      </w:r>
-    </w:p>
-    <w:p>
-      <w:r>
-        <w:t>Weeks 32–35: defend a requirement, trace, test and limitation.</w:t>
+        <w:t>Show the inputs. Trace the choice. Defend the evidence.</w:t>
+      </w:r>
+    </w:p>
+    <w:p>
+      <w:r>
+        <w:t>Present a reproducible bounded application with honest failures, support records and limitations.</w:t>
+      </w:r>
+    </w:p>
+    <w:p>
+      <w:r>
+        <w:t>Report consistency → full book trace → rehearsal and handover → independent activity defence.</w:t>
       </w:r>
     </w:p>
     <w:p>
@@ -38,20 +43,20 @@
         <w:pStyle w:val="Heading1"/>
       </w:pPr>
       <w:r>
-        <w:t>01. Your mission</w:t>
-      </w:r>
-    </w:p>
-    <w:p>
-      <w:r>
-        <w:t>Start with the target: Defend an application using reproducible evidence. Try the recall before opening notes.</w:t>
-      </w:r>
-    </w:p>
-    <w:p>
-      <w:pPr>
-        <w:pStyle w:val="Heading3"/>
-      </w:pPr>
-      <w:r>
-        <w:t>Your learning target</w:t>
+        <w:t>01. Can you defend the result so a peer can reproduce it?</w:t>
+      </w:r>
+    </w:p>
+    <w:p>
+      <w:r>
+        <w:t>Show inputs, contract, validation, ranking, failures and limits together.</w:t>
+      </w:r>
+    </w:p>
+    <w:p>
+      <w:pPr>
+        <w:pStyle w:val="Heading2"/>
+      </w:pPr>
+      <w:r>
+        <w:t>Your learning goals</w:t>
       </w:r>
     </w:p>
     <w:p>
@@ -101,10 +106,34 @@
     </w:p>
     <w:p>
       <w:pPr>
-        <w:pStyle w:val="Heading3"/>
-      </w:pPr>
-      <w:r>
-        <w:t>Remember before reading</w:t>
+        <w:pStyle w:val="Heading2"/>
+      </w:pPr>
+      <w:r>
+        <w:t>Recall reproducible evidence</w:t>
+      </w:r>
+    </w:p>
+    <w:p>
+      <w:pPr>
+        <w:pStyle w:val="ListBullet"/>
+      </w:pPr>
+      <w:r>
+        <w:t>Close your notes first. A rough first answer helps us choose the right starting point; it is not a score for your ability.</w:t>
+      </w:r>
+    </w:p>
+    <w:p>
+      <w:pPr>
+        <w:pStyle w:val="ListBullet"/>
+      </w:pPr>
+      <w:r>
+        <w:t>What makes a project result reproducible?</w:t>
+      </w:r>
+    </w:p>
+    <w:p>
+      <w:pPr>
+        <w:pStyle w:val="Heading2"/>
+      </w:pPr>
+      <w:r>
+        <w:t>Your end goal</w:t>
       </w:r>
     </w:p>
     <w:p>
@@ -115,7 +144,31 @@
         <w:rPr>
           <w:b w:val="0"/>
         </w:rPr>
-        <w:t>Close your notes first. A rough first answer helps us choose the right starting point; it is not a score for your ability.</w:t>
+        <w:t>By the end, I can defend a complete recommendation with validation, eligibility and reproducible ranking.</w:t>
+      </w:r>
+    </w:p>
+    <w:p>
+      <w:pPr>
+        <w:pStyle w:val="Heading2"/>
+      </w:pPr>
+      <w:r>
+        <w:t>Earlier wording, alternatives and picture transcripts · reference / check after trying</w:t>
+      </w:r>
+    </w:p>
+    <w:p>
+      <w:pPr>
+        <w:pStyle w:val="Heading3"/>
+      </w:pPr>
+      <w:r>
+        <w:t>Your learning target</w:t>
+      </w:r>
+    </w:p>
+    <w:p>
+      <w:pPr>
+        <w:pStyle w:val="Heading3"/>
+      </w:pPr>
+      <w:r>
+        <w:t>Remember before reading</w:t>
       </w:r>
     </w:p>
     <w:p>
@@ -274,7 +327,7 @@
       </w:pPr>
       <w:r>
         <w:rPr>
-          <w:b/>
+          <w:b w:val="0"/>
         </w:rPr>
         <w:t>THINKER MISSION</w:t>
       </w:r>
@@ -344,55 +397,106 @@
     </w:p>
     <w:p>
       <w:pPr>
+        <w:pStyle w:val="Heading3"/>
+      </w:pPr>
+      <w:r>
+        <w:t>This week’s end goal</w:t>
+      </w:r>
+    </w:p>
+    <w:p>
+      <w:pPr>
+        <w:pStyle w:val="Heading1"/>
+      </w:pPr>
+      <w:r>
+        <w:t>02. Join each demonstration claim to its evidence</w:t>
+      </w:r>
+    </w:p>
+    <w:p>
+      <w:r>
+        <w:t>A working chooser does not by itself demonstrate educational benefit.</w:t>
+      </w:r>
+    </w:p>
+    <w:p>
+      <w:pPr>
+        <w:pStyle w:val="Heading2"/>
+      </w:pPr>
+      <w:r>
+        <w:t>The capstone handover contract</w:t>
+      </w:r>
+    </w:p>
+    <w:p>
+      <w:pPr>
         <w:spacing w:line="336" w:lineRule="auto" w:after="180"/>
-        <w:shd w:fill="F5F1FB"/>
       </w:pPr>
       <w:r>
         <w:rPr>
           <w:b w:val="0"/>
         </w:rPr>
-        <w:t>What makes a project result reproducible?</w:t>
-      </w:r>
-    </w:p>
-    <w:p>
-      <w:pPr>
-        <w:pStyle w:val="Heading3"/>
-      </w:pPr>
-      <w:r>
-        <w:t>This week’s end goal</w:t>
-      </w:r>
-    </w:p>
-    <w:p>
-      <w:pPr>
-        <w:spacing w:line="336" w:lineRule="auto" w:after="180"/>
-      </w:pPr>
+        <w:t xml:space="preserve">Finish the fictional activity chooser with a short </w:t>
+      </w:r>
+      <w:r>
+        <w:rPr>
+          <w:b/>
+        </w:rPr>
+        <w:t>evidence</w:t>
+      </w:r>
       <w:r>
         <w:rPr>
           <w:b w:val="0"/>
         </w:rPr>
-        <w:t>By the end, I can defend a complete recommendation with validation, eligibility and reproducible ranking.</w:t>
-      </w:r>
-    </w:p>
-    <w:p>
-      <w:pPr>
-        <w:pStyle w:val="Heading1"/>
-      </w:pPr>
-      <w:r>
-        <w:t>02. Notice the evidence</w:t>
-      </w:r>
-    </w:p>
-    <w:p>
-      <w:r>
-        <w:t>Investigate the supplied Capstone Expo case. Separate observations, given facts and assumptions before choosing an explanation.</w:t>
-      </w:r>
-    </w:p>
-    <w:p>
-      <w:pPr>
-        <w:spacing w:line="336" w:lineRule="auto" w:after="180"/>
-      </w:pPr>
+        <w:t xml:space="preserve">-based presentation and a reproducible </w:t>
+      </w:r>
       <w:r>
         <w:rPr>
           <w:b/>
+        </w:rPr>
+        <w:t>handover</w:t>
+      </w:r>
+      <w:r>
+        <w:rPr>
+          <w:b w:val="0"/>
+        </w:rPr>
+        <w:t>.</w:t>
+      </w:r>
+    </w:p>
+    <w:p>
+      <w:pPr>
+        <w:spacing w:line="336" w:lineRule="auto" w:after="180"/>
+      </w:pPr>
+      <w:r>
+        <w:rPr>
+          <w:b w:val="0"/>
+        </w:rPr>
+        <w:t xml:space="preserve">Show the purpose, contract, pipeline, one ordinary trace, one boundary or failure case, improvements and remaining limits. A working </w:t>
+      </w:r>
+      <w:r>
+        <w:rPr>
+          <w:b/>
+        </w:rPr>
+        <w:t>demonstration</w:t>
+      </w:r>
+      <w:r>
+        <w:rPr>
+          <w:b w:val="0"/>
+        </w:rPr>
+        <w:t xml:space="preserve"> supports a software claim, not a claim of proven learning benefit.</w:t>
+      </w:r>
+    </w:p>
+    <w:p>
+      <w:pPr>
+        <w:pStyle w:val="Heading2"/>
+      </w:pPr>
+      <w:r>
+        <w:t>Earlier wording, alternatives and picture transcripts · reference / check after trying</w:t>
+      </w:r>
+    </w:p>
+    <w:p>
+      <w:pPr>
+        <w:spacing w:line="336" w:lineRule="auto" w:after="180"/>
+      </w:pPr>
+      <w:r>
+        <w:rPr>
+          <w:b w:val="0"/>
         </w:rPr>
         <w:t>PICTURE STORY</w:t>
       </w:r>
@@ -469,16 +573,7 @@
     </w:p>
     <w:p>
       <w:pPr>
-        <w:pStyle w:val="Heading3"/>
-      </w:pPr>
-      <w:r>
-        <w:t>Start with this puzzle</w:t>
-      </w:r>
-    </w:p>
-    <w:p>
-      <w:pPr>
         <w:spacing w:line="336" w:lineRule="auto" w:after="180"/>
-        <w:shd w:fill="F1F6FC"/>
       </w:pPr>
       <w:r>
         <w:rPr>
@@ -490,7 +585,6 @@
     <w:p>
       <w:pPr>
         <w:spacing w:line="336" w:lineRule="auto" w:after="180"/>
-        <w:shd w:fill="F5F1FB"/>
       </w:pPr>
       <w:r>
         <w:rPr>
@@ -645,318 +739,23 @@
     </w:p>
     <w:p>
       <w:pPr>
-        <w:spacing w:line="336" w:lineRule="auto" w:after="180"/>
-      </w:pPr>
-      <w:r>
-        <w:rPr>
-          <w:b w:val="0"/>
-        </w:rPr>
-        <w:t xml:space="preserve">Finish the fictional activity chooser with a short </w:t>
-      </w:r>
-      <w:r>
-        <w:rPr>
-          <w:b/>
-        </w:rPr>
-        <w:t>evidence</w:t>
-      </w:r>
-      <w:r>
-        <w:rPr>
-          <w:b w:val="0"/>
-        </w:rPr>
-        <w:t xml:space="preserve">-based presentation and a reproducible </w:t>
-      </w:r>
-      <w:r>
-        <w:rPr>
-          <w:b/>
-        </w:rPr>
-        <w:t>handover</w:t>
-      </w:r>
-      <w:r>
-        <w:rPr>
-          <w:b w:val="0"/>
-        </w:rPr>
-        <w:t>.</w:t>
-      </w:r>
-    </w:p>
-    <w:p>
-      <w:pPr>
-        <w:spacing w:line="336" w:lineRule="auto" w:after="180"/>
-      </w:pPr>
-      <w:r>
-        <w:rPr>
-          <w:b w:val="0"/>
-        </w:rPr>
-        <w:t xml:space="preserve">Show the purpose, contract, pipeline, one ordinary trace, one boundary or failure case, improvements and remaining limits. A working </w:t>
-      </w:r>
-      <w:r>
-        <w:rPr>
-          <w:b/>
-        </w:rPr>
-        <w:t>demonstration</w:t>
-      </w:r>
-      <w:r>
-        <w:rPr>
-          <w:b w:val="0"/>
-        </w:rPr>
-        <w:t xml:space="preserve"> supports a software claim, not a claim of proven learning benefit.</w:t>
-      </w:r>
-    </w:p>
-    <w:p>
-      <w:pPr>
         <w:pStyle w:val="Heading1"/>
       </w:pPr>
       <w:r>
-        <w:t>03. See how it works</w:t>
-      </w:r>
-    </w:p>
-    <w:p>
-      <w:r>
-        <w:t>Follow the mechanism for Capstone Expo. Connect each labelled input, deciding step and result.</w:t>
-      </w:r>
-    </w:p>
-    <w:p>
-      <w:pPr>
-        <w:spacing w:line="336" w:lineRule="auto" w:after="180"/>
-      </w:pPr>
-      <w:r>
-        <w:rPr>
-          <w:b/>
-        </w:rPr>
-        <w:t xml:space="preserve">VISUAL </w:t>
-      </w:r>
-      <w:r>
-        <w:rPr>
-          <w:b/>
-        </w:rPr>
-        <w:t>MECHANISM</w:t>
-      </w:r>
-    </w:p>
-    <w:p>
-      <w:pPr>
-        <w:spacing w:line="336" w:lineRule="auto" w:after="180"/>
-      </w:pPr>
-      <w:r>
-        <w:rPr>
-          <w:b/>
-        </w:rPr>
-        <w:t>Input</w:t>
-      </w:r>
-      <w:r>
-        <w:rPr>
-          <w:b w:val="0"/>
-        </w:rPr>
-        <w:t xml:space="preserve"> → </w:t>
-      </w:r>
-      <w:r>
-        <w:rPr>
-          <w:b/>
-        </w:rPr>
-        <w:t>Process</w:t>
-      </w:r>
-      <w:r>
-        <w:rPr>
-          <w:b w:val="0"/>
-        </w:rPr>
-        <w:t xml:space="preserve"> → </w:t>
-      </w:r>
-      <w:r>
-        <w:rPr>
-          <w:b/>
-        </w:rPr>
-        <w:t>Output</w:t>
-      </w:r>
-    </w:p>
-    <w:p>
-      <w:pPr>
-        <w:spacing w:line="336" w:lineRule="auto" w:after="180"/>
-      </w:pPr>
-      <w:r>
-        <w:rPr>
-          <w:b w:val="0"/>
-        </w:rPr>
-        <w:t>Trace the information. At each stage, ask what changed and how you could test it.</w:t>
-      </w:r>
-    </w:p>
-    <w:p>
-      <w:r>
-        <w:drawing>
-          <wp:inline xmlns:a="http://schemas.openxmlformats.org/drawingml/2006/main" xmlns:pic="http://schemas.openxmlformats.org/drawingml/2006/picture">
-            <wp:extent cx="5486400" cy="3145536"/>
-            <wp:docPr id="3" name="Picture 3" descr="INPUT stage for Capstone Expo"/>
-            <wp:cNvGraphicFramePr>
-              <a:graphicFrameLocks noChangeAspect="1"/>
-            </wp:cNvGraphicFramePr>
-            <a:graphic>
-              <a:graphicData uri="http://schemas.openxmlformats.org/drawingml/2006/picture">
-                <pic:pic>
-                  <pic:nvPicPr>
-                    <pic:cNvPr id="0" name="be67cad621b2fc53336734c2dcad6a0705499b26174f5d48d754f18f469f8718.png"/>
-                    <pic:cNvPicPr/>
-                  </pic:nvPicPr>
-                  <pic:blipFill>
-                    <a:blip r:embed="rId10"/>
-                    <a:stretch>
-                      <a:fillRect/>
-                    </a:stretch>
-                  </pic:blipFill>
-                  <pic:spPr>
-                    <a:xfrm>
-                      <a:off x="0" y="0"/>
-                      <a:ext cx="5486400" cy="3145536"/>
-                    </a:xfrm>
-                    <a:prstGeom prst="rect"/>
-                  </pic:spPr>
-                </pic:pic>
-              </a:graphicData>
-            </a:graphic>
-          </wp:inline>
-        </w:drawing>
-      </w:r>
-    </w:p>
-    <w:p>
-      <w:pPr>
-        <w:spacing w:line="336" w:lineRule="auto" w:after="180"/>
-      </w:pPr>
-      <w:r>
-        <w:rPr>
-          <w:b w:val="0"/>
-        </w:rPr>
-        <w:t>↓</w:t>
-      </w:r>
-    </w:p>
-    <w:p>
-      <w:r>
-        <w:drawing>
-          <wp:inline xmlns:a="http://schemas.openxmlformats.org/drawingml/2006/main" xmlns:pic="http://schemas.openxmlformats.org/drawingml/2006/picture">
-            <wp:extent cx="5486400" cy="3145536"/>
-            <wp:docPr id="4" name="Picture 4" descr="PROCESS stage for Capstone Expo"/>
-            <wp:cNvGraphicFramePr>
-              <a:graphicFrameLocks noChangeAspect="1"/>
-            </wp:cNvGraphicFramePr>
-            <a:graphic>
-              <a:graphicData uri="http://schemas.openxmlformats.org/drawingml/2006/picture">
-                <pic:pic>
-                  <pic:nvPicPr>
-                    <pic:cNvPr id="0" name="11a0266a5c987207ccc0cb3240140739570dbd64cbbfa0f74b8ac83baafde2ae.png"/>
-                    <pic:cNvPicPr/>
-                  </pic:nvPicPr>
-                  <pic:blipFill>
-                    <a:blip r:embed="rId11"/>
-                    <a:stretch>
-                      <a:fillRect/>
-                    </a:stretch>
-                  </pic:blipFill>
-                  <pic:spPr>
-                    <a:xfrm>
-                      <a:off x="0" y="0"/>
-                      <a:ext cx="5486400" cy="3145536"/>
-                    </a:xfrm>
-                    <a:prstGeom prst="rect"/>
-                  </pic:spPr>
-                </pic:pic>
-              </a:graphicData>
-            </a:graphic>
-          </wp:inline>
-        </w:drawing>
-      </w:r>
-    </w:p>
-    <w:p>
-      <w:pPr>
-        <w:spacing w:line="336" w:lineRule="auto" w:after="180"/>
-      </w:pPr>
-      <w:r>
-        <w:rPr>
-          <w:b w:val="0"/>
-        </w:rPr>
-        <w:t>↓</w:t>
-      </w:r>
-    </w:p>
-    <w:p>
-      <w:r>
-        <w:drawing>
-          <wp:inline xmlns:a="http://schemas.openxmlformats.org/drawingml/2006/main" xmlns:pic="http://schemas.openxmlformats.org/drawingml/2006/picture">
-            <wp:extent cx="5486400" cy="3145536"/>
-            <wp:docPr id="5" name="Picture 5" descr="OUTPUT stage for Capstone Expo"/>
-            <wp:cNvGraphicFramePr>
-              <a:graphicFrameLocks noChangeAspect="1"/>
-            </wp:cNvGraphicFramePr>
-            <a:graphic>
-              <a:graphicData uri="http://schemas.openxmlformats.org/drawingml/2006/picture">
-                <pic:pic>
-                  <pic:nvPicPr>
-                    <pic:cNvPr id="0" name="6df585c2f2502a4dbbee57c2cc59336d3302e3adff7d7db556e8910b84fdbcb2.png"/>
-                    <pic:cNvPicPr/>
-                  </pic:nvPicPr>
-                  <pic:blipFill>
-                    <a:blip r:embed="rId12"/>
-                    <a:stretch>
-                      <a:fillRect/>
-                    </a:stretch>
-                  </pic:blipFill>
-                  <pic:spPr>
-                    <a:xfrm>
-                      <a:off x="0" y="0"/>
-                      <a:ext cx="5486400" cy="3145536"/>
-                    </a:xfrm>
-                    <a:prstGeom prst="rect"/>
-                  </pic:spPr>
-                </pic:pic>
-              </a:graphicData>
-            </a:graphic>
-          </wp:inline>
-        </w:drawing>
-      </w:r>
-    </w:p>
-    <w:p>
-      <w:pPr>
-        <w:spacing w:line="336" w:lineRule="auto" w:after="180"/>
-      </w:pPr>
-      <w:r>
-        <w:rPr>
-          <w:b w:val="0"/>
-        </w:rPr>
-        <w:t>Which stage could fail even when the other two are correct? Explain:</w:t>
-      </w:r>
-    </w:p>
-    <w:p>
-      <w:pPr>
-        <w:pStyle w:val="Heading3"/>
-      </w:pPr>
-      <w:r>
-        <w:t>Write or draw your reasoning and evidence.</w:t>
-      </w:r>
-    </w:p>
-    <w:p>
-      <w:r>
-        <w:t>________________________________________________________________</w:t>
-      </w:r>
-    </w:p>
-    <w:p>
-      <w:r>
-        <w:t>________________________________________________________________</w:t>
-      </w:r>
-    </w:p>
-    <w:p>
-      <w:r>
-        <w:t>________________________________________________________________</w:t>
-      </w:r>
-    </w:p>
-    <w:p>
-      <w:r>
-        <w:t>________________________________________________________________</w:t>
-      </w:r>
-    </w:p>
-    <w:p>
-      <w:r>
-        <w:t>________________________________________________________________</w:t>
-      </w:r>
-    </w:p>
-    <w:p>
-      <w:pPr>
-        <w:pStyle w:val="Heading3"/>
-      </w:pPr>
-      <w:r>
-        <w:t>A closer explanation</w:t>
+        <w:t>03. Check report consistency without mistaking it for correctness</w:t>
+      </w:r>
+    </w:p>
+    <w:p>
+      <w:r>
+        <w:t>The small report script checks counts, not the winning recommendation.</w:t>
+      </w:r>
+    </w:p>
+    <w:p>
+      <w:pPr>
+        <w:pStyle w:val="Heading2"/>
+      </w:pPr>
+      <w:r>
+        <w:t>Predict and run the complete report check</w:t>
       </w:r>
     </w:p>
     <w:p>
@@ -974,6 +773,14 @@
         <w:t>assert report["eligible"] &lt;= report["accepted"]</w:t>
         <w:br/>
         <w:t>print(report["selected"], report["score"])</w:t>
+      </w:r>
+    </w:p>
+    <w:p>
+      <w:pPr>
+        <w:pStyle w:val="Heading2"/>
+      </w:pPr>
+      <w:r>
+        <w:t>Trace the evidence needed beyond counts</w:t>
       </w:r>
     </w:p>
     <w:p>
@@ -1168,14 +975,6 @@
     </w:p>
     <w:p>
       <w:pPr>
-        <w:pStyle w:val="Heading3"/>
-      </w:pPr>
-      <w:r>
-        <w:t>Explain a result so someone can check it</w:t>
-      </w:r>
-    </w:p>
-    <w:p>
-      <w:pPr>
         <w:spacing w:line="336" w:lineRule="auto" w:after="180"/>
       </w:pPr>
       <w:r>
@@ -1245,10 +1044,26 @@
     </w:p>
     <w:p>
       <w:pPr>
-        <w:pStyle w:val="Heading3"/>
-      </w:pPr>
-      <w:r>
-        <w:t>Connect the picture and the explanation</w:t>
+        <w:pStyle w:val="Heading2"/>
+      </w:pPr>
+      <w:r>
+        <w:t>Explain the deciding evidence</w:t>
+      </w:r>
+    </w:p>
+    <w:p>
+      <w:pPr>
+        <w:pStyle w:val="ListBullet"/>
+      </w:pPr>
+      <w:r>
+        <w:t>Point to the input, the deciding step and the result in this week’s visual. Explain the same step in ordinary words. A picture helps when you can say what each part represents.</w:t>
+      </w:r>
+    </w:p>
+    <w:p>
+      <w:pPr>
+        <w:pStyle w:val="Heading2"/>
+      </w:pPr>
+      <w:r>
+        <w:t>Earlier wording, alternatives and picture transcripts · reference / check after trying</w:t>
       </w:r>
     </w:p>
     <w:p>
@@ -1259,52 +1074,48 @@
         <w:rPr>
           <w:b w:val="0"/>
         </w:rPr>
-        <w:t xml:space="preserve">Point to the </w:t>
+        <w:t xml:space="preserve">VISUAL </w:t>
       </w:r>
       <w:r>
         <w:rPr>
           <w:b/>
         </w:rPr>
-        <w:t>input</w:t>
+        <w:t>MECHANISM</w:t>
+      </w:r>
+    </w:p>
+    <w:p>
+      <w:pPr>
+        <w:spacing w:line="336" w:lineRule="auto" w:after="180"/>
+      </w:pPr>
+      <w:r>
+        <w:rPr>
+          <w:b/>
+        </w:rPr>
+        <w:t>Input</w:t>
       </w:r>
       <w:r>
         <w:rPr>
           <w:b w:val="0"/>
         </w:rPr>
-        <w:t>, the deciding step and the result in this week’s visual. Explain the same step in ordinary words. A picture helps when you can say what each part represents.</w:t>
-      </w:r>
-    </w:p>
-    <w:p>
-      <w:pPr>
-        <w:pStyle w:val="Heading1"/>
-      </w:pPr>
-      <w:r>
-        <w:t>04. Compare the cases</w:t>
-      </w:r>
-    </w:p>
-    <w:p>
-      <w:r>
-        <w:t>Compare the supplied cases for Capstone Expo. Identify the detail that changes the conclusion.</w:t>
-      </w:r>
-    </w:p>
-    <w:p>
-      <w:pPr>
-        <w:pStyle w:val="Heading3"/>
-      </w:pPr>
-      <w:r>
-        <w:t>The case to investigate</w:t>
-      </w:r>
-    </w:p>
-    <w:p>
-      <w:pPr>
-        <w:spacing w:line="336" w:lineRule="auto" w:after="180"/>
-        <w:shd w:fill="F1F6FC"/>
-      </w:pPr>
+        <w:t xml:space="preserve"> → </w:t>
+      </w:r>
+      <w:r>
+        <w:rPr>
+          <w:b/>
+        </w:rPr>
+        <w:t>Process</w:t>
+      </w:r>
       <w:r>
         <w:rPr>
           <w:b w:val="0"/>
         </w:rPr>
-        <w:t>CASE GALLERY</w:t>
+        <w:t xml:space="preserve"> → </w:t>
+      </w:r>
+      <w:r>
+        <w:rPr>
+          <w:b/>
+        </w:rPr>
+        <w:t>Output</w:t>
       </w:r>
     </w:p>
     <w:p>
@@ -1315,13 +1126,43 @@
         <w:rPr>
           <w:b w:val="0"/>
         </w:rPr>
-        <w:t xml:space="preserve">Four Tests, Four Kinds of </w:t>
-      </w:r>
-      <w:r>
-        <w:rPr>
-          <w:b/>
-        </w:rPr>
-        <w:t>Evidence</w:t>
+        <w:t>Trace the information. At each stage, ask what changed and how you could test it.</w:t>
+      </w:r>
+    </w:p>
+    <w:p>
+      <w:r>
+        <w:drawing>
+          <wp:inline xmlns:a="http://schemas.openxmlformats.org/drawingml/2006/main" xmlns:pic="http://schemas.openxmlformats.org/drawingml/2006/picture">
+            <wp:extent cx="5486400" cy="3145536"/>
+            <wp:docPr id="3" name="Picture 3" descr="INPUT stage for Capstone Expo"/>
+            <wp:cNvGraphicFramePr>
+              <a:graphicFrameLocks noChangeAspect="1"/>
+            </wp:cNvGraphicFramePr>
+            <a:graphic>
+              <a:graphicData uri="http://schemas.openxmlformats.org/drawingml/2006/picture">
+                <pic:pic>
+                  <pic:nvPicPr>
+                    <pic:cNvPr id="0" name="be67cad621b2fc53336734c2dcad6a0705499b26174f5d48d754f18f469f8718.png"/>
+                    <pic:cNvPicPr/>
+                  </pic:nvPicPr>
+                  <pic:blipFill>
+                    <a:blip r:embed="rId10"/>
+                    <a:stretch>
+                      <a:fillRect/>
+                    </a:stretch>
+                  </pic:blipFill>
+                  <pic:spPr>
+                    <a:xfrm>
+                      <a:off x="0" y="0"/>
+                      <a:ext cx="5486400" cy="3145536"/>
+                    </a:xfrm>
+                    <a:prstGeom prst="rect"/>
+                  </pic:spPr>
+                </pic:pic>
+              </a:graphicData>
+            </a:graphic>
+          </wp:inline>
+        </w:drawing>
       </w:r>
     </w:p>
     <w:p>
@@ -1332,7 +1173,179 @@
         <w:rPr>
           <w:b w:val="0"/>
         </w:rPr>
-        <w:t>A system is not understood until it survives more than one comfortable example.</w:t>
+        <w:t>↓</w:t>
+      </w:r>
+    </w:p>
+    <w:p>
+      <w:r>
+        <w:drawing>
+          <wp:inline xmlns:a="http://schemas.openxmlformats.org/drawingml/2006/main" xmlns:pic="http://schemas.openxmlformats.org/drawingml/2006/picture">
+            <wp:extent cx="5486400" cy="3145536"/>
+            <wp:docPr id="4" name="Picture 4" descr="PROCESS stage for Capstone Expo"/>
+            <wp:cNvGraphicFramePr>
+              <a:graphicFrameLocks noChangeAspect="1"/>
+            </wp:cNvGraphicFramePr>
+            <a:graphic>
+              <a:graphicData uri="http://schemas.openxmlformats.org/drawingml/2006/picture">
+                <pic:pic>
+                  <pic:nvPicPr>
+                    <pic:cNvPr id="0" name="11a0266a5c987207ccc0cb3240140739570dbd64cbbfa0f74b8ac83baafde2ae.png"/>
+                    <pic:cNvPicPr/>
+                  </pic:nvPicPr>
+                  <pic:blipFill>
+                    <a:blip r:embed="rId11"/>
+                    <a:stretch>
+                      <a:fillRect/>
+                    </a:stretch>
+                  </pic:blipFill>
+                  <pic:spPr>
+                    <a:xfrm>
+                      <a:off x="0" y="0"/>
+                      <a:ext cx="5486400" cy="3145536"/>
+                    </a:xfrm>
+                    <a:prstGeom prst="rect"/>
+                  </pic:spPr>
+                </pic:pic>
+              </a:graphicData>
+            </a:graphic>
+          </wp:inline>
+        </w:drawing>
+      </w:r>
+    </w:p>
+    <w:p>
+      <w:pPr>
+        <w:spacing w:line="336" w:lineRule="auto" w:after="180"/>
+      </w:pPr>
+      <w:r>
+        <w:rPr>
+          <w:b w:val="0"/>
+        </w:rPr>
+        <w:t>↓</w:t>
+      </w:r>
+    </w:p>
+    <w:p>
+      <w:r>
+        <w:drawing>
+          <wp:inline xmlns:a="http://schemas.openxmlformats.org/drawingml/2006/main" xmlns:pic="http://schemas.openxmlformats.org/drawingml/2006/picture">
+            <wp:extent cx="5486400" cy="3145536"/>
+            <wp:docPr id="5" name="Picture 5" descr="OUTPUT stage for Capstone Expo"/>
+            <wp:cNvGraphicFramePr>
+              <a:graphicFrameLocks noChangeAspect="1"/>
+            </wp:cNvGraphicFramePr>
+            <a:graphic>
+              <a:graphicData uri="http://schemas.openxmlformats.org/drawingml/2006/picture">
+                <pic:pic>
+                  <pic:nvPicPr>
+                    <pic:cNvPr id="0" name="6df585c2f2502a4dbbee57c2cc59336d3302e3adff7d7db556e8910b84fdbcb2.png"/>
+                    <pic:cNvPicPr/>
+                  </pic:nvPicPr>
+                  <pic:blipFill>
+                    <a:blip r:embed="rId12"/>
+                    <a:stretch>
+                      <a:fillRect/>
+                    </a:stretch>
+                  </pic:blipFill>
+                  <pic:spPr>
+                    <a:xfrm>
+                      <a:off x="0" y="0"/>
+                      <a:ext cx="5486400" cy="3145536"/>
+                    </a:xfrm>
+                    <a:prstGeom prst="rect"/>
+                  </pic:spPr>
+                </pic:pic>
+              </a:graphicData>
+            </a:graphic>
+          </wp:inline>
+        </w:drawing>
+      </w:r>
+    </w:p>
+    <w:p>
+      <w:pPr>
+        <w:spacing w:line="336" w:lineRule="auto" w:after="180"/>
+      </w:pPr>
+      <w:r>
+        <w:rPr>
+          <w:b w:val="0"/>
+        </w:rPr>
+        <w:t>Which stage could fail even when the other two are correct? Explain:</w:t>
+      </w:r>
+    </w:p>
+    <w:p>
+      <w:pPr>
+        <w:pStyle w:val="Heading3"/>
+      </w:pPr>
+      <w:r>
+        <w:t>Write or draw your reasoning and evidence.</w:t>
+      </w:r>
+    </w:p>
+    <w:p>
+      <w:r>
+        <w:t>________________________________________________________________</w:t>
+      </w:r>
+    </w:p>
+    <w:p>
+      <w:r>
+        <w:t>________________________________________________________________</w:t>
+      </w:r>
+    </w:p>
+    <w:p>
+      <w:r>
+        <w:t>________________________________________________________________</w:t>
+      </w:r>
+    </w:p>
+    <w:p>
+      <w:r>
+        <w:t>________________________________________________________________</w:t>
+      </w:r>
+    </w:p>
+    <w:p>
+      <w:r>
+        <w:t>________________________________________________________________</w:t>
+      </w:r>
+    </w:p>
+    <w:p>
+      <w:pPr>
+        <w:pStyle w:val="Heading3"/>
+      </w:pPr>
+      <w:r>
+        <w:t>A closer explanation</w:t>
+      </w:r>
+    </w:p>
+    <w:p>
+      <w:pPr>
+        <w:pStyle w:val="Heading3"/>
+      </w:pPr>
+      <w:r>
+        <w:t>Explain a result so someone can check it</w:t>
+      </w:r>
+    </w:p>
+    <w:p>
+      <w:pPr>
+        <w:pStyle w:val="Heading3"/>
+      </w:pPr>
+      <w:r>
+        <w:t>Connect the picture and the explanation</w:t>
+      </w:r>
+    </w:p>
+    <w:p>
+      <w:pPr>
+        <w:pStyle w:val="Heading1"/>
+      </w:pPr>
+      <w:r>
+        <w:t>04. Compare a defensible trace with a polished unsupported claim</w:t>
+      </w:r>
+    </w:p>
+    <w:p>
+      <w:r>
+        <w:t>A clear presentation keeps failures and missing evidence visible.</w:t>
+      </w:r>
+    </w:p>
+    <w:p>
+      <w:pPr>
+        <w:pStyle w:val="Heading2"/>
+      </w:pPr>
+      <w:r>
+        <w:t>Four pictures with a purpose</w:t>
       </w:r>
     </w:p>
     <w:p>
@@ -1373,6 +1386,11 @@
     </w:p>
     <w:p>
       <w:r>
+        <w:t>Normal case: predict the result and deciding evidence.</w:t>
+      </w:r>
+    </w:p>
+    <w:p>
+      <w:r>
         <w:drawing>
           <wp:inline xmlns:a="http://schemas.openxmlformats.org/drawingml/2006/main" xmlns:pic="http://schemas.openxmlformats.org/drawingml/2006/picture">
             <wp:extent cx="5486400" cy="3200400"/>
@@ -1408,47 +1426,8 @@
       </w:r>
     </w:p>
     <w:p>
-      <w:pPr>
-        <w:pStyle w:val="Heading3"/>
-      </w:pPr>
-      <w:r>
-        <w:t>The normal case</w:t>
-      </w:r>
-    </w:p>
-    <w:p>
-      <w:pPr>
-        <w:spacing w:line="336" w:lineRule="auto" w:after="180"/>
-        <w:shd w:fill="F1F6FC"/>
-      </w:pPr>
-      <w:r>
-        <w:rPr>
-          <w:b w:val="0"/>
-        </w:rPr>
-        <w:t xml:space="preserve">NORMAL CASE: predict and name </w:t>
-      </w:r>
-      <w:r>
-        <w:rPr>
-          <w:b/>
-        </w:rPr>
-        <w:t>evidence</w:t>
-      </w:r>
-      <w:r>
-        <w:rPr>
-          <w:b w:val="0"/>
-        </w:rPr>
-        <w:t xml:space="preserve">.     BOUNDARY CASE: predict and name </w:t>
-      </w:r>
-      <w:r>
-        <w:rPr>
-          <w:b/>
-        </w:rPr>
-        <w:t>evidence</w:t>
-      </w:r>
-      <w:r>
-        <w:rPr>
-          <w:b w:val="0"/>
-        </w:rPr>
-        <w:t>.</w:t>
+      <w:r>
+        <w:t>Boundary case: identify the exact limit.</w:t>
       </w:r>
     </w:p>
     <w:p>
@@ -1489,6 +1468,11 @@
     </w:p>
     <w:p>
       <w:r>
+        <w:t>Missing information: name what must be clarified.</w:t>
+      </w:r>
+    </w:p>
+    <w:p>
+      <w:r>
         <w:drawing>
           <wp:inline xmlns:a="http://schemas.openxmlformats.org/drawingml/2006/main" xmlns:pic="http://schemas.openxmlformats.org/drawingml/2006/picture">
             <wp:extent cx="5486400" cy="3200400"/>
@@ -1524,23 +1508,109 @@
       </w:r>
     </w:p>
     <w:p>
+      <w:r>
+        <w:t>Transfer case: explain which procedure still applies.</w:t>
+      </w:r>
+    </w:p>
+    <w:p>
+      <w:pPr>
+        <w:pStyle w:val="Heading2"/>
+      </w:pPr>
+      <w:r>
+        <w:t>Choose a revealing case</w:t>
+      </w:r>
+    </w:p>
+    <w:p>
+      <w:pPr>
+        <w:pStyle w:val="ListBullet"/>
+      </w:pPr>
+      <w:r>
+        <w:t>Which case is most likely to reveal a hidden assumption? Why?</w:t>
+      </w:r>
+    </w:p>
+    <w:p>
       <w:pPr>
         <w:pStyle w:val="Heading3"/>
       </w:pPr>
       <w:r>
-        <w:t>Check missing information</w:t>
+        <w:t>Write or draw your reasoning and evidence.</w:t>
+      </w:r>
+    </w:p>
+    <w:p>
+      <w:r>
+        <w:t>________________________________________________________________</w:t>
+      </w:r>
+    </w:p>
+    <w:p>
+      <w:r>
+        <w:t>________________________________________________________________</w:t>
+      </w:r>
+    </w:p>
+    <w:p>
+      <w:r>
+        <w:t>________________________________________________________________</w:t>
+      </w:r>
+    </w:p>
+    <w:p>
+      <w:r>
+        <w:t>________________________________________________________________</w:t>
+      </w:r>
+    </w:p>
+    <w:p>
+      <w:r>
+        <w:t>________________________________________________________________</w:t>
+      </w:r>
+    </w:p>
+    <w:p>
+      <w:pPr>
+        <w:pStyle w:val="Heading2"/>
+      </w:pPr>
+      <w:r>
+        <w:t>Predict the supplied changed case</w:t>
+      </w:r>
+    </w:p>
+    <w:p>
+      <w:pPr>
+        <w:pStyle w:val="ListBullet"/>
+      </w:pPr>
+      <w:r>
+        <w:t>Change: An authorised repair converts D’s interest to integer 4.</w:t>
+      </w:r>
+    </w:p>
+    <w:p>
+      <w:pPr>
+        <w:pStyle w:val="Heading2"/>
+      </w:pPr>
+      <w:r>
+        <w:t>Check after predicting · reference / check after trying</w:t>
       </w:r>
     </w:p>
     <w:p>
       <w:pPr>
         <w:spacing w:line="336" w:lineRule="auto" w:after="180"/>
-        <w:shd w:fill="FFF5E6"/>
-      </w:pPr>
+      </w:pPr>
+      <w:r>
+        <w:rPr>
+          <w:b/>
+        </w:rPr>
+        <w:t>Prediction</w:t>
+      </w:r>
       <w:r>
         <w:rPr>
           <w:b w:val="0"/>
         </w:rPr>
-        <w:t xml:space="preserve">MISSING INFORMATION: predict and name </w:t>
+        <w:t>: D becomes eligible and scores 9, so it wins.</w:t>
+      </w:r>
+    </w:p>
+    <w:p>
+      <w:pPr>
+        <w:spacing w:line="336" w:lineRule="auto" w:after="180"/>
+      </w:pPr>
+      <w:r>
+        <w:rPr>
+          <w:b w:val="0"/>
+        </w:rPr>
+        <w:t xml:space="preserve">Reason: The </w:t>
       </w:r>
       <w:r>
         <w:rPr>
@@ -1552,161 +1622,6 @@
         <w:rPr>
           <w:b w:val="0"/>
         </w:rPr>
-        <w:t xml:space="preserve">.     </w:t>
-      </w:r>
-      <w:r>
-        <w:rPr>
-          <w:b/>
-        </w:rPr>
-        <w:t>TRANSFER</w:t>
-      </w:r>
-      <w:r>
-        <w:rPr>
-          <w:b w:val="0"/>
-        </w:rPr>
-        <w:t xml:space="preserve"> CASE: predict and name </w:t>
-      </w:r>
-      <w:r>
-        <w:rPr>
-          <w:b/>
-        </w:rPr>
-        <w:t>evidence</w:t>
-      </w:r>
-      <w:r>
-        <w:rPr>
-          <w:b w:val="0"/>
-        </w:rPr>
-        <w:t>.</w:t>
-      </w:r>
-    </w:p>
-    <w:p>
-      <w:pPr>
-        <w:spacing w:line="336" w:lineRule="auto" w:after="180"/>
-        <w:shd w:fill="F5F1FB"/>
-      </w:pPr>
-      <w:r>
-        <w:rPr>
-          <w:b w:val="0"/>
-        </w:rPr>
-        <w:t>Which case is most likely to reveal a hidden assumption? Why?</w:t>
-      </w:r>
-    </w:p>
-    <w:p>
-      <w:pPr>
-        <w:pStyle w:val="Heading3"/>
-      </w:pPr>
-      <w:r>
-        <w:t>Write or draw your reasoning and evidence.</w:t>
-      </w:r>
-    </w:p>
-    <w:p>
-      <w:r>
-        <w:t>________________________________________________________________</w:t>
-      </w:r>
-    </w:p>
-    <w:p>
-      <w:r>
-        <w:t>________________________________________________________________</w:t>
-      </w:r>
-    </w:p>
-    <w:p>
-      <w:r>
-        <w:t>________________________________________________________________</w:t>
-      </w:r>
-    </w:p>
-    <w:p>
-      <w:r>
-        <w:t>________________________________________________________________</w:t>
-      </w:r>
-    </w:p>
-    <w:p>
-      <w:r>
-        <w:t>________________________________________________________________</w:t>
-      </w:r>
-    </w:p>
-    <w:p>
-      <w:pPr>
-        <w:pStyle w:val="Heading3"/>
-      </w:pPr>
-      <w:r>
-        <w:t>Change one thing in the pictured case</w:t>
-      </w:r>
-    </w:p>
-    <w:p>
-      <w:pPr>
-        <w:pStyle w:val="Heading3"/>
-      </w:pPr>
-      <w:r>
-        <w:t>Change one thing</w:t>
-      </w:r>
-    </w:p>
-    <w:p>
-      <w:pPr>
-        <w:spacing w:line="336" w:lineRule="auto" w:after="180"/>
-        <w:shd w:fill="F5F1FB"/>
-      </w:pPr>
-      <w:r>
-        <w:rPr>
-          <w:b w:val="0"/>
-        </w:rPr>
-        <w:t>Change: An authorised repair converts D’s interest to integer 4.</w:t>
-      </w:r>
-    </w:p>
-    <w:p>
-      <w:pPr>
-        <w:pStyle w:val="Heading3"/>
-      </w:pPr>
-      <w:r>
-        <w:t>Predicted result</w:t>
-      </w:r>
-    </w:p>
-    <w:p>
-      <w:pPr>
-        <w:spacing w:line="336" w:lineRule="auto" w:after="180"/>
-        <w:shd w:fill="F1F6FC"/>
-      </w:pPr>
-      <w:r>
-        <w:rPr>
-          <w:b/>
-        </w:rPr>
-        <w:t>Prediction</w:t>
-      </w:r>
-      <w:r>
-        <w:rPr>
-          <w:b w:val="0"/>
-        </w:rPr>
-        <w:t>: D becomes eligible and scores 9, so it wins.</w:t>
-      </w:r>
-    </w:p>
-    <w:p>
-      <w:pPr>
-        <w:pStyle w:val="Heading3"/>
-      </w:pPr>
-      <w:r>
-        <w:t>Why the result follows</w:t>
-      </w:r>
-    </w:p>
-    <w:p>
-      <w:pPr>
-        <w:spacing w:line="336" w:lineRule="auto" w:after="180"/>
-        <w:shd w:fill="F1F6FC"/>
-      </w:pPr>
-      <w:r>
-        <w:rPr>
-          <w:b w:val="0"/>
-        </w:rPr>
-        <w:t xml:space="preserve">Reason: The </w:t>
-      </w:r>
-      <w:r>
-        <w:rPr>
-          <w:b/>
-        </w:rPr>
-        <w:t>evidence</w:t>
-      </w:r>
-      <w:r>
-        <w:rPr>
-          <w:b w:val="0"/>
-        </w:rPr>
         <w:t xml:space="preserve">-backed </w:t>
       </w:r>
       <w:r>
@@ -1724,26 +1639,38 @@
     </w:p>
     <w:p>
       <w:pPr>
-        <w:pStyle w:val="Heading1"/>
-      </w:pPr>
-      <w:r>
-        <w:t>05. Words that unlock the idea</w:t>
-      </w:r>
-    </w:p>
-    <w:p>
-      <w:r>
-        <w:t>Use the vocabulary of Capstone Expo to explain a concrete decision, rather than only memorising definitions.</w:t>
+        <w:pStyle w:val="Heading2"/>
+      </w:pPr>
+      <w:r>
+        <w:t>Earlier wording, alternatives and picture transcripts · reference / check after trying</w:t>
       </w:r>
     </w:p>
     <w:p>
       <w:pPr>
         <w:spacing w:line="336" w:lineRule="auto" w:after="180"/>
       </w:pPr>
+      <w:r>
+        <w:rPr>
+          <w:b w:val="0"/>
+        </w:rPr>
+        <w:t>CASE GALLERY</w:t>
+      </w:r>
+    </w:p>
+    <w:p>
+      <w:pPr>
+        <w:spacing w:line="336" w:lineRule="auto" w:after="180"/>
+      </w:pPr>
+      <w:r>
+        <w:rPr>
+          <w:b w:val="0"/>
+        </w:rPr>
+        <w:t xml:space="preserve">Four Tests, Four Kinds of </w:t>
+      </w:r>
       <w:r>
         <w:rPr>
           <w:b/>
         </w:rPr>
-        <w:t>VOCABULARY LAB</w:t>
+        <w:t>Evidence</w:t>
       </w:r>
     </w:p>
     <w:p>
@@ -1754,18 +1681,7 @@
         <w:rPr>
           <w:b w:val="0"/>
         </w:rPr>
-        <w:t>Words You Can Use to Reason</w:t>
-      </w:r>
-    </w:p>
-    <w:p>
-      <w:pPr>
-        <w:spacing w:line="336" w:lineRule="auto" w:after="180"/>
-      </w:pPr>
-      <w:r>
-        <w:rPr>
-          <w:b w:val="0"/>
-        </w:rPr>
-        <w:t>A definition matters when you can recognize the idea, use it, and contrast it with a near-miss.</w:t>
+        <w:t>A system is not understood until it survives more than one comfortable example.</w:t>
       </w:r>
     </w:p>
     <w:p>
@@ -1773,7 +1689,7 @@
         <w:drawing>
           <wp:inline xmlns:a="http://schemas.openxmlformats.org/drawingml/2006/main" xmlns:pic="http://schemas.openxmlformats.org/drawingml/2006/picture">
             <wp:extent cx="5486400" cy="3200400"/>
-            <wp:docPr id="10" name="Picture 10" descr="Vocabulary badge: capstone"/>
+            <wp:docPr id="10" name="Picture 10" descr="NORMAL CASE illustration"/>
             <wp:cNvGraphicFramePr>
               <a:graphicFrameLocks noChangeAspect="1"/>
             </wp:cNvGraphicFramePr>
@@ -1781,11 +1697,11 @@
               <a:graphicData uri="http://schemas.openxmlformats.org/drawingml/2006/picture">
                 <pic:pic>
                   <pic:nvPicPr>
-                    <pic:cNvPr id="0" name="9d403987dfec08f1464932d6a9c29ee929a90f905e35cdd9c6272ed7690021be.png"/>
+                    <pic:cNvPr id="0" name="1f18213ba3d74c99072fa04ad7520b53eee0b2e9e845b0d8a61ccdda1b41f3f1.png"/>
                     <pic:cNvPicPr/>
                   </pic:nvPicPr>
                   <pic:blipFill>
-                    <a:blip r:embed="rId17"/>
+                    <a:blip r:embed="rId13"/>
                     <a:stretch>
                       <a:fillRect/>
                     </a:stretch>
@@ -1809,7 +1725,7 @@
         <w:drawing>
           <wp:inline xmlns:a="http://schemas.openxmlformats.org/drawingml/2006/main" xmlns:pic="http://schemas.openxmlformats.org/drawingml/2006/picture">
             <wp:extent cx="5486400" cy="3200400"/>
-            <wp:docPr id="11" name="Picture 11" descr="Vocabulary badge: defense"/>
+            <wp:docPr id="11" name="Picture 11" descr="BOUNDARY CASE illustration"/>
             <wp:cNvGraphicFramePr>
               <a:graphicFrameLocks noChangeAspect="1"/>
             </wp:cNvGraphicFramePr>
@@ -1817,11 +1733,11 @@
               <a:graphicData uri="http://schemas.openxmlformats.org/drawingml/2006/picture">
                 <pic:pic>
                   <pic:nvPicPr>
-                    <pic:cNvPr id="0" name="b3127e639f750b591dc717e45f01b5e51b5635daf2fc21b3c86d53dddfb1ae3f.png"/>
+                    <pic:cNvPr id="0" name="fed8318cf337134a2c31a8d2c90831db67a27a43d3c6f85b25079c53ec37ff9a.png"/>
                     <pic:cNvPicPr/>
                   </pic:nvPicPr>
                   <pic:blipFill>
-                    <a:blip r:embed="rId18"/>
+                    <a:blip r:embed="rId14"/>
                     <a:stretch>
                       <a:fillRect/>
                     </a:stretch>
@@ -1841,11 +1757,46 @@
       </w:r>
     </w:p>
     <w:p>
+      <w:pPr>
+        <w:spacing w:line="336" w:lineRule="auto" w:after="180"/>
+      </w:pPr>
+      <w:r>
+        <w:rPr>
+          <w:b w:val="0"/>
+        </w:rPr>
+        <w:t xml:space="preserve">NORMAL CASE: predict and name </w:t>
+      </w:r>
+      <w:r>
+        <w:rPr>
+          <w:b/>
+        </w:rPr>
+        <w:t>evidence</w:t>
+      </w:r>
+      <w:r>
+        <w:rPr>
+          <w:b w:val="0"/>
+        </w:rPr>
+        <w:t xml:space="preserve">.     BOUNDARY CASE: predict and name </w:t>
+      </w:r>
+      <w:r>
+        <w:rPr>
+          <w:b/>
+        </w:rPr>
+        <w:t>evidence</w:t>
+      </w:r>
+      <w:r>
+        <w:rPr>
+          <w:b w:val="0"/>
+        </w:rPr>
+        <w:t>.</w:t>
+      </w:r>
+    </w:p>
+    <w:p>
       <w:r>
         <w:drawing>
           <wp:inline xmlns:a="http://schemas.openxmlformats.org/drawingml/2006/main" xmlns:pic="http://schemas.openxmlformats.org/drawingml/2006/picture">
             <wp:extent cx="5486400" cy="3200400"/>
-            <wp:docPr id="12" name="Picture 12" descr="Vocabulary badge: transfer"/>
+            <wp:docPr id="12" name="Picture 12" descr="MISSING INFORMATION illustration"/>
             <wp:cNvGraphicFramePr>
               <a:graphicFrameLocks noChangeAspect="1"/>
             </wp:cNvGraphicFramePr>
@@ -1853,11 +1804,11 @@
               <a:graphicData uri="http://schemas.openxmlformats.org/drawingml/2006/picture">
                 <pic:pic>
                   <pic:nvPicPr>
-                    <pic:cNvPr id="0" name="e3dfec4c092d42a9c961d7679333ee69db23b12c7c0388483bc90d09c68feaea.png"/>
+                    <pic:cNvPr id="0" name="75f964dbe29000347e518a59e2717387d7109bd1f947abdafa07e931a61cf754.png"/>
                     <pic:cNvPicPr/>
                   </pic:nvPicPr>
                   <pic:blipFill>
-                    <a:blip r:embed="rId19"/>
+                    <a:blip r:embed="rId15"/>
                     <a:stretch>
                       <a:fillRect/>
                     </a:stretch>
@@ -1881,7 +1832,7 @@
         <w:drawing>
           <wp:inline xmlns:a="http://schemas.openxmlformats.org/drawingml/2006/main" xmlns:pic="http://schemas.openxmlformats.org/drawingml/2006/picture">
             <wp:extent cx="5486400" cy="3200400"/>
-            <wp:docPr id="13" name="Picture 13" descr="Vocabulary badge: limitation"/>
+            <wp:docPr id="13" name="Picture 13" descr="TRANSFER CASE illustration"/>
             <wp:cNvGraphicFramePr>
               <a:graphicFrameLocks noChangeAspect="1"/>
             </wp:cNvGraphicFramePr>
@@ -1889,11 +1840,11 @@
               <a:graphicData uri="http://schemas.openxmlformats.org/drawingml/2006/picture">
                 <pic:pic>
                   <pic:nvPicPr>
-                    <pic:cNvPr id="0" name="f3abe63960cfa1a7ba18cb02a39a0faacac3a783796e24bf286f20d679bf1081.png"/>
+                    <pic:cNvPr id="0" name="4d936b6648b81ac897fc99370c2788f8e0b135d8fc31cfd77afceee66a92128c.png"/>
                     <pic:cNvPicPr/>
                   </pic:nvPicPr>
                   <pic:blipFill>
-                    <a:blip r:embed="rId20"/>
+                    <a:blip r:embed="rId16"/>
                     <a:stretch>
                       <a:fillRect/>
                     </a:stretch>
@@ -1912,313 +1863,6 @@
         </w:drawing>
       </w:r>
     </w:p>
-    <w:tbl>
-      <w:tblPr>
-        <w:tblStyle w:val="LightShading-Accent1"/>
-        <w:tblW w:type="auto" w:w="0"/>
-        <w:tblLook w:firstColumn="1" w:firstRow="1" w:lastColumn="0" w:lastRow="0" w:noHBand="0" w:noVBand="1" w:val="04A0"/>
-      </w:tblPr>
-      <w:tblGrid>
-        <w:gridCol w:w="3408"/>
-        <w:gridCol w:w="3408"/>
-        <w:gridCol w:w="3408"/>
-      </w:tblGrid>
-      <w:tr>
-        <w:trPr>
-          <w:tblHeader/>
-        </w:trPr>
-        <w:tc>
-          <w:tcPr>
-            <w:tcW w:type="dxa" w:w="3408"/>
-          </w:tcPr>
-          <w:p>
-            <w:r>
-              <w:t>Word</w:t>
-            </w:r>
-          </w:p>
-        </w:tc>
-        <w:tc>
-          <w:tcPr>
-            <w:tcW w:type="dxa" w:w="3408"/>
-          </w:tcPr>
-          <w:p>
-            <w:r>
-              <w:t>My own example</w:t>
-            </w:r>
-          </w:p>
-        </w:tc>
-        <w:tc>
-          <w:tcPr>
-            <w:tcW w:type="dxa" w:w="3408"/>
-          </w:tcPr>
-          <w:p>
-            <w:r>
-              <w:t>Not this / boundary</w:t>
-            </w:r>
-          </w:p>
-        </w:tc>
-      </w:tr>
-      <w:tr>
-        <w:tc>
-          <w:tcPr>
-            <w:tcW w:type="dxa" w:w="3408"/>
-          </w:tcPr>
-          <w:p>
-            <w:r>
-              <w:t>capstone</w:t>
-            </w:r>
-          </w:p>
-        </w:tc>
-        <w:tc>
-          <w:tcPr>
-            <w:tcW w:type="dxa" w:w="3408"/>
-          </w:tcPr>
-          <w:p>
-            <w:r>
-              <w:t>A final project combining skills and evidence developed across the course.</w:t>
-            </w:r>
-          </w:p>
-        </w:tc>
-        <w:tc>
-          <w:tcPr>
-            <w:tcW w:type="dxa" w:w="3408"/>
-          </w:tcPr>
-          <w:p>
-            <w:r/>
-          </w:p>
-        </w:tc>
-      </w:tr>
-      <w:tr>
-        <w:tc>
-          <w:tcPr>
-            <w:tcW w:type="dxa" w:w="3408"/>
-          </w:tcPr>
-          <w:p>
-            <w:r>
-              <w:t>defense</w:t>
-            </w:r>
-          </w:p>
-        </w:tc>
-        <w:tc>
-          <w:tcPr>
-            <w:tcW w:type="dxa" w:w="3408"/>
-          </w:tcPr>
-          <w:p>
-            <w:r>
-              <w:t>An explanation of a project decision supported by evidence and an account of its limitations.</w:t>
-            </w:r>
-          </w:p>
-        </w:tc>
-        <w:tc>
-          <w:tcPr>
-            <w:tcW w:type="dxa" w:w="3408"/>
-          </w:tcPr>
-          <w:p>
-            <w:r/>
-          </w:p>
-        </w:tc>
-      </w:tr>
-      <w:tr>
-        <w:tc>
-          <w:tcPr>
-            <w:tcW w:type="dxa" w:w="3408"/>
-          </w:tcPr>
-          <w:p>
-            <w:r>
-              <w:t>transfer</w:t>
-            </w:r>
-          </w:p>
-        </w:tc>
-        <w:tc>
-          <w:tcPr>
-            <w:tcW w:type="dxa" w:w="3408"/>
-          </w:tcPr>
-          <w:p>
-            <w:r>
-              <w:t>Apply an idea or skill to a new case rather than copy the worked example.</w:t>
-            </w:r>
-          </w:p>
-        </w:tc>
-        <w:tc>
-          <w:tcPr>
-            <w:tcW w:type="dxa" w:w="3408"/>
-          </w:tcPr>
-          <w:p>
-            <w:r/>
-          </w:p>
-        </w:tc>
-      </w:tr>
-      <w:tr>
-        <w:tc>
-          <w:tcPr>
-            <w:tcW w:type="dxa" w:w="3408"/>
-          </w:tcPr>
-          <w:p>
-            <w:r>
-              <w:t>limitation</w:t>
-            </w:r>
-          </w:p>
-        </w:tc>
-        <w:tc>
-          <w:tcPr>
-            <w:tcW w:type="dxa" w:w="3408"/>
-          </w:tcPr>
-          <w:p>
-            <w:r>
-              <w:t>A condition or missing capability that restricts what a result can establish or a system can safely do.</w:t>
-            </w:r>
-          </w:p>
-        </w:tc>
-        <w:tc>
-          <w:tcPr>
-            <w:tcW w:type="dxa" w:w="3408"/>
-          </w:tcPr>
-          <w:p>
-            <w:r/>
-          </w:p>
-        </w:tc>
-      </w:tr>
-    </w:tbl>
-    <w:p>
-      <w:pPr>
-        <w:pStyle w:val="Heading3"/>
-      </w:pPr>
-      <w:r>
-        <w:t>Words used in the closer explanation</w:t>
-      </w:r>
-    </w:p>
-    <w:tbl>
-      <w:tblPr>
-        <w:tblStyle w:val="LightShading-Accent1"/>
-        <w:tblW w:type="auto" w:w="0"/>
-        <w:tblLook w:firstColumn="1" w:firstRow="1" w:lastColumn="0" w:lastRow="0" w:noHBand="0" w:noVBand="1" w:val="04A0"/>
-      </w:tblPr>
-      <w:tblGrid>
-        <w:gridCol w:w="5112"/>
-        <w:gridCol w:w="5112"/>
-      </w:tblGrid>
-      <w:tr>
-        <w:trPr>
-          <w:tblHeader/>
-        </w:trPr>
-        <w:tc>
-          <w:tcPr>
-            <w:tcW w:type="dxa" w:w="5112"/>
-          </w:tcPr>
-          <w:p>
-            <w:r>
-              <w:t>Word</w:t>
-            </w:r>
-          </w:p>
-        </w:tc>
-        <w:tc>
-          <w:tcPr>
-            <w:tcW w:type="dxa" w:w="5112"/>
-          </w:tcPr>
-          <w:p>
-            <w:r>
-              <w:t>Meaning</w:t>
-            </w:r>
-          </w:p>
-        </w:tc>
-      </w:tr>
-      <w:tr>
-        <w:tc>
-          <w:tcPr>
-            <w:tcW w:type="dxa" w:w="5112"/>
-          </w:tcPr>
-          <w:p>
-            <w:r>
-              <w:t>Evidence bundle</w:t>
-            </w:r>
-          </w:p>
-        </w:tc>
-        <w:tc>
-          <w:tcPr>
-            <w:tcW w:type="dxa" w:w="5112"/>
-          </w:tcPr>
-          <w:p>
-            <w:r>
-              <w:t>The records needed to check a project claim</w:t>
-            </w:r>
-          </w:p>
-        </w:tc>
-      </w:tr>
-      <w:tr>
-        <w:tc>
-          <w:tcPr>
-            <w:tcW w:type="dxa" w:w="5112"/>
-          </w:tcPr>
-          <w:p>
-            <w:r>
-              <w:t>Demonstration</w:t>
-            </w:r>
-          </w:p>
-        </w:tc>
-        <w:tc>
-          <w:tcPr>
-            <w:tcW w:type="dxa" w:w="5112"/>
-          </w:tcPr>
-          <w:p>
-            <w:r>
-              <w:t>Showing the application on specified inputs</w:t>
-            </w:r>
-          </w:p>
-        </w:tc>
-      </w:tr>
-      <w:tr>
-        <w:tc>
-          <w:tcPr>
-            <w:tcW w:type="dxa" w:w="5112"/>
-          </w:tcPr>
-          <w:p>
-            <w:r>
-              <w:t>Handover</w:t>
-            </w:r>
-          </w:p>
-        </w:tc>
-        <w:tc>
-          <w:tcPr>
-            <w:tcW w:type="dxa" w:w="5112"/>
-          </w:tcPr>
-          <w:p>
-            <w:r>
-              <w:t>Giving another person enough information to use or check the work</w:t>
-            </w:r>
-          </w:p>
-        </w:tc>
-      </w:tr>
-    </w:tbl>
-    <w:p>
-      <w:pPr>
-        <w:pStyle w:val="Heading1"/>
-      </w:pPr>
-      <w:r>
-        <w:t>06. Follow a worked example</w:t>
-      </w:r>
-    </w:p>
-    <w:p>
-      <w:r>
-        <w:t>Follow the worked trace for Capstone Expo, predict a step, then compare with its explanation.</w:t>
-      </w:r>
-    </w:p>
-    <w:p>
-      <w:pPr>
-        <w:spacing w:line="336" w:lineRule="auto" w:after="180"/>
-      </w:pPr>
-      <w:r>
-        <w:rPr>
-          <w:b/>
-        </w:rPr>
-        <w:t xml:space="preserve">WORKED </w:t>
-      </w:r>
-      <w:r>
-        <w:rPr>
-          <w:b/>
-        </w:rPr>
-        <w:t>EVIDENCE</w:t>
-      </w:r>
-    </w:p>
     <w:p>
       <w:pPr>
         <w:spacing w:line="336" w:lineRule="auto" w:after="180"/>
@@ -2227,18 +1871,7 @@
         <w:rPr>
           <w:b w:val="0"/>
         </w:rPr>
-        <w:t>Reason Step by Step</w:t>
-      </w:r>
-    </w:p>
-    <w:p>
-      <w:pPr>
-        <w:spacing w:line="336" w:lineRule="auto" w:after="180"/>
-      </w:pPr>
-      <w:r>
-        <w:rPr>
-          <w:b w:val="0"/>
-        </w:rPr>
-        <w:t xml:space="preserve">Predict first. Then check each step. A correct answer without visible reasoning is incomplete </w:t>
+        <w:t xml:space="preserve">MISSING INFORMATION: predict and name </w:t>
       </w:r>
       <w:r>
         <w:rPr>
@@ -2250,15 +1883,155 @@
         <w:rPr>
           <w:b w:val="0"/>
         </w:rPr>
+        <w:t xml:space="preserve">.     </w:t>
+      </w:r>
+      <w:r>
+        <w:rPr>
+          <w:b/>
+        </w:rPr>
+        <w:t>TRANSFER</w:t>
+      </w:r>
+      <w:r>
+        <w:rPr>
+          <w:b w:val="0"/>
+        </w:rPr>
+        <w:t xml:space="preserve"> CASE: predict and name </w:t>
+      </w:r>
+      <w:r>
+        <w:rPr>
+          <w:b/>
+        </w:rPr>
+        <w:t>evidence</w:t>
+      </w:r>
+      <w:r>
+        <w:rPr>
+          <w:b w:val="0"/>
+        </w:rPr>
         <w:t>.</w:t>
+      </w:r>
+    </w:p>
+    <w:p>
+      <w:pPr>
+        <w:pStyle w:val="Heading3"/>
+      </w:pPr>
+      <w:r>
+        <w:t>Change one thing in the pictured case</w:t>
+      </w:r>
+    </w:p>
+    <w:p>
+      <w:pPr>
+        <w:pStyle w:val="Heading1"/>
+      </w:pPr>
+      <w:r>
+        <w:t>06. Defend a complete book trace before presenting alone</w:t>
+      </w:r>
+    </w:p>
+    <w:p>
+      <w:r>
+        <w:t>The pictured catalogue is supported practice, not a fresh independent assessment.</w:t>
+      </w:r>
+    </w:p>
+    <w:p>
+      <w:pPr>
+        <w:pStyle w:val="Heading2"/>
+      </w:pPr>
+      <w:r>
+        <w:t>Name the evidence missing from a winner-only demo</w:t>
+      </w:r>
+    </w:p>
+    <w:p>
+      <w:pPr>
+        <w:pStyle w:val="Heading3"/>
+      </w:pPr>
+      <w:r>
+        <w:t>A demonstration shows only the winning name. Name two pieces of evidence needed to explain that choice.</w:t>
+      </w:r>
+    </w:p>
+    <w:p>
+      <w:r>
+        <w:t>________________________________________________________________</w:t>
+      </w:r>
+    </w:p>
+    <w:p>
+      <w:r>
+        <w:t>________________________________________________________________</w:t>
+      </w:r>
+    </w:p>
+    <w:p>
+      <w:r>
+        <w:t>________________________________________________________________</w:t>
+      </w:r>
+    </w:p>
+    <w:p>
+      <w:r>
+        <w:t>________________________________________________________________</w:t>
+      </w:r>
+    </w:p>
+    <w:p>
+      <w:r>
+        <w:t>________________________________________________________________</w:t>
+      </w:r>
+    </w:p>
+    <w:p>
+      <w:r>
+        <w:t>________________________________________________________________</w:t>
+      </w:r>
+    </w:p>
+    <w:p>
+      <w:pPr>
+        <w:pStyle w:val="Heading2"/>
+      </w:pPr>
+      <w:r>
+        <w:t>Read the separate book contract and rows</w:t>
+      </w:r>
+    </w:p>
+    <w:p>
+      <w:pPr>
+        <w:spacing w:line="336" w:lineRule="auto" w:after="180"/>
+      </w:pPr>
+      <w:r>
+        <w:rPr>
+          <w:b w:val="0"/>
+        </w:rPr>
+        <w:t>A fictional team presents its transparent book recommender on a supplied practice catalogue.</w:t>
+      </w:r>
+    </w:p>
+    <w:p>
+      <w:pPr>
+        <w:spacing w:line="336" w:lineRule="auto" w:after="180"/>
+      </w:pPr>
+      <w:r>
+        <w:rPr>
+          <w:b w:val="0"/>
+        </w:rPr>
+        <w:t>Request maximum 120 pages; score=2×interest+illustrated, where illustrated is 1 for True and 0 for False; tie by ID.</w:t>
+      </w:r>
+    </w:p>
+    <w:p>
+      <w:pPr>
+        <w:spacing w:line="336" w:lineRule="auto" w:after="180"/>
+      </w:pPr>
+      <w:r>
+        <w:rPr>
+          <w:b w:val="0"/>
+        </w:rPr>
+        <w:t>A pages120 interest3 True; B pages100 interest4 False; C pages121 interest5 True; D pages90 interest"4" True. Numeric fields require exact integers.</w:t>
+      </w:r>
+    </w:p>
+    <w:p>
+      <w:pPr>
+        <w:pStyle w:val="Heading2"/>
+      </w:pPr>
+      <w:r>
+        <w:t>Trace validation, eligibility and ranking</w:t>
       </w:r>
     </w:p>
     <w:p>
       <w:r>
         <w:drawing>
           <wp:inline xmlns:a="http://schemas.openxmlformats.org/drawingml/2006/main" xmlns:pic="http://schemas.openxmlformats.org/drawingml/2006/picture">
-            <wp:extent cx="5486400" cy="2377440"/>
-            <wp:docPr id="14" name="Picture 14" descr="Worked evidence for Capstone Expo"/>
+            <wp:extent cx="5486400" cy="4005072"/>
+            <wp:docPr id="14" name="Picture 14" descr="Validate: D has text interest and is rejected; A,B,C have valid fields. → Filter: A and B meet the page limit; C exceeds it. → Rank: A scores 7; B scores 8, so B wins. → Defend evidence: Explain two eligible items, one page-limit exclusion and one type rejection."/>
             <wp:cNvGraphicFramePr>
               <a:graphicFrameLocks noChangeAspect="1"/>
             </wp:cNvGraphicFramePr>
@@ -2266,11 +2039,11 @@
               <a:graphicData uri="http://schemas.openxmlformats.org/drawingml/2006/picture">
                 <pic:pic>
                   <pic:nvPicPr>
-                    <pic:cNvPr id="0" name="ec23aed4bb68f087d56ec1dcbba504d211c60a94c0f686d52d08c775cbe73935.png"/>
+                    <pic:cNvPr id="0" name="academy-story-ai-2-36-02.png"/>
                     <pic:cNvPicPr/>
                   </pic:nvPicPr>
                   <pic:blipFill>
-                    <a:blip r:embed="rId21"/>
+                    <a:blip r:embed="rId17"/>
                     <a:stretch>
                       <a:fillRect/>
                     </a:stretch>
@@ -2278,303 +2051,7 @@
                   <pic:spPr>
                     <a:xfrm>
                       <a:off x="0" y="0"/>
-                      <a:ext cx="5486400" cy="2377440"/>
-                    </a:xfrm>
-                    <a:prstGeom prst="rect"/>
-                  </pic:spPr>
-                </pic:pic>
-              </a:graphicData>
-            </a:graphic>
-          </wp:inline>
-        </w:drawing>
-      </w:r>
-    </w:p>
-    <w:p>
-      <w:pPr>
-        <w:spacing w:line="336" w:lineRule="auto" w:after="180"/>
-        <w:shd w:fill="F4F9FC"/>
-      </w:pPr>
-      <w:r>
-        <w:rPr>
-          <w:b w:val="0"/>
-        </w:rPr>
-        <w:t>1. Demo one known reader profile end to end.</w:t>
-      </w:r>
-    </w:p>
-    <w:p>
-      <w:pPr>
-        <w:spacing w:line="336" w:lineRule="auto" w:after="180"/>
-        <w:shd w:fill="F4F9FC"/>
-      </w:pPr>
-      <w:r>
-        <w:rPr>
-          <w:b w:val="0"/>
-        </w:rPr>
-        <w:t>2. Recalculate one book score in front of the audience.</w:t>
-      </w:r>
-    </w:p>
-    <w:p>
-      <w:pPr>
-        <w:spacing w:line="336" w:lineRule="auto" w:after="180"/>
-        <w:shd w:fill="F4F9FC"/>
-      </w:pPr>
-      <w:r>
-        <w:rPr>
-          <w:b w:val="0"/>
-        </w:rPr>
-        <w:t>3. Accept an unseen profile and predict before running.</w:t>
-      </w:r>
-    </w:p>
-    <w:p>
-      <w:pPr>
-        <w:spacing w:line="336" w:lineRule="auto" w:after="180"/>
-        <w:shd w:fill="F4F9FC"/>
-      </w:pPr>
-      <w:r>
-        <w:rPr>
-          <w:b w:val="0"/>
-        </w:rPr>
-        <w:t xml:space="preserve">4. State one </w:t>
-      </w:r>
-      <w:r>
-        <w:rPr>
-          <w:b/>
-        </w:rPr>
-        <w:t>limitation</w:t>
-      </w:r>
-      <w:r>
-        <w:rPr>
-          <w:b w:val="0"/>
-        </w:rPr>
-        <w:t>, one fairness check, and one responsible next improvement.</w:t>
-      </w:r>
-    </w:p>
-    <w:p>
-      <w:pPr>
-        <w:spacing w:line="336" w:lineRule="auto" w:after="180"/>
-      </w:pPr>
-      <w:r>
-        <w:rPr>
-          <w:b w:val="0"/>
-        </w:rPr>
-        <w:t>Recalculate, retrace, or restate the reasoning in your own representation:</w:t>
-      </w:r>
-    </w:p>
-    <w:p>
-      <w:pPr>
-        <w:pStyle w:val="Heading3"/>
-      </w:pPr>
-      <w:r>
-        <w:t>Write or draw your reasoning and evidence.</w:t>
-      </w:r>
-    </w:p>
-    <w:p>
-      <w:r>
-        <w:t>________________________________________________________________</w:t>
-      </w:r>
-    </w:p>
-    <w:p>
-      <w:r>
-        <w:t>________________________________________________________________</w:t>
-      </w:r>
-    </w:p>
-    <w:p>
-      <w:r>
-        <w:t>________________________________________________________________</w:t>
-      </w:r>
-    </w:p>
-    <w:p>
-      <w:r>
-        <w:t>________________________________________________________________</w:t>
-      </w:r>
-    </w:p>
-    <w:p>
-      <w:r>
-        <w:t>________________________________________________________________</w:t>
-      </w:r>
-    </w:p>
-    <w:p>
-      <w:pPr>
-        <w:spacing w:line="336" w:lineRule="auto" w:after="180"/>
-        <w:shd w:fill="F5F1FB"/>
-      </w:pPr>
-      <w:r>
-        <w:rPr>
-          <w:b w:val="0"/>
-        </w:rPr>
-        <w:t xml:space="preserve">CHECK  Did the </w:t>
-      </w:r>
-      <w:r>
-        <w:rPr>
-          <w:b/>
-        </w:rPr>
-        <w:t>evidence</w:t>
-      </w:r>
-      <w:r>
-        <w:rPr>
-          <w:b w:val="0"/>
-        </w:rPr>
-        <w:t xml:space="preserve"> answer the exact question? Did the total, path, or source record stay consistent?</w:t>
-      </w:r>
-    </w:p>
-    <w:p>
-      <w:pPr>
-        <w:pStyle w:val="Heading3"/>
-      </w:pPr>
-      <w:r>
-        <w:t>A closer explanation</w:t>
-      </w:r>
-    </w:p>
-    <w:p>
-      <w:pPr>
-        <w:pStyle w:val="Heading3"/>
-      </w:pPr>
-      <w:r>
-        <w:t>A demonstration shows only the winning name. Name two pieces of evidence needed to explain that choice.</w:t>
-      </w:r>
-    </w:p>
-    <w:p>
-      <w:r>
-        <w:t>________________________________________________________________</w:t>
-      </w:r>
-    </w:p>
-    <w:p>
-      <w:r>
-        <w:t>________________________________________________________________</w:t>
-      </w:r>
-    </w:p>
-    <w:p>
-      <w:r>
-        <w:t>________________________________________________________________</w:t>
-      </w:r>
-    </w:p>
-    <w:p>
-      <w:r>
-        <w:t>________________________________________________________________</w:t>
-      </w:r>
-    </w:p>
-    <w:p>
-      <w:r>
-        <w:t>________________________________________________________________</w:t>
-      </w:r>
-    </w:p>
-    <w:p>
-      <w:r>
-        <w:t>________________________________________________________________</w:t>
-      </w:r>
-    </w:p>
-    <w:p>
-      <w:pPr>
-        <w:pStyle w:val="Heading3"/>
-      </w:pPr>
-      <w:r>
-        <w:t>Learn from the worked case</w:t>
-      </w:r>
-    </w:p>
-    <w:p>
-      <w:pPr>
-        <w:spacing w:line="336" w:lineRule="auto" w:after="180"/>
-      </w:pPr>
-      <w:r>
-        <w:rPr>
-          <w:b w:val="0"/>
-        </w:rPr>
-        <w:t>Cover the result before checking it. Say what is given, choose the procedure, and follow one step at a time. Then uncover the result and explain your first mismatch. Ask why a step is allowed, not only what number it produces.</w:t>
-      </w:r>
-    </w:p>
-    <w:p>
-      <w:pPr>
-        <w:pStyle w:val="Heading3"/>
-      </w:pPr>
-      <w:r>
-        <w:t>A pictorial worked case: Capstone Expo</w:t>
-      </w:r>
-    </w:p>
-    <w:p>
-      <w:pPr>
-        <w:spacing w:line="336" w:lineRule="auto" w:after="180"/>
-      </w:pPr>
-      <w:r>
-        <w:rPr>
-          <w:b w:val="0"/>
-        </w:rPr>
-        <w:t>A fictional team presents its transparent book recommender on a reserved catalogue.</w:t>
-      </w:r>
-    </w:p>
-    <w:p>
-      <w:pPr>
-        <w:pStyle w:val="Heading3"/>
-      </w:pPr>
-      <w:r>
-        <w:t>The facts we will use</w:t>
-      </w:r>
-    </w:p>
-    <w:p>
-      <w:pPr>
-        <w:pStyle w:val="Heading3"/>
-      </w:pPr>
-      <w:r>
-        <w:t>Supplied facts</w:t>
-      </w:r>
-    </w:p>
-    <w:p>
-      <w:pPr>
-        <w:spacing w:line="336" w:lineRule="auto" w:after="180"/>
-        <w:shd w:fill="F1F6FC"/>
-      </w:pPr>
-      <w:r>
-        <w:rPr>
-          <w:b w:val="0"/>
-        </w:rPr>
-        <w:t>Request maximum 120 pages; score=2×interest+illustrated, where illustrated is 1 for True and 0 for False; tie by ID.</w:t>
-      </w:r>
-    </w:p>
-    <w:p>
-      <w:pPr>
-        <w:pStyle w:val="Heading3"/>
-      </w:pPr>
-      <w:r>
-        <w:t>Supplied facts</w:t>
-      </w:r>
-    </w:p>
-    <w:p>
-      <w:pPr>
-        <w:spacing w:line="336" w:lineRule="auto" w:after="180"/>
-        <w:shd w:fill="F1F6FC"/>
-      </w:pPr>
-      <w:r>
-        <w:rPr>
-          <w:b w:val="0"/>
-        </w:rPr>
-        <w:t>A pages120 interest3 True; B pages100 interest4 False; C pages121 interest5 True; D pages90 interest"4" True. Numeric fields require exact integers.</w:t>
-      </w:r>
-    </w:p>
-    <w:p>
-      <w:r>
-        <w:drawing>
-          <wp:inline xmlns:a="http://schemas.openxmlformats.org/drawingml/2006/main" xmlns:pic="http://schemas.openxmlformats.org/drawingml/2006/picture">
-            <wp:extent cx="5346057" cy="5943599"/>
-            <wp:docPr id="15" name="Picture 15" descr="Capstone Expo. Validate: D has text interest and is rejected; A,B,C have valid fields.. Filter: A and B meet the page limit; C exceeds it.. Rank: A scores 7; B scores 8, so B wins.. Defend evidence: Explain two eligible items, one page-limit exclusion and one type rejection."/>
-            <wp:cNvGraphicFramePr>
-              <a:graphicFrameLocks noChangeAspect="1"/>
-            </wp:cNvGraphicFramePr>
-            <a:graphic>
-              <a:graphicData uri="http://schemas.openxmlformats.org/drawingml/2006/picture">
-                <pic:pic>
-                  <pic:nvPicPr>
-                    <pic:cNvPr id="0" name="academy-visual-ai-2-36.png"/>
-                    <pic:cNvPicPr/>
-                  </pic:nvPicPr>
-                  <pic:blipFill>
-                    <a:blip r:embed="rId22"/>
-                    <a:stretch>
-                      <a:fillRect/>
-                    </a:stretch>
-                  </pic:blipFill>
-                  <pic:spPr>
-                    <a:xfrm>
-                      <a:off x="0" y="0"/>
-                      <a:ext cx="5346057" cy="5943599"/>
+                      <a:ext cx="5486400" cy="4005072"/>
                     </a:xfrm>
                     <a:prstGeom prst="rect"/>
                   </pic:spPr>
@@ -2724,122 +2201,541 @@
     </w:p>
     <w:p>
       <w:pPr>
-        <w:pStyle w:val="Heading3"/>
-      </w:pPr>
-      <w:r>
-        <w:t>Why this result follows</w:t>
-      </w:r>
-    </w:p>
-    <w:p>
-      <w:pPr>
-        <w:pStyle w:val="Heading3"/>
-      </w:pPr>
-      <w:r>
-        <w:t>Why the result follows</w:t>
-      </w:r>
-    </w:p>
-    <w:p>
-      <w:pPr>
         <w:spacing w:line="336" w:lineRule="auto" w:after="180"/>
-        <w:shd w:fill="F1F6FC"/>
       </w:pPr>
       <w:r>
         <w:rPr>
           <w:b w:val="0"/>
         </w:rPr>
-        <w:t>A presentation should let someone rebuild the result from the stated contract. A’s equality is accepted; D is not silently converted; C’s high preference score cannot override the page requirement.</w:t>
+        <w:t>A presentation should let someone rebuild the result from the stated contract. A’s equality is accepted; D is not silently converted; C’s high preference score cannot override the page requirement. Reversing rows must preserve B because it has the unique highest eligible score. This pictured case is supported practice; keep the separately named independent activity task for a first attempt before feedback.</w:t>
+      </w:r>
+    </w:p>
+    <w:p>
+      <w:pPr>
+        <w:pStyle w:val="Heading2"/>
+      </w:pPr>
+      <w:r>
+        <w:t>Predict the explicit correction to D</w:t>
+      </w:r>
+    </w:p>
+    <w:p>
+      <w:pPr>
+        <w:pStyle w:val="ListBullet"/>
+      </w:pPr>
+      <w:r>
+        <w:t>Change one thing: An authorised repair converts D’s interest to integer 4. Predict the result before checking the explanation. What remains the same?</w:t>
+      </w:r>
+    </w:p>
+    <w:p>
+      <w:pPr>
+        <w:pStyle w:val="Heading2"/>
+      </w:pPr>
+      <w:r>
+        <w:t>Check after predicting · reference / check after trying</w:t>
+      </w:r>
+    </w:p>
+    <w:p>
+      <w:r>
+        <w:drawing>
+          <wp:inline xmlns:a="http://schemas.openxmlformats.org/drawingml/2006/main" xmlns:pic="http://schemas.openxmlformats.org/drawingml/2006/picture">
+            <wp:extent cx="5486400" cy="3179064"/>
+            <wp:docPr id="15" name="Picture 15" descr="Original case: Explain two eligible items, one page-limit exclusion and one type rejection. Changed condition: An authorised repair converts D’s interest to integer 4. Expected result: D becomes eligible and scores 9, so it wins. Reason: The evidence-backed input repair changes validation and then ranking; record this as a new case/version."/>
+            <wp:cNvGraphicFramePr>
+              <a:graphicFrameLocks noChangeAspect="1"/>
+            </wp:cNvGraphicFramePr>
+            <a:graphic>
+              <a:graphicData uri="http://schemas.openxmlformats.org/drawingml/2006/picture">
+                <pic:pic>
+                  <pic:nvPicPr>
+                    <pic:cNvPr id="0" name="academy-story-ai-2-36-04.png"/>
+                    <pic:cNvPicPr/>
+                  </pic:nvPicPr>
+                  <pic:blipFill>
+                    <a:blip r:embed="rId18"/>
+                    <a:stretch>
+                      <a:fillRect/>
+                    </a:stretch>
+                  </pic:blipFill>
+                  <pic:spPr>
+                    <a:xfrm>
+                      <a:off x="0" y="0"/>
+                      <a:ext cx="5486400" cy="3179064"/>
+                    </a:xfrm>
+                    <a:prstGeom prst="rect"/>
+                  </pic:spPr>
+                </pic:pic>
+              </a:graphicData>
+            </a:graphic>
+          </wp:inline>
+        </w:drawing>
+      </w:r>
+    </w:p>
+    <w:p>
+      <w:pPr>
+        <w:pStyle w:val="Heading2"/>
+      </w:pPr>
+      <w:r>
+        <w:t>Read the complete implementation contract</w:t>
       </w:r>
     </w:p>
     <w:p>
       <w:pPr>
         <w:spacing w:line="336" w:lineRule="auto" w:after="180"/>
-        <w:shd w:fill="F1F6FC"/>
       </w:pPr>
       <w:r>
         <w:rPr>
           <w:b w:val="0"/>
         </w:rPr>
-        <w:t xml:space="preserve">Reversing rows must preserve B because it has the unique highest eligible score. Keep the reserved case distinct from practice </w:t>
+        <w:t>The complete pictured implementation declares its missing schema details explicitly: nonempty unique IDs, exact integer nonnegative pages, exact integer interest0..5, Boolean illustrated; duplicate IDs are all rejected. It implements the supplied120-page limit and2interest+illustrated score with ID ties. These fields differ from the activity chooser’s fun/learning schema.</w:t>
+      </w:r>
+    </w:p>
+    <w:p>
+      <w:pPr>
+        <w:spacing w:line="336" w:lineRule="auto" w:after="180"/>
+      </w:pPr>
+      <w:r>
+        <w:rPr>
+          <w:b w:val="0"/>
+        </w:rPr>
+        <w:t>The supplied correction to D is a new authorised fictional input version, not silent conversion of every text rating.</w:t>
+      </w:r>
+    </w:p>
+    <w:p>
+      <w:pPr>
+        <w:pStyle w:val="Heading2"/>
+      </w:pPr>
+      <w:r>
+        <w:t>Run and inspect the complete pictured report</w:t>
+      </w:r>
+    </w:p>
+    <w:p>
+      <w:r>
+        <w:rPr>
+          <w:rFonts w:ascii="Courier New" w:hAnsi="Courier New"/>
+          <w:sz w:val="18"/>
+        </w:rPr>
+        <w:t>from collections import Counter</w:t>
+        <w:br/>
+        <w:br/>
+        <w:t>def book_report(raw, limit):</w:t>
+        <w:br/>
+        <w:t xml:space="preserve">    if type(limit) is not int or limit &lt; 0:</w:t>
+        <w:br/>
+        <w:t xml:space="preserve">        return {'error':'invalid page limit'}</w:t>
+        <w:br/>
+        <w:t xml:space="preserve">    names = Counter(r['id'] for r in raw if type(r) is dict</w:t>
+        <w:br/>
+        <w:t xml:space="preserve">                    and type(r.get('id')) is str and r['id'])</w:t>
+        <w:br/>
+        <w:t xml:space="preserve">    accepted, rejected = [], []</w:t>
+        <w:br/>
+        <w:t xml:space="preserve">    for index, row in enumerate(raw,1):</w:t>
+        <w:br/>
+        <w:t xml:space="preserve">        reason = None</w:t>
+        <w:br/>
+        <w:t xml:space="preserve">        if type(row) is not dict:</w:t>
+        <w:br/>
+        <w:t xml:space="preserve">            reason = 'not a record'</w:t>
+        <w:br/>
+        <w:t xml:space="preserve">        elif type(row.get('id')) is not str or not row['id']:</w:t>
+        <w:br/>
+        <w:t xml:space="preserve">            reason = 'invalid ID'</w:t>
+        <w:br/>
+        <w:t xml:space="preserve">        elif names[row['id']] &gt; 1:</w:t>
+        <w:br/>
+        <w:t xml:space="preserve">            reason = 'duplicate ID'</w:t>
+        <w:br/>
+        <w:t xml:space="preserve">        elif type(row.get('pages')) is not int or row['pages'] &lt; 0:</w:t>
+        <w:br/>
+        <w:t xml:space="preserve">            reason = 'invalid pages'</w:t>
+        <w:br/>
+        <w:t xml:space="preserve">        elif type(row.get('interest')) is not int or not 0 &lt;= row['interest'] &lt;= 5:</w:t>
+        <w:br/>
+        <w:t xml:space="preserve">            reason = 'invalid interest'</w:t>
+        <w:br/>
+        <w:t xml:space="preserve">        elif type(row.get('illustrated')) is not bool:</w:t>
+        <w:br/>
+        <w:t xml:space="preserve">            reason = 'invalid illustrated flag'</w:t>
+        <w:br/>
+        <w:t xml:space="preserve">        if reason:</w:t>
+        <w:br/>
+        <w:t xml:space="preserve">            rejected.append((index,reason))</w:t>
+        <w:br/>
+        <w:t xml:space="preserve">        else:</w:t>
+        <w:br/>
+        <w:t xml:space="preserve">            accepted.append(dict(row))</w:t>
+        <w:br/>
+        <w:t xml:space="preserve">    eligible = [r for r in accepted if r['pages']&lt;=limit]</w:t>
+        <w:br/>
+        <w:t xml:space="preserve">    ranked = sorted(eligible, key=lambda r: (-(2*r['interest']+int(r['illustrated'])),r['id']))</w:t>
+        <w:br/>
+        <w:t xml:space="preserve">    scores = [(r['id'],2*r['interest']+int(r['illustrated'])) for r in ranked]</w:t>
+        <w:br/>
+        <w:t xml:space="preserve">    return dict(supplied=len(raw),accepted=len(accepted),rejected=rejected,</w:t>
+        <w:br/>
+        <w:t xml:space="preserve">                eligible=len(eligible),ranked=scores,</w:t>
+        <w:br/>
+        <w:t xml:space="preserve">                selected=scores[0][0] if scores else None,</w:t>
+        <w:br/>
+        <w:t xml:space="preserve">                over_limit=[r['id'] for r in accepted if r['pages']&gt;limit])</w:t>
+        <w:br/>
+        <w:br/>
+        <w:t>books = [dict(id='A',pages=120,interest=3,illustrated=True),</w:t>
+        <w:br/>
+        <w:t xml:space="preserve">         dict(id='B',pages=100,interest=4,illustrated=False),</w:t>
+        <w:br/>
+        <w:t xml:space="preserve">         dict(id='C',pages=121,interest=5,illustrated=True),</w:t>
+        <w:br/>
+        <w:t xml:space="preserve">         dict(id='D',pages=90,interest='4',illustrated=True)]</w:t>
+        <w:br/>
+        <w:t>original = book_report(books,120)</w:t>
+        <w:br/>
+        <w:t>print(original)</w:t>
+        <w:br/>
+        <w:t># Explicitly supplied authorised toy-data correction; keep the original unchanged.</w:t>
+        <w:br/>
+        <w:t>changed = [dict(r,interest=4) if r['id']=='D' else dict(r) for r in books]</w:t>
+        <w:br/>
+        <w:t>print(book_report(changed,120))</w:t>
+        <w:br/>
+        <w:t>assert book_report(list(reversed(books)),120)['ranked']==original['ranked']</w:t>
+      </w:r>
+    </w:p>
+    <w:p>
+      <w:pPr>
+        <w:pStyle w:val="Heading2"/>
+      </w:pPr>
+      <w:r>
+        <w:t>Explain counts and remaining limits</w:t>
+      </w:r>
+    </w:p>
+    <w:p>
+      <w:pPr>
+        <w:pStyle w:val="ListBullet"/>
+      </w:pPr>
+      <w:r>
+        <w:t>A defensible algorithmic trace does not prove B will be liked or that classroom learning improved.</w:t>
+      </w:r>
+    </w:p>
+    <w:p>
+      <w:pPr>
+        <w:pStyle w:val="ListBullet"/>
+      </w:pPr>
+      <w:r>
+        <w:t>Read the labelled picture: Give the original winning ID, its score, and counts of eligible, excluded and invalid rows.</w:t>
+      </w:r>
+    </w:p>
+    <w:p>
+      <w:pPr>
+        <w:pStyle w:val="Heading2"/>
+      </w:pPr>
+      <w:r>
+        <w:t>Earlier wording, alternatives and picture transcripts · reference / check after trying</w:t>
+      </w:r>
+    </w:p>
+    <w:p>
+      <w:pPr>
+        <w:spacing w:line="336" w:lineRule="auto" w:after="180"/>
+      </w:pPr>
+      <w:r>
+        <w:rPr>
+          <w:b w:val="0"/>
+        </w:rPr>
+        <w:t xml:space="preserve">WORKED </w:t>
       </w:r>
       <w:r>
         <w:rPr>
           <w:b/>
         </w:rPr>
-        <w:t>demonstration</w:t>
-      </w:r>
+        <w:t>EVIDENCE</w:t>
+      </w:r>
+    </w:p>
+    <w:p>
+      <w:pPr>
+        <w:spacing w:line="336" w:lineRule="auto" w:after="180"/>
+      </w:pPr>
       <w:r>
         <w:rPr>
           <w:b w:val="0"/>
         </w:rPr>
-        <w:t>s.</w:t>
-      </w:r>
-    </w:p>
-    <w:p>
-      <w:pPr>
-        <w:pStyle w:val="Heading3"/>
-      </w:pPr>
-      <w:r>
-        <w:t>What this example does not establish</w:t>
-      </w:r>
-    </w:p>
-    <w:p>
-      <w:pPr>
-        <w:pStyle w:val="Heading3"/>
-      </w:pPr>
-      <w:r>
-        <w:t>Keep the stated limit</w:t>
+        <w:t>Reason Step by Step</w:t>
       </w:r>
     </w:p>
     <w:p>
       <w:pPr>
         <w:spacing w:line="336" w:lineRule="auto" w:after="180"/>
-        <w:shd w:fill="FFF5E6"/>
       </w:pPr>
       <w:r>
         <w:rPr>
           <w:b w:val="0"/>
         </w:rPr>
-        <w:t>A defensible algorithmic trace does not prove B will be liked or that classroom learning improved.</w:t>
-      </w:r>
-    </w:p>
-    <w:p>
-      <w:pPr>
-        <w:pStyle w:val="Heading3"/>
-      </w:pPr>
-      <w:r>
-        <w:t>Keep the stated limit</w:t>
-      </w:r>
-    </w:p>
-    <w:p>
-      <w:pPr>
-        <w:spacing w:line="336" w:lineRule="auto" w:after="180"/>
-        <w:shd w:fill="FFF5E6"/>
-      </w:pPr>
+        <w:t xml:space="preserve">Predict first. Then check each step. A correct answer without visible reasoning is incomplete </w:t>
+      </w:r>
+      <w:r>
+        <w:rPr>
+          <w:b/>
+        </w:rPr>
+        <w:t>evidence</w:t>
+      </w:r>
       <w:r>
         <w:rPr>
           <w:b w:val="0"/>
         </w:rPr>
-        <w:t>Read the labelled picture: Give the original winning ID, its score, and counts of eligible, excluded and invalid rows.</w:t>
-      </w:r>
-    </w:p>
-    <w:p>
-      <w:pPr>
-        <w:pStyle w:val="Heading3"/>
-      </w:pPr>
-      <w:r>
-        <w:t>Keep the stated limit</w:t>
+        <w:t>.</w:t>
+      </w:r>
+    </w:p>
+    <w:p>
+      <w:r>
+        <w:drawing>
+          <wp:inline xmlns:a="http://schemas.openxmlformats.org/drawingml/2006/main" xmlns:pic="http://schemas.openxmlformats.org/drawingml/2006/picture">
+            <wp:extent cx="5486400" cy="2377440"/>
+            <wp:docPr id="16" name="Picture 16" descr="Worked evidence for Capstone Expo"/>
+            <wp:cNvGraphicFramePr>
+              <a:graphicFrameLocks noChangeAspect="1"/>
+            </wp:cNvGraphicFramePr>
+            <a:graphic>
+              <a:graphicData uri="http://schemas.openxmlformats.org/drawingml/2006/picture">
+                <pic:pic>
+                  <pic:nvPicPr>
+                    <pic:cNvPr id="0" name="ec23aed4bb68f087d56ec1dcbba504d211c60a94c0f686d52d08c775cbe73935.png"/>
+                    <pic:cNvPicPr/>
+                  </pic:nvPicPr>
+                  <pic:blipFill>
+                    <a:blip r:embed="rId19"/>
+                    <a:stretch>
+                      <a:fillRect/>
+                    </a:stretch>
+                  </pic:blipFill>
+                  <pic:spPr>
+                    <a:xfrm>
+                      <a:off x="0" y="0"/>
+                      <a:ext cx="5486400" cy="2377440"/>
+                    </a:xfrm>
+                    <a:prstGeom prst="rect"/>
+                  </pic:spPr>
+                </pic:pic>
+              </a:graphicData>
+            </a:graphic>
+          </wp:inline>
+        </w:drawing>
       </w:r>
     </w:p>
     <w:p>
       <w:pPr>
         <w:spacing w:line="336" w:lineRule="auto" w:after="180"/>
-        <w:shd w:fill="FFF5E6"/>
       </w:pPr>
       <w:r>
         <w:rPr>
           <w:b w:val="0"/>
         </w:rPr>
-        <w:t>Change one thing: An authorised repair converts D’s interest to integer 4. Predict the result before checking the explanation. What remains the same?</w:t>
+        <w:t>1. Demo one known reader profile end to end.</w:t>
+      </w:r>
+    </w:p>
+    <w:p>
+      <w:pPr>
+        <w:spacing w:line="336" w:lineRule="auto" w:after="180"/>
+      </w:pPr>
+      <w:r>
+        <w:rPr>
+          <w:b w:val="0"/>
+        </w:rPr>
+        <w:t>2. Recalculate one book score in front of the audience.</w:t>
+      </w:r>
+    </w:p>
+    <w:p>
+      <w:pPr>
+        <w:spacing w:line="336" w:lineRule="auto" w:after="180"/>
+      </w:pPr>
+      <w:r>
+        <w:rPr>
+          <w:b w:val="0"/>
+        </w:rPr>
+        <w:t>3. Accept an unseen profile and predict before running.</w:t>
+      </w:r>
+    </w:p>
+    <w:p>
+      <w:pPr>
+        <w:spacing w:line="336" w:lineRule="auto" w:after="180"/>
+      </w:pPr>
+      <w:r>
+        <w:rPr>
+          <w:b w:val="0"/>
+        </w:rPr>
+        <w:t xml:space="preserve">4. State one </w:t>
+      </w:r>
+      <w:r>
+        <w:rPr>
+          <w:b/>
+        </w:rPr>
+        <w:t>limitation</w:t>
+      </w:r>
+      <w:r>
+        <w:rPr>
+          <w:b w:val="0"/>
+        </w:rPr>
+        <w:t>, one fairness check, and one responsible next improvement.</w:t>
+      </w:r>
+    </w:p>
+    <w:p>
+      <w:pPr>
+        <w:spacing w:line="336" w:lineRule="auto" w:after="180"/>
+      </w:pPr>
+      <w:r>
+        <w:rPr>
+          <w:b w:val="0"/>
+        </w:rPr>
+        <w:t>Recalculate, retrace, or restate the reasoning in your own representation:</w:t>
+      </w:r>
+    </w:p>
+    <w:p>
+      <w:pPr>
+        <w:pStyle w:val="Heading3"/>
+      </w:pPr>
+      <w:r>
+        <w:t>Write or draw your reasoning and evidence.</w:t>
+      </w:r>
+    </w:p>
+    <w:p>
+      <w:r>
+        <w:t>________________________________________________________________</w:t>
+      </w:r>
+    </w:p>
+    <w:p>
+      <w:r>
+        <w:t>________________________________________________________________</w:t>
+      </w:r>
+    </w:p>
+    <w:p>
+      <w:r>
+        <w:t>________________________________________________________________</w:t>
+      </w:r>
+    </w:p>
+    <w:p>
+      <w:r>
+        <w:t>________________________________________________________________</w:t>
+      </w:r>
+    </w:p>
+    <w:p>
+      <w:r>
+        <w:t>________________________________________________________________</w:t>
+      </w:r>
+    </w:p>
+    <w:p>
+      <w:pPr>
+        <w:spacing w:line="336" w:lineRule="auto" w:after="180"/>
+      </w:pPr>
+      <w:r>
+        <w:rPr>
+          <w:b w:val="0"/>
+        </w:rPr>
+        <w:t xml:space="preserve">CHECK  Did the </w:t>
+      </w:r>
+      <w:r>
+        <w:rPr>
+          <w:b/>
+        </w:rPr>
+        <w:t>evidence</w:t>
+      </w:r>
+      <w:r>
+        <w:rPr>
+          <w:b w:val="0"/>
+        </w:rPr>
+        <w:t xml:space="preserve"> answer the exact question? Did the total, path, or source record stay consistent?</w:t>
+      </w:r>
+    </w:p>
+    <w:p>
+      <w:pPr>
+        <w:pStyle w:val="Heading3"/>
+      </w:pPr>
+      <w:r>
+        <w:t>A closer explanation</w:t>
+      </w:r>
+    </w:p>
+    <w:p>
+      <w:pPr>
+        <w:pStyle w:val="Heading3"/>
+      </w:pPr>
+      <w:r>
+        <w:t>Learn from the worked case</w:t>
+      </w:r>
+    </w:p>
+    <w:p>
+      <w:pPr>
+        <w:spacing w:line="336" w:lineRule="auto" w:after="180"/>
+      </w:pPr>
+      <w:r>
+        <w:rPr>
+          <w:b w:val="0"/>
+        </w:rPr>
+        <w:t>Cover the result before checking it. Say what is given, choose the procedure, and follow one step at a time. Then uncover the result and explain your first mismatch. Ask why a step is allowed, not only what number it produces.</w:t>
+      </w:r>
+    </w:p>
+    <w:p>
+      <w:pPr>
+        <w:pStyle w:val="Heading3"/>
+      </w:pPr>
+      <w:r>
+        <w:t>A pictorial worked case: Capstone Expo</w:t>
+      </w:r>
+    </w:p>
+    <w:p>
+      <w:pPr>
+        <w:pStyle w:val="Heading3"/>
+      </w:pPr>
+      <w:r>
+        <w:t>The facts we will use</w:t>
+      </w:r>
+    </w:p>
+    <w:p>
+      <w:r>
+        <w:drawing>
+          <wp:inline xmlns:a="http://schemas.openxmlformats.org/drawingml/2006/main" xmlns:pic="http://schemas.openxmlformats.org/drawingml/2006/picture">
+            <wp:extent cx="5346057" cy="5943599"/>
+            <wp:docPr id="17" name="Picture 17" descr="Capstone Expo. Validate: D has text interest and is rejected; A,B,C have valid fields.. Filter: A and B meet the page limit; C exceeds it.. Rank: A scores 7; B scores 8, so B wins.. Defend evidence: Explain two eligible items, one page-limit exclusion and one type rejection."/>
+            <wp:cNvGraphicFramePr>
+              <a:graphicFrameLocks noChangeAspect="1"/>
+            </wp:cNvGraphicFramePr>
+            <a:graphic>
+              <a:graphicData uri="http://schemas.openxmlformats.org/drawingml/2006/picture">
+                <pic:pic>
+                  <pic:nvPicPr>
+                    <pic:cNvPr id="0" name="academy-visual-ai-2-36.png"/>
+                    <pic:cNvPicPr/>
+                  </pic:nvPicPr>
+                  <pic:blipFill>
+                    <a:blip r:embed="rId20"/>
+                    <a:stretch>
+                      <a:fillRect/>
+                    </a:stretch>
+                  </pic:blipFill>
+                  <pic:spPr>
+                    <a:xfrm>
+                      <a:off x="0" y="0"/>
+                      <a:ext cx="5346057" cy="5943599"/>
+                    </a:xfrm>
+                    <a:prstGeom prst="rect"/>
+                  </pic:spPr>
+                </pic:pic>
+              </a:graphicData>
+            </a:graphic>
+          </wp:inline>
+        </w:drawing>
+      </w:r>
+    </w:p>
+    <w:p>
+      <w:pPr>
+        <w:pStyle w:val="Heading3"/>
+      </w:pPr>
+      <w:r>
+        <w:t>Why this result follows</w:t>
+      </w:r>
+    </w:p>
+    <w:p>
+      <w:pPr>
+        <w:pStyle w:val="Heading3"/>
+      </w:pPr>
+      <w:r>
+        <w:t>What this example does not establish</w:t>
       </w:r>
     </w:p>
     <w:p>
@@ -2847,12 +2743,50 @@
         <w:pStyle w:val="Heading1"/>
       </w:pPr>
       <w:r>
-        <w:t>07. Find and repair a mistake</w:t>
-      </w:r>
-    </w:p>
-    <w:p>
-      <w:r>
-        <w:t>Find the unsupported step in the Capstone Expo claim and explain a repair using the supplied evidence.</w:t>
+        <w:t>07. Challenge a correct-looking report</w:t>
+      </w:r>
+    </w:p>
+    <w:p>
+      <w:r>
+        <w:t>Check the decision trace as well as the arithmetic of counts.</w:t>
+      </w:r>
+    </w:p>
+    <w:p>
+      <w:pPr>
+        <w:pStyle w:val="Heading2"/>
+      </w:pPr>
+      <w:r>
+        <w:t>Repair the consistency argument</w:t>
+      </w:r>
+    </w:p>
+    <w:p>
+      <w:pPr>
+        <w:spacing w:line="336" w:lineRule="auto" w:after="180"/>
+      </w:pPr>
+      <w:r>
+        <w:rPr>
+          <w:b w:val="0"/>
+        </w:rPr>
+        <w:t>Claim to repair: The report’s counts add up, so A must be the correct winner. Consistent counts can accompany the wrong score or tie rule. Show raw records, schema, exact limit, score formula, each eligible score and the tie policy before validating the selected item.</w:t>
+      </w:r>
+    </w:p>
+    <w:p>
+      <w:pPr>
+        <w:spacing w:line="336" w:lineRule="auto" w:after="180"/>
+      </w:pPr>
+      <w:r>
+        <w:rPr>
+          <w:b w:val="0"/>
+        </w:rPr>
+        <w:t>The pictured book report selects B, while the small illustrative activity report says A; these are different records with different fields, not conflicting outputs for one case.</w:t>
+      </w:r>
+    </w:p>
+    <w:p>
+      <w:pPr>
+        <w:pStyle w:val="Heading2"/>
+      </w:pPr>
+      <w:r>
+        <w:t>Propose a revealing audience question</w:t>
       </w:r>
     </w:p>
     <w:p>
@@ -2860,13 +2794,50 @@
         <w:pStyle w:val="Heading3"/>
       </w:pPr>
       <w:r>
-        <w:t>Find the first error</w:t>
+        <w:t>After passing the new case, what remains unproven and what is a reasonable next step?</w:t>
+      </w:r>
+    </w:p>
+    <w:p>
+      <w:r>
+        <w:t>________________________________________________________________</w:t>
+      </w:r>
+    </w:p>
+    <w:p>
+      <w:r>
+        <w:t>________________________________________________________________</w:t>
+      </w:r>
+    </w:p>
+    <w:p>
+      <w:r>
+        <w:t>________________________________________________________________</w:t>
+      </w:r>
+    </w:p>
+    <w:p>
+      <w:r>
+        <w:t>________________________________________________________________</w:t>
+      </w:r>
+    </w:p>
+    <w:p>
+      <w:r>
+        <w:t>________________________________________________________________</w:t>
+      </w:r>
+    </w:p>
+    <w:p>
+      <w:r>
+        <w:t>________________________________________________________________</w:t>
+      </w:r>
+    </w:p>
+    <w:p>
+      <w:pPr>
+        <w:pStyle w:val="Heading2"/>
+      </w:pPr>
+      <w:r>
+        <w:t>Earlier wording, alternatives and picture transcripts · reference / check after trying</w:t>
       </w:r>
     </w:p>
     <w:p>
       <w:pPr>
         <w:spacing w:line="336" w:lineRule="auto" w:after="180"/>
-        <w:shd w:fill="FFF5E6"/>
       </w:pPr>
       <w:r>
         <w:rPr>
@@ -2914,7 +2885,7 @@
         <w:drawing>
           <wp:inline xmlns:a="http://schemas.openxmlformats.org/drawingml/2006/main" xmlns:pic="http://schemas.openxmlformats.org/drawingml/2006/picture">
             <wp:extent cx="5486400" cy="1901952"/>
-            <wp:docPr id="16" name="Picture 16" descr="Misconception diagnosis for Capstone Expo"/>
+            <wp:docPr id="18" name="Picture 18" descr="Misconception diagnosis for Capstone Expo"/>
             <wp:cNvGraphicFramePr>
               <a:graphicFrameLocks noChangeAspect="1"/>
             </wp:cNvGraphicFramePr>
@@ -2926,7 +2897,7 @@
                     <pic:cNvPicPr/>
                   </pic:nvPicPr>
                   <pic:blipFill>
-                    <a:blip r:embed="rId23"/>
+                    <a:blip r:embed="rId21"/>
                     <a:stretch>
                       <a:fillRect/>
                     </a:stretch>
@@ -3158,7 +3129,6 @@
     <w:p>
       <w:pPr>
         <w:spacing w:line="336" w:lineRule="auto" w:after="180"/>
-        <w:shd w:fill="F5F1FB"/>
       </w:pPr>
       <w:r>
         <w:rPr>
@@ -3244,64 +3214,23 @@
     </w:p>
     <w:p>
       <w:pPr>
-        <w:pStyle w:val="Heading3"/>
-      </w:pPr>
-      <w:r>
-        <w:t>After passing the new case, what remains unproven and what is a reasonable next step?</w:t>
-      </w:r>
-    </w:p>
-    <w:p>
-      <w:r>
-        <w:t>________________________________________________________________</w:t>
-      </w:r>
-    </w:p>
-    <w:p>
-      <w:r>
-        <w:t>________________________________________________________________</w:t>
-      </w:r>
-    </w:p>
-    <w:p>
-      <w:r>
-        <w:t>________________________________________________________________</w:t>
-      </w:r>
-    </w:p>
-    <w:p>
-      <w:r>
-        <w:t>________________________________________________________________</w:t>
-      </w:r>
-    </w:p>
-    <w:p>
-      <w:r>
-        <w:t>________________________________________________________________</w:t>
-      </w:r>
-    </w:p>
-    <w:p>
-      <w:r>
-        <w:t>________________________________________________________________</w:t>
-      </w:r>
-    </w:p>
-    <w:p>
-      <w:pPr>
         <w:pStyle w:val="Heading1"/>
       </w:pPr>
       <w:r>
-        <w:t>08. Practise together</w:t>
-      </w:r>
-    </w:p>
-    <w:p>
-      <w:r>
-        <w:t>Practise Capstone Expo with support, then explain the deciding step in your own words.</w:t>
-      </w:r>
-    </w:p>
-    <w:p>
-      <w:pPr>
-        <w:spacing w:line="336" w:lineRule="auto" w:after="180"/>
-      </w:pPr>
-      <w:r>
-        <w:rPr>
-          <w:b/>
-        </w:rPr>
-        <w:t>LOGIC STUDIO</w:t>
+        <w:t>08. Practise the evidence defence with less help</w:t>
+      </w:r>
+    </w:p>
+    <w:p>
+      <w:r>
+        <w:t>Retain the case version, failed checks and scope of the claim.</w:t>
+      </w:r>
+    </w:p>
+    <w:p>
+      <w:pPr>
+        <w:pStyle w:val="Heading2"/>
+      </w:pPr>
+      <w:r>
+        <w:t>Replace universal claims with tested behavior</w:t>
       </w:r>
     </w:p>
     <w:p>
@@ -3312,65 +3241,7 @@
         <w:rPr>
           <w:b w:val="0"/>
         </w:rPr>
-        <w:t>Trace Before You Run</w:t>
-      </w:r>
-    </w:p>
-    <w:p>
-      <w:pPr>
-        <w:spacing w:line="336" w:lineRule="auto" w:after="180"/>
-      </w:pPr>
-      <w:r>
-        <w:rPr>
-          <w:b w:val="0"/>
-        </w:rPr>
-        <w:t>Block code, pseudocode, tables, and diagrams are different ways to expose the same reasoning.</w:t>
-      </w:r>
-    </w:p>
-    <w:p>
-      <w:r>
-        <w:drawing>
-          <wp:inline xmlns:a="http://schemas.openxmlformats.org/drawingml/2006/main" xmlns:pic="http://schemas.openxmlformats.org/drawingml/2006/picture">
-            <wp:extent cx="5486400" cy="1901952"/>
-            <wp:docPr id="17" name="Picture 17" descr="Logic tracing graphic for Capstone Expo"/>
-            <wp:cNvGraphicFramePr>
-              <a:graphicFrameLocks noChangeAspect="1"/>
-            </wp:cNvGraphicFramePr>
-            <a:graphic>
-              <a:graphicData uri="http://schemas.openxmlformats.org/drawingml/2006/picture">
-                <pic:pic>
-                  <pic:nvPicPr>
-                    <pic:cNvPr id="0" name="eea505167ffbbb10362ff86f5f17a806cbfff2dadf444f92883587fa6eb375a7.png"/>
-                    <pic:cNvPicPr/>
-                  </pic:nvPicPr>
-                  <pic:blipFill>
-                    <a:blip r:embed="rId24"/>
-                    <a:stretch>
-                      <a:fillRect/>
-                    </a:stretch>
-                  </pic:blipFill>
-                  <pic:spPr>
-                    <a:xfrm>
-                      <a:off x="0" y="0"/>
-                      <a:ext cx="5486400" cy="1901952"/>
-                    </a:xfrm>
-                    <a:prstGeom prst="rect"/>
-                  </pic:spPr>
-                </pic:pic>
-              </a:graphicData>
-            </a:graphic>
-          </wp:inline>
-        </w:drawing>
-      </w:r>
-    </w:p>
-    <w:p>
-      <w:pPr>
-        <w:spacing w:line="336" w:lineRule="auto" w:after="180"/>
-      </w:pPr>
-      <w:r>
-        <w:rPr>
-          <w:b w:val="0"/>
-        </w:rPr>
-        <w:t xml:space="preserve">SET </w:t>
+        <w:t xml:space="preserve">A polished presentation can conceal missing </w:t>
       </w:r>
       <w:r>
         <w:rPr>
@@ -3382,17 +3253,7 @@
         <w:rPr>
           <w:b w:val="0"/>
         </w:rPr>
-        <w:t>_record</w:t>
-        <w:br/>
-        <w:t>PREDICT expected_result</w:t>
-        <w:br/>
-        <w:t>RUN one normal case and one boundary case</w:t>
-        <w:br/>
-        <w:t>COMPARE actual_result with expected_result</w:t>
-        <w:br/>
-        <w:t>IF different: locate first cause; change one factor; RETEST</w:t>
-        <w:br/>
-        <w:t xml:space="preserve">EXPLAIN result, </w:t>
+        <w:t xml:space="preserve">. Replace claims such as works for everyone with the exact requirements met, cases executed and known </w:t>
       </w:r>
       <w:r>
         <w:rPr>
@@ -3404,106 +3265,6 @@
         <w:rPr>
           <w:b w:val="0"/>
         </w:rPr>
-        <w:t>, and next safe step</w:t>
-      </w:r>
-    </w:p>
-    <w:p>
-      <w:pPr>
-        <w:spacing w:line="336" w:lineRule="auto" w:after="180"/>
-        <w:shd w:fill="F5F1FB"/>
-      </w:pPr>
-      <w:r>
-        <w:rPr>
-          <w:b w:val="0"/>
-        </w:rPr>
-        <w:t xml:space="preserve">Trace one </w:t>
-      </w:r>
-      <w:r>
-        <w:rPr>
-          <w:b/>
-        </w:rPr>
-        <w:t>input</w:t>
-      </w:r>
-      <w:r>
-        <w:rPr>
-          <w:b w:val="0"/>
-        </w:rPr>
-        <w:t>. Which line changes the state or chooses a path?</w:t>
-      </w:r>
-    </w:p>
-    <w:p>
-      <w:pPr>
-        <w:pStyle w:val="Heading3"/>
-      </w:pPr>
-      <w:r>
-        <w:t>Write or draw your reasoning and evidence.</w:t>
-      </w:r>
-    </w:p>
-    <w:p>
-      <w:r>
-        <w:t>________________________________________________________________</w:t>
-      </w:r>
-    </w:p>
-    <w:p>
-      <w:r>
-        <w:t>________________________________________________________________</w:t>
-      </w:r>
-    </w:p>
-    <w:p>
-      <w:r>
-        <w:t>________________________________________________________________</w:t>
-      </w:r>
-    </w:p>
-    <w:p>
-      <w:r>
-        <w:t>________________________________________________________________</w:t>
-      </w:r>
-    </w:p>
-    <w:p>
-      <w:r>
-        <w:t>________________________________________________________________</w:t>
-      </w:r>
-    </w:p>
-    <w:p>
-      <w:pPr>
-        <w:pStyle w:val="Heading3"/>
-      </w:pPr>
-      <w:r>
-        <w:t>A closer explanation</w:t>
-      </w:r>
-    </w:p>
-    <w:p>
-      <w:pPr>
-        <w:spacing w:line="336" w:lineRule="auto" w:after="180"/>
-      </w:pPr>
-      <w:r>
-        <w:rPr>
-          <w:b w:val="0"/>
-        </w:rPr>
-        <w:t xml:space="preserve">A polished presentation can conceal missing </w:t>
-      </w:r>
-      <w:r>
-        <w:rPr>
-          <w:b/>
-        </w:rPr>
-        <w:t>evidence</w:t>
-      </w:r>
-      <w:r>
-        <w:rPr>
-          <w:b w:val="0"/>
-        </w:rPr>
-        <w:t xml:space="preserve">. Replace claims such as works for everyone with the exact requirements met, cases executed and known </w:t>
-      </w:r>
-      <w:r>
-        <w:rPr>
-          <w:b/>
-        </w:rPr>
-        <w:t>limitation</w:t>
-      </w:r>
-      <w:r>
-        <w:rPr>
-          <w:b w:val="0"/>
-        </w:rPr>
         <w:t>s.</w:t>
       </w:r>
     </w:p>
@@ -3516,6 +3277,14 @@
           <w:b w:val="0"/>
         </w:rPr>
         <w:t>Show one prior failure and its repair rather than deleting it from the story.</w:t>
+      </w:r>
+    </w:p>
+    <w:p>
+      <w:pPr>
+        <w:pStyle w:val="Heading2"/>
+      </w:pPr>
+      <w:r>
+        <w:t>Complete main W2</w:t>
       </w:r>
     </w:p>
     <w:p>
@@ -3630,13 +3399,10 @@
     </w:tbl>
     <w:p>
       <w:pPr>
-        <w:spacing w:line="336" w:lineRule="auto" w:after="180"/>
-      </w:pPr>
-      <w:r>
-        <w:rPr>
-          <w:b w:val="0"/>
-        </w:rPr>
-        <w:t>Explain your trace to a partner. Your partner points to one step to check. Swap roles on the next case. Each person writes their own explanation.</w:t>
+        <w:pStyle w:val="Heading2"/>
+      </w:pPr>
+      <w:r>
+        <w:t>Repair a demo-based overclaim</w:t>
       </w:r>
     </w:p>
     <w:p>
@@ -3649,39 +3415,30 @@
     </w:p>
     <w:p>
       <w:pPr>
-        <w:spacing w:line="336" w:lineRule="auto" w:after="180"/>
-      </w:pPr>
-      <w:r>
-        <w:rPr>
-          <w:b w:val="0"/>
-        </w:rPr>
-        <w:t>Use the worked case for Defending the data application. Proposed explanation: “A successful run proves the conclusion”. Decide whether this explanation is supported.</w:t>
-      </w:r>
-    </w:p>
-    <w:p>
-      <w:pPr>
-        <w:spacing w:line="336" w:lineRule="auto" w:after="180"/>
-      </w:pPr>
-      <w:r>
-        <w:rPr>
-          <w:b w:val="0"/>
-        </w:rPr>
-        <w:t>Point to the step or supplied fact that decides; explain your repair if needed.</w:t>
-      </w:r>
-    </w:p>
-    <w:p>
-      <w:pPr>
-        <w:spacing w:line="336" w:lineRule="auto" w:after="180"/>
-      </w:pPr>
-      <w:r>
-        <w:rPr>
-          <w:b w:val="0"/>
-        </w:rPr>
+        <w:pStyle w:val="ListBullet"/>
+      </w:pPr>
+      <w:r>
+        <w:t>Use the worked case for Defending the data application. Proposed explanation: “A successful run proves the conclusion”. Decide whether this explanation is supported. Point to the step or supplied fact that decides; explain your repair if needed.</w:t>
+      </w:r>
+    </w:p>
+    <w:p>
+      <w:pPr>
+        <w:pStyle w:val="ListBullet"/>
+      </w:pPr>
+      <w:r>
         <w:t>Answer on your own before discussion. If you are unsure, say which step you need help with.</w:t>
       </w:r>
     </w:p>
     <w:p>
       <w:pPr>
+        <w:pStyle w:val="Heading2"/>
+      </w:pPr>
+      <w:r>
+        <w:t>Explain the separate pictured report</w:t>
+      </w:r>
+    </w:p>
+    <w:p>
+      <w:pPr>
         <w:pStyle w:val="Heading3"/>
       </w:pPr>
       <w:r>
@@ -3690,12 +3447,9 @@
     </w:p>
     <w:p>
       <w:pPr>
-        <w:spacing w:line="336" w:lineRule="auto" w:after="180"/>
-      </w:pPr>
-      <w:r>
-        <w:rPr>
-          <w:b w:val="0"/>
-        </w:rPr>
+        <w:pStyle w:val="ListBullet"/>
+      </w:pPr>
+      <w:r>
         <w:t>Give the original winning ID, its score, and counts of eligible, excluded and invalid rows.</w:t>
       </w:r>
     </w:p>
@@ -3725,6 +3479,14 @@
     <w:p>
       <w:r>
         <w:t>________________________________________________________________</w:t>
+      </w:r>
+    </w:p>
+    <w:p>
+      <w:pPr>
+        <w:pStyle w:val="Heading2"/>
+      </w:pPr>
+      <w:r>
+        <w:t>Reserve the independent activity case</w:t>
       </w:r>
     </w:p>
     <w:p>
@@ -3740,32 +3502,10 @@
     </w:p>
     <w:p>
       <w:pPr>
-        <w:pStyle w:val="Heading1"/>
-      </w:pPr>
-      <w:r>
-        <w:t>09. Run the investigation</w:t>
-      </w:r>
-    </w:p>
-    <w:p>
-      <w:r>
-        <w:t>Investigate Capstone Expo. Record the prediction, actual observation or labelled paper trace, explanation and next test separately.</w:t>
-      </w:r>
-    </w:p>
-    <w:p>
-      <w:pPr>
-        <w:spacing w:line="336" w:lineRule="auto" w:after="180"/>
-      </w:pPr>
-      <w:r>
-        <w:rPr>
-          <w:b/>
-        </w:rPr>
-        <w:t>EVIDENCE</w:t>
-      </w:r>
-      <w:r>
-        <w:rPr>
-          <w:b/>
-        </w:rPr>
-        <w:t xml:space="preserve"> LAB</w:t>
+        <w:pStyle w:val="Heading2"/>
+      </w:pPr>
+      <w:r>
+        <w:t>Earlier wording, alternatives and picture transcripts · reference / check after trying</w:t>
       </w:r>
     </w:p>
     <w:p>
@@ -3776,7 +3516,7 @@
         <w:rPr>
           <w:b w:val="0"/>
         </w:rPr>
-        <w:t>Predict → Test → Record → Explain</w:t>
+        <w:t>LOGIC STUDIO</w:t>
       </w:r>
     </w:p>
     <w:p>
@@ -3787,7 +3527,18 @@
         <w:rPr>
           <w:b w:val="0"/>
         </w:rPr>
-        <w:t>Keep expected and actual results separate. Surprises are useful data when recorded honestly.</w:t>
+        <w:t>Trace Before You Run</w:t>
+      </w:r>
+    </w:p>
+    <w:p>
+      <w:pPr>
+        <w:spacing w:line="336" w:lineRule="auto" w:after="180"/>
+      </w:pPr>
+      <w:r>
+        <w:rPr>
+          <w:b w:val="0"/>
+        </w:rPr>
+        <w:t>Block code, pseudocode, tables, and diagrams are different ways to expose the same reasoning.</w:t>
       </w:r>
     </w:p>
     <w:p>
@@ -3795,7 +3546,7 @@
         <w:drawing>
           <wp:inline xmlns:a="http://schemas.openxmlformats.org/drawingml/2006/main" xmlns:pic="http://schemas.openxmlformats.org/drawingml/2006/picture">
             <wp:extent cx="5486400" cy="1901952"/>
-            <wp:docPr id="18" name="Picture 18" descr="Evidence lab graphic for Capstone Expo"/>
+            <wp:docPr id="19" name="Picture 19" descr="Logic tracing graphic for Capstone Expo"/>
             <wp:cNvGraphicFramePr>
               <a:graphicFrameLocks noChangeAspect="1"/>
             </wp:cNvGraphicFramePr>
@@ -3803,11 +3554,11 @@
               <a:graphicData uri="http://schemas.openxmlformats.org/drawingml/2006/picture">
                 <pic:pic>
                   <pic:nvPicPr>
-                    <pic:cNvPr id="0" name="6792ab89a5c90369a447e95e301dce461cf54b6cb9737fedb3ae358844828a5c.png"/>
+                    <pic:cNvPr id="0" name="eea505167ffbbb10362ff86f5f17a806cbfff2dadf444f92883587fa6eb375a7.png"/>
                     <pic:cNvPicPr/>
                   </pic:nvPicPr>
                   <pic:blipFill>
-                    <a:blip r:embed="rId25"/>
+                    <a:blip r:embed="rId22"/>
                     <a:stretch>
                       <a:fillRect/>
                     </a:stretch>
@@ -3834,7 +3585,7 @@
         <w:rPr>
           <w:b w:val="0"/>
         </w:rPr>
-        <w:t xml:space="preserve">Present the working recommender, </w:t>
+        <w:t xml:space="preserve">SET </w:t>
       </w:r>
       <w:r>
         <w:rPr>
@@ -3846,7 +3597,17 @@
         <w:rPr>
           <w:b w:val="0"/>
         </w:rPr>
-        <w:t xml:space="preserve"> table, test record, and </w:t>
+        <w:t>_record</w:t>
+        <w:br/>
+        <w:t>PREDICT expected_result</w:t>
+        <w:br/>
+        <w:t>RUN one normal case and one boundary case</w:t>
+        <w:br/>
+        <w:t>COMPARE actual_result with expected_result</w:t>
+        <w:br/>
+        <w:t>IF different: locate first cause; change one factor; RETEST</w:t>
+        <w:br/>
+        <w:t xml:space="preserve">EXPLAIN result, </w:t>
       </w:r>
       <w:r>
         <w:rPr>
@@ -3858,7 +3619,135 @@
         <w:rPr>
           <w:b w:val="0"/>
         </w:rPr>
-        <w:t>; answer a fresh calculation and a ‘what could fail?’ question.</w:t>
+        <w:t>, and next safe step</w:t>
+      </w:r>
+    </w:p>
+    <w:p>
+      <w:pPr>
+        <w:spacing w:line="336" w:lineRule="auto" w:after="180"/>
+      </w:pPr>
+      <w:r>
+        <w:rPr>
+          <w:b w:val="0"/>
+        </w:rPr>
+        <w:t xml:space="preserve">Trace one </w:t>
+      </w:r>
+      <w:r>
+        <w:rPr>
+          <w:b/>
+        </w:rPr>
+        <w:t>input</w:t>
+      </w:r>
+      <w:r>
+        <w:rPr>
+          <w:b w:val="0"/>
+        </w:rPr>
+        <w:t>. Which line changes the state or chooses a path?</w:t>
+      </w:r>
+    </w:p>
+    <w:p>
+      <w:pPr>
+        <w:pStyle w:val="Heading3"/>
+      </w:pPr>
+      <w:r>
+        <w:t>Write or draw your reasoning and evidence.</w:t>
+      </w:r>
+    </w:p>
+    <w:p>
+      <w:r>
+        <w:t>________________________________________________________________</w:t>
+      </w:r>
+    </w:p>
+    <w:p>
+      <w:r>
+        <w:t>________________________________________________________________</w:t>
+      </w:r>
+    </w:p>
+    <w:p>
+      <w:r>
+        <w:t>________________________________________________________________</w:t>
+      </w:r>
+    </w:p>
+    <w:p>
+      <w:r>
+        <w:t>________________________________________________________________</w:t>
+      </w:r>
+    </w:p>
+    <w:p>
+      <w:r>
+        <w:t>________________________________________________________________</w:t>
+      </w:r>
+    </w:p>
+    <w:p>
+      <w:pPr>
+        <w:pStyle w:val="Heading3"/>
+      </w:pPr>
+      <w:r>
+        <w:t>A closer explanation</w:t>
+      </w:r>
+    </w:p>
+    <w:p>
+      <w:pPr>
+        <w:spacing w:line="336" w:lineRule="auto" w:after="180"/>
+      </w:pPr>
+      <w:r>
+        <w:rPr>
+          <w:b w:val="0"/>
+        </w:rPr>
+        <w:t>Explain your trace to a partner. Your partner points to one step to check. Swap roles on the next case. Each person writes their own explanation.</w:t>
+      </w:r>
+    </w:p>
+    <w:p>
+      <w:pPr>
+        <w:pStyle w:val="Heading1"/>
+      </w:pPr>
+      <w:r>
+        <w:t>09. Rehearse a reproducible demonstration and handover</w:t>
+      </w:r>
+    </w:p>
+    <w:p>
+      <w:r>
+        <w:t>Use supplied local data; no accounts, publication or real learner profiles are required.</w:t>
+      </w:r>
+    </w:p>
+    <w:p>
+      <w:pPr>
+        <w:pStyle w:val="Heading2"/>
+      </w:pPr>
+      <w:r>
+        <w:t>Predict, run and explain the supplied report</w:t>
+      </w:r>
+    </w:p>
+    <w:p>
+      <w:pPr>
+        <w:pStyle w:val="ListNumber"/>
+      </w:pPr>
+      <w:r>
+        <w:t>Expo rehearsal: use the complete pictured book program and its supplied rows. Predict the accepted/rejected/eligible counts, scores and winning ID before running. Record actual output only if run; otherwise label a paper trace. Show the supporting row for each claim. Reverse input order, trace no eligible rows with limit0, and inspect the explicit corrected-D version without overwriting original data.</w:t>
+      </w:r>
+    </w:p>
+    <w:p>
+      <w:pPr>
+        <w:pStyle w:val="Heading2"/>
+      </w:pPr>
+      <w:r>
+        <w:t>Assemble and peer-check the evidence bundle</w:t>
+      </w:r>
+    </w:p>
+    <w:p>
+      <w:pPr>
+        <w:pStyle w:val="ListNumber"/>
+      </w:pPr>
+      <w:r>
+        <w:t>Prepare a reproducible handover: purpose and non-goals; raw fictional records/version; schema; source code and settings; exact run steps; expected and observed outputs; original failure and change log; regression coverage; and remaining limits. Ask a peer to reproduce the supported case from the bundle. A peer question after rehearsal is not automatically a fresh assessment; the teacher must withhold a separately checked new case until the independent attempt. Do not invent pupil work or claim learning benefit from the supplied toy outcomes.</w:t>
+      </w:r>
+    </w:p>
+    <w:p>
+      <w:pPr>
+        <w:pStyle w:val="Heading2"/>
+      </w:pPr>
+      <w:r>
+        <w:t>Keep the investigation record</w:t>
       </w:r>
     </w:p>
     <w:tbl>
@@ -4109,7 +3998,6 @@
     <w:p>
       <w:pPr>
         <w:spacing w:line="336" w:lineRule="auto" w:after="180"/>
-        <w:shd w:fill="F5F1FB"/>
       </w:pPr>
       <w:r>
         <w:rPr>
@@ -4153,14 +4041,6 @@
     </w:p>
     <w:p>
       <w:pPr>
-        <w:pStyle w:val="Heading3"/>
-      </w:pPr>
-      <w:r>
-        <w:t>Plan → try → check</w:t>
-      </w:r>
-    </w:p>
-    <w:p>
-      <w:pPr>
         <w:spacing w:line="336" w:lineRule="auto" w:after="180"/>
       </w:pPr>
       <w:r>
@@ -4172,15 +4052,10 @@
     </w:p>
     <w:p>
       <w:pPr>
-        <w:pStyle w:val="Heading1"/>
-      </w:pPr>
-      <w:r>
-        <w:t>10. Build your understanding</w:t>
-      </w:r>
-    </w:p>
-    <w:p>
-      <w:r>
-        <w:t>Move from recall to tracing, diagnosis and transfer in Capstone Expo. Explain why each step is justified.</w:t>
+        <w:pStyle w:val="Heading2"/>
+      </w:pPr>
+      <w:r>
+        <w:t>Earlier wording, alternatives and picture transcripts · reference / check after trying</w:t>
       </w:r>
     </w:p>
     <w:p>
@@ -4190,6 +4065,1705 @@
       <w:r>
         <w:rPr>
           <w:b/>
+        </w:rPr>
+        <w:t>EVIDENCE</w:t>
+      </w:r>
+      <w:r>
+        <w:rPr>
+          <w:b w:val="0"/>
+        </w:rPr>
+        <w:t xml:space="preserve"> LAB</w:t>
+      </w:r>
+    </w:p>
+    <w:p>
+      <w:pPr>
+        <w:spacing w:line="336" w:lineRule="auto" w:after="180"/>
+      </w:pPr>
+      <w:r>
+        <w:rPr>
+          <w:b w:val="0"/>
+        </w:rPr>
+        <w:t>Predict → Test → Record → Explain</w:t>
+      </w:r>
+    </w:p>
+    <w:p>
+      <w:pPr>
+        <w:spacing w:line="336" w:lineRule="auto" w:after="180"/>
+      </w:pPr>
+      <w:r>
+        <w:rPr>
+          <w:b w:val="0"/>
+        </w:rPr>
+        <w:t>Keep expected and actual results separate. Surprises are useful data when recorded honestly.</w:t>
+      </w:r>
+    </w:p>
+    <w:p>
+      <w:r>
+        <w:drawing>
+          <wp:inline xmlns:a="http://schemas.openxmlformats.org/drawingml/2006/main" xmlns:pic="http://schemas.openxmlformats.org/drawingml/2006/picture">
+            <wp:extent cx="5486400" cy="1901952"/>
+            <wp:docPr id="20" name="Picture 20" descr="Evidence lab graphic for Capstone Expo"/>
+            <wp:cNvGraphicFramePr>
+              <a:graphicFrameLocks noChangeAspect="1"/>
+            </wp:cNvGraphicFramePr>
+            <a:graphic>
+              <a:graphicData uri="http://schemas.openxmlformats.org/drawingml/2006/picture">
+                <pic:pic>
+                  <pic:nvPicPr>
+                    <pic:cNvPr id="0" name="6792ab89a5c90369a447e95e301dce461cf54b6cb9737fedb3ae358844828a5c.png"/>
+                    <pic:cNvPicPr/>
+                  </pic:nvPicPr>
+                  <pic:blipFill>
+                    <a:blip r:embed="rId23"/>
+                    <a:stretch>
+                      <a:fillRect/>
+                    </a:stretch>
+                  </pic:blipFill>
+                  <pic:spPr>
+                    <a:xfrm>
+                      <a:off x="0" y="0"/>
+                      <a:ext cx="5486400" cy="1901952"/>
+                    </a:xfrm>
+                    <a:prstGeom prst="rect"/>
+                  </pic:spPr>
+                </pic:pic>
+              </a:graphicData>
+            </a:graphic>
+          </wp:inline>
+        </w:drawing>
+      </w:r>
+    </w:p>
+    <w:p>
+      <w:pPr>
+        <w:spacing w:line="336" w:lineRule="auto" w:after="180"/>
+      </w:pPr>
+      <w:r>
+        <w:rPr>
+          <w:b w:val="0"/>
+        </w:rPr>
+        <w:t>Rehearse with the complete pictured book program and fictional rows, preserving expected/actual outputs and the handover bundle. Keep the independent activity task withheld for a first attempt. A familiar rehearsal case cannot establish fresh transfer.</w:t>
+      </w:r>
+    </w:p>
+    <w:p>
+      <w:pPr>
+        <w:pStyle w:val="Heading3"/>
+      </w:pPr>
+      <w:r>
+        <w:t>Plan → try → check</w:t>
+      </w:r>
+    </w:p>
+    <w:p>
+      <w:pPr>
+        <w:pStyle w:val="Heading1"/>
+      </w:pPr>
+      <w:r>
+        <w:t>14. Try alone: defend the fresh activity report</w:t>
+      </w:r>
+    </w:p>
+    <w:p>
+      <w:r>
+        <w:t>Use this task’s activity contract rather than the pictured book formula.</w:t>
+      </w:r>
+    </w:p>
+    <w:p>
+      <w:pPr>
+        <w:pStyle w:val="Heading2"/>
+      </w:pPr>
+      <w:r>
+        <w:t>Independent records and standalone contract</w:t>
+      </w:r>
+    </w:p>
+    <w:p>
+      <w:pPr>
+        <w:spacing w:line="336" w:lineRule="auto" w:after="180"/>
+      </w:pPr>
+      <w:r>
+        <w:rPr>
+          <w:b w:val="0"/>
+        </w:rPr>
+        <w:t xml:space="preserve">Limit is 10. A has minutes 10, fun 2, learning 4; B has 9,3,2; C has 11,5,5; D has 8,"4",2. Validate, rank, give counts, explain the winner, then reverse the </w:t>
+      </w:r>
+      <w:r>
+        <w:rPr>
+          <w:b/>
+        </w:rPr>
+        <w:t>input</w:t>
+      </w:r>
+      <w:r>
+        <w:rPr>
+          <w:b w:val="0"/>
+        </w:rPr>
+        <w:t xml:space="preserve"> order. Present without hints.</w:t>
+      </w:r>
+    </w:p>
+    <w:p>
+      <w:pPr>
+        <w:spacing w:line="336" w:lineRule="auto" w:after="180"/>
+      </w:pPr>
+      <w:r>
+        <w:rPr>
+          <w:b w:val="0"/>
+        </w:rPr>
+        <w:t>Activity contract for this level: nonempty unique names; minutes exactint0..60;fun/learning exactint0..5; Boolean not integer; validate before selecting; eligibleminutes&lt;=limit; score2fun+learning; highest score then ascending name; invalid rows retained with reasons; distinguish invalid request and no eligible option. Pictured book program uses different fields and score2interest+illustrated with ID ties.</w:t>
+      </w:r>
+    </w:p>
+    <w:p>
+      <w:pPr>
+        <w:pStyle w:val="Heading2"/>
+      </w:pPr>
+      <w:r>
+        <w:t>Your first attempt and help record</w:t>
+      </w:r>
+    </w:p>
+    <w:p>
+      <w:pPr>
+        <w:pStyle w:val="Heading3"/>
+      </w:pPr>
+      <w:r>
+        <w:t>My independent explanation, trace and limits</w:t>
+      </w:r>
+    </w:p>
+    <w:p>
+      <w:r>
+        <w:t>________________________________________________________________</w:t>
+      </w:r>
+    </w:p>
+    <w:p>
+      <w:r>
+        <w:t>________________________________________________________________</w:t>
+      </w:r>
+    </w:p>
+    <w:p>
+      <w:r>
+        <w:t>________________________________________________________________</w:t>
+      </w:r>
+    </w:p>
+    <w:p>
+      <w:r>
+        <w:t>________________________________________________________________</w:t>
+      </w:r>
+    </w:p>
+    <w:p>
+      <w:r>
+        <w:t>________________________________________________________________</w:t>
+      </w:r>
+    </w:p>
+    <w:p>
+      <w:r>
+        <w:t>________________________________________________________________</w:t>
+      </w:r>
+    </w:p>
+    <w:p>
+      <w:r>
+        <w:t>________________________________________________________________</w:t>
+      </w:r>
+    </w:p>
+    <w:p>
+      <w:pPr>
+        <w:spacing w:line="336" w:lineRule="auto" w:after="180"/>
+      </w:pPr>
+      <w:r>
+        <w:rPr>
+          <w:b w:val="0"/>
+        </w:rPr>
+        <w:t xml:space="preserve">Attempt this case before feedback. Record any help. Earlier examples below are further practice; a case already practised with feedback cannot establish fresh </w:t>
+      </w:r>
+      <w:r>
+        <w:rPr>
+          <w:b/>
+        </w:rPr>
+        <w:t>transfer</w:t>
+      </w:r>
+      <w:r>
+        <w:rPr>
+          <w:b w:val="0"/>
+        </w:rPr>
+        <w:t>.</w:t>
+      </w:r>
+    </w:p>
+    <w:p>
+      <w:pPr>
+        <w:spacing w:line="336" w:lineRule="auto" w:after="180"/>
+      </w:pPr>
+      <w:r>
+        <w:rPr>
+          <w:b w:val="0"/>
+        </w:rPr>
+        <w:t xml:space="preserve">Your teacher has the independent answer and scoring criteria. Complete the matching workbook week to keep your practice </w:t>
+      </w:r>
+      <w:r>
+        <w:rPr>
+          <w:b/>
+        </w:rPr>
+        <w:t>evidence</w:t>
+      </w:r>
+      <w:r>
+        <w:rPr>
+          <w:b w:val="0"/>
+        </w:rPr>
+        <w:t xml:space="preserve"> together.</w:t>
+      </w:r>
+    </w:p>
+    <w:p>
+      <w:pPr>
+        <w:pStyle w:val="Heading2"/>
+      </w:pPr>
+      <w:r>
+        <w:t>Use feedback afterwards</w:t>
+      </w:r>
+    </w:p>
+    <w:p>
+      <w:pPr>
+        <w:spacing w:line="336" w:lineRule="auto" w:after="180"/>
+      </w:pPr>
+      <w:r>
+        <w:rPr>
+          <w:b w:val="0"/>
+        </w:rPr>
+        <w:t>Attempt the independent case before hints. Record whether you worked alone, used a hint or followed a model. After feedback, fix the first unsupported step and explain why it changed.</w:t>
+      </w:r>
+    </w:p>
+    <w:p>
+      <w:pPr>
+        <w:spacing w:line="336" w:lineRule="auto" w:after="180"/>
+      </w:pPr>
+      <w:r>
+        <w:rPr>
+          <w:b w:val="0"/>
+        </w:rPr>
+        <w:t>A later check uses a changed case, not a copied answer.</w:t>
+      </w:r>
+    </w:p>
+    <w:p>
+      <w:pPr>
+        <w:pStyle w:val="Heading2"/>
+      </w:pPr>
+      <w:r>
+        <w:t>Earlier wording, alternatives and picture transcripts · reference / check after trying</w:t>
+      </w:r>
+    </w:p>
+    <w:p>
+      <w:pPr>
+        <w:pStyle w:val="Heading3"/>
+      </w:pPr>
+      <w:r>
+        <w:t>Independent case: Defend a new case independently</w:t>
+      </w:r>
+    </w:p>
+    <w:p>
+      <w:pPr>
+        <w:pStyle w:val="Heading3"/>
+      </w:pPr>
+      <w:r>
+        <w:t>Week 36 Independent application</w:t>
+      </w:r>
+    </w:p>
+    <w:p>
+      <w:pPr>
+        <w:spacing w:line="336" w:lineRule="auto" w:after="180"/>
+      </w:pPr>
+      <w:r>
+        <w:rPr>
+          <w:b w:val="0"/>
+        </w:rPr>
+        <w:t>Close the worked explanation. Apply the idea to this different question without copying.</w:t>
+      </w:r>
+    </w:p>
+    <w:p>
+      <w:pPr>
+        <w:spacing w:line="336" w:lineRule="auto" w:after="180"/>
+      </w:pPr>
+      <w:r>
+        <w:rPr>
+          <w:b w:val="0"/>
+        </w:rPr>
+        <w:t xml:space="preserve">Your demo recommends the right book once. An audience member asks why they should trust it. Name </w:t>
+      </w:r>
+      <w:r>
+        <w:rPr>
+          <w:b/>
+        </w:rPr>
+        <w:t>evidence</w:t>
+      </w:r>
+      <w:r>
+        <w:rPr>
+          <w:b w:val="0"/>
+        </w:rPr>
+        <w:t xml:space="preserve"> and one </w:t>
+      </w:r>
+      <w:r>
+        <w:rPr>
+          <w:b/>
+        </w:rPr>
+        <w:t>limitation</w:t>
+      </w:r>
+      <w:r>
+        <w:rPr>
+          <w:b w:val="0"/>
+        </w:rPr>
+        <w:t xml:space="preserve"> you should present.</w:t>
+      </w:r>
+    </w:p>
+    <w:p>
+      <w:pPr>
+        <w:spacing w:line="336" w:lineRule="auto" w:after="180"/>
+      </w:pPr>
+      <w:r>
+        <w:rPr>
+          <w:b w:val="0"/>
+        </w:rPr>
+        <w:t xml:space="preserve">My answer, with a trace, calculation or supporting </w:t>
+      </w:r>
+      <w:r>
+        <w:rPr>
+          <w:b/>
+        </w:rPr>
+        <w:t>evidence</w:t>
+      </w:r>
+    </w:p>
+    <w:p>
+      <w:pPr>
+        <w:pStyle w:val="Heading3"/>
+      </w:pPr>
+      <w:r>
+        <w:t>Write or draw your reasoning and evidence.</w:t>
+      </w:r>
+    </w:p>
+    <w:p>
+      <w:r>
+        <w:t>________________________________________________________________</w:t>
+      </w:r>
+    </w:p>
+    <w:p>
+      <w:r>
+        <w:t>________________________________________________________________</w:t>
+      </w:r>
+    </w:p>
+    <w:p>
+      <w:r>
+        <w:t>________________________________________________________________</w:t>
+      </w:r>
+    </w:p>
+    <w:p>
+      <w:r>
+        <w:t>________________________________________________________________</w:t>
+      </w:r>
+    </w:p>
+    <w:p>
+      <w:r>
+        <w:t>________________________________________________________________</w:t>
+      </w:r>
+    </w:p>
+    <w:p>
+      <w:pPr>
+        <w:pStyle w:val="Heading3"/>
+      </w:pPr>
+      <w:r>
+        <w:t>Create and test</w:t>
+      </w:r>
+    </w:p>
+    <w:p>
+      <w:pPr>
+        <w:spacing w:line="336" w:lineRule="auto" w:after="180"/>
+      </w:pPr>
+      <w:r>
+        <w:rPr>
+          <w:b w:val="0"/>
+        </w:rPr>
+        <w:t>Change one relevant detail. Predict the result before testing. Include a boundary or missing-information case when it helps reveal a limit.</w:t>
+      </w:r>
+    </w:p>
+    <w:p>
+      <w:pPr>
+        <w:spacing w:line="336" w:lineRule="auto" w:after="180"/>
+      </w:pPr>
+      <w:r>
+        <w:rPr>
+          <w:b w:val="0"/>
+        </w:rPr>
+        <w:t xml:space="preserve">My changed </w:t>
+      </w:r>
+      <w:r>
+        <w:rPr>
+          <w:b/>
+        </w:rPr>
+        <w:t>input</w:t>
+      </w:r>
+      <w:r>
+        <w:rPr>
+          <w:b w:val="0"/>
+        </w:rPr>
+        <w:t xml:space="preserve"> and expected result</w:t>
+      </w:r>
+    </w:p>
+    <w:p>
+      <w:pPr>
+        <w:pStyle w:val="Heading3"/>
+      </w:pPr>
+      <w:r>
+        <w:t>Write or draw your reasoning and evidence.</w:t>
+      </w:r>
+    </w:p>
+    <w:p>
+      <w:r>
+        <w:t>________________________________________________________________</w:t>
+      </w:r>
+    </w:p>
+    <w:p>
+      <w:r>
+        <w:t>________________________________________________________________</w:t>
+      </w:r>
+    </w:p>
+    <w:p>
+      <w:r>
+        <w:t>________________________________________________________________</w:t>
+      </w:r>
+    </w:p>
+    <w:p>
+      <w:r>
+        <w:t>________________________________________________________________</w:t>
+      </w:r>
+    </w:p>
+    <w:p>
+      <w:r>
+        <w:t>________________________________________________________________</w:t>
+      </w:r>
+    </w:p>
+    <w:p>
+      <w:pPr>
+        <w:pStyle w:val="Heading3"/>
+      </w:pPr>
+      <w:r>
+        <w:t>Connect to your project</w:t>
+      </w:r>
+    </w:p>
+    <w:p>
+      <w:pPr>
+        <w:spacing w:line="336" w:lineRule="auto" w:after="180"/>
+      </w:pPr>
+      <w:r>
+        <w:rPr>
+          <w:b w:val="0"/>
+        </w:rPr>
+        <w:t xml:space="preserve">Final </w:t>
+      </w:r>
+      <w:r>
+        <w:rPr>
+          <w:b/>
+        </w:rPr>
+        <w:t>evidence bundle</w:t>
+      </w:r>
+      <w:r>
+        <w:rPr>
+          <w:b w:val="0"/>
+        </w:rPr>
+        <w:t>: brief, data, scoring logic, tests, improvement record, and product card.</w:t>
+      </w:r>
+    </w:p>
+    <w:p>
+      <w:pPr>
+        <w:spacing w:line="336" w:lineRule="auto" w:after="180"/>
+      </w:pPr>
+      <w:r>
+        <w:rPr>
+          <w:b w:val="0"/>
+        </w:rPr>
+        <w:t xml:space="preserve">The </w:t>
+      </w:r>
+      <w:r>
+        <w:rPr>
+          <w:b/>
+        </w:rPr>
+        <w:t>evidence</w:t>
+      </w:r>
+      <w:r>
+        <w:rPr>
+          <w:b w:val="0"/>
+        </w:rPr>
+        <w:t xml:space="preserve"> I will keep</w:t>
+      </w:r>
+    </w:p>
+    <w:p>
+      <w:pPr>
+        <w:pStyle w:val="Heading3"/>
+      </w:pPr>
+      <w:r>
+        <w:t>Write or draw your reasoning and evidence.</w:t>
+      </w:r>
+    </w:p>
+    <w:p>
+      <w:r>
+        <w:t>________________________________________________________________</w:t>
+      </w:r>
+    </w:p>
+    <w:p>
+      <w:r>
+        <w:t>________________________________________________________________</w:t>
+      </w:r>
+    </w:p>
+    <w:p>
+      <w:r>
+        <w:t>________________________________________________________________</w:t>
+      </w:r>
+    </w:p>
+    <w:p>
+      <w:r>
+        <w:t>________________________________________________________________</w:t>
+      </w:r>
+    </w:p>
+    <w:p>
+      <w:r>
+        <w:t>________________________________________________________________</w:t>
+      </w:r>
+    </w:p>
+    <w:p>
+      <w:pPr>
+        <w:pStyle w:val="Heading3"/>
+      </w:pPr>
+      <w:r>
+        <w:t>Transfer practice from the original programme</w:t>
+      </w:r>
+    </w:p>
+    <w:p>
+      <w:pPr>
+        <w:spacing w:line="336" w:lineRule="auto" w:after="180"/>
+      </w:pPr>
+      <w:r>
+        <w:rPr>
+          <w:b w:val="0"/>
+        </w:rPr>
+        <w:t>Present a recommender that gets 8/10 final requests right. One failure invents a title; another violates a hard page limit. Is '</w:t>
+      </w:r>
+      <w:r>
+        <w:rPr>
+          <w:b/>
+        </w:rPr>
+        <w:t>80%</w:t>
+      </w:r>
+      <w:r>
+        <w:rPr>
+          <w:b w:val="0"/>
+        </w:rPr>
+        <w:t>, ready for everyone' justified? Propose release criteria.</w:t>
+      </w:r>
+    </w:p>
+    <w:p>
+      <w:pPr>
+        <w:pStyle w:val="Heading3"/>
+      </w:pPr>
+      <w:r>
+        <w:t>Explain the mechanism, evidence and one limit.</w:t>
+      </w:r>
+    </w:p>
+    <w:p>
+      <w:r>
+        <w:t>________________________________________________________________</w:t>
+      </w:r>
+    </w:p>
+    <w:p>
+      <w:r>
+        <w:t>________________________________________________________________</w:t>
+      </w:r>
+    </w:p>
+    <w:p>
+      <w:r>
+        <w:t>________________________________________________________________</w:t>
+      </w:r>
+    </w:p>
+    <w:p>
+      <w:r>
+        <w:t>________________________________________________________________</w:t>
+      </w:r>
+    </w:p>
+    <w:p>
+      <w:r>
+        <w:t>________________________________________________________________</w:t>
+      </w:r>
+    </w:p>
+    <w:p>
+      <w:r>
+        <w:t>________________________________________________________________</w:t>
+      </w:r>
+    </w:p>
+    <w:p>
+      <w:r>
+        <w:t>________________________________________________________________</w:t>
+      </w:r>
+    </w:p>
+    <w:p>
+      <w:pPr>
+        <w:pStyle w:val="Heading3"/>
+      </w:pPr>
+      <w:r>
+        <w:t>Use feedback to improve</w:t>
+      </w:r>
+    </w:p>
+    <w:p>
+      <w:pPr>
+        <w:pStyle w:val="Heading1"/>
+      </w:pPr>
+      <w:r>
+        <w:t>11. Finish a project bundle someone else can check</w:t>
+      </w:r>
+    </w:p>
+    <w:p>
+      <w:r>
+        <w:t>A defensible handover includes the failures and evidence limits.</w:t>
+      </w:r>
+    </w:p>
+    <w:p>
+      <w:pPr>
+        <w:pStyle w:val="Heading2"/>
+      </w:pPr>
+      <w:r>
+        <w:t>This week’s concrete contribution</w:t>
+      </w:r>
+    </w:p>
+    <w:p>
+      <w:pPr>
+        <w:spacing w:line="336" w:lineRule="auto" w:after="180"/>
+      </w:pPr>
+      <w:r>
+        <w:rPr>
+          <w:b w:val="0"/>
+        </w:rPr>
+        <w:t>Package the Transparent Book Recommender’s own schema, code, data, source-supported facts, test matrix, full ranking traces, no-match behavior, repair history and limitations. Label supplied classroom examples separately from work a learner actually completed. Provide local reproduction steps and record support used.</w:t>
+      </w:r>
+    </w:p>
+    <w:p>
+      <w:pPr>
+        <w:spacing w:line="336" w:lineRule="auto" w:after="180"/>
+      </w:pPr>
+      <w:r>
+        <w:rPr>
+          <w:b w:val="0"/>
+        </w:rPr>
+        <w:t>A final showcase assesses the explanation and evidence for this bounded project; revisit other level concepts separately where readiness evidence is weak.</w:t>
+      </w:r>
+    </w:p>
+    <w:p>
+      <w:pPr>
+        <w:spacing w:line="336" w:lineRule="auto" w:after="180"/>
+      </w:pPr>
+      <w:r>
+        <w:rPr>
+          <w:b w:val="0"/>
+        </w:rPr>
+        <w:t xml:space="preserve">Present the Transparent Book Recommender’s code, baseline, full-case traces, reserved results and </w:t>
+      </w:r>
+      <w:r>
+        <w:rPr>
+          <w:b/>
+        </w:rPr>
+        <w:t>limitation</w:t>
+      </w:r>
+      <w:r>
+        <w:rPr>
+          <w:b w:val="0"/>
+        </w:rPr>
+        <w:t>s, without claiming fictional results as pupil work.</w:t>
+      </w:r>
+    </w:p>
+    <w:p>
+      <w:pPr>
+        <w:pStyle w:val="Heading2"/>
+      </w:pPr>
+      <w:r>
+        <w:t>Keep the checkpoint and human choice</w:t>
+      </w:r>
+    </w:p>
+    <w:p>
+      <w:pPr>
+        <w:spacing w:line="336" w:lineRule="auto" w:after="180"/>
+      </w:pPr>
+      <w:r>
+        <w:rPr>
+          <w:b w:val="0"/>
+        </w:rPr>
+        <w:t xml:space="preserve">THIS WEEK’S CHECKPOINT  Final </w:t>
+      </w:r>
+      <w:r>
+        <w:rPr>
+          <w:b/>
+        </w:rPr>
+        <w:t>evidence bundle</w:t>
+      </w:r>
+      <w:r>
+        <w:rPr>
+          <w:b w:val="0"/>
+        </w:rPr>
+        <w:t>: brief, data, scoring logic, tests, improvement record, and product card.</w:t>
+      </w:r>
+    </w:p>
+    <w:p>
+      <w:pPr>
+        <w:spacing w:line="336" w:lineRule="auto" w:after="180"/>
+      </w:pPr>
+      <w:r>
+        <w:rPr>
+          <w:b w:val="0"/>
+        </w:rPr>
+        <w:t xml:space="preserve">SYSTEM MAP  Reader need → allowed </w:t>
+      </w:r>
+      <w:r>
+        <w:rPr>
+          <w:b/>
+        </w:rPr>
+        <w:t>input</w:t>
+      </w:r>
+      <w:r>
+        <w:rPr>
+          <w:b w:val="0"/>
+        </w:rPr>
+        <w:t xml:space="preserve">s → transparent rule or score → ranked candidates → explanation → test record → </w:t>
+      </w:r>
+      <w:r>
+        <w:rPr>
+          <w:b/>
+        </w:rPr>
+        <w:t>human decision</w:t>
+      </w:r>
+    </w:p>
+    <w:p>
+      <w:pPr>
+        <w:spacing w:line="336" w:lineRule="auto" w:after="180"/>
+      </w:pPr>
+      <w:r>
+        <w:rPr>
+          <w:b w:val="0"/>
+        </w:rPr>
+        <w:t>What will you add, change, or verify in the project this week?</w:t>
+      </w:r>
+    </w:p>
+    <w:p>
+      <w:pPr>
+        <w:pStyle w:val="Heading3"/>
+      </w:pPr>
+      <w:r>
+        <w:t>Write or draw your reasoning and evidence.</w:t>
+      </w:r>
+    </w:p>
+    <w:p>
+      <w:r>
+        <w:t>________________________________________________________________</w:t>
+      </w:r>
+    </w:p>
+    <w:p>
+      <w:r>
+        <w:t>________________________________________________________________</w:t>
+      </w:r>
+    </w:p>
+    <w:p>
+      <w:r>
+        <w:t>________________________________________________________________</w:t>
+      </w:r>
+    </w:p>
+    <w:p>
+      <w:r>
+        <w:t>________________________________________________________________</w:t>
+      </w:r>
+    </w:p>
+    <w:p>
+      <w:r>
+        <w:t>________________________________________________________________</w:t>
+      </w:r>
+    </w:p>
+    <w:p>
+      <w:pPr>
+        <w:spacing w:line="336" w:lineRule="auto" w:after="180"/>
+      </w:pPr>
+      <w:r>
+        <w:rPr>
+          <w:b w:val="0"/>
+        </w:rPr>
+        <w:t xml:space="preserve">What should remain under </w:t>
+      </w:r>
+      <w:r>
+        <w:rPr>
+          <w:b/>
+        </w:rPr>
+        <w:t>human control</w:t>
+      </w:r>
+      <w:r>
+        <w:rPr>
+          <w:b w:val="0"/>
+        </w:rPr>
+        <w:t>?</w:t>
+      </w:r>
+    </w:p>
+    <w:p>
+      <w:pPr>
+        <w:pStyle w:val="Heading3"/>
+      </w:pPr>
+      <w:r>
+        <w:t>Write or draw your reasoning and evidence.</w:t>
+      </w:r>
+    </w:p>
+    <w:p>
+      <w:r>
+        <w:t>________________________________________________________________</w:t>
+      </w:r>
+    </w:p>
+    <w:p>
+      <w:r>
+        <w:t>________________________________________________________________</w:t>
+      </w:r>
+    </w:p>
+    <w:p>
+      <w:r>
+        <w:t>________________________________________________________________</w:t>
+      </w:r>
+    </w:p>
+    <w:p>
+      <w:r>
+        <w:t>________________________________________________________________</w:t>
+      </w:r>
+    </w:p>
+    <w:p>
+      <w:r>
+        <w:t>________________________________________________________________</w:t>
+      </w:r>
+    </w:p>
+    <w:p>
+      <w:pPr>
+        <w:spacing w:line="336" w:lineRule="auto" w:after="180"/>
+      </w:pPr>
+      <w:r>
+        <w:rPr>
+          <w:b w:val="0"/>
+        </w:rPr>
+        <w:t>RESPONSIBLE DESIGN  Collect only necessary information. Show uncertainty and limits. Never confuse a ranking with a fact about a person.</w:t>
+      </w:r>
+    </w:p>
+    <w:p>
+      <w:pPr>
+        <w:pStyle w:val="Heading2"/>
+      </w:pPr>
+      <w:r>
+        <w:t>Earlier wording, alternatives and picture transcripts · reference / check after trying</w:t>
+      </w:r>
+    </w:p>
+    <w:p>
+      <w:pPr>
+        <w:spacing w:line="336" w:lineRule="auto" w:after="180"/>
+      </w:pPr>
+      <w:r>
+        <w:rPr>
+          <w:b w:val="0"/>
+        </w:rPr>
+        <w:t>CUMULATIVE PROJECT</w:t>
+      </w:r>
+    </w:p>
+    <w:p>
+      <w:pPr>
+        <w:spacing w:line="336" w:lineRule="auto" w:after="180"/>
+      </w:pPr>
+      <w:r>
+        <w:rPr>
+          <w:b w:val="0"/>
+        </w:rPr>
+        <w:t>Transparent Book Recommender</w:t>
+      </w:r>
+    </w:p>
+    <w:p>
+      <w:pPr>
+        <w:spacing w:line="336" w:lineRule="auto" w:after="180"/>
+      </w:pPr>
+      <w:r>
+        <w:rPr>
+          <w:b w:val="0"/>
+        </w:rPr>
+        <w:t>Every week adds one inspectable piece. The system must show how it reached a result.</w:t>
+      </w:r>
+    </w:p>
+    <w:p>
+      <w:r>
+        <w:drawing>
+          <wp:inline xmlns:a="http://schemas.openxmlformats.org/drawingml/2006/main" xmlns:pic="http://schemas.openxmlformats.org/drawingml/2006/picture">
+            <wp:extent cx="5486400" cy="1901952"/>
+            <wp:docPr id="21" name="Picture 21" descr="Book recommender connection for Capstone Expo"/>
+            <wp:cNvGraphicFramePr>
+              <a:graphicFrameLocks noChangeAspect="1"/>
+            </wp:cNvGraphicFramePr>
+            <a:graphic>
+              <a:graphicData uri="http://schemas.openxmlformats.org/drawingml/2006/picture">
+                <pic:pic>
+                  <pic:nvPicPr>
+                    <pic:cNvPr id="0" name="77b6fdde6bfa9beca6fcca9282510273ba03c30dc8e866bf68984a37e5c9452b.png"/>
+                    <pic:cNvPicPr/>
+                  </pic:nvPicPr>
+                  <pic:blipFill>
+                    <a:blip r:embed="rId24"/>
+                    <a:stretch>
+                      <a:fillRect/>
+                    </a:stretch>
+                  </pic:blipFill>
+                  <pic:spPr>
+                    <a:xfrm>
+                      <a:off x="0" y="0"/>
+                      <a:ext cx="5486400" cy="1901952"/>
+                    </a:xfrm>
+                    <a:prstGeom prst="rect"/>
+                  </pic:spPr>
+                </pic:pic>
+              </a:graphicData>
+            </a:graphic>
+          </wp:inline>
+        </w:drawing>
+      </w:r>
+    </w:p>
+    <w:p>
+      <w:pPr>
+        <w:pStyle w:val="Heading3"/>
+      </w:pPr>
+      <w:r>
+        <w:t>Evidence for your project</w:t>
+      </w:r>
+    </w:p>
+    <w:p>
+      <w:pPr>
+        <w:pStyle w:val="Heading1"/>
+      </w:pPr>
+      <w:r>
+        <w:t>16. Finish: defend the decision and name the next evidence need</w:t>
+      </w:r>
+    </w:p>
+    <w:p>
+      <w:r>
+        <w:t>A completed expo does not establish mastery of every AI topic.</w:t>
+      </w:r>
+    </w:p>
+    <w:p>
+      <w:pPr>
+        <w:pStyle w:val="Heading2"/>
+      </w:pPr>
+      <w:r>
+        <w:t>Explain without notes</w:t>
+      </w:r>
+    </w:p>
+    <w:p>
+      <w:pPr>
+        <w:pStyle w:val="ListBullet"/>
+      </w:pPr>
+      <w:r>
+        <w:t>Close your notes. Explain this goal in your own words: Defend an application using reproducible evidence</w:t>
+      </w:r>
+    </w:p>
+    <w:p>
+      <w:pPr>
+        <w:pStyle w:val="Heading3"/>
+      </w:pPr>
+      <w:r>
+        <w:t>My deciding step, evidence and one remaining question</w:t>
+      </w:r>
+    </w:p>
+    <w:p>
+      <w:r>
+        <w:t>________________________________________________________________</w:t>
+      </w:r>
+    </w:p>
+    <w:p>
+      <w:r>
+        <w:t>________________________________________________________________</w:t>
+      </w:r>
+    </w:p>
+    <w:p>
+      <w:r>
+        <w:t>________________________________________________________________</w:t>
+      </w:r>
+    </w:p>
+    <w:p>
+      <w:r>
+        <w:t>________________________________________________________________</w:t>
+      </w:r>
+    </w:p>
+    <w:p>
+      <w:r>
+        <w:t>________________________________________________________________</w:t>
+      </w:r>
+    </w:p>
+    <w:p>
+      <w:pPr>
+        <w:pStyle w:val="Heading2"/>
+      </w:pPr>
+      <w:r>
+        <w:t>Plan a changed-case return</w:t>
+      </w:r>
+    </w:p>
+    <w:p>
+      <w:pPr>
+        <w:spacing w:line="336" w:lineRule="auto" w:after="180"/>
+      </w:pPr>
+      <w:r>
+        <w:rPr>
+          <w:b w:val="0"/>
+        </w:rPr>
+        <w:t xml:space="preserve">If you are unsure, return to the worked picture and explain one arrow. If you are ready, change an </w:t>
+      </w:r>
+      <w:r>
+        <w:rPr>
+          <w:b/>
+        </w:rPr>
+        <w:t>input</w:t>
+      </w:r>
+      <w:r>
+        <w:rPr>
+          <w:b w:val="0"/>
+        </w:rPr>
+        <w:t xml:space="preserve"> or assumption and justify your </w:t>
+      </w:r>
+      <w:r>
+        <w:rPr>
+          <w:b/>
+        </w:rPr>
+        <w:t>prediction</w:t>
+      </w:r>
+      <w:r>
+        <w:rPr>
+          <w:b w:val="0"/>
+        </w:rPr>
+        <w:t>.</w:t>
+      </w:r>
+    </w:p>
+    <w:p>
+      <w:pPr>
+        <w:spacing w:line="336" w:lineRule="auto" w:after="180"/>
+      </w:pPr>
+      <w:r>
+        <w:rPr>
+          <w:b w:val="0"/>
+        </w:rPr>
+        <w:t xml:space="preserve">Save your workbook </w:t>
+      </w:r>
+      <w:r>
+        <w:rPr>
+          <w:b/>
+        </w:rPr>
+        <w:t>evidence</w:t>
+      </w:r>
+      <w:r>
+        <w:rPr>
+          <w:b w:val="0"/>
+        </w:rPr>
+        <w:t>. At the next review, try a different case before opening your old answer.</w:t>
+      </w:r>
+    </w:p>
+    <w:p>
+      <w:pPr>
+        <w:pStyle w:val="Heading1"/>
+      </w:pPr>
+      <w:r>
+        <w:t>Reference bank and extra practice</w:t>
+      </w:r>
+    </w:p>
+    <w:p>
+      <w:pPr>
+        <w:pStyle w:val="Heading1"/>
+      </w:pPr>
+      <w:r>
+        <w:t>05. Your quick word guide</w:t>
+      </w:r>
+    </w:p>
+    <w:p>
+      <w:r>
+        <w:t>Use the words to explain a particular step, record or limit.</w:t>
+      </w:r>
+    </w:p>
+    <w:p>
+      <w:pPr>
+        <w:pStyle w:val="Heading2"/>
+      </w:pPr>
+      <w:r>
+        <w:t>Core vocabulary</w:t>
+      </w:r>
+    </w:p>
+    <w:tbl>
+      <w:tblPr>
+        <w:tblStyle w:val="LightShading-Accent1"/>
+        <w:tblW w:type="auto" w:w="0"/>
+        <w:tblLook w:firstColumn="1" w:firstRow="1" w:lastColumn="0" w:lastRow="0" w:noHBand="0" w:noVBand="1" w:val="04A0"/>
+      </w:tblPr>
+      <w:tblGrid>
+        <w:gridCol w:w="3408"/>
+        <w:gridCol w:w="3408"/>
+        <w:gridCol w:w="3408"/>
+      </w:tblGrid>
+      <w:tr>
+        <w:trPr>
+          <w:tblHeader/>
+        </w:trPr>
+        <w:tc>
+          <w:tcPr>
+            <w:tcW w:type="dxa" w:w="3408"/>
+          </w:tcPr>
+          <w:p>
+            <w:r>
+              <w:t>Word</w:t>
+            </w:r>
+          </w:p>
+        </w:tc>
+        <w:tc>
+          <w:tcPr>
+            <w:tcW w:type="dxa" w:w="3408"/>
+          </w:tcPr>
+          <w:p>
+            <w:r>
+              <w:t>My own example</w:t>
+            </w:r>
+          </w:p>
+        </w:tc>
+        <w:tc>
+          <w:tcPr>
+            <w:tcW w:type="dxa" w:w="3408"/>
+          </w:tcPr>
+          <w:p>
+            <w:r>
+              <w:t>Not this / boundary</w:t>
+            </w:r>
+          </w:p>
+        </w:tc>
+      </w:tr>
+      <w:tr>
+        <w:tc>
+          <w:tcPr>
+            <w:tcW w:type="dxa" w:w="3408"/>
+          </w:tcPr>
+          <w:p>
+            <w:r>
+              <w:t>capstone</w:t>
+            </w:r>
+          </w:p>
+        </w:tc>
+        <w:tc>
+          <w:tcPr>
+            <w:tcW w:type="dxa" w:w="3408"/>
+          </w:tcPr>
+          <w:p>
+            <w:r>
+              <w:t>A final project combining skills and evidence developed across the course.</w:t>
+            </w:r>
+          </w:p>
+        </w:tc>
+        <w:tc>
+          <w:tcPr>
+            <w:tcW w:type="dxa" w:w="3408"/>
+          </w:tcPr>
+          <w:p>
+            <w:r/>
+          </w:p>
+        </w:tc>
+      </w:tr>
+      <w:tr>
+        <w:tc>
+          <w:tcPr>
+            <w:tcW w:type="dxa" w:w="3408"/>
+          </w:tcPr>
+          <w:p>
+            <w:r>
+              <w:t>defense</w:t>
+            </w:r>
+          </w:p>
+        </w:tc>
+        <w:tc>
+          <w:tcPr>
+            <w:tcW w:type="dxa" w:w="3408"/>
+          </w:tcPr>
+          <w:p>
+            <w:r>
+              <w:t>An explanation of a project decision supported by evidence and an account of its limitations.</w:t>
+            </w:r>
+          </w:p>
+        </w:tc>
+        <w:tc>
+          <w:tcPr>
+            <w:tcW w:type="dxa" w:w="3408"/>
+          </w:tcPr>
+          <w:p>
+            <w:r/>
+          </w:p>
+        </w:tc>
+      </w:tr>
+      <w:tr>
+        <w:tc>
+          <w:tcPr>
+            <w:tcW w:type="dxa" w:w="3408"/>
+          </w:tcPr>
+          <w:p>
+            <w:r>
+              <w:t>transfer</w:t>
+            </w:r>
+          </w:p>
+        </w:tc>
+        <w:tc>
+          <w:tcPr>
+            <w:tcW w:type="dxa" w:w="3408"/>
+          </w:tcPr>
+          <w:p>
+            <w:r>
+              <w:t>Apply an idea or skill to a new case rather than copy the worked example.</w:t>
+            </w:r>
+          </w:p>
+        </w:tc>
+        <w:tc>
+          <w:tcPr>
+            <w:tcW w:type="dxa" w:w="3408"/>
+          </w:tcPr>
+          <w:p>
+            <w:r/>
+          </w:p>
+        </w:tc>
+      </w:tr>
+      <w:tr>
+        <w:tc>
+          <w:tcPr>
+            <w:tcW w:type="dxa" w:w="3408"/>
+          </w:tcPr>
+          <w:p>
+            <w:r>
+              <w:t>limitation</w:t>
+            </w:r>
+          </w:p>
+        </w:tc>
+        <w:tc>
+          <w:tcPr>
+            <w:tcW w:type="dxa" w:w="3408"/>
+          </w:tcPr>
+          <w:p>
+            <w:r>
+              <w:t>A condition or missing capability that restricts what a result can establish or a system can safely do.</w:t>
+            </w:r>
+          </w:p>
+        </w:tc>
+        <w:tc>
+          <w:tcPr>
+            <w:tcW w:type="dxa" w:w="3408"/>
+          </w:tcPr>
+          <w:p>
+            <w:r/>
+          </w:p>
+        </w:tc>
+      </w:tr>
+    </w:tbl>
+    <w:p>
+      <w:pPr>
+        <w:pStyle w:val="Heading2"/>
+      </w:pPr>
+      <w:r>
+        <w:t>Terms for the connected explanation</w:t>
+      </w:r>
+    </w:p>
+    <w:tbl>
+      <w:tblPr>
+        <w:tblStyle w:val="LightShading-Accent1"/>
+        <w:tblW w:type="auto" w:w="0"/>
+        <w:tblLook w:firstColumn="1" w:firstRow="1" w:lastColumn="0" w:lastRow="0" w:noHBand="0" w:noVBand="1" w:val="04A0"/>
+      </w:tblPr>
+      <w:tblGrid>
+        <w:gridCol w:w="5112"/>
+        <w:gridCol w:w="5112"/>
+      </w:tblGrid>
+      <w:tr>
+        <w:trPr>
+          <w:tblHeader/>
+        </w:trPr>
+        <w:tc>
+          <w:tcPr>
+            <w:tcW w:type="dxa" w:w="5112"/>
+          </w:tcPr>
+          <w:p>
+            <w:r>
+              <w:t>Word</w:t>
+            </w:r>
+          </w:p>
+        </w:tc>
+        <w:tc>
+          <w:tcPr>
+            <w:tcW w:type="dxa" w:w="5112"/>
+          </w:tcPr>
+          <w:p>
+            <w:r>
+              <w:t>Meaning</w:t>
+            </w:r>
+          </w:p>
+        </w:tc>
+      </w:tr>
+      <w:tr>
+        <w:tc>
+          <w:tcPr>
+            <w:tcW w:type="dxa" w:w="5112"/>
+          </w:tcPr>
+          <w:p>
+            <w:r>
+              <w:t>Evidence bundle</w:t>
+            </w:r>
+          </w:p>
+        </w:tc>
+        <w:tc>
+          <w:tcPr>
+            <w:tcW w:type="dxa" w:w="5112"/>
+          </w:tcPr>
+          <w:p>
+            <w:r>
+              <w:t>The records needed to check a project claim</w:t>
+            </w:r>
+          </w:p>
+        </w:tc>
+      </w:tr>
+      <w:tr>
+        <w:tc>
+          <w:tcPr>
+            <w:tcW w:type="dxa" w:w="5112"/>
+          </w:tcPr>
+          <w:p>
+            <w:r>
+              <w:t>Demonstration</w:t>
+            </w:r>
+          </w:p>
+        </w:tc>
+        <w:tc>
+          <w:tcPr>
+            <w:tcW w:type="dxa" w:w="5112"/>
+          </w:tcPr>
+          <w:p>
+            <w:r>
+              <w:t>Showing the application on specified inputs</w:t>
+            </w:r>
+          </w:p>
+        </w:tc>
+      </w:tr>
+      <w:tr>
+        <w:tc>
+          <w:tcPr>
+            <w:tcW w:type="dxa" w:w="5112"/>
+          </w:tcPr>
+          <w:p>
+            <w:r>
+              <w:t>Handover</w:t>
+            </w:r>
+          </w:p>
+        </w:tc>
+        <w:tc>
+          <w:tcPr>
+            <w:tcW w:type="dxa" w:w="5112"/>
+          </w:tcPr>
+          <w:p>
+            <w:r>
+              <w:t>Giving another person enough information to use or check the work</w:t>
+            </w:r>
+          </w:p>
+        </w:tc>
+      </w:tr>
+    </w:tbl>
+    <w:p>
+      <w:pPr>
+        <w:pStyle w:val="Heading2"/>
+      </w:pPr>
+      <w:r>
+        <w:t>Earlier wording, alternatives and picture transcripts · reference / check after trying</w:t>
+      </w:r>
+    </w:p>
+    <w:p>
+      <w:pPr>
+        <w:spacing w:line="336" w:lineRule="auto" w:after="180"/>
+      </w:pPr>
+      <w:r>
+        <w:rPr>
+          <w:b w:val="0"/>
+        </w:rPr>
+        <w:t>VOCABULARY LAB</w:t>
+      </w:r>
+    </w:p>
+    <w:p>
+      <w:pPr>
+        <w:spacing w:line="336" w:lineRule="auto" w:after="180"/>
+      </w:pPr>
+      <w:r>
+        <w:rPr>
+          <w:b w:val="0"/>
+        </w:rPr>
+        <w:t>Words You Can Use to Reason</w:t>
+      </w:r>
+    </w:p>
+    <w:p>
+      <w:pPr>
+        <w:spacing w:line="336" w:lineRule="auto" w:after="180"/>
+      </w:pPr>
+      <w:r>
+        <w:rPr>
+          <w:b w:val="0"/>
+        </w:rPr>
+        <w:t>A definition matters when you can recognize the idea, use it, and contrast it with a near-miss.</w:t>
+      </w:r>
+    </w:p>
+    <w:p>
+      <w:r>
+        <w:drawing>
+          <wp:inline xmlns:a="http://schemas.openxmlformats.org/drawingml/2006/main" xmlns:pic="http://schemas.openxmlformats.org/drawingml/2006/picture">
+            <wp:extent cx="5486400" cy="3200400"/>
+            <wp:docPr id="22" name="Picture 22" descr="Vocabulary badge: capstone"/>
+            <wp:cNvGraphicFramePr>
+              <a:graphicFrameLocks noChangeAspect="1"/>
+            </wp:cNvGraphicFramePr>
+            <a:graphic>
+              <a:graphicData uri="http://schemas.openxmlformats.org/drawingml/2006/picture">
+                <pic:pic>
+                  <pic:nvPicPr>
+                    <pic:cNvPr id="0" name="9d403987dfec08f1464932d6a9c29ee929a90f905e35cdd9c6272ed7690021be.png"/>
+                    <pic:cNvPicPr/>
+                  </pic:nvPicPr>
+                  <pic:blipFill>
+                    <a:blip r:embed="rId25"/>
+                    <a:stretch>
+                      <a:fillRect/>
+                    </a:stretch>
+                  </pic:blipFill>
+                  <pic:spPr>
+                    <a:xfrm>
+                      <a:off x="0" y="0"/>
+                      <a:ext cx="5486400" cy="3200400"/>
+                    </a:xfrm>
+                    <a:prstGeom prst="rect"/>
+                  </pic:spPr>
+                </pic:pic>
+              </a:graphicData>
+            </a:graphic>
+          </wp:inline>
+        </w:drawing>
+      </w:r>
+    </w:p>
+    <w:p>
+      <w:r>
+        <w:drawing>
+          <wp:inline xmlns:a="http://schemas.openxmlformats.org/drawingml/2006/main" xmlns:pic="http://schemas.openxmlformats.org/drawingml/2006/picture">
+            <wp:extent cx="5486400" cy="3200400"/>
+            <wp:docPr id="23" name="Picture 23" descr="Vocabulary badge: defense"/>
+            <wp:cNvGraphicFramePr>
+              <a:graphicFrameLocks noChangeAspect="1"/>
+            </wp:cNvGraphicFramePr>
+            <a:graphic>
+              <a:graphicData uri="http://schemas.openxmlformats.org/drawingml/2006/picture">
+                <pic:pic>
+                  <pic:nvPicPr>
+                    <pic:cNvPr id="0" name="b3127e639f750b591dc717e45f01b5e51b5635daf2fc21b3c86d53dddfb1ae3f.png"/>
+                    <pic:cNvPicPr/>
+                  </pic:nvPicPr>
+                  <pic:blipFill>
+                    <a:blip r:embed="rId26"/>
+                    <a:stretch>
+                      <a:fillRect/>
+                    </a:stretch>
+                  </pic:blipFill>
+                  <pic:spPr>
+                    <a:xfrm>
+                      <a:off x="0" y="0"/>
+                      <a:ext cx="5486400" cy="3200400"/>
+                    </a:xfrm>
+                    <a:prstGeom prst="rect"/>
+                  </pic:spPr>
+                </pic:pic>
+              </a:graphicData>
+            </a:graphic>
+          </wp:inline>
+        </w:drawing>
+      </w:r>
+    </w:p>
+    <w:p>
+      <w:r>
+        <w:drawing>
+          <wp:inline xmlns:a="http://schemas.openxmlformats.org/drawingml/2006/main" xmlns:pic="http://schemas.openxmlformats.org/drawingml/2006/picture">
+            <wp:extent cx="5486400" cy="3200400"/>
+            <wp:docPr id="24" name="Picture 24" descr="Vocabulary badge: transfer"/>
+            <wp:cNvGraphicFramePr>
+              <a:graphicFrameLocks noChangeAspect="1"/>
+            </wp:cNvGraphicFramePr>
+            <a:graphic>
+              <a:graphicData uri="http://schemas.openxmlformats.org/drawingml/2006/picture">
+                <pic:pic>
+                  <pic:nvPicPr>
+                    <pic:cNvPr id="0" name="e3dfec4c092d42a9c961d7679333ee69db23b12c7c0388483bc90d09c68feaea.png"/>
+                    <pic:cNvPicPr/>
+                  </pic:nvPicPr>
+                  <pic:blipFill>
+                    <a:blip r:embed="rId27"/>
+                    <a:stretch>
+                      <a:fillRect/>
+                    </a:stretch>
+                  </pic:blipFill>
+                  <pic:spPr>
+                    <a:xfrm>
+                      <a:off x="0" y="0"/>
+                      <a:ext cx="5486400" cy="3200400"/>
+                    </a:xfrm>
+                    <a:prstGeom prst="rect"/>
+                  </pic:spPr>
+                </pic:pic>
+              </a:graphicData>
+            </a:graphic>
+          </wp:inline>
+        </w:drawing>
+      </w:r>
+    </w:p>
+    <w:p>
+      <w:r>
+        <w:drawing>
+          <wp:inline xmlns:a="http://schemas.openxmlformats.org/drawingml/2006/main" xmlns:pic="http://schemas.openxmlformats.org/drawingml/2006/picture">
+            <wp:extent cx="5486400" cy="3200400"/>
+            <wp:docPr id="25" name="Picture 25" descr="Vocabulary badge: limitation"/>
+            <wp:cNvGraphicFramePr>
+              <a:graphicFrameLocks noChangeAspect="1"/>
+            </wp:cNvGraphicFramePr>
+            <a:graphic>
+              <a:graphicData uri="http://schemas.openxmlformats.org/drawingml/2006/picture">
+                <pic:pic>
+                  <pic:nvPicPr>
+                    <pic:cNvPr id="0" name="f3abe63960cfa1a7ba18cb02a39a0faacac3a783796e24bf286f20d679bf1081.png"/>
+                    <pic:cNvPicPr/>
+                  </pic:nvPicPr>
+                  <pic:blipFill>
+                    <a:blip r:embed="rId28"/>
+                    <a:stretch>
+                      <a:fillRect/>
+                    </a:stretch>
+                  </pic:blipFill>
+                  <pic:spPr>
+                    <a:xfrm>
+                      <a:off x="0" y="0"/>
+                      <a:ext cx="5486400" cy="3200400"/>
+                    </a:xfrm>
+                    <a:prstGeom prst="rect"/>
+                  </pic:spPr>
+                </pic:pic>
+              </a:graphicData>
+            </a:graphic>
+          </wp:inline>
+        </w:drawing>
+      </w:r>
+    </w:p>
+    <w:p>
+      <w:pPr>
+        <w:pStyle w:val="Heading3"/>
+      </w:pPr>
+      <w:r>
+        <w:t>Words used in the closer explanation</w:t>
+      </w:r>
+    </w:p>
+    <w:p>
+      <w:pPr>
+        <w:pStyle w:val="Heading1"/>
+      </w:pPr>
+      <w:r>
+        <w:t>10. Choose a stronger thinking challenge</w:t>
+      </w:r>
+    </w:p>
+    <w:p>
+      <w:r>
+        <w:t>Choose the next useful challenge rather than treating the whole ladder as compulsory.</w:t>
+      </w:r>
+    </w:p>
+    <w:p>
+      <w:pPr>
+        <w:pStyle w:val="Heading2"/>
+      </w:pPr>
+      <w:r>
+        <w:t>Pick your next step</w:t>
+      </w:r>
+    </w:p>
+    <w:p>
+      <w:pPr>
+        <w:pStyle w:val="ListBullet"/>
+      </w:pPr>
+      <w:r>
+        <w:t>1 • NAME: Define the concept without repeating the textbook.</w:t>
+      </w:r>
+    </w:p>
+    <w:p>
+      <w:pPr>
+        <w:pStyle w:val="ListBullet"/>
+      </w:pPr>
+      <w:r>
+        <w:t>2 • TRACE: Show the information, state, branch, calculation, or evidence path.</w:t>
+      </w:r>
+    </w:p>
+    <w:p>
+      <w:pPr>
+        <w:pStyle w:val="ListBullet"/>
+      </w:pPr>
+      <w:r>
+        <w:t>3 • APPLY: Solve a different example independently.</w:t>
+      </w:r>
+    </w:p>
+    <w:p>
+      <w:pPr>
+        <w:pStyle w:val="ListBullet"/>
+      </w:pPr>
+      <w:r>
+        <w:t>4 • CHALLENGE: Find a boundary case, counterexample, or unfair outcome.</w:t>
+      </w:r>
+    </w:p>
+    <w:p>
+      <w:pPr>
+        <w:pStyle w:val="ListBullet"/>
+      </w:pPr>
+      <w:r>
+        <w:t>5 • EXPLAIN LIMITS: Say when the result should not be trusted or used alone.</w:t>
+      </w:r>
+    </w:p>
+    <w:p>
+      <w:pPr>
+        <w:pStyle w:val="ListBullet"/>
+      </w:pPr>
+      <w:r>
+        <w:t>My strongest evidence of independent understanding:</w:t>
+      </w:r>
+    </w:p>
+    <w:p>
+      <w:pPr>
+        <w:pStyle w:val="Heading3"/>
+      </w:pPr>
+      <w:r>
+        <w:t>Write or draw your reasoning and evidence.</w:t>
+      </w:r>
+    </w:p>
+    <w:p>
+      <w:r>
+        <w:t>________________________________________________________________</w:t>
+      </w:r>
+    </w:p>
+    <w:p>
+      <w:r>
+        <w:t>________________________________________________________________</w:t>
+      </w:r>
+    </w:p>
+    <w:p>
+      <w:r>
+        <w:t>________________________________________________________________</w:t>
+      </w:r>
+    </w:p>
+    <w:p>
+      <w:r>
+        <w:t>________________________________________________________________</w:t>
+      </w:r>
+    </w:p>
+    <w:p>
+      <w:r>
+        <w:t>________________________________________________________________</w:t>
+      </w:r>
+    </w:p>
+    <w:p>
+      <w:pPr>
+        <w:pStyle w:val="Heading2"/>
+      </w:pPr>
+      <w:r>
+        <w:t>Earlier wording, alternatives and picture transcripts · reference / check after trying</w:t>
+      </w:r>
+    </w:p>
+    <w:p>
+      <w:pPr>
+        <w:spacing w:line="336" w:lineRule="auto" w:after="180"/>
+      </w:pPr>
+      <w:r>
+        <w:rPr>
+          <w:b w:val="0"/>
         </w:rPr>
         <w:t>MASTERY</w:t>
       </w:r>
@@ -4233,7 +5807,7 @@
         <w:drawing>
           <wp:inline xmlns:a="http://schemas.openxmlformats.org/drawingml/2006/main" xmlns:pic="http://schemas.openxmlformats.org/drawingml/2006/picture">
             <wp:extent cx="5486400" cy="1719072"/>
-            <wp:docPr id="19" name="Picture 19" descr="Mastery ladder for Capstone Expo"/>
+            <wp:docPr id="26" name="Picture 26" descr="Mastery ladder for Capstone Expo"/>
             <wp:cNvGraphicFramePr>
               <a:graphicFrameLocks noChangeAspect="1"/>
             </wp:cNvGraphicFramePr>
@@ -4245,7 +5819,7 @@
                     <pic:cNvPicPr/>
                   </pic:nvPicPr>
                   <pic:blipFill>
-                    <a:blip r:embed="rId26"/>
+                    <a:blip r:embed="rId29"/>
                     <a:stretch>
                       <a:fillRect/>
                     </a:stretch>
@@ -4266,24 +5840,144 @@
     </w:p>
     <w:p>
       <w:pPr>
+        <w:pStyle w:val="Heading1"/>
+      </w:pPr>
+      <w:r>
+        <w:t>12. Reference: check your explanation</w:t>
+      </w:r>
+    </w:p>
+    <w:p>
+      <w:r>
+        <w:t>Use after practice. Defend a new activity case independently is the selected independent case.</w:t>
+      </w:r>
+    </w:p>
+    <w:p>
+      <w:pPr>
+        <w:pStyle w:val="Heading2"/>
+      </w:pPr>
+      <w:r>
+        <w:t>Check the evidence and its limit</w:t>
+      </w:r>
+    </w:p>
+    <w:p>
+      <w:pPr>
+        <w:pStyle w:val="ListBullet"/>
+      </w:pPr>
+      <w:r>
+        <w:t>1. My fresh example, trace, calculation, or design:</w:t>
+      </w:r>
+    </w:p>
+    <w:p>
+      <w:pPr>
+        <w:pStyle w:val="Heading3"/>
+      </w:pPr>
+      <w:r>
+        <w:t>Write or draw your reasoning and evidence.</w:t>
+      </w:r>
+    </w:p>
+    <w:p>
+      <w:r>
+        <w:t>________________________________________________________________</w:t>
+      </w:r>
+    </w:p>
+    <w:p>
+      <w:r>
+        <w:t>________________________________________________________________</w:t>
+      </w:r>
+    </w:p>
+    <w:p>
+      <w:r>
+        <w:t>________________________________________________________________</w:t>
+      </w:r>
+    </w:p>
+    <w:p>
+      <w:r>
+        <w:t>________________________________________________________________</w:t>
+      </w:r>
+    </w:p>
+    <w:p>
+      <w:r>
+        <w:t>________________________________________________________________</w:t>
+      </w:r>
+    </w:p>
+    <w:p>
+      <w:pPr>
+        <w:pStyle w:val="ListBullet"/>
+      </w:pPr>
+      <w:r>
+        <w:t>2. My evidence that it works (include a boundary or missing-data case):</w:t>
+      </w:r>
+    </w:p>
+    <w:p>
+      <w:pPr>
+        <w:pStyle w:val="Heading3"/>
+      </w:pPr>
+      <w:r>
+        <w:t>Write or draw your reasoning and evidence.</w:t>
+      </w:r>
+    </w:p>
+    <w:p>
+      <w:r>
+        <w:t>________________________________________________________________</w:t>
+      </w:r>
+    </w:p>
+    <w:p>
+      <w:r>
+        <w:t>________________________________________________________________</w:t>
+      </w:r>
+    </w:p>
+    <w:p>
+      <w:r>
+        <w:t>________________________________________________________________</w:t>
+      </w:r>
+    </w:p>
+    <w:p>
+      <w:r>
+        <w:t>________________________________________________________________</w:t>
+      </w:r>
+    </w:p>
+    <w:p>
+      <w:r>
+        <w:t>________________________________________________________________</w:t>
+      </w:r>
+    </w:p>
+    <w:p>
+      <w:pPr>
+        <w:pStyle w:val="ListBullet"/>
+      </w:pPr>
+      <w:r>
+        <w:t>3. One limitation, fairness concern, or situation needing human review:</w:t>
+      </w:r>
+    </w:p>
+    <w:p>
+      <w:pPr>
+        <w:pStyle w:val="Heading2"/>
+      </w:pPr>
+      <w:r>
+        <w:t>Self-check and record</w:t>
+      </w:r>
+    </w:p>
+    <w:p>
+      <w:pPr>
         <w:spacing w:line="336" w:lineRule="auto" w:after="180"/>
       </w:pPr>
       <w:r>
         <w:rPr>
           <w:b w:val="0"/>
         </w:rPr>
-        <w:t>1 • NAME: Define the concept without repeating the textbook.</w:t>
-      </w:r>
-    </w:p>
-    <w:p>
-      <w:pPr>
-        <w:spacing w:line="336" w:lineRule="auto" w:after="180"/>
-      </w:pPr>
+        <w:t xml:space="preserve">SELF-CHECK  □ I explained the </w:t>
+      </w:r>
+      <w:r>
+        <w:rPr>
+          <w:b/>
+        </w:rPr>
+        <w:t>mechanism</w:t>
+      </w:r>
       <w:r>
         <w:rPr>
           <w:b w:val="0"/>
         </w:rPr>
-        <w:t xml:space="preserve">2 • TRACE: Show the information, state, branch, calculation, or </w:t>
+        <w:t xml:space="preserve">  □ I used </w:t>
       </w:r>
       <w:r>
         <w:rPr>
@@ -4295,18 +5989,27 @@
         <w:rPr>
           <w:b w:val="0"/>
         </w:rPr>
-        <w:t xml:space="preserve"> path.</w:t>
-      </w:r>
-    </w:p>
-    <w:p>
-      <w:pPr>
-        <w:spacing w:line="336" w:lineRule="auto" w:after="180"/>
-      </w:pPr>
+        <w:t xml:space="preserve">  □ I tested a fresh case  □ I named a </w:t>
+      </w:r>
+      <w:r>
+        <w:rPr>
+          <w:b/>
+        </w:rPr>
+        <w:t>limitation</w:t>
+      </w:r>
       <w:r>
         <w:rPr>
           <w:b w:val="0"/>
         </w:rPr>
-        <w:t>3 • APPLY: Solve a different example independently.</w:t>
+        <w:t xml:space="preserve">  □ I can answer ‘why?’</w:t>
+      </w:r>
+    </w:p>
+    <w:p>
+      <w:pPr>
+        <w:pStyle w:val="Heading2"/>
+      </w:pPr>
+      <w:r>
+        <w:t>Earlier wording, alternatives and picture transcripts · reference / check after trying</w:t>
       </w:r>
     </w:p>
     <w:p>
@@ -4317,7 +6020,7 @@
         <w:rPr>
           <w:b w:val="0"/>
         </w:rPr>
-        <w:t>4 • CHALLENGE: Find a boundary case, counterexample, or unfair outcome.</w:t>
+        <w:t>INDEPENDENT MASTERY PROOF</w:t>
       </w:r>
     </w:p>
     <w:p>
@@ -4328,7 +6031,7 @@
         <w:rPr>
           <w:b w:val="0"/>
         </w:rPr>
-        <w:t>5 • EXPLAIN LIMITS: Say when the result should not be trusted or used alone.</w:t>
+        <w:t>Checklist for explaining this week’s idea</w:t>
       </w:r>
     </w:p>
     <w:p>
@@ -4339,98 +6042,7 @@
         <w:rPr>
           <w:b w:val="0"/>
         </w:rPr>
-        <w:t xml:space="preserve">My strongest </w:t>
-      </w:r>
-      <w:r>
-        <w:rPr>
-          <w:b/>
-        </w:rPr>
-        <w:t>evidence</w:t>
-      </w:r>
-      <w:r>
-        <w:rPr>
-          <w:b w:val="0"/>
-        </w:rPr>
-        <w:t xml:space="preserve"> of independent understanding:</w:t>
-      </w:r>
-    </w:p>
-    <w:p>
-      <w:pPr>
-        <w:pStyle w:val="Heading3"/>
-      </w:pPr>
-      <w:r>
-        <w:t>Write or draw your reasoning and evidence.</w:t>
-      </w:r>
-    </w:p>
-    <w:p>
-      <w:r>
-        <w:t>________________________________________________________________</w:t>
-      </w:r>
-    </w:p>
-    <w:p>
-      <w:r>
-        <w:t>________________________________________________________________</w:t>
-      </w:r>
-    </w:p>
-    <w:p>
-      <w:r>
-        <w:t>________________________________________________________________</w:t>
-      </w:r>
-    </w:p>
-    <w:p>
-      <w:r>
-        <w:t>________________________________________________________________</w:t>
-      </w:r>
-    </w:p>
-    <w:p>
-      <w:r>
-        <w:t>________________________________________________________________</w:t>
-      </w:r>
-    </w:p>
-    <w:p>
-      <w:pPr>
-        <w:pStyle w:val="Heading1"/>
-      </w:pPr>
-      <w:r>
-        <w:t>11. Connect your project</w:t>
-      </w:r>
-    </w:p>
-    <w:p>
-      <w:r>
-        <w:t>Apply this week’s idea to Transparent Book Recommender. Keep an annotated decision and the evidence supporting it.</w:t>
-      </w:r>
-    </w:p>
-    <w:p>
-      <w:pPr>
-        <w:spacing w:line="336" w:lineRule="auto" w:after="180"/>
-      </w:pPr>
-      <w:r>
-        <w:rPr>
-          <w:b/>
-        </w:rPr>
-        <w:t>CUMULATIVE PROJECT</w:t>
-      </w:r>
-    </w:p>
-    <w:p>
-      <w:pPr>
-        <w:spacing w:line="336" w:lineRule="auto" w:after="180"/>
-      </w:pPr>
-      <w:r>
-        <w:rPr>
-          <w:b w:val="0"/>
-        </w:rPr>
-        <w:t>Transparent Book Recommender</w:t>
-      </w:r>
-    </w:p>
-    <w:p>
-      <w:pPr>
-        <w:spacing w:line="336" w:lineRule="auto" w:after="180"/>
-      </w:pPr>
-      <w:r>
-        <w:rPr>
-          <w:b w:val="0"/>
-        </w:rPr>
-        <w:t>Every week adds one inspectable piece. The system must show how it reached a result.</w:t>
+        <w:t>Use after practice. Defend a new activity case independently is the selected independent case.</w:t>
       </w:r>
     </w:p>
     <w:p>
@@ -4438,7 +6050,7 @@
         <w:drawing>
           <wp:inline xmlns:a="http://schemas.openxmlformats.org/drawingml/2006/main" xmlns:pic="http://schemas.openxmlformats.org/drawingml/2006/picture">
             <wp:extent cx="5486400" cy="1901952"/>
-            <wp:docPr id="20" name="Picture 20" descr="Book recommender connection for Capstone Expo"/>
+            <wp:docPr id="27" name="Picture 27" descr="Independent proof graphic for Capstone Expo"/>
             <wp:cNvGraphicFramePr>
               <a:graphicFrameLocks noChangeAspect="1"/>
             </wp:cNvGraphicFramePr>
@@ -4446,11 +6058,11 @@
               <a:graphicData uri="http://schemas.openxmlformats.org/drawingml/2006/picture">
                 <pic:pic>
                   <pic:nvPicPr>
-                    <pic:cNvPr id="0" name="77b6fdde6bfa9beca6fcca9282510273ba03c30dc8e866bf68984a37e5c9452b.png"/>
+                    <pic:cNvPr id="0" name="591da9f26f4c9ac000ad0923bf6d69aa11be8e7cc79ec045e6e266f89669b755.png"/>
                     <pic:cNvPicPr/>
                   </pic:nvPicPr>
                   <pic:blipFill>
-                    <a:blip r:embed="rId27"/>
+                    <a:blip r:embed="rId30"/>
                     <a:stretch>
                       <a:fillRect/>
                     </a:stretch>
@@ -4477,19 +6089,7 @@
         <w:rPr>
           <w:b w:val="0"/>
         </w:rPr>
-        <w:t xml:space="preserve">THIS WEEK’S CHECKPOINT  Final </w:t>
-      </w:r>
-      <w:r>
-        <w:rPr>
-          <w:b/>
-        </w:rPr>
-        <w:t>evidence bundle</w:t>
-      </w:r>
-      <w:r>
-        <w:rPr>
-          <w:b w:val="0"/>
-        </w:rPr>
-        <w:t>: brief, data, scoring logic, tests, improvement record, and product card.</w:t>
+        <w:t>EXPLANATION CHECK  Require a complete schema, filtering/score/tie trace, counts, reversed-order result and evidence limits.</w:t>
       </w:r>
     </w:p>
     <w:p>
@@ -4497,56 +6097,6 @@
         <w:pStyle w:val="Heading3"/>
       </w:pPr>
       <w:r>
-        <w:t>Trace the system</w:t>
-      </w:r>
-    </w:p>
-    <w:p>
-      <w:pPr>
-        <w:spacing w:line="336" w:lineRule="auto" w:after="180"/>
-        <w:shd w:fill="EDF7F3"/>
-      </w:pPr>
-      <w:r>
-        <w:rPr>
-          <w:b w:val="0"/>
-        </w:rPr>
-        <w:t xml:space="preserve">SYSTEM MAP  Reader need → allowed </w:t>
-      </w:r>
-      <w:r>
-        <w:rPr>
-          <w:b/>
-        </w:rPr>
-        <w:t>input</w:t>
-      </w:r>
-      <w:r>
-        <w:rPr>
-          <w:b w:val="0"/>
-        </w:rPr>
-        <w:t xml:space="preserve">s → transparent rule or score → ranked candidates → explanation → test record → </w:t>
-      </w:r>
-      <w:r>
-        <w:rPr>
-          <w:b/>
-        </w:rPr>
-        <w:t>human decision</w:t>
-      </w:r>
-    </w:p>
-    <w:p>
-      <w:pPr>
-        <w:spacing w:line="336" w:lineRule="auto" w:after="180"/>
-        <w:shd w:fill="F5F1FB"/>
-      </w:pPr>
-      <w:r>
-        <w:rPr>
-          <w:b w:val="0"/>
-        </w:rPr>
-        <w:t>What will you add, change, or verify in the project this week?</w:t>
-      </w:r>
-    </w:p>
-    <w:p>
-      <w:pPr>
-        <w:pStyle w:val="Heading3"/>
-      </w:pPr>
-      <w:r>
         <w:t>Write or draw your reasoning and evidence.</w:t>
       </w:r>
     </w:p>
@@ -4577,488 +6127,23 @@
     </w:p>
     <w:p>
       <w:pPr>
-        <w:spacing w:line="336" w:lineRule="auto" w:after="180"/>
-        <w:shd w:fill="F5F1FB"/>
-      </w:pPr>
-      <w:r>
-        <w:rPr>
-          <w:b w:val="0"/>
-        </w:rPr>
-        <w:t xml:space="preserve">What should remain under </w:t>
-      </w:r>
-      <w:r>
-        <w:rPr>
-          <w:b/>
-        </w:rPr>
-        <w:t>human control</w:t>
-      </w:r>
-      <w:r>
-        <w:rPr>
-          <w:b w:val="0"/>
-        </w:rPr>
-        <w:t>?</w:t>
-      </w:r>
-    </w:p>
-    <w:p>
-      <w:pPr>
-        <w:pStyle w:val="Heading3"/>
-      </w:pPr>
-      <w:r>
-        <w:t>Write or draw your reasoning and evidence.</w:t>
-      </w:r>
-    </w:p>
-    <w:p>
-      <w:r>
-        <w:t>________________________________________________________________</w:t>
-      </w:r>
-    </w:p>
-    <w:p>
-      <w:r>
-        <w:t>________________________________________________________________</w:t>
-      </w:r>
-    </w:p>
-    <w:p>
-      <w:r>
-        <w:t>________________________________________________________________</w:t>
-      </w:r>
-    </w:p>
-    <w:p>
-      <w:r>
-        <w:t>________________________________________________________________</w:t>
-      </w:r>
-    </w:p>
-    <w:p>
-      <w:r>
-        <w:t>________________________________________________________________</w:t>
-      </w:r>
-    </w:p>
-    <w:p>
-      <w:pPr>
-        <w:pStyle w:val="Heading3"/>
-      </w:pPr>
-      <w:r>
-        <w:t>Responsible design</w:t>
-      </w:r>
-    </w:p>
-    <w:p>
-      <w:pPr>
-        <w:spacing w:line="336" w:lineRule="auto" w:after="180"/>
-        <w:shd w:fill="FFF5E6"/>
-      </w:pPr>
-      <w:r>
-        <w:rPr>
-          <w:b w:val="0"/>
-        </w:rPr>
-        <w:t>RESPONSIBLE DESIGN  Collect only necessary information. Show uncertainty and limits. Never confuse a ranking with a fact about a person.</w:t>
-      </w:r>
-    </w:p>
-    <w:p>
-      <w:pPr>
-        <w:pStyle w:val="Heading3"/>
-      </w:pPr>
-      <w:r>
-        <w:t>Evidence for your project</w:t>
-      </w:r>
-    </w:p>
-    <w:p>
-      <w:pPr>
-        <w:spacing w:line="336" w:lineRule="auto" w:after="180"/>
-      </w:pPr>
-      <w:r>
-        <w:rPr>
-          <w:b w:val="0"/>
-        </w:rPr>
-        <w:t xml:space="preserve">Present the Transparent Book Recommender’s code, baseline, full-case traces, reserved results and </w:t>
-      </w:r>
-      <w:r>
-        <w:rPr>
-          <w:b/>
-        </w:rPr>
-        <w:t>limitation</w:t>
-      </w:r>
-      <w:r>
-        <w:rPr>
-          <w:b w:val="0"/>
-        </w:rPr>
-        <w:t>s, without claiming fictional results as pupil work.</w:t>
-      </w:r>
-    </w:p>
-    <w:p>
-      <w:pPr>
         <w:pStyle w:val="Heading1"/>
       </w:pPr>
       <w:r>
-        <w:t>12. Show what you know</w:t>
-      </w:r>
-    </w:p>
-    <w:p>
-      <w:r>
-        <w:t>Use a genuinely new case for independent evidence. Previously discussed examples remain practice; use the separately named independent case before feedback.</w:t>
-      </w:r>
-    </w:p>
-    <w:p>
-      <w:pPr>
-        <w:pStyle w:val="Heading3"/>
-      </w:pPr>
-      <w:r>
-        <w:t>Independent evidence</w:t>
-      </w:r>
-    </w:p>
-    <w:p>
-      <w:pPr>
-        <w:spacing w:line="336" w:lineRule="auto" w:after="180"/>
-        <w:shd w:fill="FFF5E6"/>
-      </w:pPr>
-      <w:r>
-        <w:rPr>
-          <w:b w:val="0"/>
-        </w:rPr>
-        <w:t>INDEPENDENT MASTERY PROOF</w:t>
-      </w:r>
-    </w:p>
-    <w:p>
-      <w:pPr>
-        <w:spacing w:line="336" w:lineRule="auto" w:after="180"/>
-      </w:pPr>
-      <w:r>
-        <w:rPr>
-          <w:b w:val="0"/>
-        </w:rPr>
-        <w:t xml:space="preserve">Explain • </w:t>
-      </w:r>
-      <w:r>
-        <w:rPr>
-          <w:b/>
-        </w:rPr>
-        <w:t>Transfer</w:t>
-      </w:r>
-      <w:r>
-        <w:rPr>
-          <w:b w:val="0"/>
-        </w:rPr>
-        <w:t xml:space="preserve"> • Test • Defend</w:t>
-      </w:r>
-    </w:p>
-    <w:p>
-      <w:pPr>
-        <w:spacing w:line="336" w:lineRule="auto" w:after="180"/>
-      </w:pPr>
-      <w:r>
-        <w:rPr>
-          <w:b w:val="0"/>
-        </w:rPr>
-        <w:t>Complete this page without copying the worked example. Your reasoning matters more than decoration.</w:t>
-      </w:r>
-    </w:p>
-    <w:p>
-      <w:r>
-        <w:drawing>
-          <wp:inline xmlns:a="http://schemas.openxmlformats.org/drawingml/2006/main" xmlns:pic="http://schemas.openxmlformats.org/drawingml/2006/picture">
-            <wp:extent cx="5486400" cy="1901952"/>
-            <wp:docPr id="21" name="Picture 21" descr="Independent proof graphic for Capstone Expo"/>
-            <wp:cNvGraphicFramePr>
-              <a:graphicFrameLocks noChangeAspect="1"/>
-            </wp:cNvGraphicFramePr>
-            <a:graphic>
-              <a:graphicData uri="http://schemas.openxmlformats.org/drawingml/2006/picture">
-                <pic:pic>
-                  <pic:nvPicPr>
-                    <pic:cNvPr id="0" name="591da9f26f4c9ac000ad0923bf6d69aa11be8e7cc79ec045e6e266f89669b755.png"/>
-                    <pic:cNvPicPr/>
-                  </pic:nvPicPr>
-                  <pic:blipFill>
-                    <a:blip r:embed="rId28"/>
-                    <a:stretch>
-                      <a:fillRect/>
-                    </a:stretch>
-                  </pic:blipFill>
-                  <pic:spPr>
-                    <a:xfrm>
-                      <a:off x="0" y="0"/>
-                      <a:ext cx="5486400" cy="1901952"/>
-                    </a:xfrm>
-                    <a:prstGeom prst="rect"/>
-                  </pic:spPr>
-                </pic:pic>
-              </a:graphicData>
-            </a:graphic>
-          </wp:inline>
-        </w:drawing>
-      </w:r>
-    </w:p>
-    <w:p>
-      <w:pPr>
-        <w:pStyle w:val="Heading3"/>
-      </w:pPr>
-      <w:r>
-        <w:t>Try a more demanding case</w:t>
-      </w:r>
-    </w:p>
-    <w:p>
-      <w:pPr>
-        <w:spacing w:line="336" w:lineRule="auto" w:after="180"/>
-        <w:shd w:fill="F5F1FB"/>
-      </w:pPr>
-      <w:r>
-        <w:rPr>
-          <w:b w:val="0"/>
-        </w:rPr>
-        <w:t>CHALLENGE  Demo, calculate, critique, and answer an unseen user case.</w:t>
-      </w:r>
-    </w:p>
-    <w:p>
-      <w:pPr>
-        <w:spacing w:line="336" w:lineRule="auto" w:after="180"/>
-        <w:shd w:fill="F4F9FC"/>
-      </w:pPr>
-      <w:r>
-        <w:rPr>
-          <w:b w:val="0"/>
-        </w:rPr>
-        <w:t>1. My fresh example, trace, calculation, or design:</w:t>
-      </w:r>
-    </w:p>
-    <w:p>
-      <w:pPr>
-        <w:pStyle w:val="Heading3"/>
-      </w:pPr>
-      <w:r>
-        <w:t>Write or draw your reasoning and evidence.</w:t>
-      </w:r>
-    </w:p>
-    <w:p>
-      <w:r>
-        <w:t>________________________________________________________________</w:t>
-      </w:r>
-    </w:p>
-    <w:p>
-      <w:r>
-        <w:t>________________________________________________________________</w:t>
-      </w:r>
-    </w:p>
-    <w:p>
-      <w:r>
-        <w:t>________________________________________________________________</w:t>
-      </w:r>
-    </w:p>
-    <w:p>
-      <w:r>
-        <w:t>________________________________________________________________</w:t>
-      </w:r>
-    </w:p>
-    <w:p>
-      <w:r>
-        <w:t>________________________________________________________________</w:t>
-      </w:r>
-    </w:p>
-    <w:p>
-      <w:pPr>
-        <w:spacing w:line="336" w:lineRule="auto" w:after="180"/>
-        <w:shd w:fill="F4F9FC"/>
-      </w:pPr>
-      <w:r>
-        <w:rPr>
-          <w:b w:val="0"/>
-        </w:rPr>
-        <w:t xml:space="preserve">2. My </w:t>
-      </w:r>
-      <w:r>
-        <w:rPr>
-          <w:b/>
-        </w:rPr>
-        <w:t>evidence</w:t>
-      </w:r>
-      <w:r>
-        <w:rPr>
-          <w:b w:val="0"/>
-        </w:rPr>
-        <w:t xml:space="preserve"> that it works (include a boundary or missing-data case):</w:t>
-      </w:r>
-    </w:p>
-    <w:p>
-      <w:pPr>
-        <w:pStyle w:val="Heading3"/>
-      </w:pPr>
-      <w:r>
-        <w:t>Write or draw your reasoning and evidence.</w:t>
-      </w:r>
-    </w:p>
-    <w:p>
-      <w:r>
-        <w:t>________________________________________________________________</w:t>
-      </w:r>
-    </w:p>
-    <w:p>
-      <w:r>
-        <w:t>________________________________________________________________</w:t>
-      </w:r>
-    </w:p>
-    <w:p>
-      <w:r>
-        <w:t>________________________________________________________________</w:t>
-      </w:r>
-    </w:p>
-    <w:p>
-      <w:r>
-        <w:t>________________________________________________________________</w:t>
-      </w:r>
-    </w:p>
-    <w:p>
-      <w:r>
-        <w:t>________________________________________________________________</w:t>
-      </w:r>
-    </w:p>
-    <w:p>
-      <w:pPr>
-        <w:spacing w:line="336" w:lineRule="auto" w:after="180"/>
-        <w:shd w:fill="F4F9FC"/>
-      </w:pPr>
-      <w:r>
-        <w:rPr>
-          <w:b w:val="0"/>
-        </w:rPr>
-        <w:t xml:space="preserve">3. One </w:t>
-      </w:r>
-      <w:r>
-        <w:rPr>
-          <w:b/>
-        </w:rPr>
-        <w:t>limitation</w:t>
-      </w:r>
-      <w:r>
-        <w:rPr>
-          <w:b w:val="0"/>
-        </w:rPr>
-        <w:t>, fairness concern, or situation needing human review:</w:t>
-      </w:r>
-    </w:p>
-    <w:p>
-      <w:pPr>
-        <w:pStyle w:val="Heading3"/>
-      </w:pPr>
-      <w:r>
-        <w:t>Write or draw your reasoning and evidence.</w:t>
-      </w:r>
-    </w:p>
-    <w:p>
-      <w:r>
-        <w:t>________________________________________________________________</w:t>
-      </w:r>
-    </w:p>
-    <w:p>
-      <w:r>
-        <w:t>________________________________________________________________</w:t>
-      </w:r>
-    </w:p>
-    <w:p>
-      <w:r>
-        <w:t>________________________________________________________________</w:t>
-      </w:r>
-    </w:p>
-    <w:p>
-      <w:r>
-        <w:t>________________________________________________________________</w:t>
-      </w:r>
-    </w:p>
-    <w:p>
-      <w:r>
-        <w:t>________________________________________________________________</w:t>
-      </w:r>
-    </w:p>
-    <w:p>
-      <w:pPr>
-        <w:pStyle w:val="Heading3"/>
-      </w:pPr>
-      <w:r>
-        <w:t>Check your explanation</w:t>
-      </w:r>
-    </w:p>
-    <w:p>
-      <w:pPr>
-        <w:spacing w:line="336" w:lineRule="auto" w:after="180"/>
-        <w:shd w:fill="F5F1FB"/>
-      </w:pPr>
-      <w:r>
-        <w:rPr>
-          <w:b w:val="0"/>
-        </w:rPr>
-        <w:t xml:space="preserve">SELF-CHECK  □ I explained the </w:t>
-      </w:r>
-      <w:r>
-        <w:rPr>
-          <w:b/>
-        </w:rPr>
-        <w:t>mechanism</w:t>
-      </w:r>
-      <w:r>
-        <w:rPr>
-          <w:b w:val="0"/>
-        </w:rPr>
-        <w:t xml:space="preserve">  □ I used </w:t>
-      </w:r>
-      <w:r>
-        <w:rPr>
-          <w:b/>
-        </w:rPr>
-        <w:t>evidence</w:t>
-      </w:r>
-      <w:r>
-        <w:rPr>
-          <w:b w:val="0"/>
-        </w:rPr>
-        <w:t xml:space="preserve">  □ I tested a fresh case  □ I named a </w:t>
-      </w:r>
-      <w:r>
-        <w:rPr>
-          <w:b/>
-        </w:rPr>
-        <w:t>limitation</w:t>
-      </w:r>
-      <w:r>
-        <w:rPr>
-          <w:b w:val="0"/>
-        </w:rPr>
-        <w:t xml:space="preserve">  □ I can answer ‘why?’</w:t>
-      </w:r>
-    </w:p>
-    <w:p>
-      <w:pPr>
-        <w:pStyle w:val="Heading1"/>
-      </w:pPr>
-      <w:r>
-        <w:t>13. Study a complete case</w:t>
-      </w:r>
-    </w:p>
-    <w:p>
-      <w:r>
-        <w:t>Revisit the complete Capstone Expo case for supported practice. Repeated examples do not become fresh assessments.</w:t>
-      </w:r>
-    </w:p>
-    <w:p>
-      <w:pPr>
-        <w:pStyle w:val="Heading3"/>
-      </w:pPr>
-      <w:r>
-        <w:t>Week 36 Worked case</w:t>
-      </w:r>
-    </w:p>
-    <w:p>
-      <w:pPr>
-        <w:spacing w:line="336" w:lineRule="auto" w:after="180"/>
-      </w:pPr>
-      <w:r>
-        <w:rPr>
-          <w:b w:val="0"/>
-        </w:rPr>
-        <w:t>Use the supplied details to practise the weekly concept before attempting the independent question. This case extends the illustrated lesson.</w:t>
-      </w:r>
-    </w:p>
-    <w:p>
-      <w:pPr>
-        <w:pStyle w:val="Heading3"/>
-      </w:pPr>
-      <w:r>
-        <w:t>The situation</w:t>
+        <w:t>13. Extra practice: Defend a transparent recommender</w:t>
+      </w:r>
+    </w:p>
+    <w:p>
+      <w:r>
+        <w:t>Try the question before opening its worked explanation.</w:t>
+      </w:r>
+    </w:p>
+    <w:p>
+      <w:pPr>
+        <w:pStyle w:val="Heading2"/>
+      </w:pPr>
+      <w:r>
+        <w:t>Read the supplied case and question</w:t>
       </w:r>
     </w:p>
     <w:p>
@@ -5074,14 +6159,6 @@
     </w:p>
     <w:p>
       <w:pPr>
-        <w:pStyle w:val="Heading3"/>
-      </w:pPr>
-      <w:r>
-        <w:t>The question</w:t>
-      </w:r>
-    </w:p>
-    <w:p>
-      <w:pPr>
         <w:spacing w:line="336" w:lineRule="auto" w:after="180"/>
       </w:pPr>
       <w:r>
@@ -5093,10 +6170,59 @@
     </w:p>
     <w:p>
       <w:pPr>
+        <w:pStyle w:val="Heading2"/>
+      </w:pPr>
+      <w:r>
+        <w:t>Your explanation</w:t>
+      </w:r>
+    </w:p>
+    <w:p>
+      <w:pPr>
+        <w:pStyle w:val="ListBullet"/>
+      </w:pPr>
+      <w:r>
+        <w:t>Which detail supports the answer, and why does it matter?</w:t>
+      </w:r>
+    </w:p>
+    <w:p>
+      <w:pPr>
         <w:pStyle w:val="Heading3"/>
       </w:pPr>
       <w:r>
-        <w:t>Worked explanation</w:t>
+        <w:t>Write or draw your reasoning and evidence.</w:t>
+      </w:r>
+    </w:p>
+    <w:p>
+      <w:r>
+        <w:t>________________________________________________________________</w:t>
+      </w:r>
+    </w:p>
+    <w:p>
+      <w:r>
+        <w:t>________________________________________________________________</w:t>
+      </w:r>
+    </w:p>
+    <w:p>
+      <w:r>
+        <w:t>________________________________________________________________</w:t>
+      </w:r>
+    </w:p>
+    <w:p>
+      <w:r>
+        <w:t>________________________________________________________________</w:t>
+      </w:r>
+    </w:p>
+    <w:p>
+      <w:r>
+        <w:t>________________________________________________________________</w:t>
+      </w:r>
+    </w:p>
+    <w:p>
+      <w:pPr>
+        <w:pStyle w:val="Heading2"/>
+      </w:pPr>
+      <w:r>
+        <w:t>Check after trying · reference / check after trying</w:t>
       </w:r>
     </w:p>
     <w:p>
@@ -5108,75 +6234,6 @@
           <w:b w:val="0"/>
         </w:rPr>
         <w:t>Explain trait-based ranking, report the twelve outcomes and limits, and demonstrate no-match handling. It cannot know unstated preferences.</w:t>
-      </w:r>
-    </w:p>
-    <w:p>
-      <w:pPr>
-        <w:pStyle w:val="Heading3"/>
-      </w:pPr>
-      <w:r>
-        <w:t>Explain it in your own words</w:t>
-      </w:r>
-    </w:p>
-    <w:p>
-      <w:pPr>
-        <w:spacing w:line="336" w:lineRule="auto" w:after="180"/>
-        <w:shd w:fill="F5F1FB"/>
-      </w:pPr>
-      <w:r>
-        <w:rPr>
-          <w:b w:val="0"/>
-        </w:rPr>
-        <w:t>Which detail supports the answer, and why does it matter?</w:t>
-      </w:r>
-    </w:p>
-    <w:p>
-      <w:pPr>
-        <w:pStyle w:val="Heading3"/>
-      </w:pPr>
-      <w:r>
-        <w:t>Write or draw your reasoning and evidence.</w:t>
-      </w:r>
-    </w:p>
-    <w:p>
-      <w:r>
-        <w:t>________________________________________________________________</w:t>
-      </w:r>
-    </w:p>
-    <w:p>
-      <w:r>
-        <w:t>________________________________________________________________</w:t>
-      </w:r>
-    </w:p>
-    <w:p>
-      <w:r>
-        <w:t>________________________________________________________________</w:t>
-      </w:r>
-    </w:p>
-    <w:p>
-      <w:r>
-        <w:t>________________________________________________________________</w:t>
-      </w:r>
-    </w:p>
-    <w:p>
-      <w:r>
-        <w:t>________________________________________________________________</w:t>
-      </w:r>
-    </w:p>
-    <w:p>
-      <w:pPr>
-        <w:pStyle w:val="Heading3"/>
-      </w:pPr>
-      <w:r>
-        <w:t>Trace the supplied case visually</w:t>
-      </w:r>
-    </w:p>
-    <w:p>
-      <w:pPr>
-        <w:pStyle w:val="Heading3"/>
-      </w:pPr>
-      <w:r>
-        <w:t>Defend a transparent recommender</w:t>
       </w:r>
     </w:p>
     <w:tbl>
@@ -5305,6 +6362,81 @@
     </w:tbl>
     <w:p>
       <w:pPr>
+        <w:pStyle w:val="Heading2"/>
+      </w:pPr>
+      <w:r>
+        <w:t>Earlier wording, alternatives and picture transcripts · reference / check after trying</w:t>
+      </w:r>
+    </w:p>
+    <w:p>
+      <w:pPr>
+        <w:pStyle w:val="Heading3"/>
+      </w:pPr>
+      <w:r>
+        <w:t>Week 36 Worked case</w:t>
+      </w:r>
+    </w:p>
+    <w:p>
+      <w:pPr>
+        <w:spacing w:line="336" w:lineRule="auto" w:after="180"/>
+      </w:pPr>
+      <w:r>
+        <w:rPr>
+          <w:b w:val="0"/>
+        </w:rPr>
+        <w:t>Use the supplied details to practise the weekly concept before attempting the independent question. This case extends the illustrated lesson.</w:t>
+      </w:r>
+    </w:p>
+    <w:p>
+      <w:pPr>
+        <w:pStyle w:val="Heading3"/>
+      </w:pPr>
+      <w:r>
+        <w:t>The situation</w:t>
+      </w:r>
+    </w:p>
+    <w:p>
+      <w:pPr>
+        <w:pStyle w:val="Heading3"/>
+      </w:pPr>
+      <w:r>
+        <w:t>The question</w:t>
+      </w:r>
+    </w:p>
+    <w:p>
+      <w:pPr>
+        <w:pStyle w:val="Heading3"/>
+      </w:pPr>
+      <w:r>
+        <w:t>Worked explanation</w:t>
+      </w:r>
+    </w:p>
+    <w:p>
+      <w:pPr>
+        <w:pStyle w:val="Heading3"/>
+      </w:pPr>
+      <w:r>
+        <w:t>Explain it in your own words</w:t>
+      </w:r>
+    </w:p>
+    <w:p>
+      <w:pPr>
+        <w:pStyle w:val="Heading3"/>
+      </w:pPr>
+      <w:r>
+        <w:t>Trace the supplied case visually</w:t>
+      </w:r>
+    </w:p>
+    <w:p>
+      <w:pPr>
+        <w:pStyle w:val="Heading3"/>
+      </w:pPr>
+      <w:r>
+        <w:t>Defend a transparent recommender</w:t>
+      </w:r>
+    </w:p>
+    <w:p>
+      <w:pPr>
         <w:spacing w:line="336" w:lineRule="auto" w:after="180"/>
       </w:pPr>
       <w:r>
@@ -5341,526 +6473,20 @@
         <w:pStyle w:val="Heading1"/>
       </w:pPr>
       <w:r>
-        <w:t>14. Try a new case independently</w:t>
-      </w:r>
-    </w:p>
-    <w:p>
-      <w:r>
-        <w:t>Attempt the reserved new case before feedback. Record support; the earlier examples below remain additional practice.</w:t>
-      </w:r>
-    </w:p>
-    <w:p>
-      <w:pPr>
-        <w:pStyle w:val="Heading3"/>
-      </w:pPr>
-      <w:r>
-        <w:t>Independent case: Defend a new case independently</w:t>
-      </w:r>
-    </w:p>
-    <w:p>
-      <w:pPr>
-        <w:spacing w:line="336" w:lineRule="auto" w:after="180"/>
-      </w:pPr>
-      <w:r>
-        <w:rPr>
-          <w:b w:val="0"/>
-        </w:rPr>
-        <w:t xml:space="preserve">Limit is 10. A has minutes 10, fun 2, learning 4; B has 9,3,2; C has 11,5,5; D has 8,"4",2. Validate, rank, give counts, explain the winner, then reverse the </w:t>
-      </w:r>
-      <w:r>
-        <w:rPr>
-          <w:b/>
-        </w:rPr>
-        <w:t>input</w:t>
-      </w:r>
-      <w:r>
-        <w:rPr>
-          <w:b w:val="0"/>
-        </w:rPr>
-        <w:t xml:space="preserve"> order. Present without hints.</w:t>
-      </w:r>
-    </w:p>
-    <w:p>
-      <w:pPr>
-        <w:pStyle w:val="Heading3"/>
-      </w:pPr>
-      <w:r>
-        <w:t>My independent explanation, trace and limits</w:t>
-      </w:r>
-    </w:p>
-    <w:p>
-      <w:r>
-        <w:t>________________________________________________________________</w:t>
-      </w:r>
-    </w:p>
-    <w:p>
-      <w:r>
-        <w:t>________________________________________________________________</w:t>
-      </w:r>
-    </w:p>
-    <w:p>
-      <w:r>
-        <w:t>________________________________________________________________</w:t>
-      </w:r>
-    </w:p>
-    <w:p>
-      <w:r>
-        <w:t>________________________________________________________________</w:t>
-      </w:r>
-    </w:p>
-    <w:p>
-      <w:r>
-        <w:t>________________________________________________________________</w:t>
-      </w:r>
-    </w:p>
-    <w:p>
-      <w:r>
-        <w:t>________________________________________________________________</w:t>
-      </w:r>
-    </w:p>
-    <w:p>
-      <w:r>
-        <w:t>________________________________________________________________</w:t>
-      </w:r>
-    </w:p>
-    <w:p>
-      <w:pPr>
-        <w:spacing w:line="336" w:lineRule="auto" w:after="180"/>
-      </w:pPr>
-      <w:r>
-        <w:rPr>
-          <w:b w:val="0"/>
-        </w:rPr>
-        <w:t xml:space="preserve">Attempt this case before feedback. Record any help. Earlier examples below are further practice; a case already practised with feedback cannot establish fresh </w:t>
-      </w:r>
-      <w:r>
-        <w:rPr>
-          <w:b/>
-        </w:rPr>
-        <w:t>transfer</w:t>
-      </w:r>
-      <w:r>
-        <w:rPr>
-          <w:b w:val="0"/>
-        </w:rPr>
-        <w:t>.</w:t>
-      </w:r>
-    </w:p>
-    <w:p>
-      <w:pPr>
-        <w:pStyle w:val="Heading3"/>
-      </w:pPr>
-      <w:r>
-        <w:t>Week 36 Independent application</w:t>
-      </w:r>
-    </w:p>
-    <w:p>
-      <w:pPr>
-        <w:spacing w:line="336" w:lineRule="auto" w:after="180"/>
-      </w:pPr>
-      <w:r>
-        <w:rPr>
-          <w:b w:val="0"/>
-        </w:rPr>
-        <w:t>Close the worked explanation. Apply the idea to this different question without copying.</w:t>
-      </w:r>
-    </w:p>
-    <w:p>
-      <w:pPr>
-        <w:spacing w:line="336" w:lineRule="auto" w:after="180"/>
-      </w:pPr>
-      <w:r>
-        <w:rPr>
-          <w:b w:val="0"/>
-        </w:rPr>
-        <w:t xml:space="preserve">Your demo recommends the right book once. An audience member asks why they should trust it. Name </w:t>
-      </w:r>
-      <w:r>
-        <w:rPr>
-          <w:b/>
-        </w:rPr>
-        <w:t>evidence</w:t>
-      </w:r>
-      <w:r>
-        <w:rPr>
-          <w:b w:val="0"/>
-        </w:rPr>
-        <w:t xml:space="preserve"> and one </w:t>
-      </w:r>
-      <w:r>
-        <w:rPr>
-          <w:b/>
-        </w:rPr>
-        <w:t>limitation</w:t>
-      </w:r>
-      <w:r>
-        <w:rPr>
-          <w:b w:val="0"/>
-        </w:rPr>
-        <w:t xml:space="preserve"> you should present.</w:t>
-      </w:r>
-    </w:p>
-    <w:p>
-      <w:pPr>
-        <w:spacing w:line="336" w:lineRule="auto" w:after="180"/>
-      </w:pPr>
-      <w:r>
-        <w:rPr>
-          <w:b w:val="0"/>
-        </w:rPr>
-        <w:t xml:space="preserve">My answer, with a trace, calculation or supporting </w:t>
-      </w:r>
-      <w:r>
-        <w:rPr>
-          <w:b/>
-        </w:rPr>
-        <w:t>evidence</w:t>
-      </w:r>
-    </w:p>
-    <w:p>
-      <w:pPr>
-        <w:pStyle w:val="Heading3"/>
-      </w:pPr>
-      <w:r>
-        <w:t>Write or draw your reasoning and evidence.</w:t>
-      </w:r>
-    </w:p>
-    <w:p>
-      <w:r>
-        <w:t>________________________________________________________________</w:t>
-      </w:r>
-    </w:p>
-    <w:p>
-      <w:r>
-        <w:t>________________________________________________________________</w:t>
-      </w:r>
-    </w:p>
-    <w:p>
-      <w:r>
-        <w:t>________________________________________________________________</w:t>
-      </w:r>
-    </w:p>
-    <w:p>
-      <w:r>
-        <w:t>________________________________________________________________</w:t>
-      </w:r>
-    </w:p>
-    <w:p>
-      <w:r>
-        <w:t>________________________________________________________________</w:t>
-      </w:r>
-    </w:p>
-    <w:p>
-      <w:pPr>
-        <w:pStyle w:val="Heading3"/>
-      </w:pPr>
-      <w:r>
-        <w:t>Create and test</w:t>
-      </w:r>
-    </w:p>
-    <w:p>
-      <w:pPr>
-        <w:spacing w:line="336" w:lineRule="auto" w:after="180"/>
-      </w:pPr>
-      <w:r>
-        <w:rPr>
-          <w:b w:val="0"/>
-        </w:rPr>
-        <w:t>Change one relevant detail. Predict the result before testing. Include a boundary or missing-information case when it helps reveal a limit.</w:t>
-      </w:r>
-    </w:p>
-    <w:p>
-      <w:pPr>
-        <w:spacing w:line="336" w:lineRule="auto" w:after="180"/>
-      </w:pPr>
-      <w:r>
-        <w:rPr>
-          <w:b w:val="0"/>
-        </w:rPr>
-        <w:t xml:space="preserve">My changed </w:t>
-      </w:r>
-      <w:r>
-        <w:rPr>
-          <w:b/>
-        </w:rPr>
-        <w:t>input</w:t>
-      </w:r>
-      <w:r>
-        <w:rPr>
-          <w:b w:val="0"/>
-        </w:rPr>
-        <w:t xml:space="preserve"> and expected result</w:t>
-      </w:r>
-    </w:p>
-    <w:p>
-      <w:pPr>
-        <w:pStyle w:val="Heading3"/>
-      </w:pPr>
-      <w:r>
-        <w:t>Write or draw your reasoning and evidence.</w:t>
-      </w:r>
-    </w:p>
-    <w:p>
-      <w:r>
-        <w:t>________________________________________________________________</w:t>
-      </w:r>
-    </w:p>
-    <w:p>
-      <w:r>
-        <w:t>________________________________________________________________</w:t>
-      </w:r>
-    </w:p>
-    <w:p>
-      <w:r>
-        <w:t>________________________________________________________________</w:t>
-      </w:r>
-    </w:p>
-    <w:p>
-      <w:r>
-        <w:t>________________________________________________________________</w:t>
-      </w:r>
-    </w:p>
-    <w:p>
-      <w:r>
-        <w:t>________________________________________________________________</w:t>
-      </w:r>
-    </w:p>
-    <w:p>
-      <w:pPr>
-        <w:pStyle w:val="Heading3"/>
-      </w:pPr>
-      <w:r>
-        <w:t>Connect to your project</w:t>
-      </w:r>
-    </w:p>
-    <w:p>
-      <w:pPr>
-        <w:spacing w:line="336" w:lineRule="auto" w:after="180"/>
-      </w:pPr>
-      <w:r>
-        <w:rPr>
-          <w:b w:val="0"/>
-        </w:rPr>
-        <w:t xml:space="preserve">Final </w:t>
-      </w:r>
-      <w:r>
-        <w:rPr>
-          <w:b/>
-        </w:rPr>
-        <w:t>evidence bundle</w:t>
-      </w:r>
-      <w:r>
-        <w:rPr>
-          <w:b w:val="0"/>
-        </w:rPr>
-        <w:t>: brief, data, scoring logic, tests, improvement record, and product card.</w:t>
-      </w:r>
-    </w:p>
-    <w:p>
-      <w:pPr>
-        <w:spacing w:line="336" w:lineRule="auto" w:after="180"/>
-      </w:pPr>
-      <w:r>
-        <w:rPr>
-          <w:b w:val="0"/>
-        </w:rPr>
-        <w:t xml:space="preserve">The </w:t>
-      </w:r>
-      <w:r>
-        <w:rPr>
-          <w:b/>
-        </w:rPr>
-        <w:t>evidence</w:t>
-      </w:r>
-      <w:r>
-        <w:rPr>
-          <w:b w:val="0"/>
-        </w:rPr>
-        <w:t xml:space="preserve"> I will keep</w:t>
-      </w:r>
-    </w:p>
-    <w:p>
-      <w:pPr>
-        <w:pStyle w:val="Heading3"/>
-      </w:pPr>
-      <w:r>
-        <w:t>Write or draw your reasoning and evidence.</w:t>
-      </w:r>
-    </w:p>
-    <w:p>
-      <w:r>
-        <w:t>________________________________________________________________</w:t>
-      </w:r>
-    </w:p>
-    <w:p>
-      <w:r>
-        <w:t>________________________________________________________________</w:t>
-      </w:r>
-    </w:p>
-    <w:p>
-      <w:r>
-        <w:t>________________________________________________________________</w:t>
-      </w:r>
-    </w:p>
-    <w:p>
-      <w:r>
-        <w:t>________________________________________________________________</w:t>
-      </w:r>
-    </w:p>
-    <w:p>
-      <w:r>
-        <w:t>________________________________________________________________</w:t>
-      </w:r>
-    </w:p>
-    <w:p>
-      <w:pPr>
-        <w:spacing w:line="336" w:lineRule="auto" w:after="180"/>
-      </w:pPr>
-      <w:r>
-        <w:rPr>
-          <w:b w:val="0"/>
-        </w:rPr>
-        <w:t xml:space="preserve">Your teacher has the independent answer and scoring criteria. Complete the matching workbook week to keep your practice </w:t>
-      </w:r>
-      <w:r>
-        <w:rPr>
-          <w:b/>
-        </w:rPr>
-        <w:t>evidence</w:t>
-      </w:r>
-      <w:r>
-        <w:rPr>
-          <w:b w:val="0"/>
-        </w:rPr>
-        <w:t xml:space="preserve"> together.</w:t>
-      </w:r>
-    </w:p>
-    <w:p>
-      <w:pPr>
-        <w:pStyle w:val="Heading3"/>
-      </w:pPr>
-      <w:r>
-        <w:t>Transfer practice from the original programme</w:t>
-      </w:r>
-    </w:p>
-    <w:p>
-      <w:pPr>
-        <w:spacing w:line="336" w:lineRule="auto" w:after="180"/>
-      </w:pPr>
-      <w:r>
-        <w:rPr>
-          <w:b w:val="0"/>
-        </w:rPr>
-        <w:t>Present a recommender that gets 8/10 final requests right. One failure invents a title; another violates a hard page limit. Is '</w:t>
-      </w:r>
-      <w:r>
-        <w:rPr>
-          <w:b/>
-        </w:rPr>
-        <w:t>80%</w:t>
-      </w:r>
-      <w:r>
-        <w:rPr>
-          <w:b w:val="0"/>
-        </w:rPr>
-        <w:t>, ready for everyone' justified? Propose release criteria.</w:t>
-      </w:r>
-    </w:p>
-    <w:p>
-      <w:pPr>
-        <w:pStyle w:val="Heading3"/>
-      </w:pPr>
-      <w:r>
-        <w:t>Explain the mechanism, evidence and one limit.</w:t>
-      </w:r>
-    </w:p>
-    <w:p>
-      <w:r>
-        <w:t>________________________________________________________________</w:t>
-      </w:r>
-    </w:p>
-    <w:p>
-      <w:r>
-        <w:t>________________________________________________________________</w:t>
-      </w:r>
-    </w:p>
-    <w:p>
-      <w:r>
-        <w:t>________________________________________________________________</w:t>
-      </w:r>
-    </w:p>
-    <w:p>
-      <w:r>
-        <w:t>________________________________________________________________</w:t>
-      </w:r>
-    </w:p>
-    <w:p>
-      <w:r>
-        <w:t>________________________________________________________________</w:t>
-      </w:r>
-    </w:p>
-    <w:p>
-      <w:r>
-        <w:t>________________________________________________________________</w:t>
-      </w:r>
-    </w:p>
-    <w:p>
-      <w:r>
-        <w:t>________________________________________________________________</w:t>
-      </w:r>
-    </w:p>
-    <w:p>
-      <w:pPr>
-        <w:pStyle w:val="Heading3"/>
-      </w:pPr>
-      <w:r>
-        <w:t>Use feedback to improve</w:t>
-      </w:r>
-    </w:p>
-    <w:p>
-      <w:pPr>
-        <w:spacing w:line="336" w:lineRule="auto" w:after="180"/>
-      </w:pPr>
-      <w:r>
-        <w:rPr>
-          <w:b w:val="0"/>
-        </w:rPr>
-        <w:t>Attempt the independent case before hints. Record whether you worked alone, used a hint or followed a model. After feedback, fix the first unsupported step and explain why it changed.</w:t>
-      </w:r>
-    </w:p>
-    <w:p>
-      <w:pPr>
-        <w:spacing w:line="336" w:lineRule="auto" w:after="180"/>
-      </w:pPr>
-      <w:r>
-        <w:rPr>
-          <w:b w:val="0"/>
-        </w:rPr>
-        <w:t>A later check uses a changed case, not a copied answer.</w:t>
-      </w:r>
-    </w:p>
-    <w:p>
-      <w:pPr>
-        <w:pStyle w:val="Heading1"/>
-      </w:pPr>
-      <w:r>
-        <w:t>15. Your lesson route</w:t>
-      </w:r>
-    </w:p>
-    <w:p>
-      <w:r>
-        <w:t>Use this map to navigate Capstone Expo, connect the goals to tasks and keep one evidence record for each attempt.</w:t>
-      </w:r>
-    </w:p>
-    <w:p>
-      <w:pPr>
-        <w:spacing w:line="336" w:lineRule="auto" w:after="180"/>
-      </w:pPr>
-      <w:r>
-        <w:rPr>
-          <w:b w:val="0"/>
-        </w:rPr>
-        <w:t>Start with this question: A fictional team presents its transparent book recommender on a reserved catalogue.</w:t>
+        <w:t>15. Reference: original lesson checklist</w:t>
+      </w:r>
+    </w:p>
+    <w:p>
+      <w:r>
+        <w:t>Use an additional checklist when it helps inspect your explanation.</w:t>
+      </w:r>
+    </w:p>
+    <w:p>
+      <w:pPr>
+        <w:pStyle w:val="Heading2"/>
+      </w:pPr>
+      <w:r>
+        <w:t>Targets and evidence</w:t>
       </w:r>
     </w:p>
     <w:tbl>
@@ -5967,6 +6593,14 @@
     </w:tbl>
     <w:p>
       <w:pPr>
+        <w:pStyle w:val="Heading2"/>
+      </w:pPr>
+      <w:r>
+        <w:t>Keep your route and first prediction</w:t>
+      </w:r>
+    </w:p>
+    <w:p>
+      <w:pPr>
         <w:spacing w:line="336" w:lineRule="auto" w:after="180"/>
       </w:pPr>
       <w:r>
@@ -6025,15 +6659,10 @@
     </w:p>
     <w:p>
       <w:pPr>
-        <w:pStyle w:val="Heading1"/>
-      </w:pPr>
-      <w:r>
-        <w:t>16. Finish and return</w:t>
-      </w:r>
-    </w:p>
-    <w:p>
-      <w:r>
-        <w:t>Explain Capstone Expo without notes, identify a remaining question and plan a later check with a changed case.</w:t>
+        <w:pStyle w:val="Heading2"/>
+      </w:pPr>
+      <w:r>
+        <w:t>Earlier wording, alternatives and picture transcripts · reference / check after trying</w:t>
       </w:r>
     </w:p>
     <w:p>
@@ -6044,7 +6673,144 @@
         <w:rPr>
           <w:b w:val="0"/>
         </w:rPr>
-        <w:t xml:space="preserve">Close your notes. Explain this goal in your own words: Defend an application using reproducible </w:t>
+        <w:t>Start with this question: A fictional team presents its transparent book recommender on a supplied practice catalogue.</w:t>
+      </w:r>
+    </w:p>
+    <w:p>
+      <w:pPr>
+        <w:pStyle w:val="Heading1"/>
+      </w:pPr>
+      <w:r>
+        <w:t>17. Extra practice: pictures, repair and feedback</w:t>
+      </w:r>
+    </w:p>
+    <w:p>
+      <w:r>
+        <w:t>Attempt each question before opening its explanation. Use one browser or paper copy.</w:t>
+      </w:r>
+    </w:p>
+    <w:p>
+      <w:pPr>
+        <w:pStyle w:val="Heading2"/>
+      </w:pPr>
+      <w:r>
+        <w:t>First supported question</w:t>
+      </w:r>
+    </w:p>
+    <w:p>
+      <w:pPr>
+        <w:pStyle w:val="ListBullet"/>
+      </w:pPr>
+      <w:r>
+        <w:t>A fictional team presents its transparent book recommender on a supplied practice catalogue.</w:t>
+      </w:r>
+    </w:p>
+    <w:p>
+      <w:pPr>
+        <w:pStyle w:val="Heading3"/>
+      </w:pPr>
+      <w:r>
+        <w:t>Practice 1: explain the deciding evidence</w:t>
+      </w:r>
+    </w:p>
+    <w:p>
+      <w:pPr>
+        <w:pStyle w:val="ListBullet"/>
+      </w:pPr>
+      <w:r>
+        <w:t>Which labelled step matches this detail? Explain two eligible items, one page-limit exclusion and one type rejection.</w:t>
+      </w:r>
+    </w:p>
+    <w:p>
+      <w:pPr>
+        <w:pStyle w:val="ListBullet"/>
+      </w:pPr>
+      <w:r>
+        <w:t>1. Defend evidence</w:t>
+      </w:r>
+    </w:p>
+    <w:p>
+      <w:pPr>
+        <w:pStyle w:val="ListBullet"/>
+      </w:pPr>
+      <w:r>
+        <w:t>2. Validate</w:t>
+      </w:r>
+    </w:p>
+    <w:p>
+      <w:pPr>
+        <w:pStyle w:val="ListBullet"/>
+      </w:pPr>
+      <w:r>
+        <w:t>3. Filter</w:t>
+      </w:r>
+    </w:p>
+    <w:p>
+      <w:pPr>
+        <w:pStyle w:val="ListBullet"/>
+      </w:pPr>
+      <w:r>
+        <w:t>4. Rank</w:t>
+      </w:r>
+    </w:p>
+    <w:p>
+      <w:pPr>
+        <w:pStyle w:val="Heading3"/>
+      </w:pPr>
+      <w:r>
+        <w:t>My selected conclusion, deciding fact and explanation</w:t>
+      </w:r>
+    </w:p>
+    <w:p>
+      <w:r>
+        <w:t>________________________________________________________________</w:t>
+      </w:r>
+    </w:p>
+    <w:p>
+      <w:r>
+        <w:t>________________________________________________________________</w:t>
+      </w:r>
+    </w:p>
+    <w:p>
+      <w:r>
+        <w:t>________________________________________________________________</w:t>
+      </w:r>
+    </w:p>
+    <w:p>
+      <w:r>
+        <w:t>________________________________________________________________</w:t>
+      </w:r>
+    </w:p>
+    <w:p>
+      <w:r>
+        <w:t>________________________________________________________________</w:t>
+      </w:r>
+    </w:p>
+    <w:p>
+      <w:pPr>
+        <w:pStyle w:val="ListBullet"/>
+      </w:pPr>
+      <w:r>
+        <w:t>Hint if needed: Read the steps in the pictorial case. Match the supplied detail to the stage that performs or records it.</w:t>
+      </w:r>
+    </w:p>
+    <w:p>
+      <w:pPr>
+        <w:pStyle w:val="Heading2"/>
+      </w:pPr>
+      <w:r>
+        <w:t>Check the first explanation · reference / check after trying</w:t>
+      </w:r>
+    </w:p>
+    <w:p>
+      <w:pPr>
+        <w:spacing w:line="336" w:lineRule="auto" w:after="180"/>
+      </w:pPr>
+      <w:r>
+        <w:rPr>
+          <w:b w:val="0"/>
+        </w:rPr>
+        <w:t xml:space="preserve">After your attempt, compare with the supported explanation: Defend </w:t>
       </w:r>
       <w:r>
         <w:rPr>
@@ -6052,49 +6818,131 @@
         </w:rPr>
         <w:t>evidence</w:t>
       </w:r>
-    </w:p>
-    <w:p>
-      <w:pPr>
-        <w:pStyle w:val="Heading3"/>
-      </w:pPr>
-      <w:r>
-        <w:t>My deciding step, evidence and one remaining question</w:t>
-      </w:r>
-    </w:p>
-    <w:p>
-      <w:r>
-        <w:t>________________________________________________________________</w:t>
-      </w:r>
-    </w:p>
-    <w:p>
-      <w:r>
-        <w:t>________________________________________________________________</w:t>
-      </w:r>
-    </w:p>
-    <w:p>
-      <w:r>
-        <w:t>________________________________________________________________</w:t>
-      </w:r>
-    </w:p>
-    <w:p>
-      <w:r>
-        <w:t>________________________________________________________________</w:t>
-      </w:r>
-    </w:p>
-    <w:p>
-      <w:r>
-        <w:t>________________________________________________________________</w:t>
-      </w:r>
-    </w:p>
-    <w:p>
-      <w:pPr>
-        <w:spacing w:line="336" w:lineRule="auto" w:after="180"/>
-      </w:pPr>
       <w:r>
         <w:rPr>
           <w:b w:val="0"/>
         </w:rPr>
-        <w:t xml:space="preserve">If you are unsure, return to the worked picture and explain one arrow. If you are ready, change an </w:t>
+        <w:t xml:space="preserve"> Explain two eligible items, one page-limit exclusion and one type rejection. A presentation should let someone rebuild the result from the stated contract. A’s equality is accepted; D is not silently converted; C’s high preference score cannot override the page requirement. Reversing rows must preserve B because it has the unique highest eligible score. This pictured case is supported practice; keep the separately named independent activity task for a first attempt before feedback.</w:t>
+      </w:r>
+    </w:p>
+    <w:p>
+      <w:pPr>
+        <w:pStyle w:val="Heading2"/>
+      </w:pPr>
+      <w:r>
+        <w:t>Changed-case question</w:t>
+      </w:r>
+    </w:p>
+    <w:p>
+      <w:pPr>
+        <w:pStyle w:val="Heading3"/>
+      </w:pPr>
+      <w:r>
+        <w:t>Practice 2: explain the deciding evidence</w:t>
+      </w:r>
+    </w:p>
+    <w:p>
+      <w:pPr>
+        <w:pStyle w:val="ListBullet"/>
+      </w:pPr>
+      <w:r>
+        <w:t>Changed-case practice: An authorised repair converts D’s interest to integer 4. Which conclusion is supported by the supplied facts?</w:t>
+      </w:r>
+    </w:p>
+    <w:p>
+      <w:pPr>
+        <w:pStyle w:val="ListBullet"/>
+      </w:pPr>
+      <w:r>
+        <w:t>1. We can decide the result without examining the changed input or the procedure.</w:t>
+      </w:r>
+    </w:p>
+    <w:p>
+      <w:pPr>
+        <w:pStyle w:val="ListBullet"/>
+      </w:pPr>
+      <w:r>
+        <w:t>2. This one example guarantees correct results for every future input.</w:t>
+      </w:r>
+    </w:p>
+    <w:p>
+      <w:pPr>
+        <w:pStyle w:val="ListBullet"/>
+      </w:pPr>
+      <w:r>
+        <w:t>3. D becomes eligible and scores 9, so it wins.</w:t>
+      </w:r>
+    </w:p>
+    <w:p>
+      <w:pPr>
+        <w:pStyle w:val="Heading3"/>
+      </w:pPr>
+      <w:r>
+        <w:t>My selected conclusion, deciding fact and explanation</w:t>
+      </w:r>
+    </w:p>
+    <w:p>
+      <w:r>
+        <w:t>________________________________________________________________</w:t>
+      </w:r>
+    </w:p>
+    <w:p>
+      <w:r>
+        <w:t>________________________________________________________________</w:t>
+      </w:r>
+    </w:p>
+    <w:p>
+      <w:r>
+        <w:t>________________________________________________________________</w:t>
+      </w:r>
+    </w:p>
+    <w:p>
+      <w:r>
+        <w:t>________________________________________________________________</w:t>
+      </w:r>
+    </w:p>
+    <w:p>
+      <w:r>
+        <w:t>________________________________________________________________</w:t>
+      </w:r>
+    </w:p>
+    <w:p>
+      <w:pPr>
+        <w:pStyle w:val="ListBullet"/>
+      </w:pPr>
+      <w:r>
+        <w:t>Hint if needed: Use the changed condition and the deciding step in the pictorial trace. The answer must say what follows from those facts.</w:t>
+      </w:r>
+    </w:p>
+    <w:p>
+      <w:pPr>
+        <w:pStyle w:val="Heading2"/>
+      </w:pPr>
+      <w:r>
+        <w:t>Check the changed case · reference / check after trying</w:t>
+      </w:r>
+    </w:p>
+    <w:p>
+      <w:pPr>
+        <w:spacing w:line="336" w:lineRule="auto" w:after="180"/>
+      </w:pPr>
+      <w:r>
+        <w:rPr>
+          <w:b w:val="0"/>
+        </w:rPr>
+        <w:t xml:space="preserve">After your attempt, compare with the supported explanation: D becomes eligible and scores 9, so it wins. The </w:t>
+      </w:r>
+      <w:r>
+        <w:rPr>
+          <w:b/>
+        </w:rPr>
+        <w:t>evidence</w:t>
+      </w:r>
+      <w:r>
+        <w:rPr>
+          <w:b w:val="0"/>
+        </w:rPr>
+        <w:t xml:space="preserve">-backed </w:t>
       </w:r>
       <w:r>
         <w:rPr>
@@ -6106,7 +6954,128 @@
         <w:rPr>
           <w:b w:val="0"/>
         </w:rPr>
-        <w:t xml:space="preserve"> or assumption and justify your </w:t>
+        <w:t xml:space="preserve"> repair changes validation and then ranking; record this as a new case/version.</w:t>
+      </w:r>
+    </w:p>
+    <w:p>
+      <w:pPr>
+        <w:pStyle w:val="Heading2"/>
+      </w:pPr>
+      <w:r>
+        <w:t>Repair and save your work</w:t>
+      </w:r>
+    </w:p>
+    <w:p>
+      <w:pPr>
+        <w:spacing w:line="336" w:lineRule="auto" w:after="180"/>
+      </w:pPr>
+      <w:r>
+        <w:rPr>
+          <w:b w:val="0"/>
+        </w:rPr>
+        <w:t>Review Improve and Challenge (ai-2/35). Goal: Repair a specific observed failure. Short practice: Why are tests at both 100 and 101 needed?. Return to this week and explain what you changed.</w:t>
+      </w:r>
+    </w:p>
+    <w:p>
+      <w:pPr>
+        <w:spacing w:line="336" w:lineRule="auto" w:after="180"/>
+      </w:pPr>
+      <w:r>
+        <w:rPr>
+          <w:b w:val="0"/>
+        </w:rPr>
+        <w:t>Review Build the Recommender (ai-2/33). Goal: Implement a deterministic recommender. Short practice: Explain why B does not win after D is excluded even though it has fewer pages..</w:t>
+      </w:r>
+    </w:p>
+    <w:p>
+      <w:pPr>
+        <w:spacing w:line="336" w:lineRule="auto" w:after="180"/>
+      </w:pPr>
+      <w:r>
+        <w:rPr>
+          <w:b w:val="0"/>
+        </w:rPr>
+        <w:t>Return to this week and explain what you changed.</w:t>
+      </w:r>
+    </w:p>
+    <w:p>
+      <w:pPr>
+        <w:spacing w:line="336" w:lineRule="auto" w:after="180"/>
+      </w:pPr>
+      <w:r>
+        <w:rPr>
+          <w:b w:val="0"/>
+        </w:rPr>
+        <w:t xml:space="preserve">Review Agents and Tools (ai-2/30). Goal: Explain the </w:t>
+      </w:r>
+      <w:r>
+        <w:rPr>
+          <w:b/>
+        </w:rPr>
+        <w:t>mechanism</w:t>
+      </w:r>
+      <w:r>
+        <w:rPr>
+          <w:b w:val="0"/>
+        </w:rPr>
+        <w:t xml:space="preserve"> and terminology of state machines for bounded agents. Short practice: Can the assistant accept Trace B because its final state is done?.</w:t>
+      </w:r>
+    </w:p>
+    <w:p>
+      <w:pPr>
+        <w:spacing w:line="336" w:lineRule="auto" w:after="180"/>
+      </w:pPr>
+      <w:r>
+        <w:rPr>
+          <w:b w:val="0"/>
+        </w:rPr>
+        <w:t>Return to this week and explain what you changed.</w:t>
+      </w:r>
+    </w:p>
+    <w:p>
+      <w:pPr>
+        <w:spacing w:line="336" w:lineRule="auto" w:after="180"/>
+      </w:pPr>
+      <w:r>
+        <w:rPr>
+          <w:b w:val="0"/>
+        </w:rPr>
+        <w:t xml:space="preserve">The browser lab lets you edit the supported Python examples already included in this lesson. Predict first, run, inspect the actual </w:t>
+      </w:r>
+      <w:r>
+        <w:rPr>
+          <w:b/>
+        </w:rPr>
+        <w:t>output</w:t>
+      </w:r>
+      <w:r>
+        <w:rPr>
+          <w:b w:val="0"/>
+        </w:rPr>
+        <w:t xml:space="preserve"> or error, change one </w:t>
+      </w:r>
+      <w:r>
+        <w:rPr>
+          <w:b/>
+        </w:rPr>
+        <w:t>input</w:t>
+      </w:r>
+      <w:r>
+        <w:rPr>
+          <w:b w:val="0"/>
+        </w:rPr>
+        <w:t>, then run again.</w:t>
+      </w:r>
+    </w:p>
+    <w:p>
+      <w:pPr>
+        <w:spacing w:line="336" w:lineRule="auto" w:after="180"/>
+      </w:pPr>
+      <w:r>
+        <w:rPr>
+          <w:b w:val="0"/>
+        </w:rPr>
+        <w:t xml:space="preserve">Keep code, </w:t>
       </w:r>
       <w:r>
         <w:rPr>
@@ -6118,7 +7087,7 @@
         <w:rPr>
           <w:b w:val="0"/>
         </w:rPr>
-        <w:t>.</w:t>
+        <w:t>s, actual results and a reasoned revision together. On paper, label your result as a trace rather than an execution.</w:t>
       </w:r>
     </w:p>
     <w:p>
@@ -6129,7 +7098,7 @@
         <w:rPr>
           <w:b w:val="0"/>
         </w:rPr>
-        <w:t xml:space="preserve">Save your workbook </w:t>
+        <w:t xml:space="preserve">Use Download completed work in the hosted lesson to export your answers, reflections, practice feedback and code-run </w:t>
       </w:r>
       <w:r>
         <w:rPr>
@@ -6141,20 +7110,26 @@
         <w:rPr>
           <w:b w:val="0"/>
         </w:rPr>
-        <w:t>. At the next review, try a different case before opening your old answer.</w:t>
-      </w:r>
-    </w:p>
-    <w:p>
-      <w:pPr>
-        <w:pStyle w:val="Heading1"/>
-      </w:pPr>
-      <w:r>
-        <w:t>17. Supported practice, repair and portfolio</w:t>
-      </w:r>
-    </w:p>
-    <w:p>
-      <w:r>
-        <w:t>Attempt supported questions before using hints or feedback. Review a missing building block, then keep the completed work.</w:t>
+        <w:t>. Open the HTML copy to read or print it.</w:t>
+      </w:r>
+    </w:p>
+    <w:p>
+      <w:pPr>
+        <w:spacing w:line="336" w:lineRule="auto" w:after="180"/>
+      </w:pPr>
+      <w:r>
+        <w:rPr>
+          <w:b w:val="0"/>
+        </w:rPr>
+        <w:t>Drafts stay in this browser when storage is available; clear drafts on a shared device.</w:t>
+      </w:r>
+    </w:p>
+    <w:p>
+      <w:pPr>
+        <w:pStyle w:val="Heading2"/>
+      </w:pPr>
+      <w:r>
+        <w:t>Earlier wording, alternatives and picture transcripts · reference / check after trying</w:t>
       </w:r>
     </w:p>
     <w:p>
@@ -6170,86 +7145,10 @@
     </w:p>
     <w:p>
       <w:pPr>
-        <w:spacing w:line="336" w:lineRule="auto" w:after="180"/>
-      </w:pPr>
-      <w:r>
-        <w:rPr>
-          <w:b w:val="0"/>
-        </w:rPr>
-        <w:t>A fictional team presents its transparent book recommender on a reserved catalogue.</w:t>
-      </w:r>
-    </w:p>
-    <w:p>
-      <w:pPr>
         <w:pStyle w:val="Heading3"/>
       </w:pPr>
       <w:r>
-        <w:t>Practice 1: explain the deciding evidence</w:t>
-      </w:r>
-    </w:p>
-    <w:p>
-      <w:pPr>
-        <w:spacing w:line="336" w:lineRule="auto" w:after="180"/>
-      </w:pPr>
-      <w:r>
-        <w:rPr>
-          <w:b w:val="0"/>
-        </w:rPr>
-        <w:t>Which labelled step matches this detail? Explain two eligible items, one page-limit exclusion and one type rejection.</w:t>
-      </w:r>
-    </w:p>
-    <w:p>
-      <w:pPr>
-        <w:spacing w:line="336" w:lineRule="auto" w:after="180"/>
-        <w:shd w:fill="F4F9FC"/>
-      </w:pPr>
-      <w:r>
-        <w:rPr>
-          <w:b w:val="0"/>
-        </w:rPr>
-        <w:t xml:space="preserve">1. Defend </w:t>
-      </w:r>
-      <w:r>
-        <w:rPr>
-          <w:b/>
-        </w:rPr>
-        <w:t>evidence</w:t>
-      </w:r>
-    </w:p>
-    <w:p>
-      <w:pPr>
-        <w:spacing w:line="336" w:lineRule="auto" w:after="180"/>
-        <w:shd w:fill="F4F9FC"/>
-      </w:pPr>
-      <w:r>
-        <w:rPr>
-          <w:b w:val="0"/>
-        </w:rPr>
-        <w:t>2. Validate</w:t>
-      </w:r>
-    </w:p>
-    <w:p>
-      <w:pPr>
-        <w:spacing w:line="336" w:lineRule="auto" w:after="180"/>
-        <w:shd w:fill="F4F9FC"/>
-      </w:pPr>
-      <w:r>
-        <w:rPr>
-          <w:b w:val="0"/>
-        </w:rPr>
-        <w:t>3. Filter</w:t>
-      </w:r>
-    </w:p>
-    <w:p>
-      <w:pPr>
-        <w:spacing w:line="336" w:lineRule="auto" w:after="180"/>
-        <w:shd w:fill="F4F9FC"/>
-      </w:pPr>
-      <w:r>
-        <w:rPr>
-          <w:b w:val="0"/>
-        </w:rPr>
-        <w:t>4. Rank</w:t>
+        <w:t>Repair a missing building block</w:t>
       </w:r>
     </w:p>
     <w:p>
@@ -6257,32 +7156,7 @@
         <w:pStyle w:val="Heading3"/>
       </w:pPr>
       <w:r>
-        <w:t>My selected conclusion, deciding fact and explanation</w:t>
-      </w:r>
-    </w:p>
-    <w:p>
-      <w:r>
-        <w:t>________________________________________________________________</w:t>
-      </w:r>
-    </w:p>
-    <w:p>
-      <w:r>
-        <w:t>________________________________________________________________</w:t>
-      </w:r>
-    </w:p>
-    <w:p>
-      <w:r>
-        <w:t>________________________________________________________________</w:t>
-      </w:r>
-    </w:p>
-    <w:p>
-      <w:r>
-        <w:t>________________________________________________________________</w:t>
-      </w:r>
-    </w:p>
-    <w:p>
-      <w:r>
-        <w:t>________________________________________________________________</w:t>
+        <w:t>Predict, run and debug</w:t>
       </w:r>
     </w:p>
     <w:p>
@@ -6290,473 +7164,25 @@
         <w:pStyle w:val="Heading3"/>
       </w:pPr>
       <w:r>
-        <w:t>Hint · try first</w:t>
-      </w:r>
-    </w:p>
-    <w:p>
-      <w:pPr>
-        <w:spacing w:line="336" w:lineRule="auto" w:after="180"/>
-        <w:shd w:fill="F1F6F8"/>
-      </w:pPr>
-      <w:r>
-        <w:rPr>
-          <w:b w:val="0"/>
-        </w:rPr>
-        <w:t>Hint if needed: Read the steps in the pictorial case. Match the supplied detail to the stage that performs or records it.</w:t>
-      </w:r>
-    </w:p>
-    <w:p>
-      <w:pPr>
-        <w:pStyle w:val="Heading3"/>
-      </w:pPr>
-      <w:r>
-        <w:t>Feedback · compare after trying</w:t>
-      </w:r>
-    </w:p>
-    <w:p>
-      <w:pPr>
-        <w:spacing w:line="336" w:lineRule="auto" w:after="180"/>
-        <w:shd w:fill="F1F6FC"/>
-      </w:pPr>
-      <w:r>
-        <w:rPr>
-          <w:b w:val="0"/>
-        </w:rPr>
-        <w:t xml:space="preserve">After your attempt, compare with the supported explanation: Defend </w:t>
-      </w:r>
-      <w:r>
-        <w:rPr>
-          <w:b/>
-        </w:rPr>
-        <w:t>evidence</w:t>
-      </w:r>
-      <w:r>
-        <w:rPr>
-          <w:b w:val="0"/>
-        </w:rPr>
-        <w:t xml:space="preserve"> Explain two eligible items, one page-limit exclusion and one type rejection.</w:t>
-      </w:r>
-    </w:p>
-    <w:p>
-      <w:pPr>
-        <w:spacing w:line="336" w:lineRule="auto" w:after="180"/>
-        <w:shd w:fill="F1F6FC"/>
-      </w:pPr>
-      <w:r>
-        <w:rPr>
-          <w:b w:val="0"/>
-        </w:rPr>
-        <w:t>A presentation should let someone rebuild the result from the stated contract. A’s equality is accepted; D is not silently converted; C’s high preference score cannot override the page requirement.</w:t>
-      </w:r>
-    </w:p>
-    <w:p>
-      <w:pPr>
-        <w:spacing w:line="336" w:lineRule="auto" w:after="180"/>
-        <w:shd w:fill="F1F6FC"/>
-      </w:pPr>
-      <w:r>
-        <w:rPr>
-          <w:b w:val="0"/>
-        </w:rPr>
-        <w:t xml:space="preserve">Reversing rows must preserve B because it has the unique highest eligible score. Keep the reserved case distinct from practice </w:t>
-      </w:r>
-      <w:r>
-        <w:rPr>
-          <w:b/>
-        </w:rPr>
-        <w:t>demonstration</w:t>
-      </w:r>
-      <w:r>
-        <w:rPr>
-          <w:b w:val="0"/>
-        </w:rPr>
-        <w:t>s.</w:t>
-      </w:r>
-    </w:p>
-    <w:p>
-      <w:pPr>
-        <w:pStyle w:val="Heading3"/>
-      </w:pPr>
-      <w:r>
-        <w:t>Practice 2: explain the deciding evidence</w:t>
-      </w:r>
-    </w:p>
-    <w:p>
-      <w:pPr>
-        <w:pStyle w:val="Heading3"/>
-      </w:pPr>
-      <w:r>
-        <w:t>Changed case · predict first</w:t>
-      </w:r>
-    </w:p>
-    <w:p>
-      <w:pPr>
-        <w:spacing w:line="336" w:lineRule="auto" w:after="180"/>
-        <w:shd w:fill="F5F1FB"/>
-      </w:pPr>
-      <w:r>
-        <w:rPr>
-          <w:b w:val="0"/>
-        </w:rPr>
-        <w:t>Changed-case practice: An authorised repair converts D’s interest to integer 4. Which conclusion is supported by the supplied facts?</w:t>
-      </w:r>
-    </w:p>
-    <w:p>
-      <w:pPr>
-        <w:spacing w:line="336" w:lineRule="auto" w:after="180"/>
-        <w:shd w:fill="F4F9FC"/>
-      </w:pPr>
-      <w:r>
-        <w:rPr>
-          <w:b w:val="0"/>
-        </w:rPr>
-        <w:t xml:space="preserve">1. We can decide the result without examining the changed </w:t>
-      </w:r>
-      <w:r>
-        <w:rPr>
-          <w:b/>
-        </w:rPr>
-        <w:t>input</w:t>
-      </w:r>
-      <w:r>
-        <w:rPr>
-          <w:b w:val="0"/>
-        </w:rPr>
-        <w:t xml:space="preserve"> or the procedure.</w:t>
-      </w:r>
-    </w:p>
-    <w:p>
-      <w:pPr>
-        <w:spacing w:line="336" w:lineRule="auto" w:after="180"/>
-        <w:shd w:fill="F4F9FC"/>
-      </w:pPr>
-      <w:r>
-        <w:rPr>
-          <w:b w:val="0"/>
-        </w:rPr>
-        <w:t xml:space="preserve">2. This one example guarantees correct results for every future </w:t>
-      </w:r>
-      <w:r>
-        <w:rPr>
-          <w:b/>
-        </w:rPr>
-        <w:t>input</w:t>
-      </w:r>
-      <w:r>
-        <w:rPr>
-          <w:b w:val="0"/>
-        </w:rPr>
-        <w:t>.</w:t>
-      </w:r>
-    </w:p>
-    <w:p>
-      <w:pPr>
-        <w:spacing w:line="336" w:lineRule="auto" w:after="180"/>
-        <w:shd w:fill="F4F9FC"/>
-      </w:pPr>
-      <w:r>
-        <w:rPr>
-          <w:b w:val="0"/>
-        </w:rPr>
-        <w:t>3. D becomes eligible and scores 9, so it wins.</w:t>
-      </w:r>
-    </w:p>
-    <w:p>
-      <w:pPr>
-        <w:pStyle w:val="Heading3"/>
-      </w:pPr>
-      <w:r>
-        <w:t>My selected conclusion, deciding fact and explanation</w:t>
-      </w:r>
-    </w:p>
-    <w:p>
-      <w:r>
-        <w:t>________________________________________________________________</w:t>
-      </w:r>
-    </w:p>
-    <w:p>
-      <w:r>
-        <w:t>________________________________________________________________</w:t>
-      </w:r>
-    </w:p>
-    <w:p>
-      <w:r>
-        <w:t>________________________________________________________________</w:t>
-      </w:r>
-    </w:p>
-    <w:p>
-      <w:r>
-        <w:t>________________________________________________________________</w:t>
-      </w:r>
-    </w:p>
-    <w:p>
-      <w:r>
-        <w:t>________________________________________________________________</w:t>
-      </w:r>
-    </w:p>
-    <w:p>
-      <w:pPr>
-        <w:pStyle w:val="Heading3"/>
-      </w:pPr>
-      <w:r>
-        <w:t>Hint · try first</w:t>
-      </w:r>
-    </w:p>
-    <w:p>
-      <w:pPr>
-        <w:spacing w:line="336" w:lineRule="auto" w:after="180"/>
-        <w:shd w:fill="F1F6F8"/>
-      </w:pPr>
-      <w:r>
-        <w:rPr>
-          <w:b w:val="0"/>
-        </w:rPr>
-        <w:t>Hint if needed: Use the changed condition and the deciding step in the pictorial trace. The answer must say what follows from those facts.</w:t>
-      </w:r>
-    </w:p>
-    <w:p>
-      <w:pPr>
-        <w:pStyle w:val="Heading3"/>
-      </w:pPr>
-      <w:r>
-        <w:t>Feedback · compare after trying</w:t>
-      </w:r>
-    </w:p>
-    <w:p>
-      <w:pPr>
-        <w:spacing w:line="336" w:lineRule="auto" w:after="180"/>
-        <w:shd w:fill="F1F6FC"/>
-      </w:pPr>
-      <w:r>
-        <w:rPr>
-          <w:b w:val="0"/>
-        </w:rPr>
-        <w:t xml:space="preserve">After your attempt, compare with the supported explanation: D becomes eligible and scores 9, so it wins. The </w:t>
-      </w:r>
-      <w:r>
-        <w:rPr>
-          <w:b/>
-        </w:rPr>
-        <w:t>evidence</w:t>
-      </w:r>
-      <w:r>
-        <w:rPr>
-          <w:b w:val="0"/>
-        </w:rPr>
-        <w:t xml:space="preserve">-backed </w:t>
-      </w:r>
-      <w:r>
-        <w:rPr>
-          <w:b/>
-        </w:rPr>
-        <w:t>input</w:t>
-      </w:r>
-      <w:r>
-        <w:rPr>
-          <w:b w:val="0"/>
-        </w:rPr>
-        <w:t xml:space="preserve"> repair changes validation and then ranking; record this as a new case/version.</w:t>
-      </w:r>
-    </w:p>
-    <w:p>
-      <w:pPr>
-        <w:pStyle w:val="Heading3"/>
-      </w:pPr>
-      <w:r>
-        <w:t>Repair a missing building block</w:t>
-      </w:r>
-    </w:p>
-    <w:p>
-      <w:pPr>
-        <w:spacing w:line="336" w:lineRule="auto" w:after="180"/>
-      </w:pPr>
-      <w:r>
-        <w:rPr>
-          <w:b w:val="0"/>
-        </w:rPr>
-        <w:t>Review Improve and Challenge (ai-2/35). Goal: Repair a specific observed failure. Short practice: Why are tests at both 100 and 101 needed?. Return to this week and explain what you changed.</w:t>
-      </w:r>
-    </w:p>
-    <w:p>
-      <w:pPr>
-        <w:spacing w:line="336" w:lineRule="auto" w:after="180"/>
-      </w:pPr>
-      <w:r>
-        <w:rPr>
-          <w:b w:val="0"/>
-        </w:rPr>
-        <w:t>Review Build the Recommender (ai-2/33). Goal: Implement a deterministic recommender. Short practice: Explain why B does not win after D is excluded even though it has fewer pages..</w:t>
-      </w:r>
-    </w:p>
-    <w:p>
-      <w:pPr>
-        <w:spacing w:line="336" w:lineRule="auto" w:after="180"/>
-      </w:pPr>
-      <w:r>
-        <w:rPr>
-          <w:b w:val="0"/>
-        </w:rPr>
-        <w:t>Return to this week and explain what you changed.</w:t>
-      </w:r>
-    </w:p>
-    <w:p>
-      <w:pPr>
-        <w:spacing w:line="336" w:lineRule="auto" w:after="180"/>
-      </w:pPr>
-      <w:r>
-        <w:rPr>
-          <w:b w:val="0"/>
-        </w:rPr>
-        <w:t xml:space="preserve">Review Agents and Tools (ai-2/30). Goal: Explain the </w:t>
-      </w:r>
-      <w:r>
-        <w:rPr>
-          <w:b/>
-        </w:rPr>
-        <w:t>mechanism</w:t>
-      </w:r>
-      <w:r>
-        <w:rPr>
-          <w:b w:val="0"/>
-        </w:rPr>
-        <w:t xml:space="preserve"> and terminology of state machines for bounded agents. Short practice: Can the assistant accept Trace B because its final state is done?.</w:t>
-      </w:r>
-    </w:p>
-    <w:p>
-      <w:pPr>
-        <w:spacing w:line="336" w:lineRule="auto" w:after="180"/>
-      </w:pPr>
-      <w:r>
-        <w:rPr>
-          <w:b w:val="0"/>
-        </w:rPr>
-        <w:t>Return to this week and explain what you changed.</w:t>
-      </w:r>
-    </w:p>
-    <w:p>
-      <w:pPr>
-        <w:pStyle w:val="Heading3"/>
-      </w:pPr>
-      <w:r>
-        <w:t>Predict, run and debug</w:t>
-      </w:r>
-    </w:p>
-    <w:p>
-      <w:pPr>
-        <w:spacing w:line="336" w:lineRule="auto" w:after="180"/>
-      </w:pPr>
-      <w:r>
-        <w:rPr>
-          <w:b w:val="0"/>
-        </w:rPr>
-        <w:t xml:space="preserve">The browser lab lets you edit the supported Python examples already included in this lesson. Predict first, run, inspect the actual </w:t>
-      </w:r>
-      <w:r>
-        <w:rPr>
-          <w:b/>
-        </w:rPr>
-        <w:t>output</w:t>
-      </w:r>
-      <w:r>
-        <w:rPr>
-          <w:b w:val="0"/>
-        </w:rPr>
-        <w:t xml:space="preserve"> or error, change one </w:t>
-      </w:r>
-      <w:r>
-        <w:rPr>
-          <w:b/>
-        </w:rPr>
-        <w:t>input</w:t>
-      </w:r>
-      <w:r>
-        <w:rPr>
-          <w:b w:val="0"/>
-        </w:rPr>
-        <w:t>, then run again.</w:t>
-      </w:r>
-    </w:p>
-    <w:p>
-      <w:pPr>
-        <w:spacing w:line="336" w:lineRule="auto" w:after="180"/>
-      </w:pPr>
-      <w:r>
-        <w:rPr>
-          <w:b w:val="0"/>
-        </w:rPr>
-        <w:t xml:space="preserve">Keep code, </w:t>
-      </w:r>
-      <w:r>
-        <w:rPr>
-          <w:b/>
-        </w:rPr>
-        <w:t>prediction</w:t>
-      </w:r>
-      <w:r>
-        <w:rPr>
-          <w:b w:val="0"/>
-        </w:rPr>
-        <w:t>s, actual results and a reasoned revision together. On paper, label your result as a trace rather than an execution.</w:t>
-      </w:r>
-    </w:p>
-    <w:p>
-      <w:pPr>
-        <w:pStyle w:val="Heading3"/>
-      </w:pPr>
-      <w:r>
         <w:t>Keep your completed work</w:t>
       </w:r>
     </w:p>
     <w:p>
       <w:pPr>
-        <w:spacing w:line="336" w:lineRule="auto" w:after="180"/>
-      </w:pPr>
-      <w:r>
-        <w:rPr>
-          <w:b w:val="0"/>
-        </w:rPr>
-        <w:t xml:space="preserve">Use Download completed work in the hosted lesson to export your answers, reflections, practice feedback and code-run </w:t>
-      </w:r>
-      <w:r>
-        <w:rPr>
-          <w:b/>
-        </w:rPr>
-        <w:t>evidence</w:t>
-      </w:r>
-      <w:r>
-        <w:rPr>
-          <w:b w:val="0"/>
-        </w:rPr>
-        <w:t>. Open the HTML copy to read or print it.</w:t>
-      </w:r>
-    </w:p>
-    <w:p>
-      <w:pPr>
-        <w:spacing w:line="336" w:lineRule="auto" w:after="180"/>
-      </w:pPr>
-      <w:r>
-        <w:rPr>
-          <w:b w:val="0"/>
-        </w:rPr>
-        <w:t>Drafts stay in this browser when storage is available; clear drafts on a shared device.</w:t>
-      </w:r>
-    </w:p>
-    <w:p>
-      <w:pPr>
         <w:pStyle w:val="Heading1"/>
       </w:pPr>
       <w:r>
-        <w:t>18. Visual concept journey</w:t>
-      </w:r>
-    </w:p>
-    <w:p>
-      <w:r>
-        <w:t>Explain each Capstone Expo graphic using its labels, deciding evidence and relevant limitation.</w:t>
-      </w:r>
-    </w:p>
-    <w:p>
-      <w:pPr>
-        <w:pStyle w:val="Heading3"/>
+        <w:t>18. Reference: the six-picture journey</w:t>
+      </w:r>
+    </w:p>
+    <w:p>
+      <w:r>
+        <w:t>Revisit the picture that serves the current question; key diagrams already sit beside the main explanation.</w:t>
+      </w:r>
+    </w:p>
+    <w:p>
+      <w:pPr>
+        <w:pStyle w:val="Heading2"/>
       </w:pPr>
       <w:r>
         <w:t>01. Capstone Expo: the case</w:t>
@@ -6767,7 +7193,7 @@
         <w:drawing>
           <wp:inline xmlns:a="http://schemas.openxmlformats.org/drawingml/2006/main" xmlns:pic="http://schemas.openxmlformats.org/drawingml/2006/picture">
             <wp:extent cx="5486400" cy="3438144"/>
-            <wp:docPr id="22" name="Picture 22" descr="A fictional team presents its transparent book recommender on a reserved catalogue. Supplied facts: Request maximum 120 pages; score=2×interest+illustrated, where illustrated is 1 for True and 0 for False; tie by ID. A pages120 interest3 True; B pages100 interest4 False; C pages121 interest5 True; D pages90 interest&quot;4&quot; True. Numeric fields require exact integers."/>
+            <wp:docPr id="28" name="Picture 28" descr="A fictional team presents its transparent book recommender on a supplied practice catalogue. Supplied facts: Request maximum 120 pages; score=2×interest+illustrated, where illustrated is 1 for True and 0 for False; tie by ID. A pages120 interest3 True; B pages100 interest4 False; C pages121 interest5 True; D pages90 interest&quot;4&quot; True. Numeric fields require exact integers."/>
             <wp:cNvGraphicFramePr>
               <a:graphicFrameLocks noChangeAspect="1"/>
             </wp:cNvGraphicFramePr>
@@ -6779,7 +7205,7 @@
                     <pic:cNvPicPr/>
                   </pic:nvPicPr>
                   <pic:blipFill>
-                    <a:blip r:embed="rId29"/>
+                    <a:blip r:embed="rId31"/>
                     <a:stretch>
                       <a:fillRect/>
                     </a:stretch>
@@ -6806,24 +7232,12 @@
         <w:rPr>
           <w:b w:val="0"/>
         </w:rPr>
-        <w:t>A fictional team presents its transparent book recommender on a reserved catalogue. Supplied facts: Request maximum 120 pages; score=2×interest+illustrated, where illustrated is 1 for True and 0 for False; tie by ID.</w:t>
+        <w:t>A fictional team presents its transparent book recommender on a supplied practice catalogue. Supplied facts: Request maximum 120 pages; score=2×interest+illustrated, where illustrated is 1 for True and 0 for False; tie by ID. A pages120 interest3 True; B pages100 interest4 False; C pages121 interest5 True; D pages90 interest"4" True. Numeric fields require exact integers.</w:t>
       </w:r>
     </w:p>
     <w:p>
       <w:pPr>
         <w:spacing w:line="336" w:lineRule="auto" w:after="180"/>
-      </w:pPr>
-      <w:r>
-        <w:rPr>
-          <w:b w:val="0"/>
-        </w:rPr>
-        <w:t>A pages120 interest3 True; B pages100 interest4 False; C pages121 interest5 True; D pages90 interest"4" True. Numeric fields require exact integers.</w:t>
-      </w:r>
-    </w:p>
-    <w:p>
-      <w:pPr>
-        <w:spacing w:line="336" w:lineRule="auto" w:after="180"/>
-        <w:shd w:fill="F5F1FB"/>
       </w:pPr>
       <w:r>
         <w:rPr>
@@ -6834,7 +7248,7 @@
     </w:p>
     <w:p>
       <w:pPr>
-        <w:pStyle w:val="Heading3"/>
+        <w:pStyle w:val="Heading2"/>
       </w:pPr>
       <w:r>
         <w:t>02. Follow the deciding steps</w:t>
@@ -6845,7 +7259,7 @@
         <w:drawing>
           <wp:inline xmlns:a="http://schemas.openxmlformats.org/drawingml/2006/main" xmlns:pic="http://schemas.openxmlformats.org/drawingml/2006/picture">
             <wp:extent cx="5486400" cy="4005072"/>
-            <wp:docPr id="23" name="Picture 23" descr="Validate: D has text interest and is rejected; A,B,C have valid fields. → Filter: A and B meet the page limit; C exceeds it. → Rank: A scores 7; B scores 8, so B wins. → Defend evidence: Explain two eligible items, one page-limit exclusion and one type rejection."/>
+            <wp:docPr id="29" name="Picture 29" descr="Validate: D has text interest and is rejected; A,B,C have valid fields. → Filter: A and B meet the page limit; C exceeds it. → Rank: A scores 7; B scores 8, so B wins. → Defend evidence: Explain two eligible items, one page-limit exclusion and one type rejection."/>
             <wp:cNvGraphicFramePr>
               <a:graphicFrameLocks noChangeAspect="1"/>
             </wp:cNvGraphicFramePr>
@@ -6857,7 +7271,7 @@
                     <pic:cNvPicPr/>
                   </pic:nvPicPr>
                   <pic:blipFill>
-                    <a:blip r:embed="rId30"/>
+                    <a:blip r:embed="rId17"/>
                     <a:stretch>
                       <a:fillRect/>
                     </a:stretch>
@@ -6902,7 +7316,6 @@
     <w:p>
       <w:pPr>
         <w:spacing w:line="336" w:lineRule="auto" w:after="180"/>
-        <w:shd w:fill="F5F1FB"/>
       </w:pPr>
       <w:r>
         <w:rPr>
@@ -6925,7 +7338,7 @@
     </w:p>
     <w:p>
       <w:pPr>
-        <w:pStyle w:val="Heading3"/>
+        <w:pStyle w:val="Heading2"/>
       </w:pPr>
       <w:r>
         <w:t>03. Follow the evidence</w:t>
@@ -6936,7 +7349,7 @@
         <w:drawing>
           <wp:inline xmlns:a="http://schemas.openxmlformats.org/drawingml/2006/main" xmlns:pic="http://schemas.openxmlformats.org/drawingml/2006/picture">
             <wp:extent cx="5486400" cy="2834640"/>
-            <wp:docPr id="24" name="Picture 24" descr="Follow the evidence. Claim | A selected by stated policy | Show trace and inputs. Quality | Tested cases and failures | Show full denominators. Handover | Versions and run steps | Peer can reproduce"/>
+            <wp:docPr id="30" name="Picture 30" descr="Follow the evidence. Claim | A selected by stated policy | Show trace and inputs. Quality | Tested cases and failures | Show full denominators. Handover | Versions and run steps | Peer can reproduce"/>
             <wp:cNvGraphicFramePr>
               <a:graphicFrameLocks noChangeAspect="1"/>
             </wp:cNvGraphicFramePr>
@@ -6948,7 +7361,7 @@
                     <pic:cNvPicPr/>
                   </pic:nvPicPr>
                   <pic:blipFill>
-                    <a:blip r:embed="rId31"/>
+                    <a:blip r:embed="rId32"/>
                     <a:stretch>
                       <a:fillRect/>
                     </a:stretch>
@@ -7017,7 +7430,6 @@
     <w:p>
       <w:pPr>
         <w:spacing w:line="336" w:lineRule="auto" w:after="180"/>
-        <w:shd w:fill="F5F1FB"/>
       </w:pPr>
       <w:r>
         <w:rPr>
@@ -7028,7 +7440,7 @@
     </w:p>
     <w:p>
       <w:pPr>
-        <w:pStyle w:val="Heading3"/>
+        <w:pStyle w:val="Heading2"/>
       </w:pPr>
       <w:r>
         <w:t>04. Change one thing. Trace what follows.</w:t>
@@ -7039,7 +7451,7 @@
         <w:drawing>
           <wp:inline xmlns:a="http://schemas.openxmlformats.org/drawingml/2006/main" xmlns:pic="http://schemas.openxmlformats.org/drawingml/2006/picture">
             <wp:extent cx="5486400" cy="3179064"/>
-            <wp:docPr id="25" name="Picture 25" descr="Original case: Explain two eligible items, one page-limit exclusion and one type rejection. Changed condition: An authorised repair converts D’s interest to integer 4. Expected result: D becomes eligible and scores 9, so it wins. Reason: The evidence-backed input repair changes validation and then ranking; record this as a new case/version."/>
+            <wp:docPr id="31" name="Picture 31" descr="Original case: Explain two eligible items, one page-limit exclusion and one type rejection. Changed condition: An authorised repair converts D’s interest to integer 4. Expected result: D becomes eligible and scores 9, so it wins. Reason: The evidence-backed input repair changes validation and then ranking; record this as a new case/version."/>
             <wp:cNvGraphicFramePr>
               <a:graphicFrameLocks noChangeAspect="1"/>
             </wp:cNvGraphicFramePr>
@@ -7051,7 +7463,7 @@
                     <pic:cNvPicPr/>
                   </pic:nvPicPr>
                   <pic:blipFill>
-                    <a:blip r:embed="rId32"/>
+                    <a:blip r:embed="rId18"/>
                     <a:stretch>
                       <a:fillRect/>
                     </a:stretch>
@@ -7119,7 +7531,6 @@
     <w:p>
       <w:pPr>
         <w:spacing w:line="336" w:lineRule="auto" w:after="180"/>
-        <w:shd w:fill="F5F1FB"/>
       </w:pPr>
       <w:r>
         <w:rPr>
@@ -7130,7 +7541,7 @@
     </w:p>
     <w:p>
       <w:pPr>
-        <w:pStyle w:val="Heading3"/>
+        <w:pStyle w:val="Heading2"/>
       </w:pPr>
       <w:r>
         <w:t>05. Connect the explanation to its limit</w:t>
@@ -7141,7 +7552,7 @@
         <w:drawing>
           <wp:inline xmlns:a="http://schemas.openxmlformats.org/drawingml/2006/main" xmlns:pic="http://schemas.openxmlformats.org/drawingml/2006/picture">
             <wp:extent cx="5486400" cy="2834640"/>
-            <wp:docPr id="26" name="Picture 26" descr="A presentation should let someone rebuild the result from the stated contract. A’s equality is accepted; D is not silently converted; C’s high preference score cannot override the page requirement. Reversing rows must preserve B because it has the unique highest eligible score. Keep the reserved case distinct from practice demonstrations. Limit: A defensible algorithmic trace does not prove B will be liked or that classroom learning improved."/>
+            <wp:docPr id="32" name="Picture 32" descr="A presentation should let someone rebuild the result from the stated contract. A’s equality is accepted; D is not silently converted; C’s high preference score cannot override the page requirement. Reversing rows must preserve B because it has the unique highest eligible score. This pictured case is supported practice; keep the separately named independent activity task for a first attempt before feedback. Limit: A defensible algorithmic trace does not prove B will be liked or that classroom learning improved."/>
             <wp:cNvGraphicFramePr>
               <a:graphicFrameLocks noChangeAspect="1"/>
             </wp:cNvGraphicFramePr>
@@ -7180,47 +7591,12 @@
         <w:rPr>
           <w:b w:val="0"/>
         </w:rPr>
-        <w:t>A presentation should let someone rebuild the result from the stated contract. A’s equality is accepted; D is not silently converted; C’s high preference score cannot override the page requirement.</w:t>
+        <w:t>A presentation should let someone rebuild the result from the stated contract. A’s equality is accepted; D is not silently converted; C’s high preference score cannot override the page requirement. Reversing rows must preserve B because it has the unique highest eligible score. This pictured case is supported practice; keep the separately named independent activity task for a first attempt before feedback. Limit: A defensible algorithmic trace does not prove B will be liked or that classroom learning improved.</w:t>
       </w:r>
     </w:p>
     <w:p>
       <w:pPr>
         <w:spacing w:line="336" w:lineRule="auto" w:after="180"/>
-      </w:pPr>
-      <w:r>
-        <w:rPr>
-          <w:b w:val="0"/>
-        </w:rPr>
-        <w:t xml:space="preserve">Reversing rows must preserve B because it has the unique highest eligible score. Keep the reserved case distinct from practice </w:t>
-      </w:r>
-      <w:r>
-        <w:rPr>
-          <w:b/>
-        </w:rPr>
-        <w:t>demonstration</w:t>
-      </w:r>
-      <w:r>
-        <w:rPr>
-          <w:b w:val="0"/>
-        </w:rPr>
-        <w:t>s.</w:t>
-      </w:r>
-    </w:p>
-    <w:p>
-      <w:pPr>
-        <w:spacing w:line="336" w:lineRule="auto" w:after="180"/>
-      </w:pPr>
-      <w:r>
-        <w:rPr>
-          <w:b w:val="0"/>
-        </w:rPr>
-        <w:t>Limit: A defensible algorithmic trace does not prove B will be liked or that classroom learning improved.</w:t>
-      </w:r>
-    </w:p>
-    <w:p>
-      <w:pPr>
-        <w:spacing w:line="336" w:lineRule="auto" w:after="180"/>
-        <w:shd w:fill="F5F1FB"/>
       </w:pPr>
       <w:r>
         <w:rPr>
@@ -7231,7 +7607,7 @@
     </w:p>
     <w:p>
       <w:pPr>
-        <w:pStyle w:val="Heading3"/>
+        <w:pStyle w:val="Heading2"/>
       </w:pPr>
       <w:r>
         <w:t>06. Make the idea visible in your project</w:t>
@@ -7242,7 +7618,7 @@
         <w:drawing>
           <wp:inline xmlns:a="http://schemas.openxmlformats.org/drawingml/2006/main" xmlns:pic="http://schemas.openxmlformats.org/drawingml/2006/picture">
             <wp:extent cx="5486400" cy="3380232"/>
-            <wp:docPr id="27" name="Picture 27" descr="Present the Transparent Book Recommender’s code, baseline, full-case traces, reserved results and limitations, without claiming fictional results as pupil work. Draw your input, deciding step, result and limit. Supported question: Give the original winning ID, its score, and counts of eligible, excluded and invalid rows."/>
+            <wp:docPr id="33" name="Picture 33" descr="Present the Transparent Book Recommender’s code, baseline, full-case traces, reserved results and limitations, without claiming fictional results as pupil work. Draw your input, deciding step, result and limit. Supported question: Give the original winning ID, its score, and counts of eligible, excluded and invalid rows."/>
             <wp:cNvGraphicFramePr>
               <a:graphicFrameLocks noChangeAspect="1"/>
             </wp:cNvGraphicFramePr>
@@ -7322,7 +7698,6 @@
     <w:p>
       <w:pPr>
         <w:spacing w:line="336" w:lineRule="auto" w:after="180"/>
-        <w:shd w:fill="F5F1FB"/>
       </w:pPr>
       <w:r>
         <w:rPr>
@@ -7341,6 +7716,62 @@
           <w:b w:val="0"/>
         </w:rPr>
         <w:t>.</w:t>
+      </w:r>
+    </w:p>
+    <w:p>
+      <w:pPr>
+        <w:pStyle w:val="Heading2"/>
+      </w:pPr>
+      <w:r>
+        <w:t>Earlier wording, alternatives and picture transcripts · reference / check after trying</w:t>
+      </w:r>
+    </w:p>
+    <w:p>
+      <w:pPr>
+        <w:pStyle w:val="Heading3"/>
+      </w:pPr>
+      <w:r>
+        <w:t>01. Capstone Expo: the case</w:t>
+      </w:r>
+    </w:p>
+    <w:p>
+      <w:pPr>
+        <w:pStyle w:val="Heading3"/>
+      </w:pPr>
+      <w:r>
+        <w:t>02. Follow the deciding steps</w:t>
+      </w:r>
+    </w:p>
+    <w:p>
+      <w:pPr>
+        <w:pStyle w:val="Heading3"/>
+      </w:pPr>
+      <w:r>
+        <w:t>03. Follow the evidence</w:t>
+      </w:r>
+    </w:p>
+    <w:p>
+      <w:pPr>
+        <w:pStyle w:val="Heading3"/>
+      </w:pPr>
+      <w:r>
+        <w:t>04. Change one thing. Trace what follows.</w:t>
+      </w:r>
+    </w:p>
+    <w:p>
+      <w:pPr>
+        <w:pStyle w:val="Heading3"/>
+      </w:pPr>
+      <w:r>
+        <w:t>05. Connect the explanation to its limit</w:t>
+      </w:r>
+    </w:p>
+    <w:p>
+      <w:pPr>
+        <w:pStyle w:val="Heading3"/>
+      </w:pPr>
+      <w:r>
+        <w:t>06. Make the idea visible in your project</w:t>
       </w:r>
     </w:p>
     <w:sectPr>

--- a/downloads/student/ai-2-week-36.docx
+++ b/downloads/student/ai-2-week-36.docx
@@ -7551,7 +7551,7 @@
       <w:r>
         <w:drawing>
           <wp:inline xmlns:a="http://schemas.openxmlformats.org/drawingml/2006/main" xmlns:pic="http://schemas.openxmlformats.org/drawingml/2006/picture">
-            <wp:extent cx="5486400" cy="2834640"/>
+            <wp:extent cx="5486400" cy="2941320"/>
             <wp:docPr id="32" name="Picture 32" descr="A presentation should let someone rebuild the result from the stated contract. A’s equality is accepted; D is not silently converted; C’s high preference score cannot override the page requirement. Reversing rows must preserve B because it has the unique highest eligible score. This pictured case is supported practice; keep the separately named independent activity task for a first attempt before feedback. Limit: A defensible algorithmic trace does not prove B will be liked or that classroom learning improved."/>
             <wp:cNvGraphicFramePr>
               <a:graphicFrameLocks noChangeAspect="1"/>
@@ -7572,7 +7572,7 @@
                   <pic:spPr>
                     <a:xfrm>
                       <a:off x="0" y="0"/>
-                      <a:ext cx="5486400" cy="2834640"/>
+                      <a:ext cx="5486400" cy="2941320"/>
                     </a:xfrm>
                     <a:prstGeom prst="rect"/>
                   </pic:spPr>
